--- a/downloads/teacher/ai-1-week-05.docx
+++ b/downloads/teacher/ai-1-week-05.docx
@@ -2976,6 +2976,396 @@
         <w:t>If the sorter uses images, retain dimensions and arrangement rather than assuming a dark-pixel count describes shape.</w:t>
       </w:r>
     </w:p>
+    <w:p>
+      <w:pPr>
+        <w:pStyle w:val="Heading1"/>
+      </w:pPr>
+      <w:r>
+        <w:t>07. Prepare, teach and assess</w:t>
+      </w:r>
+    </w:p>
+    <w:p>
+      <w:r>
+        <w:t>Teaching target: Encode and reconstruct a small image using an explicit grid convention</w:t>
+      </w:r>
+    </w:p>
+    <w:p>
+      <w:r>
+        <w:t>Prepare the labelled worked-case picture, the matching workbook, fictional input cards and a place for individual responses. No paid AI account is required for the paper reasoning activities.</w:t>
+      </w:r>
+    </w:p>
+    <w:tbl>
+      <w:tblPr>
+        <w:tblStyle w:val="LightShading-Accent1"/>
+        <w:tblW w:type="auto" w:w="0"/>
+        <w:tblLook w:firstColumn="1" w:firstRow="1" w:lastColumn="0" w:lastRow="0" w:noHBand="0" w:noVBand="1" w:val="04A0"/>
+      </w:tblPr>
+      <w:tblGrid>
+        <w:gridCol w:w="3408"/>
+        <w:gridCol w:w="3408"/>
+        <w:gridCol w:w="3408"/>
+      </w:tblGrid>
+      <w:tr>
+        <w:trPr>
+          <w:tblHeader/>
+        </w:trPr>
+        <w:tc>
+          <w:tcPr>
+            <w:tcW w:type="dxa" w:w="3408"/>
+          </w:tcPr>
+          <w:p>
+            <w:r>
+              <w:t>Session</w:t>
+            </w:r>
+          </w:p>
+        </w:tc>
+        <w:tc>
+          <w:tcPr>
+            <w:tcW w:type="dxa" w:w="3408"/>
+          </w:tcPr>
+          <w:p>
+            <w:r>
+              <w:t>Plan</w:t>
+            </w:r>
+          </w:p>
+        </w:tc>
+        <w:tc>
+          <w:tcPr>
+            <w:tcW w:type="dxa" w:w="3408"/>
+          </w:tcPr>
+          <w:p>
+            <w:r>
+              <w:t>Resources</w:t>
+            </w:r>
+          </w:p>
+        </w:tc>
+      </w:tr>
+      <w:tr>
+        <w:tc>
+          <w:tcPr>
+            <w:tcW w:type="dxa" w:w="3408"/>
+          </w:tcPr>
+          <w:p>
+            <w:r>
+              <w:t>Session 1 · Understand · 45 min</w:t>
+            </w:r>
+          </w:p>
+        </w:tc>
+        <w:tc>
+          <w:tcPr>
+            <w:tcW w:type="dxa" w:w="3408"/>
+          </w:tcPr>
+          <w:p>
+            <w:r>
+              <w:t>0–7: recall and prerequisite; 7–15: inspect the concrete case and predict; 15–30: teacher models the worked trace; 30–40: learners explain a step using the text and visual; 40–45: check the core idea.</w:t>
+            </w:r>
+          </w:p>
+        </w:tc>
+        <w:tc>
+          <w:tcPr>
+            <w:tcW w:type="dxa" w:w="3408"/>
+          </w:tcPr>
+          <w:p>
+            <w:r>
+              <w:t>Sections 1–6; record the brief recall in the workbook.</w:t>
+            </w:r>
+          </w:p>
+        </w:tc>
+      </w:tr>
+      <w:tr>
+        <w:tc>
+          <w:tcPr>
+            <w:tcW w:type="dxa" w:w="3408"/>
+          </w:tcPr>
+          <w:p>
+            <w:r>
+              <w:t>Session 2 · Practise · 45 min</w:t>
+            </w:r>
+          </w:p>
+        </w:tc>
+        <w:tc>
+          <w:tcPr>
+            <w:tcW w:type="dxa" w:w="3408"/>
+          </w:tcPr>
+          <w:p>
+            <w:r>
+              <w:t>0–5: retrieve the procedure; 5–15: W2 completion practice; 15–23: explain and check with a partner; 23–30: each learner answers the misconception check; 30–40: targeted reteaching or a harder variation; 40–45: prepare the investigation.</w:t>
+            </w:r>
+          </w:p>
+        </w:tc>
+        <w:tc>
+          <w:tcPr>
+            <w:tcW w:type="dxa" w:w="3408"/>
+          </w:tcPr>
+          <w:p>
+            <w:r>
+              <w:t>Sections 7–10; use the matching workbook W2 and misconception check.</w:t>
+            </w:r>
+          </w:p>
+        </w:tc>
+      </w:tr>
+      <w:tr>
+        <w:tc>
+          <w:tcPr>
+            <w:tcW w:type="dxa" w:w="3408"/>
+          </w:tcPr>
+          <w:p>
+            <w:r>
+              <w:t>Session 3 · Investigate and transfer · 45 min</w:t>
+            </w:r>
+          </w:p>
+        </w:tc>
+        <w:tc>
+          <w:tcPr>
+            <w:tcW w:type="dxa" w:w="3408"/>
+          </w:tcPr>
+          <w:p>
+            <w:r>
+              <w:t>0–5: retrieve the decision rule; 5–20: investigate or trace; 20–30: start the independent case; 30–38: connect the project; 38–43: act on feedback; 43–45: plan the return check.</w:t>
+            </w:r>
+          </w:p>
+        </w:tc>
+        <w:tc>
+          <w:tcPr>
+            <w:tcW w:type="dxa" w:w="3408"/>
+          </w:tcPr>
+          <w:p>
+            <w:r>
+              <w:t>Sections 9 and 11–14. Give extra time to finish the full task set; use Section 15 when the week includes a coding lab.</w:t>
+            </w:r>
+          </w:p>
+        </w:tc>
+      </w:tr>
+    </w:tbl>
+    <w:p>
+      <w:r>
+        <w:t>Before class, solve the supported practice: A message contains 1,0,0,1,1,0 but gives no dimensions. Show a one-row arrangement and a two-row arrangement using the same values. Name the extra information that would distinguish them.</w:t>
+      </w:r>
+    </w:p>
+    <w:p>
+      <w:r>
+        <w:t>Reasoned practice answer: One row of width 6 is [1,0,0,1,1,0]. Two rows of width 3 are [1,0,0] and [1,1,0]. Specify width and height, plus reading order and colour convention. The values alone do not choose the shape.</w:t>
+      </w:r>
+    </w:p>
+    <w:p>
+      <w:r>
+        <w:t>Check every learner before discussion: Use the worked case for Images as numerical grids. Proposed explanation: “The number one always means black”. Decide whether this explanation is supported. Point to the step or supplied fact that decides; explain your repair if needed.</w:t>
+      </w:r>
+    </w:p>
+    <w:p>
+      <w:r>
+        <w:t>Misconception repair: Our convention states that meaning. Other encodings use different scales or channels; read their specification.</w:t>
+      </w:r>
+    </w:p>
+    <w:p>
+      <w:r>
+        <w:t>Support: read the exact case aloud, enlarge the labelled picture, supply input cards and model only the first deciding step. Accept a spoken explanation or drawing; retain the reasoning goal.</w:t>
+      </w:r>
+    </w:p>
+    <w:p>
+      <w:r>
+        <w:t>Extension: Change A’s bottom-left pixel from 0 to 1. Require a prediction and a reason before comparing. Expected result: A now has four dark pixels; its row encoding is 101 / 110. Reason: Exactly one light pixel becomes dark; the other five positions remain unchanged.</w:t>
+      </w:r>
+    </w:p>
+    <w:p>
+      <w:r>
+        <w:t>Independent assessment: withhold the reserved answer until the learner has attempted the new case. Record support separately from correctness.</w:t>
+      </w:r>
+    </w:p>
+    <w:tbl>
+      <w:tblPr>
+        <w:tblStyle w:val="LightShading-Accent1"/>
+        <w:tblW w:type="auto" w:w="0"/>
+        <w:tblLook w:firstColumn="1" w:firstRow="1" w:lastColumn="0" w:lastRow="0" w:noHBand="0" w:noVBand="1" w:val="04A0"/>
+      </w:tblPr>
+      <w:tblGrid>
+        <w:gridCol w:w="2556"/>
+        <w:gridCol w:w="2556"/>
+        <w:gridCol w:w="2556"/>
+        <w:gridCol w:w="2556"/>
+      </w:tblGrid>
+      <w:tr>
+        <w:trPr>
+          <w:tblHeader/>
+        </w:trPr>
+        <w:tc>
+          <w:tcPr>
+            <w:tcW w:type="dxa" w:w="2556"/>
+          </w:tcPr>
+          <w:p>
+            <w:r>
+              <w:t>Criterion</w:t>
+            </w:r>
+          </w:p>
+        </w:tc>
+        <w:tc>
+          <w:tcPr>
+            <w:tcW w:type="dxa" w:w="2556"/>
+          </w:tcPr>
+          <w:p>
+            <w:r>
+              <w:t>Not yet</w:t>
+            </w:r>
+          </w:p>
+        </w:tc>
+        <w:tc>
+          <w:tcPr>
+            <w:tcW w:type="dxa" w:w="2556"/>
+          </w:tcPr>
+          <w:p>
+            <w:r>
+              <w:t>With support</w:t>
+            </w:r>
+          </w:p>
+        </w:tc>
+        <w:tc>
+          <w:tcPr>
+            <w:tcW w:type="dxa" w:w="2556"/>
+          </w:tcPr>
+          <w:p>
+            <w:r>
+              <w:t>Independent</w:t>
+            </w:r>
+          </w:p>
+        </w:tc>
+      </w:tr>
+      <w:tr>
+        <w:tc>
+          <w:tcPr>
+            <w:tcW w:type="dxa" w:w="2556"/>
+          </w:tcPr>
+          <w:p>
+            <w:r>
+              <w:t>Explanation</w:t>
+            </w:r>
+          </w:p>
+        </w:tc>
+        <w:tc>
+          <w:tcPr>
+            <w:tcW w:type="dxa" w:w="2556"/>
+          </w:tcPr>
+          <w:p>
+            <w:r>
+              <w:t>Names an answer without a deciding fact</w:t>
+            </w:r>
+          </w:p>
+        </w:tc>
+        <w:tc>
+          <w:tcPr>
+            <w:tcW w:type="dxa" w:w="2556"/>
+          </w:tcPr>
+          <w:p>
+            <w:r>
+              <w:t>Uses a hint to link fact and decision</w:t>
+            </w:r>
+          </w:p>
+        </w:tc>
+        <w:tc>
+          <w:tcPr>
+            <w:tcW w:type="dxa" w:w="2556"/>
+          </w:tcPr>
+          <w:p>
+            <w:r>
+              <w:t>Explains the deciding fact in own words</w:t>
+            </w:r>
+          </w:p>
+        </w:tc>
+      </w:tr>
+      <w:tr>
+        <w:tc>
+          <w:tcPr>
+            <w:tcW w:type="dxa" w:w="2556"/>
+          </w:tcPr>
+          <w:p>
+            <w:r>
+              <w:t>Trace or test</w:t>
+            </w:r>
+          </w:p>
+        </w:tc>
+        <w:tc>
+          <w:tcPr>
+            <w:tcW w:type="dxa" w:w="2556"/>
+          </w:tcPr>
+          <w:p>
+            <w:r>
+              <w:t>Cannot connect input and result</w:t>
+            </w:r>
+          </w:p>
+        </w:tc>
+        <w:tc>
+          <w:tcPr>
+            <w:tcW w:type="dxa" w:w="2556"/>
+          </w:tcPr>
+          <w:p>
+            <w:r>
+              <w:t>Completes steps with prompts</w:t>
+            </w:r>
+          </w:p>
+        </w:tc>
+        <w:tc>
+          <w:tcPr>
+            <w:tcW w:type="dxa" w:w="2556"/>
+          </w:tcPr>
+          <w:p>
+            <w:r>
+              <w:t>Traces or tests a changed case accurately</w:t>
+            </w:r>
+          </w:p>
+        </w:tc>
+      </w:tr>
+      <w:tr>
+        <w:tc>
+          <w:tcPr>
+            <w:tcW w:type="dxa" w:w="2556"/>
+          </w:tcPr>
+          <w:p>
+            <w:r>
+              <w:t>Limits and revision</w:t>
+            </w:r>
+          </w:p>
+        </w:tc>
+        <w:tc>
+          <w:tcPr>
+            <w:tcW w:type="dxa" w:w="2556"/>
+          </w:tcPr>
+          <w:p>
+            <w:r>
+              <w:t>Claims more than evidence supports</w:t>
+            </w:r>
+          </w:p>
+        </w:tc>
+        <w:tc>
+          <w:tcPr>
+            <w:tcW w:type="dxa" w:w="2556"/>
+          </w:tcPr>
+          <w:p>
+            <w:r>
+              <w:t>Names a limit after a prompt</w:t>
+            </w:r>
+          </w:p>
+        </w:tc>
+        <w:tc>
+          <w:tcPr>
+            <w:tcW w:type="dxa" w:w="2556"/>
+          </w:tcPr>
+          <w:p>
+            <w:r>
+              <w:t>States a defensible limit and useful next test</w:t>
+            </w:r>
+          </w:p>
+        </w:tc>
+      </w:tr>
+    </w:tbl>
+    <w:p>
+      <w:r>
+        <w:t>Project checkpoint: Frame the need. Name the user, the problem, allowed inputs and a safe simple starting method.</w:t>
+      </w:r>
+    </w:p>
+    <w:p>
+      <w:r>
+        <w:t>Use the weekly teacher answer for topic-specific reasoning. A saved progress tick is an activity record; judge mastery from the learner’s explanation and evidence.</w:t>
+      </w:r>
+    </w:p>
     <w:sectPr>
       <w:pgSz w:w="12240" w:h="15840"/>
       <w:pgMar w:top="936" w:right="1008" w:bottom="936" w:left="1008" w:header="720" w:footer="720" w:gutter="0"/>

--- a/downloads/teacher/ai-1-week-05.docx
+++ b/downloads/teacher/ai-1-week-05.docx
@@ -3366,6 +3366,39 @@
         <w:t>Use the weekly teacher answer for topic-specific reasoning. A saved progress tick is an activity record; judge mastery from the learner’s explanation and evidence.</w:t>
       </w:r>
     </w:p>
+    <w:p>
+      <w:pPr>
+        <w:pStyle w:val="Heading1"/>
+      </w:pPr>
+      <w:r>
+        <w:t>08. Use feedback, labs and repair paths</w:t>
+      </w:r>
+    </w:p>
+    <w:p>
+      <w:r>
+        <w:t>Use the two formative questions as supported practice, not as independent mastery scores. Discuss the deciding evidence rather than accepting a guessed selection.</w:t>
+      </w:r>
+    </w:p>
+    <w:p>
+      <w:r>
+        <w:t>The feedback comes from the reviewed public worked case. Do not reveal the separately reserved independent teacher answer until the learner has attempted that case.</w:t>
+      </w:r>
+    </w:p>
+    <w:p>
+      <w:r>
+        <w:t>Ask students to predict before running code. Preserve errors and actual outputs; collect a changed test and an explanation. The branch-boundary and indexing lessons deliberately include failure cases.</w:t>
+      </w:r>
+    </w:p>
+    <w:p>
+      <w:r>
+        <w:t>Use the earlier worked-explanation links to address a specific missing building block, then return to the current question. Adapt this suggestion after observing the learner; it is not an automatic diagnosis.</w:t>
+      </w:r>
+    </w:p>
+    <w:p>
+      <w:r>
+        <w:t>Collect the completed-work portfolio as evidence. Record support separately from correctness, and assess explanation, trace/test and limitations. Progress ticks and quiz selections alone do not establish mastery.</w:t>
+      </w:r>
+    </w:p>
     <w:sectPr>
       <w:pgSz w:w="12240" w:h="15840"/>
       <w:pgMar w:top="936" w:right="1008" w:bottom="936" w:left="1008" w:header="720" w:footer="720" w:gutter="0"/>

--- a/downloads/teacher/ai-1-week-05.docx
+++ b/downloads/teacher/ai-1-week-05.docx
@@ -29,6 +29,11 @@
       </w:r>
     </w:p>
     <w:p>
+      <w:r>
+        <w:t>Prepare Pictures Become Numbers: check the target, prerequisites, resources and adaptable teaching schedule.</w:t>
+      </w:r>
+    </w:p>
+    <w:p>
       <w:pPr>
         <w:pStyle w:val="Heading3"/>
       </w:pPr>
@@ -37,8 +42,26 @@
       </w:r>
     </w:p>
     <w:p>
-      <w:r>
-        <w:t>Primary target: Encode and reconstruct a small image using an explicit grid convention</w:t>
+      <w:pPr>
+        <w:spacing w:line="336" w:lineRule="auto" w:after="180"/>
+      </w:pPr>
+      <w:r>
+        <w:rPr>
+          <w:b w:val="0"/>
+        </w:rPr>
+        <w:t xml:space="preserve">Primary target: Encode and reconstruct a small image using an explicit </w:t>
+      </w:r>
+      <w:r>
+        <w:rPr>
+          <w:b/>
+        </w:rPr>
+        <w:t>grid</w:t>
+      </w:r>
+      <w:r>
+        <w:rPr>
+          <w:b w:val="0"/>
+        </w:rPr>
+        <w:t xml:space="preserve"> convention</w:t>
       </w:r>
     </w:p>
     <w:tbl>
@@ -185,8 +208,37 @@
       </w:tr>
     </w:tbl>
     <w:p>
-      <w:r>
-        <w:t>This is a starting allocation of 135 minutes, not a validated duration. Preserve all named topics. Schedule extra time for connected examples, the full investigation, independent cases and project building. Repeated copies of a case share one recorded attempt; they are not new evidence.</w:t>
+      <w:pPr>
+        <w:spacing w:line="336" w:lineRule="auto" w:after="180"/>
+      </w:pPr>
+      <w:r>
+        <w:rPr>
+          <w:b w:val="0"/>
+        </w:rPr>
+        <w:t>This is a starting allocation of 135 minutes, not a validated duration. Preserve all named topics. Schedule extra time for connected examples, the full investigation, independent cases and project building.</w:t>
+      </w:r>
+    </w:p>
+    <w:p>
+      <w:pPr>
+        <w:spacing w:line="336" w:lineRule="auto" w:after="180"/>
+      </w:pPr>
+      <w:r>
+        <w:rPr>
+          <w:b w:val="0"/>
+        </w:rPr>
+        <w:t xml:space="preserve">Repeated copies of a case share one recorded attempt; they are not new </w:t>
+      </w:r>
+      <w:r>
+        <w:rPr>
+          <w:b/>
+        </w:rPr>
+        <w:t>evidence</w:t>
+      </w:r>
+      <w:r>
+        <w:rPr>
+          <w:b w:val="0"/>
+        </w:rPr>
+        <w:t>.</w:t>
       </w:r>
     </w:p>
     <w:p>
@@ -206,18 +258,48 @@
       </w:r>
     </w:p>
     <w:p>
-      <w:r>
+      <w:pPr>
+        <w:spacing w:line="336" w:lineRule="auto" w:after="180"/>
+      </w:pPr>
+      <w:r>
+        <w:rPr>
+          <w:b w:val="0"/>
+        </w:rPr>
         <w:t>Without opening the old lesson, explain one key idea from Rules or Learned Patterns?. Give an example and a mistake that the idea helps you avoid.</w:t>
       </w:r>
     </w:p>
     <w:p>
-      <w:r>
+      <w:pPr>
+        <w:spacing w:line="336" w:lineRule="auto" w:after="180"/>
+      </w:pPr>
+      <w:r>
+        <w:rPr>
+          <w:b w:val="0"/>
+        </w:rPr>
         <w:t>Look for: Execute a stated rule including its boundary</w:t>
       </w:r>
     </w:p>
     <w:p>
-      <w:r>
-        <w:t>Reference example, not the only acceptable wording: At least 5 gives narrow, wide, wide. Greater than 5 gives narrow, narrow, wide. Only the equality case changes among these inputs.</w:t>
+      <w:pPr>
+        <w:spacing w:line="336" w:lineRule="auto" w:after="180"/>
+      </w:pPr>
+      <w:r>
+        <w:rPr>
+          <w:b w:val="0"/>
+        </w:rPr>
+        <w:t xml:space="preserve">Reference example, not the only acceptable wording: At least 5 gives narrow, wide, wide. Greater than 5 gives narrow, narrow, wide. Only the equality case changes among these </w:t>
+      </w:r>
+      <w:r>
+        <w:rPr>
+          <w:b/>
+        </w:rPr>
+        <w:t>input</w:t>
+      </w:r>
+      <w:r>
+        <w:rPr>
+          <w:b w:val="0"/>
+        </w:rPr>
+        <w:t>s.</w:t>
       </w:r>
     </w:p>
     <w:p>
@@ -229,22 +311,123 @@
       </w:r>
     </w:p>
     <w:p>
-      <w:r>
-        <w:t>Without opening the old lesson, explain one key idea from Input, Process, Output. Give an example and a mistake that the idea helps you avoid.</w:t>
-      </w:r>
-    </w:p>
-    <w:p>
-      <w:r>
+      <w:pPr>
+        <w:spacing w:line="336" w:lineRule="auto" w:after="180"/>
+      </w:pPr>
+      <w:r>
+        <w:rPr>
+          <w:b w:val="0"/>
+        </w:rPr>
+        <w:t xml:space="preserve">Without opening the old lesson, explain one key idea from </w:t>
+      </w:r>
+      <w:r>
+        <w:rPr>
+          <w:b/>
+        </w:rPr>
+        <w:t>Input</w:t>
+      </w:r>
+      <w:r>
+        <w:rPr>
+          <w:b w:val="0"/>
+        </w:rPr>
+        <w:t xml:space="preserve">, </w:t>
+      </w:r>
+      <w:r>
+        <w:rPr>
+          <w:b/>
+        </w:rPr>
+        <w:t>Process</w:t>
+      </w:r>
+      <w:r>
+        <w:rPr>
+          <w:b w:val="0"/>
+        </w:rPr>
+        <w:t xml:space="preserve">, </w:t>
+      </w:r>
+      <w:r>
+        <w:rPr>
+          <w:b/>
+        </w:rPr>
+        <w:t>Output</w:t>
+      </w:r>
+      <w:r>
+        <w:rPr>
+          <w:b w:val="0"/>
+        </w:rPr>
+        <w:t>. Give an example and a mistake that the idea helps you avoid.</w:t>
+      </w:r>
+    </w:p>
+    <w:p>
+      <w:pPr>
+        <w:spacing w:line="336" w:lineRule="auto" w:after="180"/>
+      </w:pPr>
+      <w:r>
+        <w:rPr>
+          <w:b w:val="0"/>
+        </w:rPr>
         <w:t>Look for: Trace information through a system without confusing information with a physical action</w:t>
       </w:r>
     </w:p>
     <w:p>
-      <w:r>
-        <w:t>Reference example, not the only acceptable wording: Input includes both request fields and all three catalogue records. The process checks science AND pages&lt;=120. Output contains A only; B fails the length condition and C fails the genre condition. Listing A does not establish that a copy was reserved.</w:t>
-      </w:r>
-    </w:p>
-    <w:p>
-      <w:r>
+      <w:pPr>
+        <w:spacing w:line="336" w:lineRule="auto" w:after="180"/>
+      </w:pPr>
+      <w:r>
+        <w:rPr>
+          <w:b w:val="0"/>
+        </w:rPr>
+        <w:t xml:space="preserve">Reference example, not the only acceptable wording: </w:t>
+      </w:r>
+      <w:r>
+        <w:rPr>
+          <w:b/>
+        </w:rPr>
+        <w:t>Input</w:t>
+      </w:r>
+      <w:r>
+        <w:rPr>
+          <w:b w:val="0"/>
+        </w:rPr>
+        <w:t xml:space="preserve"> includes both request fields and all three catalogue records. The </w:t>
+      </w:r>
+      <w:r>
+        <w:rPr>
+          <w:b/>
+        </w:rPr>
+        <w:t>process</w:t>
+      </w:r>
+      <w:r>
+        <w:rPr>
+          <w:b w:val="0"/>
+        </w:rPr>
+        <w:t xml:space="preserve"> checks science AND pages&lt;=120.</w:t>
+      </w:r>
+    </w:p>
+    <w:p>
+      <w:pPr>
+        <w:spacing w:line="336" w:lineRule="auto" w:after="180"/>
+      </w:pPr>
+      <w:r>
+        <w:rPr>
+          <w:b/>
+        </w:rPr>
+        <w:t>Output</w:t>
+      </w:r>
+      <w:r>
+        <w:rPr>
+          <w:b w:val="0"/>
+        </w:rPr>
+        <w:t xml:space="preserve"> contains A only; B fails the length condition and C fails the genre condition. Listing A does not establish that a copy was reserved.</w:t>
+      </w:r>
+    </w:p>
+    <w:p>
+      <w:pPr>
+        <w:spacing w:line="336" w:lineRule="auto" w:after="180"/>
+      </w:pPr>
+      <w:r>
+        <w:rPr>
+          <w:b w:val="0"/>
+        </w:rPr>
         <w:t>Use the student module and workbook section with this exact week title. The worked case, independent question and answers below form one aligned lesson sequence.</w:t>
       </w:r>
     </w:p>
@@ -257,7 +440,13 @@
       </w:r>
     </w:p>
     <w:p>
-      <w:r>
+      <w:pPr>
+        <w:spacing w:line="336" w:lineRule="auto" w:after="180"/>
+      </w:pPr>
+      <w:r>
+        <w:rPr>
+          <w:b w:val="0"/>
+        </w:rPr>
         <w:t>Encode a 2×3 monochrome image with top row black–white–black and bottom row white–black–white, using 1 for black. A partner reads columns first. Explain why the image changes although the six values are identical.</w:t>
       </w:r>
     </w:p>
@@ -270,8 +459,26 @@
       </w:r>
     </w:p>
     <w:p>
-      <w:r>
-        <w:t>A digital image is a grid of measured color values.</w:t>
+      <w:pPr>
+        <w:spacing w:line="336" w:lineRule="auto" w:after="180"/>
+      </w:pPr>
+      <w:r>
+        <w:rPr>
+          <w:b w:val="0"/>
+        </w:rPr>
+        <w:t xml:space="preserve">A digital image is a </w:t>
+      </w:r>
+      <w:r>
+        <w:rPr>
+          <w:b/>
+        </w:rPr>
+        <w:t>grid</w:t>
+      </w:r>
+      <w:r>
+        <w:rPr>
+          <w:b w:val="0"/>
+        </w:rPr>
+        <w:t xml:space="preserve"> of measured color values.</w:t>
       </w:r>
     </w:p>
     <w:tbl>
@@ -407,12 +614,38 @@
       </w:r>
     </w:p>
     <w:p>
-      <w:r>
+      <w:pPr>
+        <w:spacing w:line="336" w:lineRule="auto" w:after="180"/>
+      </w:pPr>
+      <w:r>
+        <w:rPr>
+          <w:b w:val="0"/>
+        </w:rPr>
         <w:t>Use the supplied scenario, student illustrations and blank paper. For numeric work, offer counters or a calculator after learners show the setup. Fictional records are supplied; personal data and paid accounts are unnecessary.</w:t>
       </w:r>
     </w:p>
     <w:p>
-      <w:r>
+      <w:pPr>
+        <w:pStyle w:val="Heading3"/>
+      </w:pPr>
+      <w:r>
+        <w:t>Alternative compact allocation</w:t>
+      </w:r>
+    </w:p>
+    <w:p>
+      <w:r>
+        <w:t>This compact option is not the full-week schedule. Use the main teaching cycle and allow extra sessions for the investigation, independent work and project.</w:t>
+      </w:r>
+    </w:p>
+    <w:p>
+      <w:pPr>
+        <w:spacing w:line="336" w:lineRule="auto" w:after="180"/>
+        <w:shd w:fill="F1F6F8"/>
+      </w:pPr>
+      <w:r>
+        <w:rPr>
+          <w:b w:val="0"/>
+        </w:rPr>
         <w:t>Allow 80 minutes: recall 8; explanation 12; worked demonstration 15; guided practice 20; independent assessment 15; project and reflection 10. Extend the lab into a second session when needed.</w:t>
       </w:r>
     </w:p>
@@ -425,8 +658,55 @@
       </w:r>
     </w:p>
     <w:p>
-      <w:r>
-        <w:t>The image is binary for transparency, not a claim that ordinary colour images contain only zeros and ones as pixel values. Distinguish bit-level storage from the image value convention. Grid reconstruction is assessed separately from interpretation. A learner may name the worked pattern differently while still reconstructing it correctly.</w:t>
+      <w:pPr>
+        <w:spacing w:line="336" w:lineRule="auto" w:after="180"/>
+      </w:pPr>
+      <w:r>
+        <w:rPr>
+          <w:b w:val="0"/>
+        </w:rPr>
+        <w:t xml:space="preserve">The image is binary for transparency, not a claim that ordinary colour images contain only zeros and ones as </w:t>
+      </w:r>
+      <w:r>
+        <w:rPr>
+          <w:b/>
+        </w:rPr>
+        <w:t>pixel</w:t>
+      </w:r>
+      <w:r>
+        <w:rPr>
+          <w:b w:val="0"/>
+        </w:rPr>
+        <w:t xml:space="preserve"> values. Distinguish bit-level storage from the image value convention.</w:t>
+      </w:r>
+    </w:p>
+    <w:p>
+      <w:pPr>
+        <w:spacing w:line="336" w:lineRule="auto" w:after="180"/>
+      </w:pPr>
+      <w:r>
+        <w:rPr>
+          <w:b/>
+        </w:rPr>
+        <w:t>Grid</w:t>
+      </w:r>
+      <w:r>
+        <w:rPr>
+          <w:b w:val="0"/>
+        </w:rPr>
+        <w:t xml:space="preserve"> reconstruction is assessed separately from </w:t>
+      </w:r>
+      <w:r>
+        <w:rPr>
+          <w:b/>
+        </w:rPr>
+        <w:t>interpretation</w:t>
+      </w:r>
+      <w:r>
+        <w:rPr>
+          <w:b w:val="0"/>
+        </w:rPr>
+        <w:t>. A learner may name the worked pattern differently while still reconstructing it correctly.</w:t>
       </w:r>
     </w:p>
     <w:p>
@@ -438,23 +718,83 @@
       </w:r>
     </w:p>
     <w:p>
-      <w:r>
-        <w:t>No. The fitting examples may not distinguish the rules, and agreement on those examples does not settle every unseen case.</w:t>
-      </w:r>
-    </w:p>
-    <w:p>
-      <w:r>
+      <w:pPr>
+        <w:spacing w:line="336" w:lineRule="auto" w:after="180"/>
+      </w:pPr>
+      <w:r>
+        <w:rPr>
+          <w:b w:val="0"/>
+        </w:rPr>
+        <w:t xml:space="preserve">No. The </w:t>
+      </w:r>
+      <w:r>
+        <w:rPr>
+          <w:b/>
+        </w:rPr>
+        <w:t>fitting</w:t>
+      </w:r>
+      <w:r>
+        <w:rPr>
+          <w:b w:val="0"/>
+        </w:rPr>
+        <w:t xml:space="preserve"> examples may not distinguish the rules, and agreement on those examples does not settle every unseen case.</w:t>
+      </w:r>
+    </w:p>
+    <w:p>
+      <w:pPr>
+        <w:spacing w:line="336" w:lineRule="auto" w:after="180"/>
+      </w:pPr>
+      <w:r>
+        <w:rPr>
+          <w:b w:val="0"/>
+        </w:rPr>
         <w:t>Squared paper and a dark pencil for each learner</w:t>
       </w:r>
     </w:p>
     <w:p>
-      <w:r>
-        <w:t>The worked grid with its explicit reading convention</w:t>
-      </w:r>
-    </w:p>
-    <w:p>
-      <w:r>
-        <w:t>Two empty two-row four-column grids for independent assessment</w:t>
+      <w:pPr>
+        <w:spacing w:line="336" w:lineRule="auto" w:after="180"/>
+      </w:pPr>
+      <w:r>
+        <w:rPr>
+          <w:b w:val="0"/>
+        </w:rPr>
+        <w:t xml:space="preserve">The worked </w:t>
+      </w:r>
+      <w:r>
+        <w:rPr>
+          <w:b/>
+        </w:rPr>
+        <w:t>grid</w:t>
+      </w:r>
+      <w:r>
+        <w:rPr>
+          <w:b w:val="0"/>
+        </w:rPr>
+        <w:t xml:space="preserve"> with its explicit reading convention</w:t>
+      </w:r>
+    </w:p>
+    <w:p>
+      <w:pPr>
+        <w:spacing w:line="336" w:lineRule="auto" w:after="180"/>
+      </w:pPr>
+      <w:r>
+        <w:rPr>
+          <w:b w:val="0"/>
+        </w:rPr>
+        <w:t xml:space="preserve">Two empty two-row four-column </w:t>
+      </w:r>
+      <w:r>
+        <w:rPr>
+          <w:b/>
+        </w:rPr>
+        <w:t>grid</w:t>
+      </w:r>
+      <w:r>
+        <w:rPr>
+          <w:b w:val="0"/>
+        </w:rPr>
+        <w:t>s for independent assessment</w:t>
       </w:r>
     </w:p>
     <w:p>
@@ -466,12 +806,36 @@
       </w:r>
     </w:p>
     <w:p>
-      <w:r>
-        <w:t>By the end, I can encode pixel positions and show why a count cannot reconstruct a picture.</w:t>
-      </w:r>
-    </w:p>
-    <w:p>
-      <w:r>
+      <w:pPr>
+        <w:spacing w:line="336" w:lineRule="auto" w:after="180"/>
+      </w:pPr>
+      <w:r>
+        <w:rPr>
+          <w:b w:val="0"/>
+        </w:rPr>
+        <w:t xml:space="preserve">By the end, I can encode </w:t>
+      </w:r>
+      <w:r>
+        <w:rPr>
+          <w:b/>
+        </w:rPr>
+        <w:t>pixel</w:t>
+      </w:r>
+      <w:r>
+        <w:rPr>
+          <w:b w:val="0"/>
+        </w:rPr>
+        <w:t xml:space="preserve"> positions and show why a count cannot reconstruct a picture.</w:t>
+      </w:r>
+    </w:p>
+    <w:p>
+      <w:pPr>
+        <w:spacing w:line="336" w:lineRule="auto" w:after="180"/>
+      </w:pPr>
+      <w:r>
+        <w:rPr>
+          <w:b w:val="0"/>
+        </w:rPr>
         <w:t>This added worked case illustrates the week’s main idea. Retain all original and connected topics; schedule its practice within the teaching cycle.</w:t>
       </w:r>
     </w:p>
@@ -484,103 +848,524 @@
       </w:r>
     </w:p>
     <w:p>
+      <w:r>
+        <w:t>Model Pictures Become Numbers using the supplied case, labelled mechanism and reasoning. Make the scope of each conclusion explicit.</w:t>
+      </w:r>
+    </w:p>
+    <w:p>
+      <w:pPr>
+        <w:spacing w:line="336" w:lineRule="auto" w:after="180"/>
+      </w:pPr>
+      <w:r>
+        <w:rPr>
+          <w:b w:val="0"/>
+        </w:rPr>
+        <w:t>Follow the information instead of imagining magic inside the machine.</w:t>
+      </w:r>
+    </w:p>
+    <w:p>
       <w:pPr>
         <w:pStyle w:val="Heading3"/>
       </w:pPr>
       <w:r>
-        <w:t>Explain the mechanism</w:t>
-      </w:r>
-    </w:p>
-    <w:p>
-      <w:r>
-        <w:t>Follow the information instead of imagining magic inside the machine.</w:t>
-      </w:r>
-    </w:p>
-    <w:p>
-      <w:r>
-        <w:t>INPUT light measured at grid locations</w:t>
-      </w:r>
-    </w:p>
-    <w:p>
-      <w:r>
-        <w:t>PROCESS store and transform pixel values</w:t>
-      </w:r>
-    </w:p>
-    <w:p>
-      <w:r>
-        <w:t>OUTPUT a displayed, resized, blurred, or classified image</w:t>
-      </w:r>
-    </w:p>
-    <w:p>
-      <w:r>
-        <w:t>CORE IDEA A digital image is a grid of measured color values.</w:t>
-      </w:r>
-    </w:p>
-    <w:p>
-      <w:r>
-        <w:t>UNDER THE HOOD Digital images sample a scene across a spatial grid. Each pixel stores channel values, commonly red, green, and blue. Resolution controls sampling density; transformations operate on numbers, not on an intact object inside the computer.</w:t>
-      </w:r>
-    </w:p>
-    <w:p>
-      <w:r>
+        <w:t>1. Input — information entering</w:t>
+      </w:r>
+    </w:p>
+    <w:p>
+      <w:pPr>
+        <w:spacing w:line="336" w:lineRule="auto" w:after="180"/>
+        <w:shd w:fill="F4F9FC"/>
+      </w:pPr>
+      <w:r>
+        <w:rPr>
+          <w:b/>
+        </w:rPr>
+        <w:t>INPUT</w:t>
+      </w:r>
+      <w:r>
+        <w:rPr>
+          <w:b w:val="0"/>
+        </w:rPr>
+        <w:t xml:space="preserve"> light measured at </w:t>
+      </w:r>
+      <w:r>
+        <w:rPr>
+          <w:b/>
+        </w:rPr>
+        <w:t>grid</w:t>
+      </w:r>
+      <w:r>
+        <w:rPr>
+          <w:b w:val="0"/>
+        </w:rPr>
+        <w:t xml:space="preserve"> locations</w:t>
+      </w:r>
+    </w:p>
+    <w:p>
+      <w:pPr>
+        <w:pStyle w:val="Heading3"/>
+      </w:pPr>
+      <w:r>
+        <w:t>2. Process — the deciding step</w:t>
+      </w:r>
+    </w:p>
+    <w:p>
+      <w:pPr>
+        <w:spacing w:line="336" w:lineRule="auto" w:after="180"/>
+        <w:shd w:fill="F4F9FC"/>
+      </w:pPr>
+      <w:r>
+        <w:rPr>
+          <w:b/>
+        </w:rPr>
+        <w:t>PROCESS</w:t>
+      </w:r>
+      <w:r>
+        <w:rPr>
+          <w:b w:val="0"/>
+        </w:rPr>
+        <w:t xml:space="preserve"> store and transform </w:t>
+      </w:r>
+      <w:r>
+        <w:rPr>
+          <w:b/>
+        </w:rPr>
+        <w:t>pixel</w:t>
+      </w:r>
+      <w:r>
+        <w:rPr>
+          <w:b w:val="0"/>
+        </w:rPr>
+        <w:t xml:space="preserve"> values</w:t>
+      </w:r>
+    </w:p>
+    <w:p>
+      <w:pPr>
+        <w:pStyle w:val="Heading3"/>
+      </w:pPr>
+      <w:r>
+        <w:t>3. Output — the result</w:t>
+      </w:r>
+    </w:p>
+    <w:p>
+      <w:pPr>
+        <w:spacing w:line="336" w:lineRule="auto" w:after="180"/>
+        <w:shd w:fill="F4F9FC"/>
+      </w:pPr>
+      <w:r>
+        <w:rPr>
+          <w:b/>
+        </w:rPr>
+        <w:t>OUTPUT</w:t>
+      </w:r>
+      <w:r>
+        <w:rPr>
+          <w:b w:val="0"/>
+        </w:rPr>
+        <w:t xml:space="preserve"> a displayed, resized, blurred, or classified image</w:t>
+      </w:r>
+    </w:p>
+    <w:p>
+      <w:pPr>
+        <w:pStyle w:val="Heading3"/>
+      </w:pPr>
+      <w:r>
+        <w:t>Key idea</w:t>
+      </w:r>
+    </w:p>
+    <w:p>
+      <w:pPr>
+        <w:spacing w:line="336" w:lineRule="auto" w:after="180"/>
+        <w:shd w:fill="EDF7F3"/>
+      </w:pPr>
+      <w:r>
+        <w:rPr>
+          <w:b w:val="0"/>
+        </w:rPr>
+        <w:t xml:space="preserve">CORE IDEA A digital image is a </w:t>
+      </w:r>
+      <w:r>
+        <w:rPr>
+          <w:b/>
+        </w:rPr>
+        <w:t>grid</w:t>
+      </w:r>
+      <w:r>
+        <w:rPr>
+          <w:b w:val="0"/>
+        </w:rPr>
+        <w:t xml:space="preserve"> of measured color values.</w:t>
+      </w:r>
+    </w:p>
+    <w:p>
+      <w:pPr>
+        <w:pStyle w:val="Heading3"/>
+      </w:pPr>
+      <w:r>
+        <w:t>How the mechanism works</w:t>
+      </w:r>
+    </w:p>
+    <w:p>
+      <w:pPr>
+        <w:spacing w:line="336" w:lineRule="auto" w:after="180"/>
+        <w:shd w:fill="F1F6F8"/>
+      </w:pPr>
+      <w:r>
+        <w:rPr>
+          <w:b w:val="0"/>
+        </w:rPr>
+        <w:t xml:space="preserve">UNDER THE HOOD Digital images sample a scene across a spatial </w:t>
+      </w:r>
+      <w:r>
+        <w:rPr>
+          <w:b/>
+        </w:rPr>
+        <w:t>grid</w:t>
+      </w:r>
+      <w:r>
+        <w:rPr>
+          <w:b w:val="0"/>
+        </w:rPr>
+        <w:t xml:space="preserve">. Each </w:t>
+      </w:r>
+      <w:r>
+        <w:rPr>
+          <w:b/>
+        </w:rPr>
+        <w:t>pixel</w:t>
+      </w:r>
+      <w:r>
+        <w:rPr>
+          <w:b w:val="0"/>
+        </w:rPr>
+        <w:t xml:space="preserve"> stores </w:t>
+      </w:r>
+      <w:r>
+        <w:rPr>
+          <w:b/>
+        </w:rPr>
+        <w:t>channel</w:t>
+      </w:r>
+      <w:r>
+        <w:rPr>
+          <w:b w:val="0"/>
+        </w:rPr>
+        <w:t xml:space="preserve"> values, commonly red, green, and blue.</w:t>
+      </w:r>
+    </w:p>
+    <w:p>
+      <w:pPr>
+        <w:spacing w:line="336" w:lineRule="auto" w:after="180"/>
+        <w:shd w:fill="F1F6F8"/>
+      </w:pPr>
+      <w:r>
+        <w:rPr>
+          <w:b/>
+        </w:rPr>
+        <w:t>Resolution</w:t>
+      </w:r>
+      <w:r>
+        <w:rPr>
+          <w:b w:val="0"/>
+        </w:rPr>
+        <w:t xml:space="preserve"> controls sampling density; transformations operate on numbers, not on an intact object inside the computer.</w:t>
+      </w:r>
+    </w:p>
+    <w:p>
+      <w:pPr>
+        <w:spacing w:line="336" w:lineRule="auto" w:after="180"/>
+      </w:pPr>
+      <w:r>
+        <w:rPr>
+          <w:b w:val="0"/>
+        </w:rPr>
         <w:t>Draw a fresh example with all three stages:</w:t>
       </w:r>
     </w:p>
     <w:p>
-      <w:r>
-        <w:t>Every step connects a claim to observable evidence.</w:t>
-      </w:r>
-    </w:p>
-    <w:p>
-      <w:r>
-        <w:t>CASE A 5 by 5 black-and-white picture can be stored as 25 numbers, one value for each pixel position.</w:t>
-      </w:r>
-    </w:p>
-    <w:p>
-      <w:r>
-        <w:t>STEP 1 — OBSERVE light measured at grid locations</w:t>
-      </w:r>
-    </w:p>
-    <w:p>
-      <w:r>
-        <w:t>STEP 2 — TRACE store and transform pixel values</w:t>
-      </w:r>
-    </w:p>
-    <w:p>
-      <w:r>
+      <w:pPr>
+        <w:spacing w:line="336" w:lineRule="auto" w:after="180"/>
+      </w:pPr>
+      <w:r>
+        <w:rPr>
+          <w:b w:val="0"/>
+        </w:rPr>
+        <w:t xml:space="preserve">Every step connects a claim to observable </w:t>
+      </w:r>
+      <w:r>
+        <w:rPr>
+          <w:b/>
+        </w:rPr>
+        <w:t>evidence</w:t>
+      </w:r>
+      <w:r>
+        <w:rPr>
+          <w:b w:val="0"/>
+        </w:rPr>
+        <w:t>.</w:t>
+      </w:r>
+    </w:p>
+    <w:p>
+      <w:pPr>
+        <w:pStyle w:val="Heading3"/>
+      </w:pPr>
+      <w:r>
+        <w:t>The case to investigate</w:t>
+      </w:r>
+    </w:p>
+    <w:p>
+      <w:pPr>
+        <w:spacing w:line="336" w:lineRule="auto" w:after="180"/>
+        <w:shd w:fill="F1F6FC"/>
+      </w:pPr>
+      <w:r>
+        <w:rPr>
+          <w:b w:val="0"/>
+        </w:rPr>
+        <w:t xml:space="preserve">CASE A 5 by 5 black-and-white picture can be stored as 25 numbers, one value for each </w:t>
+      </w:r>
+      <w:r>
+        <w:rPr>
+          <w:b/>
+        </w:rPr>
+        <w:t>pixel</w:t>
+      </w:r>
+      <w:r>
+        <w:rPr>
+          <w:b w:val="0"/>
+        </w:rPr>
+        <w:t xml:space="preserve"> position.</w:t>
+      </w:r>
+    </w:p>
+    <w:p>
+      <w:pPr>
+        <w:pStyle w:val="Heading3"/>
+      </w:pPr>
+      <w:r>
+        <w:t>Step 1</w:t>
+      </w:r>
+    </w:p>
+    <w:p>
+      <w:pPr>
+        <w:spacing w:line="336" w:lineRule="auto" w:after="180"/>
+        <w:shd w:fill="F4F9FC"/>
+      </w:pPr>
+      <w:r>
+        <w:rPr>
+          <w:b w:val="0"/>
+        </w:rPr>
+        <w:t xml:space="preserve">STEP 1 — OBSERVE light measured at </w:t>
+      </w:r>
+      <w:r>
+        <w:rPr>
+          <w:b/>
+        </w:rPr>
+        <w:t>grid</w:t>
+      </w:r>
+      <w:r>
+        <w:rPr>
+          <w:b w:val="0"/>
+        </w:rPr>
+        <w:t xml:space="preserve"> locations</w:t>
+      </w:r>
+    </w:p>
+    <w:p>
+      <w:pPr>
+        <w:pStyle w:val="Heading3"/>
+      </w:pPr>
+      <w:r>
+        <w:t>Step 2</w:t>
+      </w:r>
+    </w:p>
+    <w:p>
+      <w:pPr>
+        <w:spacing w:line="336" w:lineRule="auto" w:after="180"/>
+        <w:shd w:fill="F4F9FC"/>
+      </w:pPr>
+      <w:r>
+        <w:rPr>
+          <w:b w:val="0"/>
+        </w:rPr>
+        <w:t xml:space="preserve">STEP 2 — TRACE store and transform </w:t>
+      </w:r>
+      <w:r>
+        <w:rPr>
+          <w:b/>
+        </w:rPr>
+        <w:t>pixel</w:t>
+      </w:r>
+      <w:r>
+        <w:rPr>
+          <w:b w:val="0"/>
+        </w:rPr>
+        <w:t xml:space="preserve"> values</w:t>
+      </w:r>
+    </w:p>
+    <w:p>
+      <w:pPr>
+        <w:pStyle w:val="Heading3"/>
+      </w:pPr>
+      <w:r>
+        <w:t>Step 3</w:t>
+      </w:r>
+    </w:p>
+    <w:p>
+      <w:pPr>
+        <w:spacing w:line="336" w:lineRule="auto" w:after="180"/>
+        <w:shd w:fill="F4F9FC"/>
+      </w:pPr>
+      <w:r>
+        <w:rPr>
+          <w:b w:val="0"/>
+        </w:rPr>
         <w:t>STEP 3 — CONCLUDE a displayed, resized, blurred, or classified image</w:t>
       </w:r>
     </w:p>
     <w:p>
-      <w:r>
-        <w:t>MODEL REASONING Each grid position becomes one displayed square. A blur combines nearby values, so isolated corners and thin lines disappear before large regions. The computer transforms numbers; the human viewer recognizes the shape.</w:t>
-      </w:r>
-    </w:p>
-    <w:p>
-      <w:r>
-        <w:t>DO NOT OVERCLAIM A pixel is a measurement at a location, not a tiny copy of the object.</w:t>
-      </w:r>
-    </w:p>
-    <w:p>
-      <w:r>
-        <w:t>What new evidence could change this answer?</w:t>
-      </w:r>
-    </w:p>
-    <w:p>
       <w:pPr>
         <w:pStyle w:val="Heading3"/>
       </w:pPr>
       <w:r>
+        <w:t>Model answer</w:t>
+      </w:r>
+    </w:p>
+    <w:p>
+      <w:pPr>
+        <w:spacing w:line="336" w:lineRule="auto" w:after="180"/>
+        <w:shd w:fill="F1F6FC"/>
+      </w:pPr>
+      <w:r>
+        <w:rPr>
+          <w:b w:val="0"/>
+        </w:rPr>
+        <w:t xml:space="preserve">MODEL REASONING Each </w:t>
+      </w:r>
+      <w:r>
+        <w:rPr>
+          <w:b/>
+        </w:rPr>
+        <w:t>grid</w:t>
+      </w:r>
+      <w:r>
+        <w:rPr>
+          <w:b w:val="0"/>
+        </w:rPr>
+        <w:t xml:space="preserve"> position becomes one displayed square. A blur combines nearby values, so isolated corners and thin lines disappear before large regions.</w:t>
+      </w:r>
+    </w:p>
+    <w:p>
+      <w:pPr>
+        <w:spacing w:line="336" w:lineRule="auto" w:after="180"/>
+        <w:shd w:fill="F1F6FC"/>
+      </w:pPr>
+      <w:r>
+        <w:rPr>
+          <w:b w:val="0"/>
+        </w:rPr>
+        <w:t>The computer transforms numbers; the human viewer recognizes the shape.</w:t>
+      </w:r>
+    </w:p>
+    <w:p>
+      <w:pPr>
+        <w:pStyle w:val="Heading3"/>
+      </w:pPr>
+      <w:r>
+        <w:t>A claim to avoid</w:t>
+      </w:r>
+    </w:p>
+    <w:p>
+      <w:pPr>
+        <w:spacing w:line="336" w:lineRule="auto" w:after="180"/>
+        <w:shd w:fill="FFF5E6"/>
+      </w:pPr>
+      <w:r>
+        <w:rPr>
+          <w:b w:val="0"/>
+        </w:rPr>
+        <w:t xml:space="preserve">DO NOT OVERCLAIM A </w:t>
+      </w:r>
+      <w:r>
+        <w:rPr>
+          <w:b/>
+        </w:rPr>
+        <w:t>pixel</w:t>
+      </w:r>
+      <w:r>
+        <w:rPr>
+          <w:b w:val="0"/>
+        </w:rPr>
+        <w:t xml:space="preserve"> is a measurement at a location, not a tiny copy of the object.</w:t>
+      </w:r>
+    </w:p>
+    <w:p>
+      <w:pPr>
+        <w:spacing w:line="336" w:lineRule="auto" w:after="180"/>
+        <w:shd w:fill="F5F1FB"/>
+      </w:pPr>
+      <w:r>
+        <w:rPr>
+          <w:b w:val="0"/>
+        </w:rPr>
+        <w:t xml:space="preserve">What new </w:t>
+      </w:r>
+      <w:r>
+        <w:rPr>
+          <w:b/>
+        </w:rPr>
+        <w:t>evidence</w:t>
+      </w:r>
+      <w:r>
+        <w:rPr>
+          <w:b w:val="0"/>
+        </w:rPr>
+        <w:t xml:space="preserve"> could change this answer?</w:t>
+      </w:r>
+    </w:p>
+    <w:p>
+      <w:pPr>
+        <w:pStyle w:val="Heading3"/>
+      </w:pPr>
+      <w:r>
         <w:t>Concrete teaching case</w:t>
       </w:r>
     </w:p>
     <w:p>
-      <w:r>
+      <w:pPr>
+        <w:pStyle w:val="Heading3"/>
+      </w:pPr>
+      <w:r>
+        <w:t>The teaching case</w:t>
+      </w:r>
+    </w:p>
+    <w:p>
+      <w:pPr>
+        <w:spacing w:line="336" w:lineRule="auto" w:after="180"/>
+        <w:shd w:fill="F1F6FC"/>
+      </w:pPr>
+      <w:r>
+        <w:rPr>
+          <w:b w:val="0"/>
+        </w:rPr>
         <w:t>A 2 by 2 image has rows [0,1] and [1,0]. Zero means white and one means black.</w:t>
       </w:r>
     </w:p>
     <w:p>
-      <w:r>
+      <w:pPr>
+        <w:pStyle w:val="Heading3"/>
+      </w:pPr>
+      <w:r>
+        <w:t>The teaching case</w:t>
+      </w:r>
+    </w:p>
+    <w:p>
+      <w:pPr>
+        <w:spacing w:line="336" w:lineRule="auto" w:after="180"/>
+        <w:shd w:fill="F1F6FC"/>
+      </w:pPr>
+      <w:r>
+        <w:rPr>
+          <w:b w:val="0"/>
+        </w:rPr>
         <w:t>Draw it, then change the top-left value to 1.</w:t>
       </w:r>
     </w:p>
@@ -593,41 +1378,254 @@
       </w:r>
     </w:p>
     <w:p>
-      <w:r>
-        <w:t>Initially top-right and bottom-left are black. The change produces three black squares. Pixel values encode an image; object recognition is a separate interpretation.</w:t>
-      </w:r>
-    </w:p>
-    <w:p>
       <w:pPr>
         <w:pStyle w:val="Heading3"/>
       </w:pPr>
       <w:r>
+        <w:t>Why the result follows</w:t>
+      </w:r>
+    </w:p>
+    <w:p>
+      <w:pPr>
+        <w:spacing w:line="336" w:lineRule="auto" w:after="180"/>
+        <w:shd w:fill="F1F6FC"/>
+      </w:pPr>
+      <w:r>
+        <w:rPr>
+          <w:b w:val="0"/>
+        </w:rPr>
+        <w:t xml:space="preserve">Initially top-right and bottom-left are black. The change produces three black squares. </w:t>
+      </w:r>
+      <w:r>
+        <w:rPr>
+          <w:b/>
+        </w:rPr>
+        <w:t>Pixel</w:t>
+      </w:r>
+      <w:r>
+        <w:rPr>
+          <w:b w:val="0"/>
+        </w:rPr>
+        <w:t xml:space="preserve"> values encode an image; object recognition is a separate </w:t>
+      </w:r>
+      <w:r>
+        <w:rPr>
+          <w:b/>
+        </w:rPr>
+        <w:t>interpretation</w:t>
+      </w:r>
+      <w:r>
+        <w:rPr>
+          <w:b w:val="0"/>
+        </w:rPr>
+        <w:t>.</w:t>
+      </w:r>
+    </w:p>
+    <w:p>
+      <w:pPr>
+        <w:pStyle w:val="Heading3"/>
+      </w:pPr>
+      <w:r>
         <w:t>Explain the added worked example</w:t>
       </w:r>
     </w:p>
     <w:p>
-      <w:r>
-        <w:t>Imagine sending a small black-and-white sign using only numbers. We can divide the sign into a grid, record 1 for a black square and 0 for a white square, and read each row from left to right, starting at the top. The receiver needs the width, height and these conventions to reconstruct the same arrangement.</w:t>
-      </w:r>
-    </w:p>
-    <w:p>
-      <w:r>
-        <w:t>A pixel is a position with a recorded value. In our simplified binary image, one value selects black or white. Other image formats can record brightness levels or multiple colour channels. The convention 1 means black belongs to this exercise; it is not a universal rule for every digital image.</w:t>
-      </w:r>
-    </w:p>
-    <w:p>
-      <w:r>
-        <w:t>Encoding a picture does not recognise what it depicts. A program can store or display the numbers without calling the image a letter, an arrow or a person. Interpretation is another operation, just as displaying a book title was different from reading the entire book in Week 2.</w:t>
-      </w:r>
-    </w:p>
-    <w:p>
-      <w:r>
-        <w:t>The first row is 0,1,0, so only its middle pixel is black. The second row is 1,1,1, so all three are black. The third row repeats the first. This reconstructs the displayed cross-like pattern under our convention.</w:t>
-      </w:r>
-    </w:p>
-    <w:p>
-      <w:r>
-        <w:t>A flattened record would be 0,1,0,1,1,1,0,1,0. Without the grid dimensions, the same nine values could also be drawn in one row of nine. Keep the shape information with the values. Width times height counts pixels; it does not tell us their contents.</w:t>
+      <w:pPr>
+        <w:pStyle w:val="Heading3"/>
+      </w:pPr>
+      <w:r>
+        <w:t>Explain the added worked example · 1</w:t>
+      </w:r>
+    </w:p>
+    <w:p>
+      <w:pPr>
+        <w:spacing w:line="336" w:lineRule="auto" w:after="180"/>
+      </w:pPr>
+      <w:r>
+        <w:rPr>
+          <w:b w:val="0"/>
+        </w:rPr>
+        <w:t xml:space="preserve">Imagine sending a small black-and-white sign using only numbers. We can divide the sign into a </w:t>
+      </w:r>
+      <w:r>
+        <w:rPr>
+          <w:b/>
+        </w:rPr>
+        <w:t>grid</w:t>
+      </w:r>
+      <w:r>
+        <w:rPr>
+          <w:b w:val="0"/>
+        </w:rPr>
+        <w:t>, record 1 for a black square and 0 for a white square, and read each row from left to right, starting at the top.</w:t>
+      </w:r>
+    </w:p>
+    <w:p>
+      <w:pPr>
+        <w:spacing w:line="336" w:lineRule="auto" w:after="180"/>
+      </w:pPr>
+      <w:r>
+        <w:rPr>
+          <w:b w:val="0"/>
+        </w:rPr>
+        <w:t>The receiver needs the width, height and these conventions to reconstruct the same arrangement.</w:t>
+      </w:r>
+    </w:p>
+    <w:p>
+      <w:pPr>
+        <w:pStyle w:val="Heading3"/>
+      </w:pPr>
+      <w:r>
+        <w:t>Explain the added worked example · 2</w:t>
+      </w:r>
+    </w:p>
+    <w:p>
+      <w:pPr>
+        <w:spacing w:line="336" w:lineRule="auto" w:after="180"/>
+      </w:pPr>
+      <w:r>
+        <w:rPr>
+          <w:b w:val="0"/>
+        </w:rPr>
+        <w:t xml:space="preserve">A </w:t>
+      </w:r>
+      <w:r>
+        <w:rPr>
+          <w:b/>
+        </w:rPr>
+        <w:t>pixel</w:t>
+      </w:r>
+      <w:r>
+        <w:rPr>
+          <w:b w:val="0"/>
+        </w:rPr>
+        <w:t xml:space="preserve"> is a position with a recorded value. In our simplified binary image, one value selects black or white. Other image formats can record brightness levels or multiple colour </w:t>
+      </w:r>
+      <w:r>
+        <w:rPr>
+          <w:b/>
+        </w:rPr>
+        <w:t>channel</w:t>
+      </w:r>
+      <w:r>
+        <w:rPr>
+          <w:b w:val="0"/>
+        </w:rPr>
+        <w:t>s.</w:t>
+      </w:r>
+    </w:p>
+    <w:p>
+      <w:pPr>
+        <w:spacing w:line="336" w:lineRule="auto" w:after="180"/>
+      </w:pPr>
+      <w:r>
+        <w:rPr>
+          <w:b w:val="0"/>
+        </w:rPr>
+        <w:t>The convention 1 means black belongs to this exercise; it is not a universal rule for every digital image.</w:t>
+      </w:r>
+    </w:p>
+    <w:p>
+      <w:pPr>
+        <w:spacing w:line="336" w:lineRule="auto" w:after="180"/>
+      </w:pPr>
+      <w:r>
+        <w:rPr>
+          <w:b/>
+        </w:rPr>
+        <w:t>Encoding</w:t>
+      </w:r>
+      <w:r>
+        <w:rPr>
+          <w:b w:val="0"/>
+        </w:rPr>
+        <w:t xml:space="preserve"> a picture does not recognise what it depicts. A program can store or display the numbers without calling the image a letter, an arrow or a person.</w:t>
+      </w:r>
+    </w:p>
+    <w:p>
+      <w:pPr>
+        <w:spacing w:line="336" w:lineRule="auto" w:after="180"/>
+      </w:pPr>
+      <w:r>
+        <w:rPr>
+          <w:b/>
+        </w:rPr>
+        <w:t>Interpretation</w:t>
+      </w:r>
+      <w:r>
+        <w:rPr>
+          <w:b w:val="0"/>
+        </w:rPr>
+        <w:t xml:space="preserve"> is another operation, just as displaying a book title was different from reading the entire book in Week 2.</w:t>
+      </w:r>
+    </w:p>
+    <w:p>
+      <w:pPr>
+        <w:spacing w:line="336" w:lineRule="auto" w:after="180"/>
+      </w:pPr>
+      <w:r>
+        <w:rPr>
+          <w:b w:val="0"/>
+        </w:rPr>
+        <w:t xml:space="preserve">The first row is 0,1,0, so only its middle </w:t>
+      </w:r>
+      <w:r>
+        <w:rPr>
+          <w:b/>
+        </w:rPr>
+        <w:t>pixel</w:t>
+      </w:r>
+      <w:r>
+        <w:rPr>
+          <w:b w:val="0"/>
+        </w:rPr>
+        <w:t xml:space="preserve"> is black. The second row is 1,1,1, so all three are black. The third row repeats the first. This reconstructs the displayed cross-like pattern under our convention.</w:t>
+      </w:r>
+    </w:p>
+    <w:p>
+      <w:pPr>
+        <w:spacing w:line="336" w:lineRule="auto" w:after="180"/>
+      </w:pPr>
+      <w:r>
+        <w:rPr>
+          <w:b w:val="0"/>
+        </w:rPr>
+        <w:t xml:space="preserve">A flattened record would be 0,1,0,1,1,1,0,1,0. Without the </w:t>
+      </w:r>
+      <w:r>
+        <w:rPr>
+          <w:b/>
+        </w:rPr>
+        <w:t>grid</w:t>
+      </w:r>
+      <w:r>
+        <w:rPr>
+          <w:b w:val="0"/>
+        </w:rPr>
+        <w:t xml:space="preserve"> dimensions, the same nine values could also be drawn in one row of nine. Keep the shape information with the values.</w:t>
+      </w:r>
+    </w:p>
+    <w:p>
+      <w:pPr>
+        <w:spacing w:line="336" w:lineRule="auto" w:after="180"/>
+      </w:pPr>
+      <w:r>
+        <w:rPr>
+          <w:b w:val="0"/>
+        </w:rPr>
+        <w:t xml:space="preserve">Width times height counts </w:t>
+      </w:r>
+      <w:r>
+        <w:rPr>
+          <w:b/>
+        </w:rPr>
+        <w:t>pixel</w:t>
+      </w:r>
+      <w:r>
+        <w:rPr>
+          <w:b w:val="0"/>
+        </w:rPr>
+        <w:t>s; it does not tell us their contents.</w:t>
       </w:r>
     </w:p>
     <w:p>
@@ -793,13 +1791,103 @@
       </w:r>
     </w:p>
     <w:p>
-      <w:r>
-        <w:t>Use the complete worked example below before asking learners to complete W2. Reveal a small part, invite a prediction, then explain the deciding step. These teacher notes contain solutions; do not reveal the independent case answer during modelling.</w:t>
-      </w:r>
-    </w:p>
-    <w:p>
-      <w:r>
-        <w:t>Suppose we discard the row records and retain only black pixel count=5. That count matches the cross, but it also matches rows 1,1,1 then 1,1,0 then 0,0,0. The second arrangement fills the top row and two positions below it. Both have five black pixels and nine pixels in total, yet they are different images.</w:t>
+      <w:pPr>
+        <w:spacing w:line="336" w:lineRule="auto" w:after="180"/>
+      </w:pPr>
+      <w:r>
+        <w:rPr>
+          <w:b w:val="0"/>
+        </w:rPr>
+        <w:t xml:space="preserve">Use the complete worked example below before asking learners to complete W2. Reveal a small part, invite a </w:t>
+      </w:r>
+      <w:r>
+        <w:rPr>
+          <w:b/>
+        </w:rPr>
+        <w:t>prediction</w:t>
+      </w:r>
+      <w:r>
+        <w:rPr>
+          <w:b w:val="0"/>
+        </w:rPr>
+        <w:t>, then explain the deciding step.</w:t>
+      </w:r>
+    </w:p>
+    <w:p>
+      <w:pPr>
+        <w:spacing w:line="336" w:lineRule="auto" w:after="180"/>
+      </w:pPr>
+      <w:r>
+        <w:rPr>
+          <w:b w:val="0"/>
+        </w:rPr>
+        <w:t>These teacher notes contain solutions; do not reveal the independent case answer during modelling.</w:t>
+      </w:r>
+    </w:p>
+    <w:p>
+      <w:pPr>
+        <w:pStyle w:val="Heading3"/>
+      </w:pPr>
+      <w:r>
+        <w:t>Model the reasoning aloud · 3</w:t>
+      </w:r>
+    </w:p>
+    <w:p>
+      <w:pPr>
+        <w:spacing w:line="336" w:lineRule="auto" w:after="180"/>
+      </w:pPr>
+      <w:r>
+        <w:rPr>
+          <w:b w:val="0"/>
+        </w:rPr>
+        <w:t xml:space="preserve">Suppose we discard the row records and retain only black </w:t>
+      </w:r>
+      <w:r>
+        <w:rPr>
+          <w:b/>
+        </w:rPr>
+        <w:t>pixel</w:t>
+      </w:r>
+      <w:r>
+        <w:rPr>
+          <w:b w:val="0"/>
+        </w:rPr>
+        <w:t xml:space="preserve"> count=5. That count matches the cross, but it also matches rows 1,1,1 then 1,1,0 then 0,0,0. The second arrangement fills the top row and two positions below it.</w:t>
+      </w:r>
+    </w:p>
+    <w:p>
+      <w:pPr>
+        <w:spacing w:line="336" w:lineRule="auto" w:after="180"/>
+      </w:pPr>
+      <w:r>
+        <w:rPr>
+          <w:b w:val="0"/>
+        </w:rPr>
+        <w:t xml:space="preserve">Both have five black </w:t>
+      </w:r>
+      <w:r>
+        <w:rPr>
+          <w:b/>
+        </w:rPr>
+        <w:t>pixel</w:t>
+      </w:r>
+      <w:r>
+        <w:rPr>
+          <w:b w:val="0"/>
+        </w:rPr>
+        <w:t xml:space="preserve">s and nine </w:t>
+      </w:r>
+      <w:r>
+        <w:rPr>
+          <w:b/>
+        </w:rPr>
+        <w:t>pixel</w:t>
+      </w:r>
+      <w:r>
+        <w:rPr>
+          <w:b w:val="0"/>
+        </w:rPr>
+        <w:t>s in total, yet they are different images.</w:t>
       </w:r>
     </w:p>
     <w:tbl>
@@ -817,6 +1905,38 @@
         <w:trPr>
           <w:tblHeader/>
         </w:trPr>
+        <w:tc>
+          <w:tcPr>
+            <w:tcW w:type="dxa" w:w="3408"/>
+          </w:tcPr>
+          <w:p>
+            <w:r>
+              <w:t>Stored information</w:t>
+            </w:r>
+          </w:p>
+        </w:tc>
+        <w:tc>
+          <w:tcPr>
+            <w:tcW w:type="dxa" w:w="3408"/>
+          </w:tcPr>
+          <w:p>
+            <w:r>
+              <w:t>What it establishes</w:t>
+            </w:r>
+          </w:p>
+        </w:tc>
+        <w:tc>
+          <w:tcPr>
+            <w:tcW w:type="dxa" w:w="3408"/>
+          </w:tcPr>
+          <w:p>
+            <w:r>
+              <w:t>What remains unknown</w:t>
+            </w:r>
+          </w:p>
+        </w:tc>
+      </w:tr>
+      <w:tr>
         <w:tc>
           <w:tcPr>
             <w:tcW w:type="dxa" w:w="3408"/>
@@ -914,8 +2034,61 @@
       </w:tr>
     </w:tbl>
     <w:p>
-      <w:r>
-        <w:t>A pixel count can still be a useful feature for some tasks. For example, it can separate empty grids from grids with at least one mark. But it cannot separate every shape. To judge a feature, ask whether it retains the distinctions required by the task.</w:t>
+      <w:pPr>
+        <w:spacing w:line="336" w:lineRule="auto" w:after="180"/>
+      </w:pPr>
+      <w:r>
+        <w:rPr>
+          <w:b w:val="0"/>
+        </w:rPr>
+        <w:t xml:space="preserve">A </w:t>
+      </w:r>
+      <w:r>
+        <w:rPr>
+          <w:b/>
+        </w:rPr>
+        <w:t>pixel</w:t>
+      </w:r>
+      <w:r>
+        <w:rPr>
+          <w:b w:val="0"/>
+        </w:rPr>
+        <w:t xml:space="preserve"> count can still be a useful feature for some tasks. For example, it can separate empty </w:t>
+      </w:r>
+      <w:r>
+        <w:rPr>
+          <w:b/>
+        </w:rPr>
+        <w:t>grid</w:t>
+      </w:r>
+      <w:r>
+        <w:rPr>
+          <w:b w:val="0"/>
+        </w:rPr>
+        <w:t xml:space="preserve">s from </w:t>
+      </w:r>
+      <w:r>
+        <w:rPr>
+          <w:b/>
+        </w:rPr>
+        <w:t>grid</w:t>
+      </w:r>
+      <w:r>
+        <w:rPr>
+          <w:b w:val="0"/>
+        </w:rPr>
+        <w:t>s with at least one mark. But it cannot separate every shape.</w:t>
+      </w:r>
+    </w:p>
+    <w:p>
+      <w:pPr>
+        <w:spacing w:line="336" w:lineRule="auto" w:after="180"/>
+      </w:pPr>
+      <w:r>
+        <w:rPr>
+          <w:b w:val="0"/>
+        </w:rPr>
+        <w:t>To judge a feature, ask whether it retains the distinctions required by the task.</w:t>
       </w:r>
     </w:p>
     <w:tbl>
@@ -1021,7 +2194,13 @@
       </w:tr>
     </w:tbl>
     <w:p>
-      <w:r>
+      <w:pPr>
+        <w:spacing w:line="336" w:lineRule="auto" w:after="180"/>
+      </w:pPr>
+      <w:r>
+        <w:rPr>
+          <w:b w:val="0"/>
+        </w:rPr>
         <w:t>Use the diagram and verbal explanation together. Ask learners to match a sentence to a specific visual step; do not assign learners fixed visual or auditory learning styles.</w:t>
       </w:r>
     </w:p>
@@ -1034,8 +2213,26 @@
       </w:r>
     </w:p>
     <w:p>
-      <w:r>
-        <w:t>Two fictional 2-by-3 pixel badges contain the same number of dark squares.</w:t>
+      <w:pPr>
+        <w:spacing w:line="336" w:lineRule="auto" w:after="180"/>
+      </w:pPr>
+      <w:r>
+        <w:rPr>
+          <w:b w:val="0"/>
+        </w:rPr>
+        <w:t xml:space="preserve">Two fictional 2-by-3 </w:t>
+      </w:r>
+      <w:r>
+        <w:rPr>
+          <w:b/>
+        </w:rPr>
+        <w:t>pixel</w:t>
+      </w:r>
+      <w:r>
+        <w:rPr>
+          <w:b w:val="0"/>
+        </w:rPr>
+        <w:t xml:space="preserve"> badges contain the same number of dark squares.</w:t>
       </w:r>
     </w:p>
     <w:p>
@@ -1047,12 +2244,42 @@
       </w:r>
     </w:p>
     <w:p>
-      <w:r>
+      <w:pPr>
+        <w:pStyle w:val="Heading3"/>
+      </w:pPr>
+      <w:r>
+        <w:t>Supplied facts</w:t>
+      </w:r>
+    </w:p>
+    <w:p>
+      <w:pPr>
+        <w:spacing w:line="336" w:lineRule="auto" w:after="180"/>
+        <w:shd w:fill="F1F6FC"/>
+      </w:pPr>
+      <w:r>
+        <w:rPr>
+          <w:b w:val="0"/>
+        </w:rPr>
         <w:t>Dark=1, light=0; rows are read top to bottom, left to right.</w:t>
       </w:r>
     </w:p>
     <w:p>
-      <w:r>
+      <w:pPr>
+        <w:pStyle w:val="Heading3"/>
+      </w:pPr>
+      <w:r>
+        <w:t>Supplied facts</w:t>
+      </w:r>
+    </w:p>
+    <w:p>
+      <w:pPr>
+        <w:spacing w:line="336" w:lineRule="auto" w:after="180"/>
+        <w:shd w:fill="F1F6FC"/>
+      </w:pPr>
+      <w:r>
+        <w:rPr>
+          <w:b w:val="0"/>
+        </w:rPr>
         <w:t>Badge A rows: 1,0,1 / 0,1,0. Badge B: 1,1,1 / 0,0,0.</w:t>
       </w:r>
     </w:p>
@@ -1274,57 +2501,283 @@
       </w:r>
     </w:p>
     <w:p>
-      <w:r>
-        <w:t>A grid preserves where each brightness belongs. Adding the six values preserves only the dark count, which is 3 in both images. The total therefore cannot distinguish these badges. Dimensions and reading order belong to the representation, not to an optional caption.</w:t>
-      </w:r>
-    </w:p>
-    <w:p>
       <w:pPr>
         <w:pStyle w:val="Heading3"/>
       </w:pPr>
       <w:r>
+        <w:t>Why the result follows</w:t>
+      </w:r>
+    </w:p>
+    <w:p>
+      <w:pPr>
+        <w:spacing w:line="336" w:lineRule="auto" w:after="180"/>
+        <w:shd w:fill="F1F6FC"/>
+      </w:pPr>
+      <w:r>
+        <w:rPr>
+          <w:b w:val="0"/>
+        </w:rPr>
+        <w:t xml:space="preserve">A </w:t>
+      </w:r>
+      <w:r>
+        <w:rPr>
+          <w:b/>
+        </w:rPr>
+        <w:t>grid</w:t>
+      </w:r>
+      <w:r>
+        <w:rPr>
+          <w:b w:val="0"/>
+        </w:rPr>
+        <w:t xml:space="preserve"> preserves where each brightness belongs. Adding the six values preserves only the dark count, which is 3 in both images. The total therefore cannot distinguish these badges.</w:t>
+      </w:r>
+    </w:p>
+    <w:p>
+      <w:pPr>
+        <w:spacing w:line="336" w:lineRule="auto" w:after="180"/>
+        <w:shd w:fill="F1F6FC"/>
+      </w:pPr>
+      <w:r>
+        <w:rPr>
+          <w:b w:val="0"/>
+        </w:rPr>
+        <w:t>Dimensions and reading order belong to the representation, not to an optional caption.</w:t>
+      </w:r>
+    </w:p>
+    <w:p>
+      <w:pPr>
+        <w:pStyle w:val="Heading3"/>
+      </w:pPr>
+      <w:r>
         <w:t>What this example does not establish</w:t>
       </w:r>
     </w:p>
     <w:p>
-      <w:r>
-        <w:t>This toy binary encoding does not include real photographs’ colour channels, compression or illumination effects.</w:t>
-      </w:r>
-    </w:p>
-    <w:p>
       <w:pPr>
         <w:pStyle w:val="Heading3"/>
       </w:pPr>
       <w:r>
+        <w:t>Keep the stated limit</w:t>
+      </w:r>
+    </w:p>
+    <w:p>
+      <w:pPr>
+        <w:spacing w:line="336" w:lineRule="auto" w:after="180"/>
+        <w:shd w:fill="FFF5E6"/>
+      </w:pPr>
+      <w:r>
+        <w:rPr>
+          <w:b w:val="0"/>
+        </w:rPr>
+        <w:t xml:space="preserve">This toy binary </w:t>
+      </w:r>
+      <w:r>
+        <w:rPr>
+          <w:b/>
+        </w:rPr>
+        <w:t>encoding</w:t>
+      </w:r>
+      <w:r>
+        <w:rPr>
+          <w:b w:val="0"/>
+        </w:rPr>
+        <w:t xml:space="preserve"> does not include real photographs’ colour </w:t>
+      </w:r>
+      <w:r>
+        <w:rPr>
+          <w:b/>
+        </w:rPr>
+        <w:t>channel</w:t>
+      </w:r>
+      <w:r>
+        <w:rPr>
+          <w:b w:val="0"/>
+        </w:rPr>
+        <w:t>s, compression or illumination effects.</w:t>
+      </w:r>
+    </w:p>
+    <w:p>
+      <w:pPr>
+        <w:pStyle w:val="Heading3"/>
+      </w:pPr>
+      <w:r>
         <w:t>Change one thing in the pictured case</w:t>
       </w:r>
     </w:p>
     <w:p>
-      <w:r>
-        <w:t>Change: Change A’s bottom-left pixel from 0 to 1.</w:t>
-      </w:r>
-    </w:p>
-    <w:p>
-      <w:r>
-        <w:t>Prediction: A now has four dark pixels; its row encoding is 101 / 110.</w:t>
-      </w:r>
-    </w:p>
-    <w:p>
-      <w:r>
-        <w:t>Reason: Exactly one light pixel becomes dark; the other five positions remain unchanged.</w:t>
-      </w:r>
-    </w:p>
-    <w:p>
       <w:pPr>
         <w:pStyle w:val="Heading3"/>
       </w:pPr>
       <w:r>
+        <w:t>Change one thing</w:t>
+      </w:r>
+    </w:p>
+    <w:p>
+      <w:pPr>
+        <w:spacing w:line="336" w:lineRule="auto" w:after="180"/>
+        <w:shd w:fill="F5F1FB"/>
+      </w:pPr>
+      <w:r>
+        <w:rPr>
+          <w:b w:val="0"/>
+        </w:rPr>
+        <w:t xml:space="preserve">Change: Change A’s bottom-left </w:t>
+      </w:r>
+      <w:r>
+        <w:rPr>
+          <w:b/>
+        </w:rPr>
+        <w:t>pixel</w:t>
+      </w:r>
+      <w:r>
+        <w:rPr>
+          <w:b w:val="0"/>
+        </w:rPr>
+        <w:t xml:space="preserve"> from 0 to 1.</w:t>
+      </w:r>
+    </w:p>
+    <w:p>
+      <w:pPr>
+        <w:pStyle w:val="Heading3"/>
+      </w:pPr>
+      <w:r>
+        <w:t>Predicted result</w:t>
+      </w:r>
+    </w:p>
+    <w:p>
+      <w:pPr>
+        <w:spacing w:line="336" w:lineRule="auto" w:after="180"/>
+        <w:shd w:fill="F1F6FC"/>
+      </w:pPr>
+      <w:r>
+        <w:rPr>
+          <w:b/>
+        </w:rPr>
+        <w:t>Prediction</w:t>
+      </w:r>
+      <w:r>
+        <w:rPr>
+          <w:b w:val="0"/>
+        </w:rPr>
+        <w:t xml:space="preserve">: A now has four dark </w:t>
+      </w:r>
+      <w:r>
+        <w:rPr>
+          <w:b/>
+        </w:rPr>
+        <w:t>pixel</w:t>
+      </w:r>
+      <w:r>
+        <w:rPr>
+          <w:b w:val="0"/>
+        </w:rPr>
+        <w:t xml:space="preserve">s; its row </w:t>
+      </w:r>
+      <w:r>
+        <w:rPr>
+          <w:b/>
+        </w:rPr>
+        <w:t>encoding</w:t>
+      </w:r>
+      <w:r>
+        <w:rPr>
+          <w:b w:val="0"/>
+        </w:rPr>
+        <w:t xml:space="preserve"> is 101 / 110.</w:t>
+      </w:r>
+    </w:p>
+    <w:p>
+      <w:pPr>
+        <w:pStyle w:val="Heading3"/>
+      </w:pPr>
+      <w:r>
+        <w:t>Why the result follows</w:t>
+      </w:r>
+    </w:p>
+    <w:p>
+      <w:pPr>
+        <w:spacing w:line="336" w:lineRule="auto" w:after="180"/>
+        <w:shd w:fill="F1F6FC"/>
+      </w:pPr>
+      <w:r>
+        <w:rPr>
+          <w:b w:val="0"/>
+        </w:rPr>
+        <w:t xml:space="preserve">Reason: Exactly one light </w:t>
+      </w:r>
+      <w:r>
+        <w:rPr>
+          <w:b/>
+        </w:rPr>
+        <w:t>pixel</w:t>
+      </w:r>
+      <w:r>
+        <w:rPr>
+          <w:b w:val="0"/>
+        </w:rPr>
+        <w:t xml:space="preserve"> becomes dark; the other five positions remain unchanged.</w:t>
+      </w:r>
+    </w:p>
+    <w:p>
+      <w:pPr>
+        <w:pStyle w:val="Heading3"/>
+      </w:pPr>
+      <w:r>
         <w:t>Ask while showing the picture</w:t>
       </w:r>
     </w:p>
     <w:p>
-      <w:r>
-        <w:t>Cover the result. Ask learners to name the inputs and predict the next step. Uncover one step, connect the icon to the actual procedure, and explain its evidence. Then change the supplied condition and compare. The picture is a representation; it does not document execution of a real AI model.</w:t>
+      <w:pPr>
+        <w:pStyle w:val="Heading3"/>
+      </w:pPr>
+      <w:r>
+        <w:t>Ask while showing the picture · 4</w:t>
+      </w:r>
+    </w:p>
+    <w:p>
+      <w:pPr>
+        <w:spacing w:line="336" w:lineRule="auto" w:after="180"/>
+      </w:pPr>
+      <w:r>
+        <w:rPr>
+          <w:b w:val="0"/>
+        </w:rPr>
+        <w:t xml:space="preserve">Cover the result. Ask learners to name the </w:t>
+      </w:r>
+      <w:r>
+        <w:rPr>
+          <w:b/>
+        </w:rPr>
+        <w:t>input</w:t>
+      </w:r>
+      <w:r>
+        <w:rPr>
+          <w:b w:val="0"/>
+        </w:rPr>
+        <w:t xml:space="preserve">s and predict the next step. Uncover one step, connect the icon to the actual procedure, and explain its </w:t>
+      </w:r>
+      <w:r>
+        <w:rPr>
+          <w:b/>
+        </w:rPr>
+        <w:t>evidence</w:t>
+      </w:r>
+      <w:r>
+        <w:rPr>
+          <w:b w:val="0"/>
+        </w:rPr>
+        <w:t>. Then change the supplied condition and compare.</w:t>
+      </w:r>
+    </w:p>
+    <w:p>
+      <w:pPr>
+        <w:spacing w:line="336" w:lineRule="auto" w:after="180"/>
+      </w:pPr>
+      <w:r>
+        <w:rPr>
+          <w:b w:val="0"/>
+        </w:rPr>
+        <w:t>The picture is a representation; it does not document execution of a real AI model.</w:t>
       </w:r>
     </w:p>
     <w:p>
@@ -1336,11 +2789,16 @@
       </w:r>
     </w:p>
     <w:p>
+      <w:r>
+        <w:t>Demonstrate Pictures Become Numbers, reduce support deliberately and check individual reasoning before discussing answers.</w:t>
+      </w:r>
+    </w:p>
+    <w:p>
       <w:pPr>
         <w:pStyle w:val="Heading3"/>
       </w:pPr>
       <w:r>
-        <w:t>Demonstrate and guide practice</w:t>
+        <w:t>Board sequence</w:t>
       </w:r>
     </w:p>
     <w:p>
@@ -1348,55 +2806,209 @@
         <w:pStyle w:val="Heading3"/>
       </w:pPr>
       <w:r>
-        <w:t>Board sequence</w:t>
-      </w:r>
-    </w:p>
-    <w:p>
-      <w:r>
+        <w:t>1. Put the facts on the board</w:t>
+      </w:r>
+    </w:p>
+    <w:p>
+      <w:pPr>
+        <w:spacing w:line="336" w:lineRule="auto" w:after="180"/>
+        <w:shd w:fill="F4F9FC"/>
+      </w:pPr>
+      <w:r>
+        <w:rPr>
+          <w:b w:val="0"/>
+        </w:rPr>
         <w:t>Write the given facts: A 2 by 2 image has rows [0,1] and [1,0]. Zero means white and one means black.</w:t>
       </w:r>
     </w:p>
     <w:p>
-      <w:r>
+      <w:pPr>
+        <w:pStyle w:val="Heading3"/>
+      </w:pPr>
+      <w:r>
+        <w:t>2. State the decision to explain</w:t>
+      </w:r>
+    </w:p>
+    <w:p>
+      <w:pPr>
+        <w:spacing w:line="336" w:lineRule="auto" w:after="180"/>
+        <w:shd w:fill="F4F9FC"/>
+      </w:pPr>
+      <w:r>
+        <w:rPr>
+          <w:b w:val="0"/>
+        </w:rPr>
         <w:t>Write the question to explain: Draw it, then change the top-left value to 1.</w:t>
       </w:r>
     </w:p>
     <w:p>
-      <w:r>
-        <w:t>Reveal after predictions: Initially top-right and bottom-left are black. The change produces three black squares. Pixel values encode an image; object recognition is a separate interpretation.</w:t>
-      </w:r>
-    </w:p>
-    <w:p>
-      <w:r>
-        <w:t>Keep for an independent attempt: Use 0 for dark and 1 for light. Draw a two-by-two image with rows [1,0] and [0,1]. Then change only the bottom-left pixel to light. Which number changes?</w:t>
-      </w:r>
-    </w:p>
-    <w:p>
       <w:pPr>
         <w:pStyle w:val="Heading3"/>
       </w:pPr>
       <w:r>
+        <w:t>3. Reveal the worked reasoning</w:t>
+      </w:r>
+    </w:p>
+    <w:p>
+      <w:pPr>
+        <w:spacing w:line="336" w:lineRule="auto" w:after="180"/>
+        <w:shd w:fill="F1F6FC"/>
+      </w:pPr>
+      <w:r>
+        <w:rPr>
+          <w:b w:val="0"/>
+        </w:rPr>
+        <w:t xml:space="preserve">Reveal after </w:t>
+      </w:r>
+      <w:r>
+        <w:rPr>
+          <w:b/>
+        </w:rPr>
+        <w:t>prediction</w:t>
+      </w:r>
+      <w:r>
+        <w:rPr>
+          <w:b w:val="0"/>
+        </w:rPr>
+        <w:t xml:space="preserve">s: Initially top-right and bottom-left are black. The change produces three black squares. </w:t>
+      </w:r>
+      <w:r>
+        <w:rPr>
+          <w:b/>
+        </w:rPr>
+        <w:t>Pixel</w:t>
+      </w:r>
+      <w:r>
+        <w:rPr>
+          <w:b w:val="0"/>
+        </w:rPr>
+        <w:t xml:space="preserve"> values encode an image; object recognition is a separate </w:t>
+      </w:r>
+      <w:r>
+        <w:rPr>
+          <w:b/>
+        </w:rPr>
+        <w:t>interpretation</w:t>
+      </w:r>
+      <w:r>
+        <w:rPr>
+          <w:b w:val="0"/>
+        </w:rPr>
+        <w:t>.</w:t>
+      </w:r>
+    </w:p>
+    <w:p>
+      <w:pPr>
+        <w:pStyle w:val="Heading3"/>
+      </w:pPr>
+      <w:r>
+        <w:t>Hold back the independent task</w:t>
+      </w:r>
+    </w:p>
+    <w:p>
+      <w:pPr>
+        <w:spacing w:line="336" w:lineRule="auto" w:after="180"/>
+        <w:shd w:fill="F5F1FB"/>
+      </w:pPr>
+      <w:r>
+        <w:rPr>
+          <w:b w:val="0"/>
+        </w:rPr>
+        <w:t xml:space="preserve">Keep for an independent attempt: Use 0 for dark and 1 for light. Draw a two-by-two image with rows [1,0] and [0,1]. Then change only the bottom-left </w:t>
+      </w:r>
+      <w:r>
+        <w:rPr>
+          <w:b/>
+        </w:rPr>
+        <w:t>pixel</w:t>
+      </w:r>
+      <w:r>
+        <w:rPr>
+          <w:b w:val="0"/>
+        </w:rPr>
+        <w:t xml:space="preserve"> to light. Which number changes?</w:t>
+      </w:r>
+    </w:p>
+    <w:p>
+      <w:pPr>
+        <w:pStyle w:val="Heading3"/>
+      </w:pPr>
+      <w:r>
         <w:t>Classroom dialogue</w:t>
       </w:r>
     </w:p>
     <w:p>
-      <w:r>
+      <w:pPr>
+        <w:pStyle w:val="Heading3"/>
+      </w:pPr>
+      <w:r>
+        <w:t>Ask the class</w:t>
+      </w:r>
+    </w:p>
+    <w:p>
+      <w:pPr>
+        <w:spacing w:line="336" w:lineRule="auto" w:after="180"/>
+        <w:shd w:fill="F5F1FB"/>
+      </w:pPr>
+      <w:r>
+        <w:rPr>
+          <w:b w:val="0"/>
+        </w:rPr>
         <w:t>Ask: Which facts are given, and which would we have to assume? Learners mark relevant details before discussing answers.</w:t>
       </w:r>
     </w:p>
     <w:p>
-      <w:r>
+      <w:pPr>
+        <w:pStyle w:val="Heading3"/>
+      </w:pPr>
+      <w:r>
+        <w:t>Language to model</w:t>
+      </w:r>
+    </w:p>
+    <w:p>
+      <w:pPr>
+        <w:spacing w:line="336" w:lineRule="auto" w:after="180"/>
+        <w:shd w:fill="F1F6F8"/>
+      </w:pPr>
+      <w:r>
+        <w:rPr>
+          <w:b w:val="0"/>
+        </w:rPr>
         <w:t>Say: Predict first. Show the rule, information path or calculation that would produce the result. A correct guess is not yet an explanation.</w:t>
       </w:r>
     </w:p>
     <w:p>
-      <w:r>
+      <w:pPr>
+        <w:spacing w:line="336" w:lineRule="auto" w:after="180"/>
+      </w:pPr>
+      <w:r>
+        <w:rPr>
+          <w:b w:val="0"/>
+        </w:rPr>
         <w:t>Reveal reasoning one step at a time. Explain why a tempting alternative fails. Write units and denominators for arithmetic, trace conditions for decisions, and identify supporting sources for claims.</w:t>
       </w:r>
     </w:p>
     <w:p>
-      <w:r>
-        <w:t>In pairs, one learner solves while the other checks evidence; exchange roles. Remove the worked answer before independent assessment.</w:t>
+      <w:pPr>
+        <w:spacing w:line="336" w:lineRule="auto" w:after="180"/>
+      </w:pPr>
+      <w:r>
+        <w:rPr>
+          <w:b w:val="0"/>
+        </w:rPr>
+        <w:t xml:space="preserve">In pairs, one learner solves while the other checks </w:t>
+      </w:r>
+      <w:r>
+        <w:rPr>
+          <w:b/>
+        </w:rPr>
+        <w:t>evidence</w:t>
+      </w:r>
+      <w:r>
+        <w:rPr>
+          <w:b w:val="0"/>
+        </w:rPr>
+        <w:t>; exchange roles. Remove the worked answer before independent assessment.</w:t>
       </w:r>
     </w:p>
     <w:p>
@@ -1408,8 +3020,49 @@
       </w:r>
     </w:p>
     <w:p>
-      <w:r>
-        <w:t>The two rows are black-white-black and white-black-white, giving three black pixels. Other arrangements share that count, so it cannot recover positions. For the exit, move one black pixel to a previously white position while preserving the total; the image changes but the count does not.</w:t>
+      <w:pPr>
+        <w:spacing w:line="336" w:lineRule="auto" w:after="180"/>
+      </w:pPr>
+      <w:r>
+        <w:rPr>
+          <w:b w:val="0"/>
+        </w:rPr>
+        <w:t xml:space="preserve">The two rows are black-white-black and white-black-white, giving three black </w:t>
+      </w:r>
+      <w:r>
+        <w:rPr>
+          <w:b/>
+        </w:rPr>
+        <w:t>pixel</w:t>
+      </w:r>
+      <w:r>
+        <w:rPr>
+          <w:b w:val="0"/>
+        </w:rPr>
+        <w:t>s. Other arrangements share that count, so it cannot recover positions.</w:t>
+      </w:r>
+    </w:p>
+    <w:p>
+      <w:pPr>
+        <w:spacing w:line="336" w:lineRule="auto" w:after="180"/>
+      </w:pPr>
+      <w:r>
+        <w:rPr>
+          <w:b w:val="0"/>
+        </w:rPr>
+        <w:t xml:space="preserve">For the exit, move one black </w:t>
+      </w:r>
+      <w:r>
+        <w:rPr>
+          <w:b/>
+        </w:rPr>
+        <w:t>pixel</w:t>
+      </w:r>
+      <w:r>
+        <w:rPr>
+          <w:b w:val="0"/>
+        </w:rPr>
+        <w:t xml:space="preserve"> to a previously white position while preserving the total; the image changes but the count does not.</w:t>
       </w:r>
     </w:p>
     <w:p>
@@ -1641,18 +3294,77 @@
       </w:r>
     </w:p>
     <w:p>
-      <w:r>
+      <w:pPr>
+        <w:pStyle w:val="Heading3"/>
+      </w:pPr>
+      <w:r>
+        <w:t>Completion practice</w:t>
+      </w:r>
+    </w:p>
+    <w:p>
+      <w:pPr>
+        <w:spacing w:line="336" w:lineRule="auto" w:after="180"/>
+        <w:shd w:fill="F5F1FB"/>
+      </w:pPr>
+      <w:r>
+        <w:rPr>
+          <w:b w:val="0"/>
+        </w:rPr>
         <w:t>Completion task: A message contains 1,0,0,1,1,0 but gives no dimensions. Show a one-row arrangement and a two-row arrangement using the same values. Name the extra information that would distinguish them.</w:t>
       </w:r>
     </w:p>
     <w:p>
-      <w:r>
+      <w:pPr>
+        <w:pStyle w:val="Heading3"/>
+      </w:pPr>
+      <w:r>
+        <w:t>Reasoning to listen for</w:t>
+      </w:r>
+    </w:p>
+    <w:p>
+      <w:pPr>
+        <w:spacing w:line="336" w:lineRule="auto" w:after="180"/>
+        <w:shd w:fill="F1F6FC"/>
+      </w:pPr>
+      <w:r>
+        <w:rPr>
+          <w:b w:val="0"/>
+        </w:rPr>
         <w:t>Teacher check: One row of width 6 is [1,0,0,1,1,0]. Two rows of width 3 are [1,0,0] and [1,1,0]. Specify width and height, plus reading order and colour convention. The values alone do not choose the shape.</w:t>
       </w:r>
     </w:p>
     <w:p>
-      <w:r>
-        <w:t>Start by identifying the given inputs together. Leave the intermediate steps blank. If needed, model one step, then withdraw that help on the next step. Move to a full trace only when the partial trace is understood. For partners, alternate explainer and checker; collect a response from every learner before discussion.</w:t>
+      <w:pPr>
+        <w:spacing w:line="336" w:lineRule="auto" w:after="180"/>
+      </w:pPr>
+      <w:r>
+        <w:rPr>
+          <w:b w:val="0"/>
+        </w:rPr>
+        <w:t xml:space="preserve">Start by identifying the given </w:t>
+      </w:r>
+      <w:r>
+        <w:rPr>
+          <w:b/>
+        </w:rPr>
+        <w:t>input</w:t>
+      </w:r>
+      <w:r>
+        <w:rPr>
+          <w:b w:val="0"/>
+        </w:rPr>
+        <w:t>s together. Leave the intermediate steps blank. If needed, model one step, then withdraw that help on the next step. Move to a full trace only when the partial trace is understood.</w:t>
+      </w:r>
+    </w:p>
+    <w:p>
+      <w:pPr>
+        <w:spacing w:line="336" w:lineRule="auto" w:after="180"/>
+      </w:pPr>
+      <w:r>
+        <w:rPr>
+          <w:b w:val="0"/>
+        </w:rPr>
+        <w:t>For partners, alternate explainer and checker; collect a response from every learner before discussion.</w:t>
       </w:r>
     </w:p>
     <w:p>
@@ -1664,18 +3376,37 @@
       </w:r>
     </w:p>
     <w:p>
-      <w:r>
-        <w:t>Use the worked case for Images as numerical grids. Proposed explanation: “The number one always means black”. Decide whether this explanation is supported. Point to the step or supplied fact that decides; explain your repair if needed.</w:t>
-      </w:r>
-    </w:p>
-    <w:p>
-      <w:r>
-        <w:t>Expected correction: Our convention states that meaning. Other encodings use different scales or channels; read their specification.</w:t>
-      </w:r>
-    </w:p>
-    <w:p>
-      <w:r>
-        <w:t>Collect explanations, not only yes/no votes. If a misunderstanding is common, re-model the relevant step for the class. If it affects a few learners, give a short targeted group explanation while others solve a more demanding variation.</w:t>
+      <w:pPr>
+        <w:spacing w:line="336" w:lineRule="auto" w:after="180"/>
+      </w:pPr>
+      <w:r>
+        <w:rPr>
+          <w:b w:val="0"/>
+        </w:rPr>
+        <w:t xml:space="preserve">Use the worked case for Images as numerical </w:t>
+      </w:r>
+      <w:r>
+        <w:rPr>
+          <w:b/>
+        </w:rPr>
+        <w:t>grid</w:t>
+      </w:r>
+      <w:r>
+        <w:rPr>
+          <w:b w:val="0"/>
+        </w:rPr>
+        <w:t>s. Proposed explanation: “The number one always means black”. Decide whether this explanation is supported.</w:t>
+      </w:r>
+    </w:p>
+    <w:p>
+      <w:pPr>
+        <w:spacing w:line="336" w:lineRule="auto" w:after="180"/>
+      </w:pPr>
+      <w:r>
+        <w:rPr>
+          <w:b w:val="0"/>
+        </w:rPr>
+        <w:t>Point to the step or supplied fact that decides; explain your repair if needed.</w:t>
       </w:r>
     </w:p>
     <w:p>
@@ -1683,11 +3414,83 @@
         <w:pStyle w:val="Heading3"/>
       </w:pPr>
       <w:r>
+        <w:t>Expected repair</w:t>
+      </w:r>
+    </w:p>
+    <w:p>
+      <w:pPr>
+        <w:spacing w:line="336" w:lineRule="auto" w:after="180"/>
+        <w:shd w:fill="F1F6FC"/>
+      </w:pPr>
+      <w:r>
+        <w:rPr>
+          <w:b w:val="0"/>
+        </w:rPr>
+        <w:t xml:space="preserve">Expected correction: Our convention states that meaning. Other </w:t>
+      </w:r>
+      <w:r>
+        <w:rPr>
+          <w:b/>
+        </w:rPr>
+        <w:t>encoding</w:t>
+      </w:r>
+      <w:r>
+        <w:rPr>
+          <w:b w:val="0"/>
+        </w:rPr>
+        <w:t xml:space="preserve">s use different scales or </w:t>
+      </w:r>
+      <w:r>
+        <w:rPr>
+          <w:b/>
+        </w:rPr>
+        <w:t>channel</w:t>
+      </w:r>
+      <w:r>
+        <w:rPr>
+          <w:b w:val="0"/>
+        </w:rPr>
+        <w:t>s; read their specification.</w:t>
+      </w:r>
+    </w:p>
+    <w:p>
+      <w:pPr>
+        <w:spacing w:line="336" w:lineRule="auto" w:after="180"/>
+      </w:pPr>
+      <w:r>
+        <w:rPr>
+          <w:b w:val="0"/>
+        </w:rPr>
+        <w:t>Collect explanations, not only yes/no votes. If a misunderstanding is common, re-model the relevant step for the class.</w:t>
+      </w:r>
+    </w:p>
+    <w:p>
+      <w:pPr>
+        <w:spacing w:line="336" w:lineRule="auto" w:after="180"/>
+      </w:pPr>
+      <w:r>
+        <w:rPr>
+          <w:b w:val="0"/>
+        </w:rPr>
+        <w:t>If it affects a few learners, give a short targeted group explanation while others solve a more demanding variation.</w:t>
+      </w:r>
+    </w:p>
+    <w:p>
+      <w:pPr>
+        <w:pStyle w:val="Heading3"/>
+      </w:pPr>
+      <w:r>
         <w:t>Pictorial practice question</w:t>
       </w:r>
     </w:p>
     <w:p>
-      <w:r>
+      <w:pPr>
+        <w:spacing w:line="336" w:lineRule="auto" w:after="180"/>
+      </w:pPr>
+      <w:r>
+        <w:rPr>
+          <w:b w:val="0"/>
+        </w:rPr>
         <w:t>Find a position where the original badges differ, then read the changed A back as a picture.</w:t>
       </w:r>
     </w:p>
@@ -1700,18 +3503,108 @@
       </w:r>
     </w:p>
     <w:p>
-      <w:r>
-        <w:t>The top-middle pixel is 0 in A and 1 in B. Changed A is dark at top-left, top-right, bottom-left and bottom-middle.</w:t>
-      </w:r>
-    </w:p>
-    <w:p>
-      <w:r>
-        <w:t>Changed-case reasoning: A now has four dark pixels; its row encoding is 101 / 110. Exactly one light pixel becomes dark; the other five positions remain unchanged.</w:t>
-      </w:r>
-    </w:p>
-    <w:p>
-      <w:r>
-        <w:t>Collect each learner’s explanation before discussion. Use the first missing connection between input, deciding step and result to choose support. This question is worked-case practice, not fresh mastery evidence.</w:t>
+      <w:pPr>
+        <w:spacing w:line="336" w:lineRule="auto" w:after="180"/>
+      </w:pPr>
+      <w:r>
+        <w:rPr>
+          <w:b w:val="0"/>
+        </w:rPr>
+        <w:t xml:space="preserve">The top-middle </w:t>
+      </w:r>
+      <w:r>
+        <w:rPr>
+          <w:b/>
+        </w:rPr>
+        <w:t>pixel</w:t>
+      </w:r>
+      <w:r>
+        <w:rPr>
+          <w:b w:val="0"/>
+        </w:rPr>
+        <w:t xml:space="preserve"> is 0 in A and 1 in B. Changed A is dark at top-left, top-right, bottom-left and bottom-middle.</w:t>
+      </w:r>
+    </w:p>
+    <w:p>
+      <w:pPr>
+        <w:spacing w:line="336" w:lineRule="auto" w:after="180"/>
+      </w:pPr>
+      <w:r>
+        <w:rPr>
+          <w:b w:val="0"/>
+        </w:rPr>
+        <w:t xml:space="preserve">Changed-case reasoning: A now has four dark </w:t>
+      </w:r>
+      <w:r>
+        <w:rPr>
+          <w:b/>
+        </w:rPr>
+        <w:t>pixel</w:t>
+      </w:r>
+      <w:r>
+        <w:rPr>
+          <w:b w:val="0"/>
+        </w:rPr>
+        <w:t xml:space="preserve">s; its row </w:t>
+      </w:r>
+      <w:r>
+        <w:rPr>
+          <w:b/>
+        </w:rPr>
+        <w:t>encoding</w:t>
+      </w:r>
+      <w:r>
+        <w:rPr>
+          <w:b w:val="0"/>
+        </w:rPr>
+        <w:t xml:space="preserve"> is 101 / 110. Exactly one light </w:t>
+      </w:r>
+      <w:r>
+        <w:rPr>
+          <w:b/>
+        </w:rPr>
+        <w:t>pixel</w:t>
+      </w:r>
+      <w:r>
+        <w:rPr>
+          <w:b w:val="0"/>
+        </w:rPr>
+        <w:t xml:space="preserve"> becomes dark; the other five positions remain unchanged.</w:t>
+      </w:r>
+    </w:p>
+    <w:p>
+      <w:pPr>
+        <w:spacing w:line="336" w:lineRule="auto" w:after="180"/>
+      </w:pPr>
+      <w:r>
+        <w:rPr>
+          <w:b w:val="0"/>
+        </w:rPr>
+        <w:t xml:space="preserve">Collect each learner’s explanation before discussion. Use the first missing connection between </w:t>
+      </w:r>
+      <w:r>
+        <w:rPr>
+          <w:b/>
+        </w:rPr>
+        <w:t>input</w:t>
+      </w:r>
+      <w:r>
+        <w:rPr>
+          <w:b w:val="0"/>
+        </w:rPr>
+        <w:t xml:space="preserve">, deciding step and result to choose support. This question is worked-case practice, not fresh mastery </w:t>
+      </w:r>
+      <w:r>
+        <w:rPr>
+          <w:b/>
+        </w:rPr>
+        <w:t>evidence</w:t>
+      </w:r>
+      <w:r>
+        <w:rPr>
+          <w:b w:val="0"/>
+        </w:rPr>
+        <w:t>.</w:t>
       </w:r>
     </w:p>
     <w:p>
@@ -1723,45 +3616,186 @@
       </w:r>
     </w:p>
     <w:p>
+      <w:r>
+        <w:t>Run the Pictures Become Numbers investigation and use the first unsupported step to choose a teaching response.</w:t>
+      </w:r>
+    </w:p>
+    <w:p>
+      <w:pPr>
+        <w:spacing w:line="336" w:lineRule="auto" w:after="180"/>
+      </w:pPr>
+      <w:r>
+        <w:rPr>
+          <w:b w:val="0"/>
+        </w:rPr>
+        <w:t xml:space="preserve">Predict first, test honestly, and explain what the </w:t>
+      </w:r>
+      <w:r>
+        <w:rPr>
+          <w:b/>
+        </w:rPr>
+        <w:t>evidence</w:t>
+      </w:r>
+      <w:r>
+        <w:rPr>
+          <w:b w:val="0"/>
+        </w:rPr>
+        <w:t xml:space="preserve"> means.</w:t>
+      </w:r>
+    </w:p>
+    <w:p>
       <w:pPr>
         <w:pStyle w:val="Heading3"/>
       </w:pPr>
       <w:r>
-        <w:t>Run the weekly evidence lab</w:t>
-      </w:r>
-    </w:p>
-    <w:p>
-      <w:r>
-        <w:t>Predict first, test honestly, and explain what the evidence means.</w:t>
-      </w:r>
-    </w:p>
-    <w:p>
-      <w:r>
-        <w:t>State your prediction before the result is known.</w:t>
-      </w:r>
-    </w:p>
-    <w:p>
-      <w:r>
-        <w:t>Complete the task: Decode a tiny pixel picture and predict a blurred version.</w:t>
-      </w:r>
-    </w:p>
-    <w:p>
-      <w:r>
+        <w:t>1. Predict</w:t>
+      </w:r>
+    </w:p>
+    <w:p>
+      <w:pPr>
+        <w:spacing w:line="336" w:lineRule="auto" w:after="180"/>
+        <w:shd w:fill="F4F9FC"/>
+      </w:pPr>
+      <w:r>
+        <w:rPr>
+          <w:b w:val="0"/>
+        </w:rPr>
+        <w:t xml:space="preserve">State your </w:t>
+      </w:r>
+      <w:r>
+        <w:rPr>
+          <w:b/>
+        </w:rPr>
+        <w:t>prediction</w:t>
+      </w:r>
+      <w:r>
+        <w:rPr>
+          <w:b w:val="0"/>
+        </w:rPr>
+        <w:t xml:space="preserve"> before the result is known.</w:t>
+      </w:r>
+    </w:p>
+    <w:p>
+      <w:pPr>
+        <w:pStyle w:val="Heading3"/>
+      </w:pPr>
+      <w:r>
+        <w:t>2. Investigate</w:t>
+      </w:r>
+    </w:p>
+    <w:p>
+      <w:pPr>
+        <w:spacing w:line="336" w:lineRule="auto" w:after="180"/>
+        <w:shd w:fill="F4F9FC"/>
+      </w:pPr>
+      <w:r>
+        <w:rPr>
+          <w:b w:val="0"/>
+        </w:rPr>
+        <w:t xml:space="preserve">Complete the task: Decode a tiny </w:t>
+      </w:r>
+      <w:r>
+        <w:rPr>
+          <w:b/>
+        </w:rPr>
+        <w:t>pixel</w:t>
+      </w:r>
+      <w:r>
+        <w:rPr>
+          <w:b w:val="0"/>
+        </w:rPr>
+        <w:t xml:space="preserve"> picture and predict a blurred version.</w:t>
+      </w:r>
+    </w:p>
+    <w:p>
+      <w:pPr>
+        <w:pStyle w:val="Heading3"/>
+      </w:pPr>
+      <w:r>
+        <w:t>3. Compare cases</w:t>
+      </w:r>
+    </w:p>
+    <w:p>
+      <w:pPr>
+        <w:spacing w:line="336" w:lineRule="auto" w:after="180"/>
+        <w:shd w:fill="F4F9FC"/>
+      </w:pPr>
+      <w:r>
+        <w:rPr>
+          <w:b w:val="0"/>
+        </w:rPr>
         <w:t>Keep a normal case and an edge case clearly separated.</w:t>
       </w:r>
     </w:p>
     <w:p>
-      <w:r>
-        <w:t>Record what happened—even when it does not match your prediction.</w:t>
-      </w:r>
-    </w:p>
-    <w:p>
-      <w:r>
+      <w:pPr>
+        <w:pStyle w:val="Heading3"/>
+      </w:pPr>
+      <w:r>
+        <w:t>4. Record honestly</w:t>
+      </w:r>
+    </w:p>
+    <w:p>
+      <w:pPr>
+        <w:spacing w:line="336" w:lineRule="auto" w:after="180"/>
+        <w:shd w:fill="F4F9FC"/>
+      </w:pPr>
+      <w:r>
+        <w:rPr>
+          <w:b w:val="0"/>
+        </w:rPr>
+        <w:t xml:space="preserve">Record what happened—even when it does not match your </w:t>
+      </w:r>
+      <w:r>
+        <w:rPr>
+          <w:b/>
+        </w:rPr>
+        <w:t>prediction</w:t>
+      </w:r>
+      <w:r>
+        <w:rPr>
+          <w:b w:val="0"/>
+        </w:rPr>
+        <w:t>.</w:t>
+      </w:r>
+    </w:p>
+    <w:p>
+      <w:pPr>
+        <w:pStyle w:val="Heading3"/>
+      </w:pPr>
+      <w:r>
+        <w:t>5. Explain and plan the next test</w:t>
+      </w:r>
+    </w:p>
+    <w:p>
+      <w:pPr>
+        <w:spacing w:line="336" w:lineRule="auto" w:after="180"/>
+        <w:shd w:fill="F4F9FC"/>
+      </w:pPr>
+      <w:r>
+        <w:rPr>
+          <w:b w:val="0"/>
+        </w:rPr>
         <w:t>Explain the result, one limitation, and the next useful test.</w:t>
       </w:r>
     </w:p>
     <w:p>
-      <w:r>
+      <w:pPr>
+        <w:pStyle w:val="Heading3"/>
+      </w:pPr>
+      <w:r>
+        <w:t>Use a fresh case after support</w:t>
+      </w:r>
+    </w:p>
+    <w:p>
+      <w:pPr>
+        <w:spacing w:line="336" w:lineRule="auto" w:after="180"/>
+        <w:shd w:fill="FFF5E6"/>
+      </w:pPr>
+      <w:r>
+        <w:rPr>
+          <w:b w:val="0"/>
+        </w:rPr>
         <w:t>INDEPENDENCE After support is removed, repeat the proof with a fresh case.</w:t>
       </w:r>
     </w:p>
@@ -1774,8 +3808,25 @@
       </w:r>
     </w:p>
     <w:p>
-      <w:r>
-        <w:t>Use the concrete case as the shared normal case and the independent question as a second case. Each pair creates a boundary or missing-information case and predicts its result before testing. Keep the expected result separate from an observed mistake.</w:t>
+      <w:pPr>
+        <w:spacing w:line="336" w:lineRule="auto" w:after="180"/>
+      </w:pPr>
+      <w:r>
+        <w:rPr>
+          <w:b w:val="0"/>
+        </w:rPr>
+        <w:t>Use the concrete case as the shared normal case and the independent question as a second case. Each pair creates a boundary or missing-information case and predicts its result before testing.</w:t>
+      </w:r>
+    </w:p>
+    <w:p>
+      <w:pPr>
+        <w:spacing w:line="336" w:lineRule="auto" w:after="180"/>
+      </w:pPr>
+      <w:r>
+        <w:rPr>
+          <w:b w:val="0"/>
+        </w:rPr>
+        <w:t>Keep the expected result separate from an observed mistake.</w:t>
       </w:r>
     </w:p>
     <w:tbl>
@@ -1933,13 +3984,45 @@
       </w:r>
     </w:p>
     <w:p>
-      <w:r>
+      <w:pPr>
+        <w:pStyle w:val="Heading3"/>
+      </w:pPr>
+      <w:r>
+        <w:t>Find the unsupported claim</w:t>
+      </w:r>
+    </w:p>
+    <w:p>
+      <w:pPr>
+        <w:spacing w:line="336" w:lineRule="auto" w:after="180"/>
+        <w:shd w:fill="F5F1FB"/>
+      </w:pPr>
+      <w:r>
+        <w:rPr>
+          <w:b w:val="0"/>
+        </w:rPr>
         <w:t>CLAIM TO REPAIR An image is stored as its object name.</w:t>
       </w:r>
     </w:p>
     <w:p>
-      <w:r>
-        <w:t>For guessing, return to given facts and request a trace. For vocabulary without application, use one example and one non-example. For arithmetic errors, check the setup before the calculation. Finish with a different uncoached case before recording mastery.</w:t>
+      <w:pPr>
+        <w:spacing w:line="336" w:lineRule="auto" w:after="180"/>
+      </w:pPr>
+      <w:r>
+        <w:rPr>
+          <w:b w:val="0"/>
+        </w:rPr>
+        <w:t>For guessing, return to given facts and request a trace. For vocabulary without application, use one example and one non-example. For arithmetic errors, check the setup before the calculation.</w:t>
+      </w:r>
+    </w:p>
+    <w:p>
+      <w:pPr>
+        <w:spacing w:line="336" w:lineRule="auto" w:after="180"/>
+      </w:pPr>
+      <w:r>
+        <w:rPr>
+          <w:b w:val="0"/>
+        </w:rPr>
+        <w:t>Finish with a different uncoached case before recording mastery.</w:t>
       </w:r>
     </w:p>
     <w:p>
@@ -1951,18 +4034,108 @@
       </w:r>
     </w:p>
     <w:p>
-      <w:r>
-        <w:t>The number one always means black: Our convention states that meaning. Other encodings use different scales or channels; read their specification.</w:t>
-      </w:r>
-    </w:p>
-    <w:p>
-      <w:r>
-        <w:t>A pixel count is the picture: Have students reconstruct two different arrangements with the same count.</w:t>
-      </w:r>
-    </w:p>
-    <w:p>
-      <w:r>
-        <w:t>Storing pixels recognises the object: A grid decoder only reconstructs the representation. A separate interpretation step assigns a category.</w:t>
+      <w:pPr>
+        <w:spacing w:line="336" w:lineRule="auto" w:after="180"/>
+      </w:pPr>
+      <w:r>
+        <w:rPr>
+          <w:b w:val="0"/>
+        </w:rPr>
+        <w:t xml:space="preserve">The number one always means black: Our convention states that meaning. Other </w:t>
+      </w:r>
+      <w:r>
+        <w:rPr>
+          <w:b/>
+        </w:rPr>
+        <w:t>encoding</w:t>
+      </w:r>
+      <w:r>
+        <w:rPr>
+          <w:b w:val="0"/>
+        </w:rPr>
+        <w:t xml:space="preserve">s use different scales or </w:t>
+      </w:r>
+      <w:r>
+        <w:rPr>
+          <w:b/>
+        </w:rPr>
+        <w:t>channel</w:t>
+      </w:r>
+      <w:r>
+        <w:rPr>
+          <w:b w:val="0"/>
+        </w:rPr>
+        <w:t>s; read their specification.</w:t>
+      </w:r>
+    </w:p>
+    <w:p>
+      <w:pPr>
+        <w:spacing w:line="336" w:lineRule="auto" w:after="180"/>
+      </w:pPr>
+      <w:r>
+        <w:rPr>
+          <w:b w:val="0"/>
+        </w:rPr>
+        <w:t xml:space="preserve">A </w:t>
+      </w:r>
+      <w:r>
+        <w:rPr>
+          <w:b/>
+        </w:rPr>
+        <w:t>pixel</w:t>
+      </w:r>
+      <w:r>
+        <w:rPr>
+          <w:b w:val="0"/>
+        </w:rPr>
+        <w:t xml:space="preserve"> count is the picture: Have students reconstruct two different arrangements with the same count.</w:t>
+      </w:r>
+    </w:p>
+    <w:p>
+      <w:pPr>
+        <w:spacing w:line="336" w:lineRule="auto" w:after="180"/>
+      </w:pPr>
+      <w:r>
+        <w:rPr>
+          <w:b w:val="0"/>
+        </w:rPr>
+        <w:t xml:space="preserve">Storing </w:t>
+      </w:r>
+      <w:r>
+        <w:rPr>
+          <w:b/>
+        </w:rPr>
+        <w:t>pixel</w:t>
+      </w:r>
+      <w:r>
+        <w:rPr>
+          <w:b w:val="0"/>
+        </w:rPr>
+        <w:t xml:space="preserve">s recognises the object: A </w:t>
+      </w:r>
+      <w:r>
+        <w:rPr>
+          <w:b/>
+        </w:rPr>
+        <w:t>grid</w:t>
+      </w:r>
+      <w:r>
+        <w:rPr>
+          <w:b w:val="0"/>
+        </w:rPr>
+        <w:t xml:space="preserve"> decoder only reconstructs the representation. A separate </w:t>
+      </w:r>
+      <w:r>
+        <w:rPr>
+          <w:b/>
+        </w:rPr>
+        <w:t>interpretation</w:t>
+      </w:r>
+      <w:r>
+        <w:rPr>
+          <w:b w:val="0"/>
+        </w:rPr>
+        <w:t xml:space="preserve"> step assigns a category.</w:t>
       </w:r>
     </w:p>
     <w:p>
@@ -2120,8 +4293,25 @@
       </w:tr>
     </w:tbl>
     <w:p>
-      <w:r>
-        <w:t>Offer an oral explanation, drawing, enlarged visual or fewer examples when that removes a reading/writing barrier. Keep the same reasoning goal. Stretch secure learners by changing a boundary or assumption and asking them to defend the effect, not simply by assigning more of the same questions.</w:t>
+      <w:pPr>
+        <w:spacing w:line="336" w:lineRule="auto" w:after="180"/>
+      </w:pPr>
+      <w:r>
+        <w:rPr>
+          <w:b w:val="0"/>
+        </w:rPr>
+        <w:t>Offer an oral explanation, drawing, enlarged visual or fewer examples when that removes a reading/writing barrier. Keep the same reasoning goal.</w:t>
+      </w:r>
+    </w:p>
+    <w:p>
+      <w:pPr>
+        <w:spacing w:line="336" w:lineRule="auto" w:after="180"/>
+      </w:pPr>
+      <w:r>
+        <w:rPr>
+          <w:b w:val="0"/>
+        </w:rPr>
+        <w:t>Stretch secure learners by changing a boundary or assumption and asking them to defend the effect, not simply by assigning more of the same questions.</w:t>
       </w:r>
     </w:p>
     <w:p>
@@ -2133,11 +4323,16 @@
       </w:r>
     </w:p>
     <w:p>
+      <w:r>
+        <w:t>Use the Pictures Become Numbers questions, teacher keys and criteria after the relevant attempts. Previously discussed cases are practice; protect the separately selected independent task.</w:t>
+      </w:r>
+    </w:p>
+    <w:p>
       <w:pPr>
         <w:pStyle w:val="Heading3"/>
       </w:pPr>
       <w:r>
-        <w:t>Assess and explain the answers</w:t>
+        <w:t>Worked case answer</w:t>
       </w:r>
     </w:p>
     <w:p>
@@ -2145,12 +4340,43 @@
         <w:pStyle w:val="Heading3"/>
       </w:pPr>
       <w:r>
-        <w:t>Worked case answer</w:t>
-      </w:r>
-    </w:p>
-    <w:p>
-      <w:r>
-        <w:t>Initially top-right and bottom-left are black. The change produces three black squares. Pixel values encode an image; object recognition is a separate interpretation.</w:t>
+        <w:t>Teacher key · Worked case answer</w:t>
+      </w:r>
+    </w:p>
+    <w:p>
+      <w:pPr>
+        <w:spacing w:line="336" w:lineRule="auto" w:after="180"/>
+        <w:shd w:fill="F1F6FC"/>
+      </w:pPr>
+      <w:r>
+        <w:rPr>
+          <w:b w:val="0"/>
+        </w:rPr>
+        <w:t xml:space="preserve">Initially top-right and bottom-left are black. The change produces three black squares. </w:t>
+      </w:r>
+      <w:r>
+        <w:rPr>
+          <w:b/>
+        </w:rPr>
+        <w:t>Pixel</w:t>
+      </w:r>
+      <w:r>
+        <w:rPr>
+          <w:b w:val="0"/>
+        </w:rPr>
+        <w:t xml:space="preserve"> values encode an image; object recognition is a separate </w:t>
+      </w:r>
+      <w:r>
+        <w:rPr>
+          <w:b/>
+        </w:rPr>
+        <w:t>interpretation</w:t>
+      </w:r>
+      <w:r>
+        <w:rPr>
+          <w:b w:val="0"/>
+        </w:rPr>
+        <w:t>.</w:t>
       </w:r>
     </w:p>
     <w:p>
@@ -2162,21 +4388,75 @@
       </w:r>
     </w:p>
     <w:p>
-      <w:r>
-        <w:t>Use 0 for dark and 1 for light. Draw a two-by-two image with rows [1,0] and [0,1]. Then change only the bottom-left pixel to light. Which number changes?</w:t>
-      </w:r>
-    </w:p>
-    <w:p>
       <w:pPr>
         <w:pStyle w:val="Heading3"/>
       </w:pPr>
       <w:r>
+        <w:t>Independent question · withhold the key</w:t>
+      </w:r>
+    </w:p>
+    <w:p>
+      <w:pPr>
+        <w:spacing w:line="336" w:lineRule="auto" w:after="180"/>
+        <w:shd w:fill="F5F1FB"/>
+      </w:pPr>
+      <w:r>
+        <w:rPr>
+          <w:b w:val="0"/>
+        </w:rPr>
+        <w:t xml:space="preserve">Use 0 for dark and 1 for light. Draw a two-by-two image with rows [1,0] and [0,1]. Then change only the bottom-left </w:t>
+      </w:r>
+      <w:r>
+        <w:rPr>
+          <w:b/>
+        </w:rPr>
+        <w:t>pixel</w:t>
+      </w:r>
+      <w:r>
+        <w:rPr>
+          <w:b w:val="0"/>
+        </w:rPr>
+        <w:t xml:space="preserve"> to light. Which number changes?</w:t>
+      </w:r>
+    </w:p>
+    <w:p>
+      <w:pPr>
+        <w:pStyle w:val="Heading3"/>
+      </w:pPr>
+      <w:r>
         <w:t>Expected independent answer</w:t>
       </w:r>
     </w:p>
     <w:p>
-      <w:r>
-        <w:t>The original light pixels are top-left and bottom-right. The bottom-left entry changes from 0 to 1, giving rows [1,0] and [1,1]. Position and value both matter.</w:t>
+      <w:pPr>
+        <w:pStyle w:val="Heading3"/>
+      </w:pPr>
+      <w:r>
+        <w:t>Teacher key · Expected independent answer</w:t>
+      </w:r>
+    </w:p>
+    <w:p>
+      <w:pPr>
+        <w:spacing w:line="336" w:lineRule="auto" w:after="180"/>
+        <w:shd w:fill="F1F6FC"/>
+      </w:pPr>
+      <w:r>
+        <w:rPr>
+          <w:b w:val="0"/>
+        </w:rPr>
+        <w:t xml:space="preserve">The original light </w:t>
+      </w:r>
+      <w:r>
+        <w:rPr>
+          <w:b/>
+        </w:rPr>
+        <w:t>pixel</w:t>
+      </w:r>
+      <w:r>
+        <w:rPr>
+          <w:b w:val="0"/>
+        </w:rPr>
+        <w:t>s are top-left and bottom-right. The bottom-left entry changes from 0 to 1, giving rows [1,0] and [1,1]. Position and value both matter.</w:t>
       </w:r>
     </w:p>
     <w:p>
@@ -2414,8 +4694,25 @@
       </w:tr>
     </w:tbl>
     <w:p>
-      <w:r>
-        <w:t>Use 6/8 as a classroom checkpoint, with 2 required for both Result and Reasoning. This is a proposed teaching rule, not a validated certification threshold. Do not count a coached answer as independent mastery; correct unsafe or unsupported claims regardless of total.</w:t>
+      <w:pPr>
+        <w:spacing w:line="336" w:lineRule="auto" w:after="180"/>
+      </w:pPr>
+      <w:r>
+        <w:rPr>
+          <w:b w:val="0"/>
+        </w:rPr>
+        <w:t>Use 6/8 as a classroom checkpoint, with 2 required for both Result and Reasoning. This is a proposed teaching rule, not a validated certification threshold.</w:t>
+      </w:r>
+    </w:p>
+    <w:p>
+      <w:pPr>
+        <w:spacing w:line="336" w:lineRule="auto" w:after="180"/>
+      </w:pPr>
+      <w:r>
+        <w:rPr>
+          <w:b w:val="0"/>
+        </w:rPr>
+        <w:t>Do not count a coached answer as independent mastery; correct unsafe or unsupported claims regardless of total.</w:t>
       </w:r>
     </w:p>
     <w:p>
@@ -2427,8 +4724,26 @@
       </w:r>
     </w:p>
     <w:p>
-      <w:r>
-        <w:t>Ask the learner to find the evidence that challenges this claim: “An image is stored as its object name.” Keep the first attempt and an uncoached retry separate.</w:t>
+      <w:pPr>
+        <w:spacing w:line="336" w:lineRule="auto" w:after="180"/>
+      </w:pPr>
+      <w:r>
+        <w:rPr>
+          <w:b w:val="0"/>
+        </w:rPr>
+        <w:t xml:space="preserve">Ask the learner to find the </w:t>
+      </w:r>
+      <w:r>
+        <w:rPr>
+          <w:b/>
+        </w:rPr>
+        <w:t>evidence</w:t>
+      </w:r>
+      <w:r>
+        <w:rPr>
+          <w:b w:val="0"/>
+        </w:rPr>
+        <w:t xml:space="preserve"> that challenges this claim: “An image is stored as its object name.” Keep the first attempt and an uncoached retry separate.</w:t>
       </w:r>
     </w:p>
     <w:p>
@@ -2440,15 +4755,54 @@
       </w:r>
     </w:p>
     <w:p>
-      <w:r>
-        <w:t>Row-major encoding is [1,0,1,0,1,0], with shape 2×3. Interpreting the same list column-first gives top [1,1,1] and bottom [0,0,0]. Values need shape and ordering conventions; encoding alone does not recognise an object.</w:t>
-      </w:r>
-    </w:p>
-    <w:p>
       <w:pPr>
         <w:pStyle w:val="Heading3"/>
       </w:pPr>
       <w:r>
+        <w:t>Teacher key · Original transfer answer</w:t>
+      </w:r>
+    </w:p>
+    <w:p>
+      <w:pPr>
+        <w:spacing w:line="336" w:lineRule="auto" w:after="180"/>
+        <w:shd w:fill="F1F6FC"/>
+      </w:pPr>
+      <w:r>
+        <w:rPr>
+          <w:b w:val="0"/>
+        </w:rPr>
+        <w:t xml:space="preserve">Row-major </w:t>
+      </w:r>
+      <w:r>
+        <w:rPr>
+          <w:b/>
+        </w:rPr>
+        <w:t>encoding</w:t>
+      </w:r>
+      <w:r>
+        <w:rPr>
+          <w:b w:val="0"/>
+        </w:rPr>
+        <w:t xml:space="preserve"> is [1,0,1,0,1,0], with shape 2×3. Interpreting the same list column-first gives top [1,1,1] and bottom [0,0,0]. Values need shape and ordering conventions; </w:t>
+      </w:r>
+      <w:r>
+        <w:rPr>
+          <w:b/>
+        </w:rPr>
+        <w:t>encoding</w:t>
+      </w:r>
+      <w:r>
+        <w:rPr>
+          <w:b w:val="0"/>
+        </w:rPr>
+        <w:t xml:space="preserve"> alone does not recognise an object.</w:t>
+      </w:r>
+    </w:p>
+    <w:p>
+      <w:pPr>
+        <w:pStyle w:val="Heading3"/>
+      </w:pPr>
+      <w:r>
         <w:t>Explanations for the additional workbook examples</w:t>
       </w:r>
     </w:p>
@@ -2461,30 +4815,114 @@
       </w:r>
     </w:p>
     <w:p>
-      <w:r>
-        <w:t>Using 1 for black and 0 for white, draw width 3, height 2 with rows 1,0,1 and 0,1,0. Read it back into numbers and count black pixels.</w:t>
-      </w:r>
-    </w:p>
-    <w:p>
-      <w:r>
-        <w:t>The upper row has black, white, black; the lower row has white, black, white. Reading back gives the supplied two rows. There are three black pixels among six total positions.</w:t>
-      </w:r>
-    </w:p>
-    <w:p>
       <w:pPr>
         <w:pStyle w:val="Heading3"/>
       </w:pPr>
       <w:r>
+        <w:t>Workbook question · W1</w:t>
+      </w:r>
+    </w:p>
+    <w:p>
+      <w:pPr>
+        <w:spacing w:line="336" w:lineRule="auto" w:after="180"/>
+        <w:shd w:fill="F5F1FB"/>
+      </w:pPr>
+      <w:r>
+        <w:rPr>
+          <w:b w:val="0"/>
+        </w:rPr>
+        <w:t xml:space="preserve">Using 1 for black and 0 for white, draw width 3, height 2 with rows 1,0,1 and 0,1,0. Read it back into numbers and count black </w:t>
+      </w:r>
+      <w:r>
+        <w:rPr>
+          <w:b/>
+        </w:rPr>
+        <w:t>pixel</w:t>
+      </w:r>
+      <w:r>
+        <w:rPr>
+          <w:b w:val="0"/>
+        </w:rPr>
+        <w:t>s.</w:t>
+      </w:r>
+    </w:p>
+    <w:p>
+      <w:pPr>
+        <w:pStyle w:val="Heading3"/>
+      </w:pPr>
+      <w:r>
+        <w:t>Teacher reasoning · W1</w:t>
+      </w:r>
+    </w:p>
+    <w:p>
+      <w:pPr>
+        <w:spacing w:line="336" w:lineRule="auto" w:after="180"/>
+        <w:shd w:fill="F1F6FC"/>
+      </w:pPr>
+      <w:r>
+        <w:rPr>
+          <w:b w:val="0"/>
+        </w:rPr>
+        <w:t xml:space="preserve">The upper row has black, white, black; the lower row has white, black, white. Reading back gives the supplied two rows. There are three black </w:t>
+      </w:r>
+      <w:r>
+        <w:rPr>
+          <w:b/>
+        </w:rPr>
+        <w:t>pixel</w:t>
+      </w:r>
+      <w:r>
+        <w:rPr>
+          <w:b w:val="0"/>
+        </w:rPr>
+        <w:t>s among six total positions.</w:t>
+      </w:r>
+    </w:p>
+    <w:p>
+      <w:pPr>
+        <w:pStyle w:val="Heading3"/>
+      </w:pPr>
+      <w:r>
         <w:t>W2 Preserve the missing field</w:t>
       </w:r>
     </w:p>
     <w:p>
-      <w:r>
+      <w:pPr>
+        <w:pStyle w:val="Heading3"/>
+      </w:pPr>
+      <w:r>
+        <w:t>Workbook question · W2</w:t>
+      </w:r>
+    </w:p>
+    <w:p>
+      <w:pPr>
+        <w:spacing w:line="336" w:lineRule="auto" w:after="180"/>
+        <w:shd w:fill="F5F1FB"/>
+      </w:pPr>
+      <w:r>
+        <w:rPr>
+          <w:b w:val="0"/>
+        </w:rPr>
         <w:t>A message contains 1,0,0,1,1,0 but gives no dimensions. Show a one-row arrangement and a two-row arrangement using the same values. Name the extra information that would distinguish them.</w:t>
       </w:r>
     </w:p>
     <w:p>
-      <w:r>
+      <w:pPr>
+        <w:pStyle w:val="Heading3"/>
+      </w:pPr>
+      <w:r>
+        <w:t>Teacher reasoning · W2</w:t>
+      </w:r>
+    </w:p>
+    <w:p>
+      <w:pPr>
+        <w:spacing w:line="336" w:lineRule="auto" w:after="180"/>
+        <w:shd w:fill="F1F6FC"/>
+      </w:pPr>
+      <w:r>
+        <w:rPr>
+          <w:b w:val="0"/>
+        </w:rPr>
         <w:t>One row of width 6 is [1,0,0,1,1,0]. Two rows of width 3 are [1,0,0] and [1,1,0]. Specify width and height, plus reading order and colour convention. The values alone do not choose the shape.</w:t>
       </w:r>
     </w:p>
@@ -2497,75 +4935,375 @@
       </w:r>
     </w:p>
     <w:p>
-      <w:r>
-        <w:t>A classifier receives only the number of black pixels. Can it always distinguish the chapter's cross from every other three by three pattern? Construct a different pattern with the same count and explain.</w:t>
-      </w:r>
-    </w:p>
-    <w:p>
-      <w:r>
-        <w:t>No. Rows [1,1,1], [1,1,0], [0,0,0] have five black pixels, as does the cross, but a different arrangement. The classifier receives identical input counts for the two, so that feature alone cannot distinguish them.</w:t>
-      </w:r>
-    </w:p>
-    <w:p>
       <w:pPr>
         <w:pStyle w:val="Heading3"/>
       </w:pPr>
       <w:r>
+        <w:t>Workbook question · W3</w:t>
+      </w:r>
+    </w:p>
+    <w:p>
+      <w:pPr>
+        <w:spacing w:line="336" w:lineRule="auto" w:after="180"/>
+        <w:shd w:fill="F5F1FB"/>
+      </w:pPr>
+      <w:r>
+        <w:rPr>
+          <w:b w:val="0"/>
+        </w:rPr>
+        <w:t xml:space="preserve">A classifier receives only the number of black </w:t>
+      </w:r>
+      <w:r>
+        <w:rPr>
+          <w:b/>
+        </w:rPr>
+        <w:t>pixel</w:t>
+      </w:r>
+      <w:r>
+        <w:rPr>
+          <w:b w:val="0"/>
+        </w:rPr>
+        <w:t>s. Can it always distinguish the chapter's cross from every other three by three pattern? Construct a different pattern with the same count and explain.</w:t>
+      </w:r>
+    </w:p>
+    <w:p>
+      <w:pPr>
+        <w:pStyle w:val="Heading3"/>
+      </w:pPr>
+      <w:r>
+        <w:t>Teacher reasoning · W3</w:t>
+      </w:r>
+    </w:p>
+    <w:p>
+      <w:pPr>
+        <w:spacing w:line="336" w:lineRule="auto" w:after="180"/>
+        <w:shd w:fill="F1F6FC"/>
+      </w:pPr>
+      <w:r>
+        <w:rPr>
+          <w:b w:val="0"/>
+        </w:rPr>
+        <w:t xml:space="preserve">No. Rows [1,1,1], [1,1,0], [0,0,0] have five black </w:t>
+      </w:r>
+      <w:r>
+        <w:rPr>
+          <w:b/>
+        </w:rPr>
+        <w:t>pixel</w:t>
+      </w:r>
+      <w:r>
+        <w:rPr>
+          <w:b w:val="0"/>
+        </w:rPr>
+        <w:t xml:space="preserve">s, as does the cross, but a different arrangement. The classifier receives identical </w:t>
+      </w:r>
+      <w:r>
+        <w:rPr>
+          <w:b/>
+        </w:rPr>
+        <w:t>input</w:t>
+      </w:r>
+      <w:r>
+        <w:rPr>
+          <w:b w:val="0"/>
+        </w:rPr>
+        <w:t xml:space="preserve"> counts for the two, so that feature alone cannot distinguish them.</w:t>
+      </w:r>
+    </w:p>
+    <w:p>
+      <w:pPr>
+        <w:pStyle w:val="Heading3"/>
+      </w:pPr>
+      <w:r>
         <w:t>W4 Design a new counterexample</w:t>
       </w:r>
     </w:p>
     <w:p>
-      <w:r>
-        <w:t>Create two different images of width 4 and height 2, each with exactly three black pixels. Write both complete row encodings. Explain which fact their shared count retains and which difference it discards.</w:t>
-      </w:r>
-    </w:p>
-    <w:p>
-      <w:r>
-        <w:t>One valid pair is A [1,1,1,0]/[0,0,0,0] and B [1,0,0,0]/[0,1,0,1]. Both have two rows of four values and three ones. Count retains the number of black positions but discards their locations. Other valid pairs are accepted if dimensions, counts and arrangements meet the constraints.</w:t>
-      </w:r>
-    </w:p>
-    <w:p>
       <w:pPr>
         <w:pStyle w:val="Heading3"/>
       </w:pPr>
       <w:r>
+        <w:t>Workbook question · W4</w:t>
+      </w:r>
+    </w:p>
+    <w:p>
+      <w:pPr>
+        <w:spacing w:line="336" w:lineRule="auto" w:after="180"/>
+        <w:shd w:fill="F5F1FB"/>
+      </w:pPr>
+      <w:r>
+        <w:rPr>
+          <w:b w:val="0"/>
+        </w:rPr>
+        <w:t xml:space="preserve">Create two different images of width 4 and height 2, each with exactly three black </w:t>
+      </w:r>
+      <w:r>
+        <w:rPr>
+          <w:b/>
+        </w:rPr>
+        <w:t>pixel</w:t>
+      </w:r>
+      <w:r>
+        <w:rPr>
+          <w:b w:val="0"/>
+        </w:rPr>
+        <w:t xml:space="preserve">s. Write both complete row </w:t>
+      </w:r>
+      <w:r>
+        <w:rPr>
+          <w:b/>
+        </w:rPr>
+        <w:t>encoding</w:t>
+      </w:r>
+      <w:r>
+        <w:rPr>
+          <w:b w:val="0"/>
+        </w:rPr>
+        <w:t>s. Explain which fact their shared count retains and which difference it discards.</w:t>
+      </w:r>
+    </w:p>
+    <w:p>
+      <w:pPr>
+        <w:pStyle w:val="Heading3"/>
+      </w:pPr>
+      <w:r>
+        <w:t>Teacher reasoning · W4</w:t>
+      </w:r>
+    </w:p>
+    <w:p>
+      <w:pPr>
+        <w:spacing w:line="336" w:lineRule="auto" w:after="180"/>
+        <w:shd w:fill="F1F6FC"/>
+      </w:pPr>
+      <w:r>
+        <w:rPr>
+          <w:b w:val="0"/>
+        </w:rPr>
+        <w:t>One valid pair is A [1,1,1,0]/[0,0,0,0] and B [1,0,0,0]/[0,1,0,1]. Both have two rows of four values and three ones. Count retains the number of black positions but discards their locations.</w:t>
+      </w:r>
+    </w:p>
+    <w:p>
+      <w:pPr>
+        <w:spacing w:line="336" w:lineRule="auto" w:after="180"/>
+        <w:shd w:fill="F1F6FC"/>
+      </w:pPr>
+      <w:r>
+        <w:rPr>
+          <w:b w:val="0"/>
+        </w:rPr>
+        <w:t>Other valid pairs are accepted if dimensions, counts and arrangements meet the constraints.</w:t>
+      </w:r>
+    </w:p>
+    <w:p>
+      <w:pPr>
+        <w:pStyle w:val="Heading3"/>
+      </w:pPr>
+      <w:r>
         <w:t>W5 Locate an input problem</w:t>
       </w:r>
     </w:p>
     <w:p>
-      <w:r>
-        <w:t>A program receives the correct grid but displays black wherever the code says 0 and white wherever it says 1. A student proposes collecting more classifier examples. Identify the earlier mismatch and the first check to perform.</w:t>
-      </w:r>
-    </w:p>
-    <w:p>
-      <w:r>
-        <w:t>The display uses the opposite colour convention from the sender. Check and align the encoding/decoding convention, then reconstruct a known grid. More classifier examples would not be the first repair for this identified input/display mismatch.</w:t>
-      </w:r>
-    </w:p>
-    <w:p>
       <w:pPr>
         <w:pStyle w:val="Heading3"/>
       </w:pPr>
       <w:r>
+        <w:t>Workbook question · W5</w:t>
+      </w:r>
+    </w:p>
+    <w:p>
+      <w:pPr>
+        <w:spacing w:line="336" w:lineRule="auto" w:after="180"/>
+        <w:shd w:fill="F5F1FB"/>
+      </w:pPr>
+      <w:r>
+        <w:rPr>
+          <w:b w:val="0"/>
+        </w:rPr>
+        <w:t xml:space="preserve">A program receives the correct </w:t>
+      </w:r>
+      <w:r>
+        <w:rPr>
+          <w:b/>
+        </w:rPr>
+        <w:t>grid</w:t>
+      </w:r>
+      <w:r>
+        <w:rPr>
+          <w:b w:val="0"/>
+        </w:rPr>
+        <w:t xml:space="preserve"> but displays black wherever the code says 0 and white wherever it says 1. A student proposes collecting more classifier examples.</w:t>
+      </w:r>
+    </w:p>
+    <w:p>
+      <w:pPr>
+        <w:spacing w:line="336" w:lineRule="auto" w:after="180"/>
+        <w:shd w:fill="F5F1FB"/>
+      </w:pPr>
+      <w:r>
+        <w:rPr>
+          <w:b w:val="0"/>
+        </w:rPr>
+        <w:t>Identify the earlier mismatch and the first check to perform.</w:t>
+      </w:r>
+    </w:p>
+    <w:p>
+      <w:pPr>
+        <w:pStyle w:val="Heading3"/>
+      </w:pPr>
+      <w:r>
+        <w:t>Teacher reasoning · W5</w:t>
+      </w:r>
+    </w:p>
+    <w:p>
+      <w:pPr>
+        <w:spacing w:line="336" w:lineRule="auto" w:after="180"/>
+        <w:shd w:fill="F1F6FC"/>
+      </w:pPr>
+      <w:r>
+        <w:rPr>
+          <w:b w:val="0"/>
+        </w:rPr>
+        <w:t xml:space="preserve">The display uses the opposite colour convention from the sender. Check and align the </w:t>
+      </w:r>
+      <w:r>
+        <w:rPr>
+          <w:b/>
+        </w:rPr>
+        <w:t>encoding</w:t>
+      </w:r>
+      <w:r>
+        <w:rPr>
+          <w:b w:val="0"/>
+        </w:rPr>
+        <w:t xml:space="preserve">/decoding convention, then reconstruct a known </w:t>
+      </w:r>
+      <w:r>
+        <w:rPr>
+          <w:b/>
+        </w:rPr>
+        <w:t>grid</w:t>
+      </w:r>
+      <w:r>
+        <w:rPr>
+          <w:b w:val="0"/>
+        </w:rPr>
+        <w:t>.</w:t>
+      </w:r>
+    </w:p>
+    <w:p>
+      <w:pPr>
+        <w:spacing w:line="336" w:lineRule="auto" w:after="180"/>
+        <w:shd w:fill="F1F6FC"/>
+      </w:pPr>
+      <w:r>
+        <w:rPr>
+          <w:b w:val="0"/>
+        </w:rPr>
+        <w:t xml:space="preserve">More classifier examples would not be the first repair for this identified </w:t>
+      </w:r>
+      <w:r>
+        <w:rPr>
+          <w:b/>
+        </w:rPr>
+        <w:t>input</w:t>
+      </w:r>
+      <w:r>
+        <w:rPr>
+          <w:b w:val="0"/>
+        </w:rPr>
+        <w:t>/display mismatch.</w:t>
+      </w:r>
+    </w:p>
+    <w:p>
+      <w:pPr>
+        <w:pStyle w:val="Heading3"/>
+      </w:pPr>
+      <w:r>
         <w:t>Assess independent transfer</w:t>
       </w:r>
     </w:p>
     <w:p>
-      <w:r>
-        <w:t>Selected case: Create two different images of width 4 and height 2, each with exactly three black pixels. Write both complete row encodings. Explain which fact their shared count retains and which difference it discards.</w:t>
-      </w:r>
-    </w:p>
-    <w:p>
       <w:pPr>
         <w:pStyle w:val="Heading3"/>
       </w:pPr>
       <w:r>
+        <w:t>Independent question · withhold the key</w:t>
+      </w:r>
+    </w:p>
+    <w:p>
+      <w:pPr>
+        <w:spacing w:line="336" w:lineRule="auto" w:after="180"/>
+        <w:shd w:fill="F5F1FB"/>
+      </w:pPr>
+      <w:r>
+        <w:rPr>
+          <w:b w:val="0"/>
+        </w:rPr>
+        <w:t xml:space="preserve">Selected case: Create two different images of width 4 and height 2, each with exactly three black </w:t>
+      </w:r>
+      <w:r>
+        <w:rPr>
+          <w:b/>
+        </w:rPr>
+        <w:t>pixel</w:t>
+      </w:r>
+      <w:r>
+        <w:rPr>
+          <w:b w:val="0"/>
+        </w:rPr>
+        <w:t xml:space="preserve">s. Write both complete row </w:t>
+      </w:r>
+      <w:r>
+        <w:rPr>
+          <w:b/>
+        </w:rPr>
+        <w:t>encoding</w:t>
+      </w:r>
+      <w:r>
+        <w:rPr>
+          <w:b w:val="0"/>
+        </w:rPr>
+        <w:t>s. Explain which fact their shared count retains and which difference it discards.</w:t>
+      </w:r>
+    </w:p>
+    <w:p>
+      <w:pPr>
+        <w:pStyle w:val="Heading3"/>
+      </w:pPr>
+      <w:r>
         <w:t>Selected case answer</w:t>
       </w:r>
     </w:p>
     <w:p>
-      <w:r>
-        <w:t>One valid pair is A [1,1,1,0]/[0,0,0,0] and B [1,0,0,0]/[0,1,0,1]. Both have two rows of four values and three ones. Count retains the number of black positions but discards their locations. Other valid pairs are accepted if dimensions, counts and arrangements meet the constraints.</w:t>
+      <w:pPr>
+        <w:pStyle w:val="Heading3"/>
+      </w:pPr>
+      <w:r>
+        <w:t>Teacher key · Selected case answer</w:t>
+      </w:r>
+    </w:p>
+    <w:p>
+      <w:pPr>
+        <w:spacing w:line="336" w:lineRule="auto" w:after="180"/>
+        <w:shd w:fill="F1F6FC"/>
+      </w:pPr>
+      <w:r>
+        <w:rPr>
+          <w:b w:val="0"/>
+        </w:rPr>
+        <w:t>One valid pair is A [1,1,1,0]/[0,0,0,0] and B [1,0,0,0]/[0,1,0,1]. Both have two rows of four values and three ones. Count retains the number of black positions but discards their locations.</w:t>
+      </w:r>
+    </w:p>
+    <w:p>
+      <w:pPr>
+        <w:spacing w:line="336" w:lineRule="auto" w:after="180"/>
+        <w:shd w:fill="F1F6FC"/>
+      </w:pPr>
+      <w:r>
+        <w:rPr>
+          <w:b w:val="0"/>
+        </w:rPr>
+        <w:t>Other valid pairs are accepted if dimensions, counts and arrangements meet the constraints.</w:t>
       </w:r>
     </w:p>
     <w:tbl>
@@ -2671,21 +5409,77 @@
       </w:tr>
     </w:tbl>
     <w:p>
-      <w:r>
-        <w:t>Record each dimension as not yet, with support, or independent. Accept a valid alternative procedure with a defensible trace. Do not penalise an honestly recorded model failure if the learner correctly explains its evidence and limits.</w:t>
-      </w:r>
-    </w:p>
-    <w:p>
       <w:pPr>
         <w:pStyle w:val="Heading3"/>
       </w:pPr>
       <w:r>
+        <w:t>Teacher key · Selected case answer</w:t>
+      </w:r>
+    </w:p>
+    <w:p>
+      <w:pPr>
+        <w:spacing w:line="336" w:lineRule="auto" w:after="180"/>
+        <w:shd w:fill="F1F6FC"/>
+      </w:pPr>
+      <w:r>
+        <w:rPr>
+          <w:b w:val="0"/>
+        </w:rPr>
+        <w:t>Record each dimension as not yet, with support, or independent. Accept a valid alternative procedure with a defensible trace.</w:t>
+      </w:r>
+    </w:p>
+    <w:p>
+      <w:pPr>
+        <w:spacing w:line="336" w:lineRule="auto" w:after="180"/>
+        <w:shd w:fill="F1F6FC"/>
+      </w:pPr>
+      <w:r>
+        <w:rPr>
+          <w:b w:val="0"/>
+        </w:rPr>
+        <w:t xml:space="preserve">Do not penalise an honestly recorded model failure if the learner correctly explains its </w:t>
+      </w:r>
+      <w:r>
+        <w:rPr>
+          <w:b/>
+        </w:rPr>
+        <w:t>evidence</w:t>
+      </w:r>
+      <w:r>
+        <w:rPr>
+          <w:b w:val="0"/>
+        </w:rPr>
+        <w:t xml:space="preserve"> and limits.</w:t>
+      </w:r>
+    </w:p>
+    <w:p>
+      <w:pPr>
+        <w:pStyle w:val="Heading3"/>
+      </w:pPr>
+      <w:r>
         <w:t>Feedback that the learner uses</w:t>
       </w:r>
     </w:p>
     <w:p>
-      <w:r>
-        <w:t>Name the earliest unsupported step and give one action to repair it. Have the learner make that repair now and explain why. Then assess the relevant skill on a fresh, fully specified case. Confirm it was not previously practised with feedback; solve and check the new case before assigning it. A follow-up design prompt is a starting brief, not automatically an equivalent test.</w:t>
+      <w:pPr>
+        <w:spacing w:line="336" w:lineRule="auto" w:after="180"/>
+      </w:pPr>
+      <w:r>
+        <w:rPr>
+          <w:b w:val="0"/>
+        </w:rPr>
+        <w:t>Name the earliest unsupported step and give one action to repair it. Have the learner make that repair now and explain why. Then assess the relevant skill on a fresh, fully specified case.</w:t>
+      </w:r>
+    </w:p>
+    <w:p>
+      <w:pPr>
+        <w:spacing w:line="336" w:lineRule="auto" w:after="180"/>
+      </w:pPr>
+      <w:r>
+        <w:rPr>
+          <w:b w:val="0"/>
+        </w:rPr>
+        <w:t>Confirm it was not previously practised with feedback; solve and check the new case before assigning it. A follow-up design prompt is a starting brief, not automatically an equivalent test.</w:t>
       </w:r>
     </w:p>
     <w:p>
@@ -2697,11 +5491,62 @@
       </w:r>
     </w:p>
     <w:p>
+      <w:r>
+        <w:t>Connect Pictures Become Numbers to Helpful Classroom Sorter, adapt support and plan a later changed-case check.</w:t>
+      </w:r>
+    </w:p>
+    <w:p>
       <w:pPr>
         <w:pStyle w:val="Heading3"/>
       </w:pPr>
       <w:r>
-        <w:t>Connect and extend learning</w:t>
+        <w:t>Helpful Classroom Sorter</w:t>
+      </w:r>
+    </w:p>
+    <w:p>
+      <w:pPr>
+        <w:spacing w:line="336" w:lineRule="auto" w:after="180"/>
+      </w:pPr>
+      <w:r>
+        <w:rPr>
+          <w:b w:val="0"/>
+        </w:rPr>
+        <w:t>Choose which visible item features the Classroom Sorter may represent as image measurements and name one feature that lighting could distort.</w:t>
+      </w:r>
+    </w:p>
+    <w:p>
+      <w:pPr>
+        <w:spacing w:line="336" w:lineRule="auto" w:after="180"/>
+      </w:pPr>
+      <w:r>
+        <w:rPr>
+          <w:b w:val="0"/>
+        </w:rPr>
+        <w:t xml:space="preserve">Keep the decision, </w:t>
+      </w:r>
+      <w:r>
+        <w:rPr>
+          <w:b/>
+        </w:rPr>
+        <w:t>input</w:t>
+      </w:r>
+      <w:r>
+        <w:rPr>
+          <w:b w:val="0"/>
+        </w:rPr>
+        <w:t xml:space="preserve">, result, explanation and remaining limitation in the project </w:t>
+      </w:r>
+      <w:r>
+        <w:rPr>
+          <w:b/>
+        </w:rPr>
+        <w:t>evidence</w:t>
+      </w:r>
+      <w:r>
+        <w:rPr>
+          <w:b w:val="0"/>
+        </w:rPr>
+        <w:t xml:space="preserve"> record. Retrieve this record next week rather than restarting the project.</w:t>
       </w:r>
     </w:p>
     <w:p>
@@ -2709,17 +5554,54 @@
         <w:pStyle w:val="Heading3"/>
       </w:pPr>
       <w:r>
-        <w:t>Helpful Classroom Sorter</w:t>
-      </w:r>
-    </w:p>
-    <w:p>
-      <w:r>
-        <w:t>Choose which visible item features the Classroom Sorter may represent as image measurements and name one feature that lighting could distort.</w:t>
-      </w:r>
-    </w:p>
-    <w:p>
-      <w:r>
-        <w:t>Keep the decision, input, result, explanation and remaining limitation in the project evidence record. Retrieve this record next week rather than restarting the project.</w:t>
+        <w:t>Support and stretch</w:t>
+      </w:r>
+    </w:p>
+    <w:p>
+      <w:pPr>
+        <w:spacing w:line="336" w:lineRule="auto" w:after="180"/>
+      </w:pPr>
+      <w:r>
+        <w:rPr>
+          <w:b w:val="0"/>
+        </w:rPr>
+        <w:t xml:space="preserve">Use physical cards, spoken explanations and a three-stage drawing. Read aloud without giving the answer. Stretch: compare two </w:t>
+      </w:r>
+      <w:r>
+        <w:rPr>
+          <w:b/>
+        </w:rPr>
+        <w:t>mechanism</w:t>
+      </w:r>
+      <w:r>
+        <w:rPr>
+          <w:b w:val="0"/>
+        </w:rPr>
+        <w:t xml:space="preserve">s with the same visible </w:t>
+      </w:r>
+      <w:r>
+        <w:rPr>
+          <w:b/>
+        </w:rPr>
+        <w:t>output</w:t>
+      </w:r>
+      <w:r>
+        <w:rPr>
+          <w:b w:val="0"/>
+        </w:rPr>
+        <w:t xml:space="preserve"> and explain what </w:t>
+      </w:r>
+      <w:r>
+        <w:rPr>
+          <w:b/>
+        </w:rPr>
+        <w:t>evidence</w:t>
+      </w:r>
+      <w:r>
+        <w:rPr>
+          <w:b w:val="0"/>
+        </w:rPr>
+        <w:t xml:space="preserve"> distinguishes them.</w:t>
       </w:r>
     </w:p>
     <w:p>
@@ -2727,12 +5609,30 @@
         <w:pStyle w:val="Heading3"/>
       </w:pPr>
       <w:r>
-        <w:t>Support and stretch</w:t>
-      </w:r>
-    </w:p>
-    <w:p>
-      <w:r>
-        <w:t>Use physical cards, spoken explanations and a three-stage drawing. Read aloud without giving the answer. Stretch: compare two mechanisms with the same visible output and explain what evidence distinguishes them.</w:t>
+        <w:t>Exit reflection</w:t>
+      </w:r>
+    </w:p>
+    <w:p>
+      <w:pPr>
+        <w:spacing w:line="336" w:lineRule="auto" w:after="180"/>
+      </w:pPr>
+      <w:r>
+        <w:rPr>
+          <w:b w:val="0"/>
+        </w:rPr>
+        <w:t xml:space="preserve">Ask for one decision the learner can now justify and one situation requiring more </w:t>
+      </w:r>
+      <w:r>
+        <w:rPr>
+          <w:b/>
+        </w:rPr>
+        <w:t>evidence</w:t>
+      </w:r>
+      <w:r>
+        <w:rPr>
+          <w:b w:val="0"/>
+        </w:rPr>
+        <w:t xml:space="preserve"> or human review. Confidence ratings are separate from correct independent performance.</w:t>
       </w:r>
     </w:p>
     <w:p>
@@ -2740,12 +5640,30 @@
         <w:pStyle w:val="Heading3"/>
       </w:pPr>
       <w:r>
-        <w:t>Exit reflection</w:t>
-      </w:r>
-    </w:p>
-    <w:p>
-      <w:r>
-        <w:t>Ask for one decision the learner can now justify and one situation requiring more evidence or human review. Confidence ratings are separate from correct independent performance.</w:t>
+        <w:t>Bridge to the next week</w:t>
+      </w:r>
+    </w:p>
+    <w:p>
+      <w:pPr>
+        <w:spacing w:line="336" w:lineRule="auto" w:after="180"/>
+      </w:pPr>
+      <w:r>
+        <w:rPr>
+          <w:b w:val="0"/>
+        </w:rPr>
+        <w:t xml:space="preserve">Next: Week 6: Sound Becomes a Signal. Retrieve today’s </w:t>
+      </w:r>
+      <w:r>
+        <w:rPr>
+          <w:b/>
+        </w:rPr>
+        <w:t>evidence</w:t>
+      </w:r>
+      <w:r>
+        <w:rPr>
+          <w:b w:val="0"/>
+        </w:rPr>
+        <w:t xml:space="preserve"> and identify what carries forward and what is new.</w:t>
       </w:r>
     </w:p>
     <w:p>
@@ -2753,12 +5671,74 @@
         <w:pStyle w:val="Heading3"/>
       </w:pPr>
       <w:r>
-        <w:t>Bridge to the next week</w:t>
-      </w:r>
-    </w:p>
-    <w:p>
-      <w:r>
-        <w:t>Next: Week 6: Sound Becomes a Signal. Retrieve today’s evidence and identify what carries forward and what is new.</w:t>
+        <w:t>Support and fresh reassessment</w:t>
+      </w:r>
+    </w:p>
+    <w:p>
+      <w:pPr>
+        <w:spacing w:line="336" w:lineRule="auto" w:after="180"/>
+      </w:pPr>
+      <w:r>
+        <w:rPr>
+          <w:b w:val="0"/>
+        </w:rPr>
+        <w:t>Provide large tactile or printed cells, with numbers as well as shading so colour is unnecessary. Let learners dictate row values.</w:t>
+      </w:r>
+    </w:p>
+    <w:p>
+      <w:pPr>
+        <w:spacing w:line="336" w:lineRule="auto" w:after="180"/>
+      </w:pPr>
+      <w:r>
+        <w:rPr>
+          <w:b w:val="0"/>
+        </w:rPr>
+        <w:t xml:space="preserve">Extension: construct two </w:t>
+      </w:r>
+      <w:r>
+        <w:rPr>
+          <w:b/>
+        </w:rPr>
+        <w:t>grid</w:t>
+      </w:r>
+      <w:r>
+        <w:rPr>
+          <w:b w:val="0"/>
+        </w:rPr>
+        <w:t>s with equal counts in every row but different arrangements, showing that row totals still lose information.</w:t>
+      </w:r>
+    </w:p>
+    <w:p>
+      <w:pPr>
+        <w:spacing w:line="336" w:lineRule="auto" w:after="180"/>
+      </w:pPr>
+      <w:r>
+        <w:rPr>
+          <w:b w:val="0"/>
+        </w:rPr>
+        <w:t>W4 is secure when both images are two by four, each has three ones, the patterns differ and the explanation identifies lost location information.</w:t>
+      </w:r>
+    </w:p>
+    <w:p>
+      <w:pPr>
+        <w:spacing w:line="336" w:lineRule="auto" w:after="180"/>
+      </w:pPr>
+      <w:r>
+        <w:rPr>
+          <w:b w:val="0"/>
+        </w:rPr>
+        <w:t>If a learner draws valid pictures but mismatches their code, reteach the round-trip check, then assess with fresh patterns.</w:t>
+      </w:r>
+    </w:p>
+    <w:p>
+      <w:pPr>
+        <w:spacing w:line="336" w:lineRule="auto" w:after="180"/>
+      </w:pPr>
+      <w:r>
+        <w:rPr>
+          <w:b w:val="0"/>
+        </w:rPr>
+        <w:t>Week 6 transfers the idea of ordered numerical representations to sound, where the positions refer to times rather than image locations.</w:t>
       </w:r>
     </w:p>
     <w:p>
@@ -2766,40 +5746,40 @@
         <w:pStyle w:val="Heading3"/>
       </w:pPr>
       <w:r>
-        <w:t>Support and fresh reassessment</w:t>
-      </w:r>
-    </w:p>
-    <w:p>
-      <w:r>
-        <w:t>Provide large tactile or printed cells, with numbers as well as shading so colour is unnecessary. Let learners dictate row values. Extension: construct two grids with equal counts in every row but different arrangements, showing that row totals still lose information.</w:t>
-      </w:r>
-    </w:p>
-    <w:p>
-      <w:r>
-        <w:t>W4 is secure when both images are two by four, each has three ones, the patterns differ and the explanation identifies lost location information. If a learner draws valid pictures but mismatches their code, reteach the round-trip check, then assess with fresh patterns.</w:t>
-      </w:r>
-    </w:p>
-    <w:p>
-      <w:r>
-        <w:t>Week 6 transfers the idea of ordered numerical representations to sound, where the positions refer to times rather than image locations.</w:t>
-      </w:r>
-    </w:p>
-    <w:p>
-      <w:pPr>
-        <w:pStyle w:val="Heading3"/>
-      </w:pPr>
-      <w:r>
         <w:t>Plan the delayed return</w:t>
       </w:r>
     </w:p>
     <w:p>
-      <w:r>
+      <w:pPr>
+        <w:spacing w:line="336" w:lineRule="auto" w:after="180"/>
+      </w:pPr>
+      <w:r>
+        <w:rPr>
+          <w:b w:val="0"/>
+        </w:rPr>
         <w:t>Suggested return points in this level: ai-1/6, ai-1/8, ai-1/11. Use actual classroom dates, adjusting for holidays and gaps. One, three and six teaching weeks are scheduling choices, not a claimed optimal spacing.</w:t>
       </w:r>
     </w:p>
     <w:p>
-      <w:r>
-        <w:t>At a delayed check, ask for the idea from memory and a changed application. Compare with the earlier independent response and record support used. For a new level, revisit the previous capstone before checking the new prerequisites.</w:t>
+      <w:pPr>
+        <w:spacing w:line="336" w:lineRule="auto" w:after="180"/>
+      </w:pPr>
+      <w:r>
+        <w:rPr>
+          <w:b w:val="0"/>
+        </w:rPr>
+        <w:t>At a delayed check, ask for the idea from memory and a changed application. Compare with the earlier independent response and record support used.</w:t>
+      </w:r>
+    </w:p>
+    <w:p>
+      <w:pPr>
+        <w:spacing w:line="336" w:lineRule="auto" w:after="180"/>
+      </w:pPr>
+      <w:r>
+        <w:rPr>
+          <w:b w:val="0"/>
+        </w:rPr>
+        <w:t>For a new level, revisit the previous capstone before checking the new prerequisites.</w:t>
       </w:r>
     </w:p>
     <w:tbl>
@@ -2959,8 +5939,26 @@
       </w:tr>
     </w:tbl>
     <w:p>
-      <w:r>
-        <w:t>Use the evidence to choose reteaching or the next step. A completed page, confidence rating or attractive project does not by itself demonstrate understanding.</w:t>
+      <w:pPr>
+        <w:spacing w:line="336" w:lineRule="auto" w:after="180"/>
+      </w:pPr>
+      <w:r>
+        <w:rPr>
+          <w:b w:val="0"/>
+        </w:rPr>
+        <w:t xml:space="preserve">Use the </w:t>
+      </w:r>
+      <w:r>
+        <w:rPr>
+          <w:b/>
+        </w:rPr>
+        <w:t>evidence</w:t>
+      </w:r>
+      <w:r>
+        <w:rPr>
+          <w:b w:val="0"/>
+        </w:rPr>
+        <w:t xml:space="preserve"> to choose reteaching or the next step. A completed page, confidence rating or attractive project does not by itself demonstrate understanding.</w:t>
       </w:r>
     </w:p>
     <w:p>
@@ -2972,8 +5970,26 @@
       </w:r>
     </w:p>
     <w:p>
-      <w:r>
-        <w:t>If the sorter uses images, retain dimensions and arrangement rather than assuming a dark-pixel count describes shape.</w:t>
+      <w:pPr>
+        <w:spacing w:line="336" w:lineRule="auto" w:after="180"/>
+      </w:pPr>
+      <w:r>
+        <w:rPr>
+          <w:b w:val="0"/>
+        </w:rPr>
+        <w:t>If the sorter uses images, retain dimensions and arrangement rather than assuming a dark-</w:t>
+      </w:r>
+      <w:r>
+        <w:rPr>
+          <w:b/>
+        </w:rPr>
+        <w:t>pixel</w:t>
+      </w:r>
+      <w:r>
+        <w:rPr>
+          <w:b w:val="0"/>
+        </w:rPr>
+        <w:t xml:space="preserve"> count describes shape.</w:t>
       </w:r>
     </w:p>
     <w:p>
@@ -2986,12 +6002,62 @@
     </w:p>
     <w:p>
       <w:r>
-        <w:t>Teaching target: Encode and reconstruct a small image using an explicit grid convention</w:t>
-      </w:r>
-    </w:p>
-    <w:p>
-      <w:r>
-        <w:t>Prepare the labelled worked-case picture, the matching workbook, fictional input cards and a place for individual responses. No paid AI account is required for the paper reasoning activities.</w:t>
+        <w:t>Use this preparation summary alongside the detailed Pictures Become Numbers lesson; it is a checklist rather than a replacement for the full sequence.</w:t>
+      </w:r>
+    </w:p>
+    <w:p>
+      <w:pPr>
+        <w:pStyle w:val="Heading3"/>
+      </w:pPr>
+      <w:r>
+        <w:t>Teaching target</w:t>
+      </w:r>
+    </w:p>
+    <w:p>
+      <w:pPr>
+        <w:spacing w:line="336" w:lineRule="auto" w:after="180"/>
+        <w:shd w:fill="EDF7F3"/>
+      </w:pPr>
+      <w:r>
+        <w:rPr>
+          <w:b w:val="0"/>
+        </w:rPr>
+        <w:t xml:space="preserve">Teaching target: Encode and reconstruct a small image using an explicit </w:t>
+      </w:r>
+      <w:r>
+        <w:rPr>
+          <w:b/>
+        </w:rPr>
+        <w:t>grid</w:t>
+      </w:r>
+      <w:r>
+        <w:rPr>
+          <w:b w:val="0"/>
+        </w:rPr>
+        <w:t xml:space="preserve"> convention</w:t>
+      </w:r>
+    </w:p>
+    <w:p>
+      <w:pPr>
+        <w:spacing w:line="336" w:lineRule="auto" w:after="180"/>
+      </w:pPr>
+      <w:r>
+        <w:rPr>
+          <w:b w:val="0"/>
+        </w:rPr>
+        <w:t xml:space="preserve">Prepare the labelled worked-case picture, the matching workbook, fictional </w:t>
+      </w:r>
+      <w:r>
+        <w:rPr>
+          <w:b/>
+        </w:rPr>
+        <w:t>input</w:t>
+      </w:r>
+      <w:r>
+        <w:rPr>
+          <w:b w:val="0"/>
+        </w:rPr>
+        <w:t xml:space="preserve"> cards and a place for individual responses. No paid AI account is required for the paper reasoning activities.</w:t>
       </w:r>
     </w:p>
     <w:tbl>
@@ -3138,37 +6204,266 @@
       </w:tr>
     </w:tbl>
     <w:p>
-      <w:r>
-        <w:t>Before class, solve the supported practice: A message contains 1,0,0,1,1,0 but gives no dimensions. Show a one-row arrangement and a two-row arrangement using the same values. Name the extra information that would distinguish them.</w:t>
-      </w:r>
-    </w:p>
-    <w:p>
-      <w:r>
+      <w:pPr>
+        <w:spacing w:line="336" w:lineRule="auto" w:after="180"/>
+      </w:pPr>
+      <w:r>
+        <w:rPr>
+          <w:b w:val="0"/>
+        </w:rPr>
+        <w:t>Before class, solve the supported practice: A message contains 1,0,0,1,1,0 but gives no dimensions. Show a one-row arrangement and a two-row arrangement using the same values.</w:t>
+      </w:r>
+    </w:p>
+    <w:p>
+      <w:pPr>
+        <w:spacing w:line="336" w:lineRule="auto" w:after="180"/>
+      </w:pPr>
+      <w:r>
+        <w:rPr>
+          <w:b w:val="0"/>
+        </w:rPr>
+        <w:t>Name the extra information that would distinguish them.</w:t>
+      </w:r>
+    </w:p>
+    <w:p>
+      <w:pPr>
+        <w:pStyle w:val="Heading3"/>
+      </w:pPr>
+      <w:r>
+        <w:t>Supported practice answer</w:t>
+      </w:r>
+    </w:p>
+    <w:p>
+      <w:pPr>
+        <w:spacing w:line="336" w:lineRule="auto" w:after="180"/>
+        <w:shd w:fill="F1F6FC"/>
+      </w:pPr>
+      <w:r>
+        <w:rPr>
+          <w:b w:val="0"/>
+        </w:rPr>
         <w:t>Reasoned practice answer: One row of width 6 is [1,0,0,1,1,0]. Two rows of width 3 are [1,0,0] and [1,1,0]. Specify width and height, plus reading order and colour convention. The values alone do not choose the shape.</w:t>
       </w:r>
     </w:p>
     <w:p>
-      <w:r>
-        <w:t>Check every learner before discussion: Use the worked case for Images as numerical grids. Proposed explanation: “The number one always means black”. Decide whether this explanation is supported. Point to the step or supplied fact that decides; explain your repair if needed.</w:t>
-      </w:r>
-    </w:p>
-    <w:p>
-      <w:r>
-        <w:t>Misconception repair: Our convention states that meaning. Other encodings use different scales or channels; read their specification.</w:t>
-      </w:r>
-    </w:p>
-    <w:p>
-      <w:r>
-        <w:t>Support: read the exact case aloud, enlarge the labelled picture, supply input cards and model only the first deciding step. Accept a spoken explanation or drawing; retain the reasoning goal.</w:t>
-      </w:r>
-    </w:p>
-    <w:p>
-      <w:r>
-        <w:t>Extension: Change A’s bottom-left pixel from 0 to 1. Require a prediction and a reason before comparing. Expected result: A now has four dark pixels; its row encoding is 101 / 110. Reason: Exactly one light pixel becomes dark; the other five positions remain unchanged.</w:t>
-      </w:r>
-    </w:p>
-    <w:p>
-      <w:r>
+      <w:pPr>
+        <w:spacing w:line="336" w:lineRule="auto" w:after="180"/>
+      </w:pPr>
+      <w:r>
+        <w:rPr>
+          <w:b w:val="0"/>
+        </w:rPr>
+        <w:t xml:space="preserve">Check every learner before discussion: Use the worked case for Images as numerical </w:t>
+      </w:r>
+      <w:r>
+        <w:rPr>
+          <w:b/>
+        </w:rPr>
+        <w:t>grid</w:t>
+      </w:r>
+      <w:r>
+        <w:rPr>
+          <w:b w:val="0"/>
+        </w:rPr>
+        <w:t>s. Proposed explanation: “The number one always means black”. Decide whether this explanation is supported.</w:t>
+      </w:r>
+    </w:p>
+    <w:p>
+      <w:pPr>
+        <w:spacing w:line="336" w:lineRule="auto" w:after="180"/>
+      </w:pPr>
+      <w:r>
+        <w:rPr>
+          <w:b w:val="0"/>
+        </w:rPr>
+        <w:t>Point to the step or supplied fact that decides; explain your repair if needed.</w:t>
+      </w:r>
+    </w:p>
+    <w:p>
+      <w:pPr>
+        <w:pStyle w:val="Heading3"/>
+      </w:pPr>
+      <w:r>
+        <w:t>Repair the misconception</w:t>
+      </w:r>
+    </w:p>
+    <w:p>
+      <w:pPr>
+        <w:spacing w:line="336" w:lineRule="auto" w:after="180"/>
+        <w:shd w:fill="FFF5E6"/>
+      </w:pPr>
+      <w:r>
+        <w:rPr>
+          <w:b w:val="0"/>
+        </w:rPr>
+        <w:t xml:space="preserve">Misconception repair: Our convention states that meaning. Other </w:t>
+      </w:r>
+      <w:r>
+        <w:rPr>
+          <w:b/>
+        </w:rPr>
+        <w:t>encoding</w:t>
+      </w:r>
+      <w:r>
+        <w:rPr>
+          <w:b w:val="0"/>
+        </w:rPr>
+        <w:t xml:space="preserve">s use different scales or </w:t>
+      </w:r>
+      <w:r>
+        <w:rPr>
+          <w:b/>
+        </w:rPr>
+        <w:t>channel</w:t>
+      </w:r>
+      <w:r>
+        <w:rPr>
+          <w:b w:val="0"/>
+        </w:rPr>
+        <w:t>s; read their specification.</w:t>
+      </w:r>
+    </w:p>
+    <w:p>
+      <w:pPr>
+        <w:pStyle w:val="Heading3"/>
+      </w:pPr>
+      <w:r>
+        <w:t>Support without giving away the answer</w:t>
+      </w:r>
+    </w:p>
+    <w:p>
+      <w:pPr>
+        <w:spacing w:line="336" w:lineRule="auto" w:after="180"/>
+        <w:shd w:fill="F1F6F8"/>
+      </w:pPr>
+      <w:r>
+        <w:rPr>
+          <w:b w:val="0"/>
+        </w:rPr>
+        <w:t xml:space="preserve">Support: read the exact case aloud, enlarge the labelled picture, supply </w:t>
+      </w:r>
+      <w:r>
+        <w:rPr>
+          <w:b/>
+        </w:rPr>
+        <w:t>input</w:t>
+      </w:r>
+      <w:r>
+        <w:rPr>
+          <w:b w:val="0"/>
+        </w:rPr>
+        <w:t xml:space="preserve"> cards and model only the first deciding step. Accept a spoken explanation or drawing; retain the reasoning goal.</w:t>
+      </w:r>
+    </w:p>
+    <w:p>
+      <w:pPr>
+        <w:pStyle w:val="Heading3"/>
+      </w:pPr>
+      <w:r>
+        <w:t>Extend the reasoning</w:t>
+      </w:r>
+    </w:p>
+    <w:p>
+      <w:pPr>
+        <w:spacing w:line="336" w:lineRule="auto" w:after="180"/>
+        <w:shd w:fill="F5F1FB"/>
+      </w:pPr>
+      <w:r>
+        <w:rPr>
+          <w:b w:val="0"/>
+        </w:rPr>
+        <w:t xml:space="preserve">Extension: Change A’s bottom-left </w:t>
+      </w:r>
+      <w:r>
+        <w:rPr>
+          <w:b/>
+        </w:rPr>
+        <w:t>pixel</w:t>
+      </w:r>
+      <w:r>
+        <w:rPr>
+          <w:b w:val="0"/>
+        </w:rPr>
+        <w:t xml:space="preserve"> from 0 to 1. Require a </w:t>
+      </w:r>
+      <w:r>
+        <w:rPr>
+          <w:b/>
+        </w:rPr>
+        <w:t>prediction</w:t>
+      </w:r>
+      <w:r>
+        <w:rPr>
+          <w:b w:val="0"/>
+        </w:rPr>
+        <w:t xml:space="preserve"> and a reason before comparing. Expected result: A now has four dark </w:t>
+      </w:r>
+      <w:r>
+        <w:rPr>
+          <w:b/>
+        </w:rPr>
+        <w:t>pixel</w:t>
+      </w:r>
+      <w:r>
+        <w:rPr>
+          <w:b w:val="0"/>
+        </w:rPr>
+        <w:t xml:space="preserve">s; its row </w:t>
+      </w:r>
+      <w:r>
+        <w:rPr>
+          <w:b/>
+        </w:rPr>
+        <w:t>encoding</w:t>
+      </w:r>
+      <w:r>
+        <w:rPr>
+          <w:b w:val="0"/>
+        </w:rPr>
+        <w:t xml:space="preserve"> is 101 / 110.</w:t>
+      </w:r>
+    </w:p>
+    <w:p>
+      <w:pPr>
+        <w:spacing w:line="336" w:lineRule="auto" w:after="180"/>
+        <w:shd w:fill="F5F1FB"/>
+      </w:pPr>
+      <w:r>
+        <w:rPr>
+          <w:b w:val="0"/>
+        </w:rPr>
+        <w:t xml:space="preserve">Reason: Exactly one light </w:t>
+      </w:r>
+      <w:r>
+        <w:rPr>
+          <w:b/>
+        </w:rPr>
+        <w:t>pixel</w:t>
+      </w:r>
+      <w:r>
+        <w:rPr>
+          <w:b w:val="0"/>
+        </w:rPr>
+        <w:t xml:space="preserve"> becomes dark; the other five positions remain unchanged.</w:t>
+      </w:r>
+    </w:p>
+    <w:p>
+      <w:pPr>
+        <w:pStyle w:val="Heading3"/>
+      </w:pPr>
+      <w:r>
+        <w:t>Protect the independent attempt</w:t>
+      </w:r>
+    </w:p>
+    <w:p>
+      <w:pPr>
+        <w:spacing w:line="336" w:lineRule="auto" w:after="180"/>
+        <w:shd w:fill="FFF5E6"/>
+      </w:pPr>
+      <w:r>
+        <w:rPr>
+          <w:b w:val="0"/>
+        </w:rPr>
         <w:t>Independent assessment: withhold the reserved answer until the learner has attempted the new case. Record support separately from correctness.</w:t>
       </w:r>
     </w:p>
@@ -3357,13 +6652,58 @@
       </w:tr>
     </w:tbl>
     <w:p>
-      <w:r>
-        <w:t>Project checkpoint: Frame the need. Name the user, the problem, allowed inputs and a safe simple starting method.</w:t>
-      </w:r>
-    </w:p>
-    <w:p>
-      <w:r>
-        <w:t>Use the weekly teacher answer for topic-specific reasoning. A saved progress tick is an activity record; judge mastery from the learner’s explanation and evidence.</w:t>
+      <w:pPr>
+        <w:pStyle w:val="Heading3"/>
+      </w:pPr>
+      <w:r>
+        <w:t>Project checkpoint</w:t>
+      </w:r>
+    </w:p>
+    <w:p>
+      <w:pPr>
+        <w:spacing w:line="336" w:lineRule="auto" w:after="180"/>
+        <w:shd w:fill="EDF7F3"/>
+      </w:pPr>
+      <w:r>
+        <w:rPr>
+          <w:b w:val="0"/>
+        </w:rPr>
+        <w:t xml:space="preserve">Project checkpoint: Frame the need. Name the user, the problem, allowed </w:t>
+      </w:r>
+      <w:r>
+        <w:rPr>
+          <w:b/>
+        </w:rPr>
+        <w:t>input</w:t>
+      </w:r>
+      <w:r>
+        <w:rPr>
+          <w:b w:val="0"/>
+        </w:rPr>
+        <w:t>s and a safe simple starting method.</w:t>
+      </w:r>
+    </w:p>
+    <w:p>
+      <w:pPr>
+        <w:spacing w:line="336" w:lineRule="auto" w:after="180"/>
+      </w:pPr>
+      <w:r>
+        <w:rPr>
+          <w:b w:val="0"/>
+        </w:rPr>
+        <w:t xml:space="preserve">Use the weekly teacher answer for topic-specific reasoning. A saved progress tick is an activity record; judge mastery from the learner’s explanation and </w:t>
+      </w:r>
+      <w:r>
+        <w:rPr>
+          <w:b/>
+        </w:rPr>
+        <w:t>evidence</w:t>
+      </w:r>
+      <w:r>
+        <w:rPr>
+          <w:b w:val="0"/>
+        </w:rPr>
+        <w:t>.</w:t>
       </w:r>
     </w:p>
     <w:p>
@@ -3376,27 +6716,1003 @@
     </w:p>
     <w:p>
       <w:r>
-        <w:t>Use the two formative questions as supported practice, not as independent mastery scores. Discuss the deciding evidence rather than accepting a guessed selection.</w:t>
-      </w:r>
-    </w:p>
-    <w:p>
-      <w:r>
+        <w:t>Use feedback, earlier review and portfolios purposefully. Apply the coding routine only when this lesson has an executable lab.</w:t>
+      </w:r>
+    </w:p>
+    <w:p>
+      <w:pPr>
+        <w:spacing w:line="336" w:lineRule="auto" w:after="180"/>
+      </w:pPr>
+      <w:r>
+        <w:rPr>
+          <w:b w:val="0"/>
+        </w:rPr>
+        <w:t xml:space="preserve">Use the two formative questions as supported practice, not as independent mastery scores. Discuss the deciding </w:t>
+      </w:r>
+      <w:r>
+        <w:rPr>
+          <w:b/>
+        </w:rPr>
+        <w:t>evidence</w:t>
+      </w:r>
+      <w:r>
+        <w:rPr>
+          <w:b w:val="0"/>
+        </w:rPr>
+        <w:t xml:space="preserve"> rather than accepting a guessed selection.</w:t>
+      </w:r>
+    </w:p>
+    <w:p>
+      <w:pPr>
+        <w:spacing w:line="336" w:lineRule="auto" w:after="180"/>
+      </w:pPr>
+      <w:r>
+        <w:rPr>
+          <w:b w:val="0"/>
+        </w:rPr>
         <w:t>The feedback comes from the reviewed public worked case. Do not reveal the separately reserved independent teacher answer until the learner has attempted that case.</w:t>
       </w:r>
     </w:p>
     <w:p>
-      <w:r>
-        <w:t>Ask students to predict before running code. Preserve errors and actual outputs; collect a changed test and an explanation. The branch-boundary and indexing lessons deliberately include failure cases.</w:t>
-      </w:r>
-    </w:p>
-    <w:p>
-      <w:r>
+      <w:pPr>
+        <w:pStyle w:val="Heading3"/>
+      </w:pPr>
+      <w:r>
+        <w:t>For later coding lessons</w:t>
+      </w:r>
+    </w:p>
+    <w:p>
+      <w:r>
+        <w:t>This week has no code block. Use this routine when a later lesson includes an executable lab.</w:t>
+      </w:r>
+    </w:p>
+    <w:p>
+      <w:pPr>
+        <w:spacing w:line="336" w:lineRule="auto" w:after="180"/>
+        <w:shd w:fill="F1F6F8"/>
+      </w:pPr>
+      <w:r>
+        <w:rPr>
+          <w:b w:val="0"/>
+        </w:rPr>
+        <w:t xml:space="preserve">Ask students to predict before running code. Preserve errors and actual </w:t>
+      </w:r>
+      <w:r>
+        <w:rPr>
+          <w:b/>
+        </w:rPr>
+        <w:t>output</w:t>
+      </w:r>
+      <w:r>
+        <w:rPr>
+          <w:b w:val="0"/>
+        </w:rPr>
+        <w:t>s; collect a changed test and an explanation. The branch-boundary and indexing lessons deliberately include failure cases.</w:t>
+      </w:r>
+    </w:p>
+    <w:p>
+      <w:pPr>
+        <w:spacing w:line="336" w:lineRule="auto" w:after="180"/>
+      </w:pPr>
+      <w:r>
+        <w:rPr>
+          <w:b w:val="0"/>
+        </w:rPr>
         <w:t>Use the earlier worked-explanation links to address a specific missing building block, then return to the current question. Adapt this suggestion after observing the learner; it is not an automatic diagnosis.</w:t>
       </w:r>
     </w:p>
     <w:p>
-      <w:r>
-        <w:t>Collect the completed-work portfolio as evidence. Record support separately from correctness, and assess explanation, trace/test and limitations. Progress ticks and quiz selections alone do not establish mastery.</w:t>
+      <w:pPr>
+        <w:spacing w:line="336" w:lineRule="auto" w:after="180"/>
+      </w:pPr>
+      <w:r>
+        <w:rPr>
+          <w:b w:val="0"/>
+        </w:rPr>
+        <w:t xml:space="preserve">Collect the completed-work portfolio as </w:t>
+      </w:r>
+      <w:r>
+        <w:rPr>
+          <w:b/>
+        </w:rPr>
+        <w:t>evidence</w:t>
+      </w:r>
+      <w:r>
+        <w:rPr>
+          <w:b w:val="0"/>
+        </w:rPr>
+        <w:t>. Record support separately from correctness, and assess explanation, trace/test and limitations. Progress ticks and quiz selections alone do not establish mastery.</w:t>
+      </w:r>
+    </w:p>
+    <w:p>
+      <w:pPr>
+        <w:pStyle w:val="Heading1"/>
+      </w:pPr>
+      <w:r>
+        <w:t>09. Visual concept journey</w:t>
+      </w:r>
+    </w:p>
+    <w:p>
+      <w:r>
+        <w:t>Show one Pictures Become Numbers graphic at a time, request a prediction and discuss its trace before the independent assessment.</w:t>
+      </w:r>
+    </w:p>
+    <w:p>
+      <w:pPr>
+        <w:spacing w:line="336" w:lineRule="auto" w:after="180"/>
+      </w:pPr>
+      <w:r>
+        <w:rPr>
+          <w:b w:val="0"/>
+        </w:rPr>
+        <w:t xml:space="preserve">Use one picture at a time. Hide a worked result before asking for a </w:t>
+      </w:r>
+      <w:r>
+        <w:rPr>
+          <w:b/>
+        </w:rPr>
+        <w:t>prediction</w:t>
+      </w:r>
+      <w:r>
+        <w:rPr>
+          <w:b w:val="0"/>
+        </w:rPr>
+        <w:t>, then reveal it for feedback. These are supported teaching cases; retain the separate independent assessment for a fresh first attempt.</w:t>
+      </w:r>
+    </w:p>
+    <w:p>
+      <w:pPr>
+        <w:pStyle w:val="Heading3"/>
+      </w:pPr>
+      <w:r>
+        <w:t>01. Pictures Become Numbers: the case</w:t>
+      </w:r>
+    </w:p>
+    <w:p>
+      <w:r>
+        <w:drawing>
+          <wp:inline xmlns:a="http://schemas.openxmlformats.org/drawingml/2006/main" xmlns:pic="http://schemas.openxmlformats.org/drawingml/2006/picture">
+            <wp:extent cx="5486400" cy="2834640"/>
+            <wp:docPr id="3" name="Picture 3" descr="Two fictional 2-by-3 pixel badges contain the same number of dark squares. Supplied facts: Dark=1, light=0; rows are read top to bottom, left to right. Badge A rows: 1,0,1 / 0,1,0. Badge B: 1,1,1 / 0,0,0."/>
+            <wp:cNvGraphicFramePr>
+              <a:graphicFrameLocks noChangeAspect="1"/>
+            </wp:cNvGraphicFramePr>
+            <a:graphic>
+              <a:graphicData uri="http://schemas.openxmlformats.org/drawingml/2006/picture">
+                <pic:pic>
+                  <pic:nvPicPr>
+                    <pic:cNvPr id="0" name="academy-story-ai-1-5-01.png"/>
+                    <pic:cNvPicPr/>
+                  </pic:nvPicPr>
+                  <pic:blipFill>
+                    <a:blip r:embed="rId11"/>
+                    <a:stretch>
+                      <a:fillRect/>
+                    </a:stretch>
+                  </pic:blipFill>
+                  <pic:spPr>
+                    <a:xfrm>
+                      <a:off x="0" y="0"/>
+                      <a:ext cx="5486400" cy="2834640"/>
+                    </a:xfrm>
+                    <a:prstGeom prst="rect"/>
+                  </pic:spPr>
+                </pic:pic>
+              </a:graphicData>
+            </a:graphic>
+          </wp:inline>
+        </w:drawing>
+      </w:r>
+    </w:p>
+    <w:p>
+      <w:pPr>
+        <w:spacing w:line="336" w:lineRule="auto" w:after="180"/>
+      </w:pPr>
+      <w:r>
+        <w:rPr>
+          <w:b w:val="0"/>
+        </w:rPr>
+        <w:t xml:space="preserve">Two fictional 2-by-3 </w:t>
+      </w:r>
+      <w:r>
+        <w:rPr>
+          <w:b/>
+        </w:rPr>
+        <w:t>pixel</w:t>
+      </w:r>
+      <w:r>
+        <w:rPr>
+          <w:b w:val="0"/>
+        </w:rPr>
+        <w:t xml:space="preserve"> badges contain the same number of dark squares. Supplied facts: Dark=1, light=0; rows are read top to bottom, left to right. Badge A rows: 1,0,1 / 0,1,0. Badge B: 1,1,1 / 0,0,0.</w:t>
+      </w:r>
+    </w:p>
+    <w:p>
+      <w:pPr>
+        <w:spacing w:line="336" w:lineRule="auto" w:after="180"/>
+        <w:shd w:fill="F5F1FB"/>
+      </w:pPr>
+      <w:r>
+        <w:rPr>
+          <w:b w:val="0"/>
+        </w:rPr>
+        <w:t>Point to the given fact that matters most. Explain why it matters.</w:t>
+      </w:r>
+    </w:p>
+    <w:p>
+      <w:pPr>
+        <w:pStyle w:val="Heading3"/>
+      </w:pPr>
+      <w:r>
+        <w:t>Discuss while showing the picture</w:t>
+      </w:r>
+    </w:p>
+    <w:p>
+      <w:pPr>
+        <w:spacing w:line="336" w:lineRule="auto" w:after="180"/>
+        <w:shd w:fill="F1F6F8"/>
+      </w:pPr>
+      <w:r>
+        <w:rPr>
+          <w:b w:val="0"/>
+        </w:rPr>
+        <w:t>Teacher prompt: Point to the given fact that matters most. Explain why it matters. Ask learners to describe one label or arrow in ordinary words. Use the adjacent transcript if the image is difficult to see.</w:t>
+      </w:r>
+    </w:p>
+    <w:p>
+      <w:pPr>
+        <w:pStyle w:val="Heading3"/>
+      </w:pPr>
+      <w:r>
+        <w:t>02. Follow the deciding steps</w:t>
+      </w:r>
+    </w:p>
+    <w:p>
+      <w:r>
+        <w:drawing>
+          <wp:inline xmlns:a="http://schemas.openxmlformats.org/drawingml/2006/main" xmlns:pic="http://schemas.openxmlformats.org/drawingml/2006/picture">
+            <wp:extent cx="5486400" cy="4005072"/>
+            <wp:docPr id="4" name="Picture 4" descr="Pixel convention: Each image has two rows and three columns; 1 means dark. → Badge A: Top 101, bottom 010: three dark pixels. → Badge B: Top 111, bottom 000: also three dark pixels. → Compare arrangements: The totals agree, but middle-top and middle-bottom positions differ."/>
+            <wp:cNvGraphicFramePr>
+              <a:graphicFrameLocks noChangeAspect="1"/>
+            </wp:cNvGraphicFramePr>
+            <a:graphic>
+              <a:graphicData uri="http://schemas.openxmlformats.org/drawingml/2006/picture">
+                <pic:pic>
+                  <pic:nvPicPr>
+                    <pic:cNvPr id="0" name="academy-story-ai-1-5-02.png"/>
+                    <pic:cNvPicPr/>
+                  </pic:nvPicPr>
+                  <pic:blipFill>
+                    <a:blip r:embed="rId12"/>
+                    <a:stretch>
+                      <a:fillRect/>
+                    </a:stretch>
+                  </pic:blipFill>
+                  <pic:spPr>
+                    <a:xfrm>
+                      <a:off x="0" y="0"/>
+                      <a:ext cx="5486400" cy="4005072"/>
+                    </a:xfrm>
+                    <a:prstGeom prst="rect"/>
+                  </pic:spPr>
+                </pic:pic>
+              </a:graphicData>
+            </a:graphic>
+          </wp:inline>
+        </w:drawing>
+      </w:r>
+    </w:p>
+    <w:p>
+      <w:pPr>
+        <w:spacing w:line="336" w:lineRule="auto" w:after="180"/>
+      </w:pPr>
+      <w:r>
+        <w:rPr>
+          <w:b/>
+        </w:rPr>
+        <w:t>Pixel</w:t>
+      </w:r>
+      <w:r>
+        <w:rPr>
+          <w:b w:val="0"/>
+        </w:rPr>
+        <w:t xml:space="preserve"> convention: Each image has two rows and three columns; 1 means dark. → Badge A: Top 101, bottom 010: three dark </w:t>
+      </w:r>
+      <w:r>
+        <w:rPr>
+          <w:b/>
+        </w:rPr>
+        <w:t>pixel</w:t>
+      </w:r>
+      <w:r>
+        <w:rPr>
+          <w:b w:val="0"/>
+        </w:rPr>
+        <w:t xml:space="preserve">s. → Badge B: Top 111, bottom 000: also three dark </w:t>
+      </w:r>
+      <w:r>
+        <w:rPr>
+          <w:b/>
+        </w:rPr>
+        <w:t>pixel</w:t>
+      </w:r>
+      <w:r>
+        <w:rPr>
+          <w:b w:val="0"/>
+        </w:rPr>
+        <w:t>s. → Compare arrangements: The totals agree, but middle-top and middle-bottom positions differ.</w:t>
+      </w:r>
+    </w:p>
+    <w:p>
+      <w:pPr>
+        <w:spacing w:line="336" w:lineRule="auto" w:after="180"/>
+        <w:shd w:fill="F5F1FB"/>
+      </w:pPr>
+      <w:r>
+        <w:rPr>
+          <w:b w:val="0"/>
+        </w:rPr>
+        <w:t xml:space="preserve">Point to each numbered stage and explain which recorded </w:t>
+      </w:r>
+      <w:r>
+        <w:rPr>
+          <w:b/>
+        </w:rPr>
+        <w:t>input</w:t>
+      </w:r>
+      <w:r>
+        <w:rPr>
+          <w:b w:val="0"/>
+        </w:rPr>
+        <w:t xml:space="preserve"> it uses.</w:t>
+      </w:r>
+    </w:p>
+    <w:p>
+      <w:pPr>
+        <w:pStyle w:val="Heading3"/>
+      </w:pPr>
+      <w:r>
+        <w:t>Discuss while showing the picture</w:t>
+      </w:r>
+    </w:p>
+    <w:p>
+      <w:pPr>
+        <w:spacing w:line="336" w:lineRule="auto" w:after="180"/>
+        <w:shd w:fill="F1F6F8"/>
+      </w:pPr>
+      <w:r>
+        <w:rPr>
+          <w:b w:val="0"/>
+        </w:rPr>
+        <w:t xml:space="preserve">Teacher prompt: Point to each numbered stage and explain which recorded </w:t>
+      </w:r>
+      <w:r>
+        <w:rPr>
+          <w:b/>
+        </w:rPr>
+        <w:t>input</w:t>
+      </w:r>
+      <w:r>
+        <w:rPr>
+          <w:b w:val="0"/>
+        </w:rPr>
+        <w:t xml:space="preserve"> it uses. Ask learners to describe one label or arrow in ordinary words. Use the adjacent transcript if the image is difficult to see.</w:t>
+      </w:r>
+    </w:p>
+    <w:p>
+      <w:pPr>
+        <w:pStyle w:val="Heading3"/>
+      </w:pPr>
+      <w:r>
+        <w:t>03. Pixel positions: two badges, same dark count</w:t>
+      </w:r>
+    </w:p>
+    <w:p>
+      <w:r>
+        <w:drawing>
+          <wp:inline xmlns:a="http://schemas.openxmlformats.org/drawingml/2006/main" xmlns:pic="http://schemas.openxmlformats.org/drawingml/2006/picture">
+            <wp:extent cx="5486400" cy="3938016"/>
+            <wp:docPr id="5" name="Picture 5" descr="Pixel positions: two badges, same dark count. A top: Left = 1, Middle = 0, Right = 1. A bottom: Left = 0, Middle = 1, Right = 0. B top: Left = 1, Middle = 1, Right = 1. B bottom: Left = 0, Middle = 0, Right = 0."/>
+            <wp:cNvGraphicFramePr>
+              <a:graphicFrameLocks noChangeAspect="1"/>
+            </wp:cNvGraphicFramePr>
+            <a:graphic>
+              <a:graphicData uri="http://schemas.openxmlformats.org/drawingml/2006/picture">
+                <pic:pic>
+                  <pic:nvPicPr>
+                    <pic:cNvPr id="0" name="academy-story-ai-1-5-03.png"/>
+                    <pic:cNvPicPr/>
+                  </pic:nvPicPr>
+                  <pic:blipFill>
+                    <a:blip r:embed="rId13"/>
+                    <a:stretch>
+                      <a:fillRect/>
+                    </a:stretch>
+                  </pic:blipFill>
+                  <pic:spPr>
+                    <a:xfrm>
+                      <a:off x="0" y="0"/>
+                      <a:ext cx="5486400" cy="3938016"/>
+                    </a:xfrm>
+                    <a:prstGeom prst="rect"/>
+                  </pic:spPr>
+                </pic:pic>
+              </a:graphicData>
+            </a:graphic>
+          </wp:inline>
+        </w:drawing>
+      </w:r>
+    </w:p>
+    <w:p>
+      <w:pPr>
+        <w:spacing w:line="336" w:lineRule="auto" w:after="180"/>
+      </w:pPr>
+      <w:r>
+        <w:rPr>
+          <w:b/>
+        </w:rPr>
+        <w:t>Pixel</w:t>
+      </w:r>
+      <w:r>
+        <w:rPr>
+          <w:b w:val="0"/>
+        </w:rPr>
+        <w:t xml:space="preserve"> positions: two badges, same dark count. A top: Left = 1, Middle = 0, Right = 1. A bottom: Left = 0, Middle = 1, Right = 0. B top: Left = 1, Middle = 1, Right = 1. B bottom: Left = 0, Middle = 0, Right = 0.</w:t>
+      </w:r>
+    </w:p>
+    <w:p>
+      <w:pPr>
+        <w:spacing w:line="336" w:lineRule="auto" w:after="180"/>
+        <w:shd w:fill="F5F1FB"/>
+      </w:pPr>
+      <w:r>
+        <w:rPr>
+          <w:b w:val="0"/>
+        </w:rPr>
+        <w:t>Read the labels and values. Explain the relationship the model shows.</w:t>
+      </w:r>
+    </w:p>
+    <w:p>
+      <w:pPr>
+        <w:pStyle w:val="Heading3"/>
+      </w:pPr>
+      <w:r>
+        <w:t>Discuss while showing the picture</w:t>
+      </w:r>
+    </w:p>
+    <w:p>
+      <w:pPr>
+        <w:spacing w:line="336" w:lineRule="auto" w:after="180"/>
+        <w:shd w:fill="F1F6F8"/>
+      </w:pPr>
+      <w:r>
+        <w:rPr>
+          <w:b w:val="0"/>
+        </w:rPr>
+        <w:t>Teacher prompt: Read the labels and values. Explain the relationship the model shows. Ask learners to describe one label or arrow in ordinary words. Use the adjacent transcript if the image is difficult to see.</w:t>
+      </w:r>
+    </w:p>
+    <w:p>
+      <w:pPr>
+        <w:spacing w:line="336" w:lineRule="auto" w:after="180"/>
+        <w:shd w:fill="F1F6F8"/>
+      </w:pPr>
+      <w:r>
+        <w:rPr>
+          <w:b w:val="0"/>
+        </w:rPr>
+        <w:t>Check row/column meanings, units and denominators before discussing a difference. Supplied toy values are not real class or model results.</w:t>
+      </w:r>
+    </w:p>
+    <w:p>
+      <w:pPr>
+        <w:pStyle w:val="Heading3"/>
+      </w:pPr>
+      <w:r>
+        <w:t>04. Change one thing. Trace what follows.</w:t>
+      </w:r>
+    </w:p>
+    <w:p>
+      <w:r>
+        <w:drawing>
+          <wp:inline xmlns:a="http://schemas.openxmlformats.org/drawingml/2006/main" xmlns:pic="http://schemas.openxmlformats.org/drawingml/2006/picture">
+            <wp:extent cx="5486400" cy="3026664"/>
+            <wp:docPr id="6" name="Picture 6" descr="Original case: The totals agree, but middle-top and middle-bottom positions differ. Changed condition: Change A’s bottom-left pixel from 0 to 1. Expected result: A now has four dark pixels; its row encoding is 101 / 110. Reason: Exactly one light pixel becomes dark; the other five positions remain unchanged."/>
+            <wp:cNvGraphicFramePr>
+              <a:graphicFrameLocks noChangeAspect="1"/>
+            </wp:cNvGraphicFramePr>
+            <a:graphic>
+              <a:graphicData uri="http://schemas.openxmlformats.org/drawingml/2006/picture">
+                <pic:pic>
+                  <pic:nvPicPr>
+                    <pic:cNvPr id="0" name="academy-story-ai-1-5-04.png"/>
+                    <pic:cNvPicPr/>
+                  </pic:nvPicPr>
+                  <pic:blipFill>
+                    <a:blip r:embed="rId14"/>
+                    <a:stretch>
+                      <a:fillRect/>
+                    </a:stretch>
+                  </pic:blipFill>
+                  <pic:spPr>
+                    <a:xfrm>
+                      <a:off x="0" y="0"/>
+                      <a:ext cx="5486400" cy="3026664"/>
+                    </a:xfrm>
+                    <a:prstGeom prst="rect"/>
+                  </pic:spPr>
+                </pic:pic>
+              </a:graphicData>
+            </a:graphic>
+          </wp:inline>
+        </w:drawing>
+      </w:r>
+    </w:p>
+    <w:p>
+      <w:pPr>
+        <w:spacing w:line="336" w:lineRule="auto" w:after="180"/>
+      </w:pPr>
+      <w:r>
+        <w:rPr>
+          <w:b w:val="0"/>
+        </w:rPr>
+        <w:t xml:space="preserve">Original case: The totals agree, but middle-top and middle-bottom positions differ. Changed condition: Change A’s bottom-left </w:t>
+      </w:r>
+      <w:r>
+        <w:rPr>
+          <w:b/>
+        </w:rPr>
+        <w:t>pixel</w:t>
+      </w:r>
+      <w:r>
+        <w:rPr>
+          <w:b w:val="0"/>
+        </w:rPr>
+        <w:t xml:space="preserve"> from 0 to 1. Expected result: A now has four dark </w:t>
+      </w:r>
+      <w:r>
+        <w:rPr>
+          <w:b/>
+        </w:rPr>
+        <w:t>pixel</w:t>
+      </w:r>
+      <w:r>
+        <w:rPr>
+          <w:b w:val="0"/>
+        </w:rPr>
+        <w:t xml:space="preserve">s; its row </w:t>
+      </w:r>
+      <w:r>
+        <w:rPr>
+          <w:b/>
+        </w:rPr>
+        <w:t>encoding</w:t>
+      </w:r>
+      <w:r>
+        <w:rPr>
+          <w:b w:val="0"/>
+        </w:rPr>
+        <w:t xml:space="preserve"> is 101 / 110.</w:t>
+      </w:r>
+    </w:p>
+    <w:p>
+      <w:pPr>
+        <w:spacing w:line="336" w:lineRule="auto" w:after="180"/>
+      </w:pPr>
+      <w:r>
+        <w:rPr>
+          <w:b w:val="0"/>
+        </w:rPr>
+        <w:t xml:space="preserve">Reason: Exactly one light </w:t>
+      </w:r>
+      <w:r>
+        <w:rPr>
+          <w:b/>
+        </w:rPr>
+        <w:t>pixel</w:t>
+      </w:r>
+      <w:r>
+        <w:rPr>
+          <w:b w:val="0"/>
+        </w:rPr>
+        <w:t xml:space="preserve"> becomes dark; the other five positions remain unchanged.</w:t>
+      </w:r>
+    </w:p>
+    <w:p>
+      <w:pPr>
+        <w:spacing w:line="336" w:lineRule="auto" w:after="180"/>
+        <w:shd w:fill="F5F1FB"/>
+      </w:pPr>
+      <w:r>
+        <w:rPr>
+          <w:b w:val="0"/>
+        </w:rPr>
+        <w:t>Predict before checking the worked changed-case result. Name what changed and what the supplied facts allow you to conclude.</w:t>
+      </w:r>
+    </w:p>
+    <w:p>
+      <w:pPr>
+        <w:pStyle w:val="Heading3"/>
+      </w:pPr>
+      <w:r>
+        <w:t>Discuss while showing the picture</w:t>
+      </w:r>
+    </w:p>
+    <w:p>
+      <w:pPr>
+        <w:spacing w:line="336" w:lineRule="auto" w:after="180"/>
+        <w:shd w:fill="F1F6F8"/>
+      </w:pPr>
+      <w:r>
+        <w:rPr>
+          <w:b w:val="0"/>
+        </w:rPr>
+        <w:t>Teacher prompt: Predict before checking the worked changed-case result. Name what changed and what the supplied facts allow you to conclude. Ask learners to describe one label or arrow in ordinary words.</w:t>
+      </w:r>
+    </w:p>
+    <w:p>
+      <w:pPr>
+        <w:spacing w:line="336" w:lineRule="auto" w:after="180"/>
+        <w:shd w:fill="F1F6F8"/>
+      </w:pPr>
+      <w:r>
+        <w:rPr>
+          <w:b w:val="0"/>
+        </w:rPr>
+        <w:t xml:space="preserve">Use the adjacent transcript if the image is difficult to see. Changed-case reasoning: Exactly one light </w:t>
+      </w:r>
+      <w:r>
+        <w:rPr>
+          <w:b/>
+        </w:rPr>
+        <w:t>pixel</w:t>
+      </w:r>
+      <w:r>
+        <w:rPr>
+          <w:b w:val="0"/>
+        </w:rPr>
+        <w:t xml:space="preserve"> becomes dark; the other five positions remain unchanged.</w:t>
+      </w:r>
+    </w:p>
+    <w:p>
+      <w:pPr>
+        <w:pStyle w:val="Heading3"/>
+      </w:pPr>
+      <w:r>
+        <w:t>05. Connect the explanation to its limit</w:t>
+      </w:r>
+    </w:p>
+    <w:p>
+      <w:r>
+        <w:drawing>
+          <wp:inline xmlns:a="http://schemas.openxmlformats.org/drawingml/2006/main" xmlns:pic="http://schemas.openxmlformats.org/drawingml/2006/picture">
+            <wp:extent cx="5486400" cy="2834640"/>
+            <wp:docPr id="7" name="Picture 7" descr="A grid preserves where each brightness belongs. Adding the six values preserves only the dark count, which is 3 in both images. The total therefore cannot distinguish these badges. Dimensions and reading order belong to the representation, not to an optional caption. Limit: This toy binary encoding does not include real photographs’ colour channels, compression or illumination effects."/>
+            <wp:cNvGraphicFramePr>
+              <a:graphicFrameLocks noChangeAspect="1"/>
+            </wp:cNvGraphicFramePr>
+            <a:graphic>
+              <a:graphicData uri="http://schemas.openxmlformats.org/drawingml/2006/picture">
+                <pic:pic>
+                  <pic:nvPicPr>
+                    <pic:cNvPr id="0" name="academy-story-ai-1-5-05.png"/>
+                    <pic:cNvPicPr/>
+                  </pic:nvPicPr>
+                  <pic:blipFill>
+                    <a:blip r:embed="rId15"/>
+                    <a:stretch>
+                      <a:fillRect/>
+                    </a:stretch>
+                  </pic:blipFill>
+                  <pic:spPr>
+                    <a:xfrm>
+                      <a:off x="0" y="0"/>
+                      <a:ext cx="5486400" cy="2834640"/>
+                    </a:xfrm>
+                    <a:prstGeom prst="rect"/>
+                  </pic:spPr>
+                </pic:pic>
+              </a:graphicData>
+            </a:graphic>
+          </wp:inline>
+        </w:drawing>
+      </w:r>
+    </w:p>
+    <w:p>
+      <w:pPr>
+        <w:spacing w:line="336" w:lineRule="auto" w:after="180"/>
+      </w:pPr>
+      <w:r>
+        <w:rPr>
+          <w:b w:val="0"/>
+        </w:rPr>
+        <w:t xml:space="preserve">A </w:t>
+      </w:r>
+      <w:r>
+        <w:rPr>
+          <w:b/>
+        </w:rPr>
+        <w:t>grid</w:t>
+      </w:r>
+      <w:r>
+        <w:rPr>
+          <w:b w:val="0"/>
+        </w:rPr>
+        <w:t xml:space="preserve"> preserves where each brightness belongs. Adding the six values preserves only the dark count, which is 3 in both images. The total therefore cannot distinguish these badges.</w:t>
+      </w:r>
+    </w:p>
+    <w:p>
+      <w:pPr>
+        <w:spacing w:line="336" w:lineRule="auto" w:after="180"/>
+      </w:pPr>
+      <w:r>
+        <w:rPr>
+          <w:b w:val="0"/>
+        </w:rPr>
+        <w:t xml:space="preserve">Dimensions and reading order belong to the representation, not to an optional caption. Limit: This toy binary </w:t>
+      </w:r>
+      <w:r>
+        <w:rPr>
+          <w:b/>
+        </w:rPr>
+        <w:t>encoding</w:t>
+      </w:r>
+      <w:r>
+        <w:rPr>
+          <w:b w:val="0"/>
+        </w:rPr>
+        <w:t xml:space="preserve"> does not include real photographs’ colour </w:t>
+      </w:r>
+      <w:r>
+        <w:rPr>
+          <w:b/>
+        </w:rPr>
+        <w:t>channel</w:t>
+      </w:r>
+      <w:r>
+        <w:rPr>
+          <w:b w:val="0"/>
+        </w:rPr>
+        <w:t>s, compression or illumination effects.</w:t>
+      </w:r>
+    </w:p>
+    <w:p>
+      <w:pPr>
+        <w:spacing w:line="336" w:lineRule="auto" w:after="180"/>
+        <w:shd w:fill="F5F1FB"/>
+      </w:pPr>
+      <w:r>
+        <w:rPr>
+          <w:b w:val="0"/>
+        </w:rPr>
+        <w:t>Explain the case, then point to a limit on the claim.</w:t>
+      </w:r>
+    </w:p>
+    <w:p>
+      <w:pPr>
+        <w:pStyle w:val="Heading3"/>
+      </w:pPr>
+      <w:r>
+        <w:t>Discuss while showing the picture</w:t>
+      </w:r>
+    </w:p>
+    <w:p>
+      <w:pPr>
+        <w:spacing w:line="336" w:lineRule="auto" w:after="180"/>
+        <w:shd w:fill="F1F6F8"/>
+      </w:pPr>
+      <w:r>
+        <w:rPr>
+          <w:b w:val="0"/>
+        </w:rPr>
+        <w:t>Teacher prompt: Explain the case, then point to a limit on the claim. Ask learners to describe one label or arrow in ordinary words. Use the adjacent transcript if the image is difficult to see.</w:t>
+      </w:r>
+    </w:p>
+    <w:p>
+      <w:pPr>
+        <w:spacing w:line="336" w:lineRule="auto" w:after="180"/>
+        <w:shd w:fill="F1F6F8"/>
+      </w:pPr>
+      <w:r>
+        <w:rPr>
+          <w:b w:val="0"/>
+        </w:rPr>
+        <w:t xml:space="preserve">Keep the stated scope: This toy binary </w:t>
+      </w:r>
+      <w:r>
+        <w:rPr>
+          <w:b/>
+        </w:rPr>
+        <w:t>encoding</w:t>
+      </w:r>
+      <w:r>
+        <w:rPr>
+          <w:b w:val="0"/>
+        </w:rPr>
+        <w:t xml:space="preserve"> does not include real photographs’ colour </w:t>
+      </w:r>
+      <w:r>
+        <w:rPr>
+          <w:b/>
+        </w:rPr>
+        <w:t>channel</w:t>
+      </w:r>
+      <w:r>
+        <w:rPr>
+          <w:b w:val="0"/>
+        </w:rPr>
+        <w:t>s, compression or illumination effects.</w:t>
+      </w:r>
+    </w:p>
+    <w:p>
+      <w:pPr>
+        <w:pStyle w:val="Heading3"/>
+      </w:pPr>
+      <w:r>
+        <w:t>06. Make the idea visible in your project</w:t>
+      </w:r>
+    </w:p>
+    <w:p>
+      <w:r>
+        <w:drawing>
+          <wp:inline xmlns:a="http://schemas.openxmlformats.org/drawingml/2006/main" xmlns:pic="http://schemas.openxmlformats.org/drawingml/2006/picture">
+            <wp:extent cx="5486400" cy="3380232"/>
+            <wp:docPr id="8" name="Picture 8" descr="If the sorter uses images, retain dimensions and arrangement rather than assuming a dark-pixel count describes shape. Draw your input, deciding step, result and limit. Supported question: Find a position where the original badges differ, then read the changed A back as a picture."/>
+            <wp:cNvGraphicFramePr>
+              <a:graphicFrameLocks noChangeAspect="1"/>
+            </wp:cNvGraphicFramePr>
+            <a:graphic>
+              <a:graphicData uri="http://schemas.openxmlformats.org/drawingml/2006/picture">
+                <pic:pic>
+                  <pic:nvPicPr>
+                    <pic:cNvPr id="0" name="academy-story-ai-1-5-06.png"/>
+                    <pic:cNvPicPr/>
+                  </pic:nvPicPr>
+                  <pic:blipFill>
+                    <a:blip r:embed="rId16"/>
+                    <a:stretch>
+                      <a:fillRect/>
+                    </a:stretch>
+                  </pic:blipFill>
+                  <pic:spPr>
+                    <a:xfrm>
+                      <a:off x="0" y="0"/>
+                      <a:ext cx="5486400" cy="3380232"/>
+                    </a:xfrm>
+                    <a:prstGeom prst="rect"/>
+                  </pic:spPr>
+                </pic:pic>
+              </a:graphicData>
+            </a:graphic>
+          </wp:inline>
+        </w:drawing>
+      </w:r>
+    </w:p>
+    <w:p>
+      <w:pPr>
+        <w:spacing w:line="336" w:lineRule="auto" w:after="180"/>
+      </w:pPr>
+      <w:r>
+        <w:rPr>
+          <w:b w:val="0"/>
+        </w:rPr>
+        <w:t>If the sorter uses images, retain dimensions and arrangement rather than assuming a dark-</w:t>
+      </w:r>
+      <w:r>
+        <w:rPr>
+          <w:b/>
+        </w:rPr>
+        <w:t>pixel</w:t>
+      </w:r>
+      <w:r>
+        <w:rPr>
+          <w:b w:val="0"/>
+        </w:rPr>
+        <w:t xml:space="preserve"> count describes shape. Draw your </w:t>
+      </w:r>
+      <w:r>
+        <w:rPr>
+          <w:b/>
+        </w:rPr>
+        <w:t>input</w:t>
+      </w:r>
+      <w:r>
+        <w:rPr>
+          <w:b w:val="0"/>
+        </w:rPr>
+        <w:t>, deciding step, result and limit.</w:t>
+      </w:r>
+    </w:p>
+    <w:p>
+      <w:pPr>
+        <w:spacing w:line="336" w:lineRule="auto" w:after="180"/>
+      </w:pPr>
+      <w:r>
+        <w:rPr>
+          <w:b w:val="0"/>
+        </w:rPr>
+        <w:t>Supported question: Find a position where the original badges differ, then read the changed A back as a picture.</w:t>
+      </w:r>
+    </w:p>
+    <w:p>
+      <w:pPr>
+        <w:spacing w:line="336" w:lineRule="auto" w:after="180"/>
+        <w:shd w:fill="F5F1FB"/>
+      </w:pPr>
+      <w:r>
+        <w:rPr>
+          <w:b w:val="0"/>
+        </w:rPr>
+        <w:t xml:space="preserve">Draw your project trace and justify the deciding step using </w:t>
+      </w:r>
+      <w:r>
+        <w:rPr>
+          <w:b/>
+        </w:rPr>
+        <w:t>evidence</w:t>
+      </w:r>
+      <w:r>
+        <w:rPr>
+          <w:b w:val="0"/>
+        </w:rPr>
+        <w:t>.</w:t>
+      </w:r>
+    </w:p>
+    <w:p>
+      <w:pPr>
+        <w:pStyle w:val="Heading3"/>
+      </w:pPr>
+      <w:r>
+        <w:t>Discuss while showing the picture</w:t>
+      </w:r>
+    </w:p>
+    <w:p>
+      <w:pPr>
+        <w:spacing w:line="336" w:lineRule="auto" w:after="180"/>
+        <w:shd w:fill="F1F6F8"/>
+      </w:pPr>
+      <w:r>
+        <w:rPr>
+          <w:b w:val="0"/>
+        </w:rPr>
+        <w:t xml:space="preserve">Teacher prompt: Draw your project trace and justify the deciding step using </w:t>
+      </w:r>
+      <w:r>
+        <w:rPr>
+          <w:b/>
+        </w:rPr>
+        <w:t>evidence</w:t>
+      </w:r>
+      <w:r>
+        <w:rPr>
+          <w:b w:val="0"/>
+        </w:rPr>
+        <w:t>. Ask learners to describe one label or arrow in ordinary words. Use the adjacent transcript if the image is difficult to see.</w:t>
+      </w:r>
+    </w:p>
+    <w:p>
+      <w:pPr>
+        <w:spacing w:line="336" w:lineRule="auto" w:after="180"/>
+        <w:shd w:fill="F1F6F8"/>
+      </w:pPr>
+      <w:r>
+        <w:rPr>
+          <w:b w:val="0"/>
+        </w:rPr>
+        <w:t xml:space="preserve">Supported practice key: The top-middle </w:t>
+      </w:r>
+      <w:r>
+        <w:rPr>
+          <w:b/>
+        </w:rPr>
+        <w:t>pixel</w:t>
+      </w:r>
+      <w:r>
+        <w:rPr>
+          <w:b w:val="0"/>
+        </w:rPr>
+        <w:t xml:space="preserve"> is 0 in A and 1 in B. Changed A is dark at top-left, top-right, bottom-left and bottom-middle.</w:t>
       </w:r>
     </w:p>
     <w:sectPr>

--- a/downloads/teacher/ai-1-week-05.docx
+++ b/downloads/teacher/ai-1-week-05.docx
@@ -137,7 +137,7 @@
           </w:tcPr>
           <w:p>
             <w:r>
-              <w:t>Sections 1–6; record the brief recall in the workbook.</w:t>
+              <w:t>Use Your mission, Notice the evidence, See how it works, Compare the cases, Words that unlock the idea and Follow a worked example; record the brief recall in the workbook.</w:t>
             </w:r>
           </w:p>
         </w:tc>
@@ -169,7 +169,7 @@
           </w:tcPr>
           <w:p>
             <w:r>
-              <w:t>Sections 7–10; use the matching workbook W2 and misconception check.</w:t>
+              <w:t>Use Find and repair a mistake, Practise together, Run the investigation and Build your understanding; use the matching workbook W2 and misconception check.</w:t>
             </w:r>
           </w:p>
         </w:tc>
@@ -201,7 +201,7 @@
           </w:tcPr>
           <w:p>
             <w:r>
-              <w:t>Sections 9 and 11–14. Give extra time to finish the full task set; use Section 15 when the week includes a coding lab.</w:t>
+              <w:t>Use Run the investigation, Connect your project, Show what you know, Study a complete case and Try a new case independently. Allow extra time for the full task set. Use a coding lab only when this week actually provides one; Your lesson route is the planning section.</w:t>
             </w:r>
           </w:p>
         </w:tc>
@@ -6133,7 +6133,7 @@
           </w:tcPr>
           <w:p>
             <w:r>
-              <w:t>Sections 1–6; record the brief recall in the workbook.</w:t>
+              <w:t>Use Your mission, Notice the evidence, See how it works, Compare the cases, Words that unlock the idea and Follow a worked example; record the brief recall in the workbook.</w:t>
             </w:r>
           </w:p>
         </w:tc>
@@ -6165,7 +6165,7 @@
           </w:tcPr>
           <w:p>
             <w:r>
-              <w:t>Sections 7–10; use the matching workbook W2 and misconception check.</w:t>
+              <w:t>Use Find and repair a mistake, Practise together, Run the investigation and Build your understanding; use the matching workbook W2 and misconception check.</w:t>
             </w:r>
           </w:p>
         </w:tc>
@@ -6197,7 +6197,7 @@
           </w:tcPr>
           <w:p>
             <w:r>
-              <w:t>Sections 9 and 11–14. Give extra time to finish the full task set; use Section 15 when the week includes a coding lab.</w:t>
+              <w:t>Use Run the investigation, Connect your project, Show what you know, Study a complete case and Try a new case independently. Allow extra time for the full task set. Use a coding lab only when this week actually provides one; Your lesson route is the planning section.</w:t>
             </w:r>
           </w:p>
         </w:tc>

--- a/downloads/teacher/ai-1-week-05.docx
+++ b/downloads/teacher/ai-1-week-05.docx
@@ -25,20 +25,38 @@
         <w:pStyle w:val="Heading1"/>
       </w:pPr>
       <w:r>
-        <w:t>01. Pictures Become Numbers</w:t>
-      </w:r>
-    </w:p>
-    <w:p>
-      <w:r>
-        <w:t>Prepare Pictures Become Numbers: check the target, prerequisites, resources and adaptable teaching schedule.</w:t>
-      </w:r>
-    </w:p>
-    <w:p>
-      <w:pPr>
-        <w:pStyle w:val="Heading3"/>
-      </w:pPr>
-      <w:r>
-        <w:t>Teach the learning cycle</w:t>
+        <w:t>Teach image coding as an exact shared convention.</w:t>
+      </w:r>
+    </w:p>
+    <w:p>
+      <w:r>
+        <w:t>Model reconstruction and a round-trip check, expose the limits of a count, and reserve the two-by-four pair for independent evidence.</w:t>
+      </w:r>
+    </w:p>
+    <w:p>
+      <w:r>
+        <w:t>Look for correct dimensions, ordered values and an explanation of lost position information.</w:t>
+      </w:r>
+    </w:p>
+    <w:p>
+      <w:pPr>
+        <w:pStyle w:val="Heading1"/>
+      </w:pPr>
+      <w:r>
+        <w:t>01. Prepare the image-code lesson</w:t>
+      </w:r>
+    </w:p>
+    <w:p>
+      <w:r>
+        <w:t>Keep encoding, spatial arrangement and interpretation distinct in every explanation.</w:t>
+      </w:r>
+    </w:p>
+    <w:p>
+      <w:pPr>
+        <w:pStyle w:val="Heading2"/>
+      </w:pPr>
+      <w:r>
+        <w:t>Learning goals and precision</w:t>
       </w:r>
     </w:p>
     <w:p>
@@ -62,6 +80,129 @@
           <w:b w:val="0"/>
         </w:rPr>
         <w:t xml:space="preserve"> convention</w:t>
+      </w:r>
+    </w:p>
+    <w:p>
+      <w:pPr>
+        <w:spacing w:line="336" w:lineRule="auto" w:after="180"/>
+      </w:pPr>
+      <w:r>
+        <w:rPr>
+          <w:b w:val="0"/>
+        </w:rPr>
+        <w:t xml:space="preserve">The image is binary for transparency, not a claim that ordinary colour images contain only zeros and ones as </w:t>
+      </w:r>
+      <w:r>
+        <w:rPr>
+          <w:b/>
+        </w:rPr>
+        <w:t>pixel</w:t>
+      </w:r>
+      <w:r>
+        <w:rPr>
+          <w:b w:val="0"/>
+        </w:rPr>
+        <w:t xml:space="preserve"> values. Distinguish bit-level storage from the image value convention.</w:t>
+      </w:r>
+    </w:p>
+    <w:p>
+      <w:pPr>
+        <w:spacing w:line="336" w:lineRule="auto" w:after="180"/>
+      </w:pPr>
+      <w:r>
+        <w:rPr>
+          <w:b/>
+        </w:rPr>
+        <w:t>Grid</w:t>
+      </w:r>
+      <w:r>
+        <w:rPr>
+          <w:b w:val="0"/>
+        </w:rPr>
+        <w:t xml:space="preserve"> reconstruction is assessed separately from </w:t>
+      </w:r>
+      <w:r>
+        <w:rPr>
+          <w:b/>
+        </w:rPr>
+        <w:t>interpretation</w:t>
+      </w:r>
+      <w:r>
+        <w:rPr>
+          <w:b w:val="0"/>
+        </w:rPr>
+        <w:t>. A learner may name the worked pattern differently while still reconstructing it correctly.</w:t>
+      </w:r>
+    </w:p>
+    <w:p>
+      <w:pPr>
+        <w:spacing w:line="336" w:lineRule="auto" w:after="180"/>
+      </w:pPr>
+      <w:r>
+        <w:rPr>
+          <w:b w:val="0"/>
+        </w:rPr>
+        <w:t xml:space="preserve">By the end, I can encode </w:t>
+      </w:r>
+      <w:r>
+        <w:rPr>
+          <w:b/>
+        </w:rPr>
+        <w:t>pixel</w:t>
+      </w:r>
+      <w:r>
+        <w:rPr>
+          <w:b w:val="0"/>
+        </w:rPr>
+        <w:t xml:space="preserve"> positions and show why a count cannot reconstruct a picture.</w:t>
+      </w:r>
+    </w:p>
+    <w:p>
+      <w:pPr>
+        <w:pStyle w:val="Heading2"/>
+      </w:pPr>
+      <w:r>
+        <w:t>What to prepare</w:t>
+      </w:r>
+    </w:p>
+    <w:p>
+      <w:pPr>
+        <w:pStyle w:val="ListBullet"/>
+      </w:pPr>
+      <w:r>
+        <w:t>Use the supplied scenario, student illustrations and blank paper. For numeric work, offer counters or a calculator after learners show the setup. Fictional records are supplied; personal data and paid accounts are unnecessary.</w:t>
+      </w:r>
+    </w:p>
+    <w:p>
+      <w:pPr>
+        <w:pStyle w:val="ListBullet"/>
+      </w:pPr>
+      <w:r>
+        <w:t>Squared paper and a dark pencil for each learner</w:t>
+      </w:r>
+    </w:p>
+    <w:p>
+      <w:pPr>
+        <w:pStyle w:val="ListBullet"/>
+      </w:pPr>
+      <w:r>
+        <w:t>The worked grid with its explicit reading convention</w:t>
+      </w:r>
+    </w:p>
+    <w:p>
+      <w:pPr>
+        <w:pStyle w:val="ListBullet"/>
+      </w:pPr>
+      <w:r>
+        <w:t>Two empty two-row four-column grids for independent assessment</w:t>
+      </w:r>
+    </w:p>
+    <w:p>
+      <w:pPr>
+        <w:pStyle w:val="Heading2"/>
+      </w:pPr>
+      <w:r>
+        <w:t>Main teaching plan</w:t>
       </w:r>
     </w:p>
     <w:tbl>
@@ -243,9 +384,211 @@
     </w:p>
     <w:p>
       <w:pPr>
+        <w:pStyle w:val="Heading2"/>
+      </w:pPr>
+      <w:r>
+        <w:t>Retrieve fitting and information paths</w:t>
+      </w:r>
+    </w:p>
+    <w:p>
+      <w:pPr>
+        <w:spacing w:line="336" w:lineRule="auto" w:after="180"/>
+      </w:pPr>
+      <w:r>
+        <w:rPr>
+          <w:b w:val="0"/>
+        </w:rPr>
+        <w:t>Without opening the old lesson, explain one key idea from Rules or Learned Patterns?. Give an example and a mistake that the idea helps you avoid.</w:t>
+      </w:r>
+    </w:p>
+    <w:p>
+      <w:pPr>
+        <w:spacing w:line="336" w:lineRule="auto" w:after="180"/>
+      </w:pPr>
+      <w:r>
+        <w:rPr>
+          <w:b w:val="0"/>
+        </w:rPr>
+        <w:t>Look for: Execute a stated rule including its boundary</w:t>
+      </w:r>
+    </w:p>
+    <w:p>
+      <w:pPr>
+        <w:spacing w:line="336" w:lineRule="auto" w:after="180"/>
+      </w:pPr>
+      <w:r>
+        <w:rPr>
+          <w:b w:val="0"/>
+        </w:rPr>
+        <w:t xml:space="preserve">Reference example, not the only acceptable wording: At least 5 gives narrow, wide, wide. Greater than 5 gives narrow, narrow, wide. Only the equality case changes among these </w:t>
+      </w:r>
+      <w:r>
+        <w:rPr>
+          <w:b/>
+        </w:rPr>
+        <w:t>input</w:t>
+      </w:r>
+      <w:r>
+        <w:rPr>
+          <w:b w:val="0"/>
+        </w:rPr>
+        <w:t>s.</w:t>
+      </w:r>
+    </w:p>
+    <w:p>
+      <w:pPr>
+        <w:spacing w:line="336" w:lineRule="auto" w:after="180"/>
+      </w:pPr>
+      <w:r>
+        <w:rPr>
+          <w:b w:val="0"/>
+        </w:rPr>
+        <w:t xml:space="preserve">Without opening the old lesson, explain one key idea from </w:t>
+      </w:r>
+      <w:r>
+        <w:rPr>
+          <w:b/>
+        </w:rPr>
+        <w:t>Input</w:t>
+      </w:r>
+      <w:r>
+        <w:rPr>
+          <w:b w:val="0"/>
+        </w:rPr>
+        <w:t xml:space="preserve">, </w:t>
+      </w:r>
+      <w:r>
+        <w:rPr>
+          <w:b/>
+        </w:rPr>
+        <w:t>Process</w:t>
+      </w:r>
+      <w:r>
+        <w:rPr>
+          <w:b w:val="0"/>
+        </w:rPr>
+        <w:t xml:space="preserve">, </w:t>
+      </w:r>
+      <w:r>
+        <w:rPr>
+          <w:b/>
+        </w:rPr>
+        <w:t>Output</w:t>
+      </w:r>
+      <w:r>
+        <w:rPr>
+          <w:b w:val="0"/>
+        </w:rPr>
+        <w:t>. Give an example and a mistake that the idea helps you avoid.</w:t>
+      </w:r>
+    </w:p>
+    <w:p>
+      <w:pPr>
+        <w:spacing w:line="336" w:lineRule="auto" w:after="180"/>
+      </w:pPr>
+      <w:r>
+        <w:rPr>
+          <w:b w:val="0"/>
+        </w:rPr>
+        <w:t>Look for: Trace information through a system without confusing information with a physical action</w:t>
+      </w:r>
+    </w:p>
+    <w:p>
+      <w:pPr>
+        <w:spacing w:line="336" w:lineRule="auto" w:after="180"/>
+      </w:pPr>
+      <w:r>
+        <w:rPr>
+          <w:b w:val="0"/>
+        </w:rPr>
+        <w:t xml:space="preserve">Reference example, not the only acceptable wording: </w:t>
+      </w:r>
+      <w:r>
+        <w:rPr>
+          <w:b/>
+        </w:rPr>
+        <w:t>Input</w:t>
+      </w:r>
+      <w:r>
+        <w:rPr>
+          <w:b w:val="0"/>
+        </w:rPr>
+        <w:t xml:space="preserve"> includes both request fields and all three catalogue records. The </w:t>
+      </w:r>
+      <w:r>
+        <w:rPr>
+          <w:b/>
+        </w:rPr>
+        <w:t>process</w:t>
+      </w:r>
+      <w:r>
+        <w:rPr>
+          <w:b w:val="0"/>
+        </w:rPr>
+        <w:t xml:space="preserve"> checks science AND pages&lt;=120.</w:t>
+      </w:r>
+    </w:p>
+    <w:p>
+      <w:pPr>
+        <w:spacing w:line="336" w:lineRule="auto" w:after="180"/>
+      </w:pPr>
+      <w:r>
+        <w:rPr>
+          <w:b/>
+        </w:rPr>
+        <w:t>Output</w:t>
+      </w:r>
+      <w:r>
+        <w:rPr>
+          <w:b w:val="0"/>
+        </w:rPr>
+        <w:t xml:space="preserve"> contains A only; B fails the length condition and C fails the genre condition. Listing A does not establish that a copy was reserved.</w:t>
+      </w:r>
+    </w:p>
+    <w:p>
+      <w:pPr>
+        <w:spacing w:line="336" w:lineRule="auto" w:after="180"/>
+      </w:pPr>
+      <w:r>
+        <w:rPr>
+          <w:b w:val="0"/>
+        </w:rPr>
+        <w:t xml:space="preserve">No. The </w:t>
+      </w:r>
+      <w:r>
+        <w:rPr>
+          <w:b/>
+        </w:rPr>
+        <w:t>fitting</w:t>
+      </w:r>
+      <w:r>
+        <w:rPr>
+          <w:b w:val="0"/>
+        </w:rPr>
+        <w:t xml:space="preserve"> examples may not distinguish the rules, and agreement on those examples does not settle every unseen case.</w:t>
+      </w:r>
+    </w:p>
+    <w:p>
+      <w:pPr>
+        <w:pStyle w:val="Heading2"/>
+      </w:pPr>
+      <w:r>
+        <w:t>Earlier wording, alternative practice and picture transcripts · reference / check after trying</w:t>
+      </w:r>
+    </w:p>
+    <w:p>
+      <w:pPr>
         <w:pStyle w:val="Heading3"/>
       </w:pPr>
       <w:r>
+        <w:t>Teach the learning cycle</w:t>
+      </w:r>
+    </w:p>
+    <w:p>
+      <w:pPr>
+        <w:pStyle w:val="Heading3"/>
+      </w:pPr>
+      <w:r>
         <w:t>Retrieval answer guidance</w:t>
       </w:r>
     </w:p>
@@ -259,165 +602,10 @@
     </w:p>
     <w:p>
       <w:pPr>
-        <w:spacing w:line="336" w:lineRule="auto" w:after="180"/>
-      </w:pPr>
-      <w:r>
-        <w:rPr>
-          <w:b w:val="0"/>
-        </w:rPr>
-        <w:t>Without opening the old lesson, explain one key idea from Rules or Learned Patterns?. Give an example and a mistake that the idea helps you avoid.</w:t>
-      </w:r>
-    </w:p>
-    <w:p>
-      <w:pPr>
-        <w:spacing w:line="336" w:lineRule="auto" w:after="180"/>
-      </w:pPr>
-      <w:r>
-        <w:rPr>
-          <w:b w:val="0"/>
-        </w:rPr>
-        <w:t>Look for: Execute a stated rule including its boundary</w:t>
-      </w:r>
-    </w:p>
-    <w:p>
-      <w:pPr>
-        <w:spacing w:line="336" w:lineRule="auto" w:after="180"/>
-      </w:pPr>
-      <w:r>
-        <w:rPr>
-          <w:b w:val="0"/>
-        </w:rPr>
-        <w:t xml:space="preserve">Reference example, not the only acceptable wording: At least 5 gives narrow, wide, wide. Greater than 5 gives narrow, narrow, wide. Only the equality case changes among these </w:t>
-      </w:r>
-      <w:r>
-        <w:rPr>
-          <w:b/>
-        </w:rPr>
-        <w:t>input</w:t>
-      </w:r>
-      <w:r>
-        <w:rPr>
-          <w:b w:val="0"/>
-        </w:rPr>
-        <w:t>s.</w:t>
-      </w:r>
-    </w:p>
-    <w:p>
-      <w:pPr>
         <w:pStyle w:val="Heading3"/>
       </w:pPr>
       <w:r>
         <w:t>Input, Process, Output</w:t>
-      </w:r>
-    </w:p>
-    <w:p>
-      <w:pPr>
-        <w:spacing w:line="336" w:lineRule="auto" w:after="180"/>
-      </w:pPr>
-      <w:r>
-        <w:rPr>
-          <w:b w:val="0"/>
-        </w:rPr>
-        <w:t xml:space="preserve">Without opening the old lesson, explain one key idea from </w:t>
-      </w:r>
-      <w:r>
-        <w:rPr>
-          <w:b/>
-        </w:rPr>
-        <w:t>Input</w:t>
-      </w:r>
-      <w:r>
-        <w:rPr>
-          <w:b w:val="0"/>
-        </w:rPr>
-        <w:t xml:space="preserve">, </w:t>
-      </w:r>
-      <w:r>
-        <w:rPr>
-          <w:b/>
-        </w:rPr>
-        <w:t>Process</w:t>
-      </w:r>
-      <w:r>
-        <w:rPr>
-          <w:b w:val="0"/>
-        </w:rPr>
-        <w:t xml:space="preserve">, </w:t>
-      </w:r>
-      <w:r>
-        <w:rPr>
-          <w:b/>
-        </w:rPr>
-        <w:t>Output</w:t>
-      </w:r>
-      <w:r>
-        <w:rPr>
-          <w:b w:val="0"/>
-        </w:rPr>
-        <w:t>. Give an example and a mistake that the idea helps you avoid.</w:t>
-      </w:r>
-    </w:p>
-    <w:p>
-      <w:pPr>
-        <w:spacing w:line="336" w:lineRule="auto" w:after="180"/>
-      </w:pPr>
-      <w:r>
-        <w:rPr>
-          <w:b w:val="0"/>
-        </w:rPr>
-        <w:t>Look for: Trace information through a system without confusing information with a physical action</w:t>
-      </w:r>
-    </w:p>
-    <w:p>
-      <w:pPr>
-        <w:spacing w:line="336" w:lineRule="auto" w:after="180"/>
-      </w:pPr>
-      <w:r>
-        <w:rPr>
-          <w:b w:val="0"/>
-        </w:rPr>
-        <w:t xml:space="preserve">Reference example, not the only acceptable wording: </w:t>
-      </w:r>
-      <w:r>
-        <w:rPr>
-          <w:b/>
-        </w:rPr>
-        <w:t>Input</w:t>
-      </w:r>
-      <w:r>
-        <w:rPr>
-          <w:b w:val="0"/>
-        </w:rPr>
-        <w:t xml:space="preserve"> includes both request fields and all three catalogue records. The </w:t>
-      </w:r>
-      <w:r>
-        <w:rPr>
-          <w:b/>
-        </w:rPr>
-        <w:t>process</w:t>
-      </w:r>
-      <w:r>
-        <w:rPr>
-          <w:b w:val="0"/>
-        </w:rPr>
-        <w:t xml:space="preserve"> checks science AND pages&lt;=120.</w:t>
-      </w:r>
-    </w:p>
-    <w:p>
-      <w:pPr>
-        <w:spacing w:line="336" w:lineRule="auto" w:after="180"/>
-      </w:pPr>
-      <w:r>
-        <w:rPr>
-          <w:b/>
-        </w:rPr>
-        <w:t>Output</w:t>
-      </w:r>
-      <w:r>
-        <w:rPr>
-          <w:b w:val="0"/>
-        </w:rPr>
-        <w:t xml:space="preserve"> contains A only; B fails the length condition and C fails the genre condition. Listing A does not establish that a copy was reserved.</w:t>
       </w:r>
     </w:p>
     <w:p>
@@ -614,6 +802,11 @@
       </w:r>
     </w:p>
     <w:p>
+      <w:r>
+        <w:t>This compact option is not the full-week schedule. Use the main teaching cycle and allow extra sessions for the investigation, independent work and project.</w:t>
+      </w:r>
+    </w:p>
+    <w:p>
       <w:pPr>
         <w:spacing w:line="336" w:lineRule="auto" w:after="180"/>
       </w:pPr>
@@ -621,7 +814,7 @@
         <w:rPr>
           <w:b w:val="0"/>
         </w:rPr>
-        <w:t>Use the supplied scenario, student illustrations and blank paper. For numeric work, offer counters or a calculator after learners show the setup. Fictional records are supplied; personal data and paid accounts are unnecessary.</w:t>
+        <w:t>Allow 80 minutes: recall 8; explanation 12; worked demonstration 15; guided practice 20; independent assessment 15; project and reflection 10. Extend the lab into a second session when needed.</w:t>
       </w:r>
     </w:p>
     <w:p>
@@ -629,32 +822,55 @@
         <w:pStyle w:val="Heading3"/>
       </w:pPr>
       <w:r>
-        <w:t>Alternative compact allocation</w:t>
-      </w:r>
-    </w:p>
-    <w:p>
-      <w:r>
-        <w:t>This compact option is not the full-week schedule. Use the main teaching cycle and allow extra sessions for the investigation, independent work and project.</w:t>
+        <w:t>Preparation for the connected explanation</w:t>
+      </w:r>
+    </w:p>
+    <w:p>
+      <w:pPr>
+        <w:pStyle w:val="Heading3"/>
+      </w:pPr>
+      <w:r>
+        <w:t>Readiness answer</w:t>
+      </w:r>
+    </w:p>
+    <w:p>
+      <w:pPr>
+        <w:pStyle w:val="Heading3"/>
+      </w:pPr>
+      <w:r>
+        <w:t>End goal for the pictorial case</w:t>
       </w:r>
     </w:p>
     <w:p>
       <w:pPr>
         <w:spacing w:line="336" w:lineRule="auto" w:after="180"/>
-        <w:shd w:fill="F1F6F8"/>
-      </w:pPr>
-      <w:r>
-        <w:rPr>
-          <w:b w:val="0"/>
-        </w:rPr>
-        <w:t>Allow 80 minutes: recall 8; explanation 12; worked demonstration 15; guided practice 20; independent assessment 15; project and reflection 10. Extend the lab into a second session when needed.</w:t>
-      </w:r>
-    </w:p>
-    <w:p>
-      <w:pPr>
-        <w:pStyle w:val="Heading3"/>
-      </w:pPr>
-      <w:r>
-        <w:t>Preparation for the connected explanation</w:t>
+      </w:pPr>
+      <w:r>
+        <w:rPr>
+          <w:b w:val="0"/>
+        </w:rPr>
+        <w:t>This added worked case illustrates the week’s main idea. Retain all original and connected topics; schedule its practice within the teaching cycle.</w:t>
+      </w:r>
+    </w:p>
+    <w:p>
+      <w:pPr>
+        <w:pStyle w:val="Heading1"/>
+      </w:pPr>
+      <w:r>
+        <w:t>02. Teach the representation before its interpretation</w:t>
+      </w:r>
+    </w:p>
+    <w:p>
+      <w:r>
+        <w:t>State dimensions, order and convention before reading or transforming values.</w:t>
+      </w:r>
+    </w:p>
+    <w:p>
+      <w:pPr>
+        <w:pStyle w:val="Heading2"/>
+      </w:pPr>
+      <w:r>
+        <w:t>Begin with the shared code</w:t>
       </w:r>
     </w:p>
     <w:p>
@@ -665,19 +881,65 @@
         <w:rPr>
           <w:b w:val="0"/>
         </w:rPr>
-        <w:t xml:space="preserve">The image is binary for transparency, not a claim that ordinary colour images contain only zeros and ones as </w:t>
+        <w:t xml:space="preserve">Imagine sending a small black-and-white sign using only numbers. We can divide the sign into a </w:t>
       </w:r>
       <w:r>
         <w:rPr>
           <w:b/>
         </w:rPr>
+        <w:t>grid</w:t>
+      </w:r>
+      <w:r>
+        <w:rPr>
+          <w:b w:val="0"/>
+        </w:rPr>
+        <w:t>, record 1 for a black square and 0 for a white square, and read each row from left to right, starting at the top.</w:t>
+      </w:r>
+    </w:p>
+    <w:p>
+      <w:pPr>
+        <w:spacing w:line="336" w:lineRule="auto" w:after="180"/>
+      </w:pPr>
+      <w:r>
+        <w:rPr>
+          <w:b w:val="0"/>
+        </w:rPr>
+        <w:t>The receiver needs the width, height and these conventions to reconstruct the same arrangement.</w:t>
+      </w:r>
+    </w:p>
+    <w:p>
+      <w:pPr>
+        <w:spacing w:line="336" w:lineRule="auto" w:after="180"/>
+      </w:pPr>
+      <w:r>
+        <w:rPr>
+          <w:b w:val="0"/>
+        </w:rPr>
+        <w:t xml:space="preserve">A </w:t>
+      </w:r>
+      <w:r>
+        <w:rPr>
+          <w:b/>
+        </w:rPr>
         <w:t>pixel</w:t>
       </w:r>
       <w:r>
         <w:rPr>
           <w:b w:val="0"/>
         </w:rPr>
-        <w:t xml:space="preserve"> values. Distinguish bit-level storage from the image value convention.</w:t>
+        <w:t xml:space="preserve"> is a position with a recorded value. In our simplified binary image, one value selects black or white. Other image formats can record brightness levels or multiple colour </w:t>
+      </w:r>
+      <w:r>
+        <w:rPr>
+          <w:b/>
+        </w:rPr>
+        <w:t>channel</w:t>
+      </w:r>
+      <w:r>
+        <w:rPr>
+          <w:b w:val="0"/>
+        </w:rPr>
+        <w:t>s.</w:t>
       </w:r>
     </w:p>
     <w:p>
@@ -686,35 +948,51 @@
       </w:pPr>
       <w:r>
         <w:rPr>
+          <w:b w:val="0"/>
+        </w:rPr>
+        <w:t>The convention 1 means black belongs to this exercise; it is not a universal rule for every digital image.</w:t>
+      </w:r>
+    </w:p>
+    <w:p>
+      <w:pPr>
+        <w:spacing w:line="336" w:lineRule="auto" w:after="180"/>
+      </w:pPr>
+      <w:r>
+        <w:rPr>
           <w:b/>
         </w:rPr>
-        <w:t>Grid</w:t>
-      </w:r>
-      <w:r>
-        <w:rPr>
-          <w:b w:val="0"/>
-        </w:rPr>
-        <w:t xml:space="preserve"> reconstruction is assessed separately from </w:t>
-      </w:r>
+        <w:t>Encoding</w:t>
+      </w:r>
+      <w:r>
+        <w:rPr>
+          <w:b w:val="0"/>
+        </w:rPr>
+        <w:t xml:space="preserve"> a picture does not recognise what it depicts. A program can store or display the numbers without calling the image a letter, an arrow or a person.</w:t>
+      </w:r>
+    </w:p>
+    <w:p>
+      <w:pPr>
+        <w:spacing w:line="336" w:lineRule="auto" w:after="180"/>
+      </w:pPr>
       <w:r>
         <w:rPr>
           <w:b/>
         </w:rPr>
-        <w:t>interpretation</w:t>
-      </w:r>
-      <w:r>
-        <w:rPr>
-          <w:b w:val="0"/>
-        </w:rPr>
-        <w:t>. A learner may name the worked pattern differently while still reconstructing it correctly.</w:t>
-      </w:r>
-    </w:p>
-    <w:p>
-      <w:pPr>
-        <w:pStyle w:val="Heading3"/>
-      </w:pPr>
-      <w:r>
-        <w:t>Readiness answer</w:t>
+        <w:t>Interpretation</w:t>
+      </w:r>
+      <w:r>
+        <w:rPr>
+          <w:b w:val="0"/>
+        </w:rPr>
+        <w:t xml:space="preserve"> is another operation, just as displaying a book title was different from reading the entire book in Week 2.</w:t>
+      </w:r>
+    </w:p>
+    <w:p>
+      <w:pPr>
+        <w:pStyle w:val="Heading2"/>
+      </w:pPr>
+      <w:r>
+        <w:t>Reconstruct the cross and preserve its shape</w:t>
       </w:r>
     </w:p>
     <w:p>
@@ -725,19 +1003,19 @@
         <w:rPr>
           <w:b w:val="0"/>
         </w:rPr>
-        <w:t xml:space="preserve">No. The </w:t>
+        <w:t xml:space="preserve">The first row is 0,1,0, so only its middle </w:t>
       </w:r>
       <w:r>
         <w:rPr>
           <w:b/>
         </w:rPr>
-        <w:t>fitting</w:t>
-      </w:r>
-      <w:r>
-        <w:rPr>
-          <w:b w:val="0"/>
-        </w:rPr>
-        <w:t xml:space="preserve"> examples may not distinguish the rules, and agreement on those examples does not settle every unseen case.</w:t>
+        <w:t>pixel</w:t>
+      </w:r>
+      <w:r>
+        <w:rPr>
+          <w:b w:val="0"/>
+        </w:rPr>
+        <w:t xml:space="preserve"> is black. The second row is 1,1,1, so all three are black. The third row repeats the first. This reconstructs the displayed cross-like pattern under our convention.</w:t>
       </w:r>
     </w:p>
     <w:p>
@@ -748,7 +1026,19 @@
         <w:rPr>
           <w:b w:val="0"/>
         </w:rPr>
-        <w:t>Squared paper and a dark pencil for each learner</w:t>
+        <w:t xml:space="preserve">A flattened record would be 0,1,0,1,1,1,0,1,0. Without the </w:t>
+      </w:r>
+      <w:r>
+        <w:rPr>
+          <w:b/>
+        </w:rPr>
+        <w:t>grid</w:t>
+      </w:r>
+      <w:r>
+        <w:rPr>
+          <w:b w:val="0"/>
+        </w:rPr>
+        <w:t xml:space="preserve"> dimensions, the same nine values could also be drawn in one row of nine. Keep the shape information with the values.</w:t>
       </w:r>
     </w:p>
     <w:p>
@@ -759,19 +1049,167 @@
         <w:rPr>
           <w:b w:val="0"/>
         </w:rPr>
-        <w:t xml:space="preserve">The worked </w:t>
+        <w:t xml:space="preserve">Width times height counts </w:t>
       </w:r>
       <w:r>
         <w:rPr>
           <w:b/>
         </w:rPr>
+        <w:t>pixel</w:t>
+      </w:r>
+      <w:r>
+        <w:rPr>
+          <w:b w:val="0"/>
+        </w:rPr>
+        <w:t>s; it does not tell us their contents.</w:t>
+      </w:r>
+    </w:p>
+    <w:p>
+      <w:pPr>
+        <w:pStyle w:val="Heading2"/>
+      </w:pPr>
+      <w:r>
+        <w:t>Compare the two badge arrangements</w:t>
+      </w:r>
+    </w:p>
+    <w:p>
+      <w:pPr>
+        <w:spacing w:line="336" w:lineRule="auto" w:after="180"/>
+      </w:pPr>
+      <w:r>
+        <w:rPr>
+          <w:b w:val="0"/>
+        </w:rPr>
+        <w:t xml:space="preserve">Two fictional 2-by-3 </w:t>
+      </w:r>
+      <w:r>
+        <w:rPr>
+          <w:b/>
+        </w:rPr>
+        <w:t>pixel</w:t>
+      </w:r>
+      <w:r>
+        <w:rPr>
+          <w:b w:val="0"/>
+        </w:rPr>
+        <w:t xml:space="preserve"> badges contain the same number of dark squares.</w:t>
+      </w:r>
+    </w:p>
+    <w:p>
+      <w:pPr>
+        <w:spacing w:line="336" w:lineRule="auto" w:after="180"/>
+      </w:pPr>
+      <w:r>
+        <w:rPr>
+          <w:b w:val="0"/>
+        </w:rPr>
+        <w:t>Dark=1, light=0; rows are read top to bottom, left to right.</w:t>
+      </w:r>
+    </w:p>
+    <w:p>
+      <w:pPr>
+        <w:spacing w:line="336" w:lineRule="auto" w:after="180"/>
+      </w:pPr>
+      <w:r>
+        <w:rPr>
+          <w:b w:val="0"/>
+        </w:rPr>
+        <w:t>Badge A rows: 1,0,1 / 0,1,0. Badge B: 1,1,1 / 0,0,0.</w:t>
+      </w:r>
+    </w:p>
+    <w:p>
+      <w:r>
+        <w:drawing>
+          <wp:inline xmlns:a="http://schemas.openxmlformats.org/drawingml/2006/main" xmlns:pic="http://schemas.openxmlformats.org/drawingml/2006/picture">
+            <wp:extent cx="5486400" cy="3448594"/>
+            <wp:docPr id="1" name="Picture 1" descr="Badge A: black white black / white black white. Badge B: black black black / white white white. Both have three black pixels; their middle-column positions differ. Convention: 1 black, 0 white; top row first and left to right."/>
+            <wp:cNvGraphicFramePr>
+              <a:graphicFrameLocks noChangeAspect="1"/>
+            </wp:cNvGraphicFramePr>
+            <a:graphic>
+              <a:graphicData uri="http://schemas.openxmlformats.org/drawingml/2006/picture">
+                <pic:pic>
+                  <pic:nvPicPr>
+                    <pic:cNvPr id="0" name="academy-pixels-ai-1-5-badges.png"/>
+                    <pic:cNvPicPr/>
+                  </pic:nvPicPr>
+                  <pic:blipFill>
+                    <a:blip r:embed="rId9"/>
+                    <a:stretch>
+                      <a:fillRect/>
+                    </a:stretch>
+                  </pic:blipFill>
+                  <pic:spPr>
+                    <a:xfrm>
+                      <a:off x="0" y="0"/>
+                      <a:ext cx="5486400" cy="3448594"/>
+                    </a:xfrm>
+                    <a:prstGeom prst="rect"/>
+                  </pic:spPr>
+                </pic:pic>
+              </a:graphicData>
+            </a:graphic>
+          </wp:inline>
+        </w:drawing>
+      </w:r>
+    </w:p>
+    <w:p>
+      <w:r>
+        <w:drawing>
+          <wp:inline xmlns:a="http://schemas.openxmlformats.org/drawingml/2006/main" xmlns:pic="http://schemas.openxmlformats.org/drawingml/2006/picture">
+            <wp:extent cx="5486400" cy="4005072"/>
+            <wp:docPr id="2" name="Picture 2" descr="Pixel convention: Each image has two rows and three columns; 1 means dark. → Badge A: Top 101, bottom 010: three dark pixels. → Badge B: Top 111, bottom 000: also three dark pixels. → Compare arrangements: The totals agree, but middle-top and middle-bottom positions differ."/>
+            <wp:cNvGraphicFramePr>
+              <a:graphicFrameLocks noChangeAspect="1"/>
+            </wp:cNvGraphicFramePr>
+            <a:graphic>
+              <a:graphicData uri="http://schemas.openxmlformats.org/drawingml/2006/picture">
+                <pic:pic>
+                  <pic:nvPicPr>
+                    <pic:cNvPr id="0" name="academy-story-ai-1-5-02.png"/>
+                    <pic:cNvPicPr/>
+                  </pic:nvPicPr>
+                  <pic:blipFill>
+                    <a:blip r:embed="rId10"/>
+                    <a:stretch>
+                      <a:fillRect/>
+                    </a:stretch>
+                  </pic:blipFill>
+                  <pic:spPr>
+                    <a:xfrm>
+                      <a:off x="0" y="0"/>
+                      <a:ext cx="5486400" cy="4005072"/>
+                    </a:xfrm>
+                    <a:prstGeom prst="rect"/>
+                  </pic:spPr>
+                </pic:pic>
+              </a:graphicData>
+            </a:graphic>
+          </wp:inline>
+        </w:drawing>
+      </w:r>
+    </w:p>
+    <w:p>
+      <w:pPr>
+        <w:spacing w:line="336" w:lineRule="auto" w:after="180"/>
+      </w:pPr>
+      <w:r>
+        <w:rPr>
+          <w:b w:val="0"/>
+        </w:rPr>
+        <w:t xml:space="preserve">A </w:t>
+      </w:r>
+      <w:r>
+        <w:rPr>
+          <w:b/>
+        </w:rPr>
         <w:t>grid</w:t>
       </w:r>
       <w:r>
         <w:rPr>
           <w:b w:val="0"/>
         </w:rPr>
-        <w:t xml:space="preserve"> with its explicit reading convention</w:t>
+        <w:t xml:space="preserve"> preserves where each brightness belongs. Adding the six values preserves only the dark count, which is 3 in both images. The total therefore cannot distinguish these badges.</w:t>
       </w:r>
     </w:p>
     <w:p>
@@ -782,27 +1220,338 @@
         <w:rPr>
           <w:b w:val="0"/>
         </w:rPr>
-        <w:t xml:space="preserve">Two empty two-row four-column </w:t>
+        <w:t>Dimensions and reading order belong to the representation, not to an optional caption.</w:t>
+      </w:r>
+    </w:p>
+    <w:p>
+      <w:pPr>
+        <w:pStyle w:val="Heading2"/>
+      </w:pPr>
+      <w:r>
+        <w:t>Change exactly one pixel</w:t>
+      </w:r>
+    </w:p>
+    <w:p>
+      <w:pPr>
+        <w:pStyle w:val="ListNumber"/>
+      </w:pPr>
+      <w:r>
+        <w:t>Change: Change A’s bottom-left pixel from 0 to 1.</w:t>
+      </w:r>
+    </w:p>
+    <w:p>
+      <w:pPr>
+        <w:pStyle w:val="ListNumber"/>
+      </w:pPr>
+      <w:r>
+        <w:t>Prediction: A now has four dark pixels; its row encoding is 101 / 110.</w:t>
+      </w:r>
+    </w:p>
+    <w:p>
+      <w:pPr>
+        <w:pStyle w:val="ListNumber"/>
+      </w:pPr>
+      <w:r>
+        <w:t>Reason: Exactly one light pixel becomes dark; the other five positions remain unchanged.</w:t>
+      </w:r>
+    </w:p>
+    <w:p>
+      <w:pPr>
+        <w:pStyle w:val="Heading2"/>
+      </w:pPr>
+      <w:r>
+        <w:t>State the toy-format limit</w:t>
+      </w:r>
+    </w:p>
+    <w:p>
+      <w:pPr>
+        <w:spacing w:line="336" w:lineRule="auto" w:after="180"/>
+      </w:pPr>
+      <w:r>
+        <w:rPr>
+          <w:b w:val="0"/>
+        </w:rPr>
+        <w:t xml:space="preserve">This toy binary </w:t>
       </w:r>
       <w:r>
         <w:rPr>
           <w:b/>
         </w:rPr>
+        <w:t>encoding</w:t>
+      </w:r>
+      <w:r>
+        <w:rPr>
+          <w:b w:val="0"/>
+        </w:rPr>
+        <w:t xml:space="preserve"> does not include real photographs’ colour </w:t>
+      </w:r>
+      <w:r>
+        <w:rPr>
+          <w:b/>
+        </w:rPr>
+        <w:t>channel</w:t>
+      </w:r>
+      <w:r>
+        <w:rPr>
+          <w:b w:val="0"/>
+        </w:rPr>
+        <w:t>s, compression or illumination effects.</w:t>
+      </w:r>
+    </w:p>
+    <w:p>
+      <w:pPr>
+        <w:pStyle w:val="Heading2"/>
+      </w:pPr>
+      <w:r>
+        <w:t>Show what a count feature loses</w:t>
+      </w:r>
+    </w:p>
+    <w:p>
+      <w:pPr>
+        <w:spacing w:line="336" w:lineRule="auto" w:after="180"/>
+      </w:pPr>
+      <w:r>
+        <w:rPr>
+          <w:b w:val="0"/>
+        </w:rPr>
+        <w:t xml:space="preserve">Suppose we discard the row records and retain only black </w:t>
+      </w:r>
+      <w:r>
+        <w:rPr>
+          <w:b/>
+        </w:rPr>
+        <w:t>pixel</w:t>
+      </w:r>
+      <w:r>
+        <w:rPr>
+          <w:b w:val="0"/>
+        </w:rPr>
+        <w:t xml:space="preserve"> count=5. That count matches the cross, but it also matches rows 1,1,1 then 1,1,0 then 0,0,0. The second arrangement fills the top row and two positions below it.</w:t>
+      </w:r>
+    </w:p>
+    <w:p>
+      <w:pPr>
+        <w:spacing w:line="336" w:lineRule="auto" w:after="180"/>
+      </w:pPr>
+      <w:r>
+        <w:rPr>
+          <w:b w:val="0"/>
+        </w:rPr>
+        <w:t xml:space="preserve">Both have five black </w:t>
+      </w:r>
+      <w:r>
+        <w:rPr>
+          <w:b/>
+        </w:rPr>
+        <w:t>pixel</w:t>
+      </w:r>
+      <w:r>
+        <w:rPr>
+          <w:b w:val="0"/>
+        </w:rPr>
+        <w:t xml:space="preserve">s and nine </w:t>
+      </w:r>
+      <w:r>
+        <w:rPr>
+          <w:b/>
+        </w:rPr>
+        <w:t>pixel</w:t>
+      </w:r>
+      <w:r>
+        <w:rPr>
+          <w:b w:val="0"/>
+        </w:rPr>
+        <w:t>s in total, yet they are different images.</w:t>
+      </w:r>
+    </w:p>
+    <w:tbl>
+      <w:tblPr>
+        <w:tblStyle w:val="LightShading-Accent1"/>
+        <w:tblW w:type="auto" w:w="0"/>
+        <w:tblLook w:firstColumn="1" w:firstRow="1" w:lastColumn="0" w:lastRow="0" w:noHBand="0" w:noVBand="1" w:val="04A0"/>
+      </w:tblPr>
+      <w:tblGrid>
+        <w:gridCol w:w="3408"/>
+        <w:gridCol w:w="3408"/>
+        <w:gridCol w:w="3408"/>
+      </w:tblGrid>
+      <w:tr>
+        <w:trPr>
+          <w:tblHeader/>
+        </w:trPr>
+        <w:tc>
+          <w:tcPr>
+            <w:tcW w:type="dxa" w:w="3408"/>
+          </w:tcPr>
+          <w:p>
+            <w:r>
+              <w:t>Stored information</w:t>
+            </w:r>
+          </w:p>
+        </w:tc>
+        <w:tc>
+          <w:tcPr>
+            <w:tcW w:type="dxa" w:w="3408"/>
+          </w:tcPr>
+          <w:p>
+            <w:r>
+              <w:t>What it establishes</w:t>
+            </w:r>
+          </w:p>
+        </w:tc>
+        <w:tc>
+          <w:tcPr>
+            <w:tcW w:type="dxa" w:w="3408"/>
+          </w:tcPr>
+          <w:p>
+            <w:r>
+              <w:t>What remains unknown</w:t>
+            </w:r>
+          </w:p>
+        </w:tc>
+      </w:tr>
+      <w:tr>
+        <w:tc>
+          <w:tcPr>
+            <w:tcW w:type="dxa" w:w="3408"/>
+          </w:tcPr>
+          <w:p>
+            <w:r>
+              <w:t>Width 3 and height 3</w:t>
+            </w:r>
+          </w:p>
+        </w:tc>
+        <w:tc>
+          <w:tcPr>
+            <w:tcW w:type="dxa" w:w="3408"/>
+          </w:tcPr>
+          <w:p>
+            <w:r>
+              <w:t>There are 9 positions</w:t>
+            </w:r>
+          </w:p>
+        </w:tc>
+        <w:tc>
+          <w:tcPr>
+            <w:tcW w:type="dxa" w:w="3408"/>
+          </w:tcPr>
+          <w:p>
+            <w:r>
+              <w:t>The value at each position</w:t>
+            </w:r>
+          </w:p>
+        </w:tc>
+      </w:tr>
+      <w:tr>
+        <w:tc>
+          <w:tcPr>
+            <w:tcW w:type="dxa" w:w="3408"/>
+          </w:tcPr>
+          <w:p>
+            <w:r>
+              <w:t>Black pixel count 5</w:t>
+            </w:r>
+          </w:p>
+        </w:tc>
+        <w:tc>
+          <w:tcPr>
+            <w:tcW w:type="dxa" w:w="3408"/>
+          </w:tcPr>
+          <w:p>
+            <w:r>
+              <w:t>Five positions are black under this code</w:t>
+            </w:r>
+          </w:p>
+        </w:tc>
+        <w:tc>
+          <w:tcPr>
+            <w:tcW w:type="dxa" w:w="3408"/>
+          </w:tcPr>
+          <w:p>
+            <w:r>
+              <w:t>Which five positions</w:t>
+            </w:r>
+          </w:p>
+        </w:tc>
+      </w:tr>
+      <w:tr>
+        <w:tc>
+          <w:tcPr>
+            <w:tcW w:type="dxa" w:w="3408"/>
+          </w:tcPr>
+          <w:p>
+            <w:r>
+              <w:t>Dimensions and all three ordered rows</w:t>
+            </w:r>
+          </w:p>
+        </w:tc>
+        <w:tc>
+          <w:tcPr>
+            <w:tcW w:type="dxa" w:w="3408"/>
+          </w:tcPr>
+          <w:p>
+            <w:r>
+              <w:t>The full binary grid under this convention</w:t>
+            </w:r>
+          </w:p>
+        </w:tc>
+        <w:tc>
+          <w:tcPr>
+            <w:tcW w:type="dxa" w:w="3408"/>
+          </w:tcPr>
+          <w:p>
+            <w:r>
+              <w:t>What a viewer or model will call the picture</w:t>
+            </w:r>
+          </w:p>
+        </w:tc>
+      </w:tr>
+    </w:tbl>
+    <w:p>
+      <w:pPr>
+        <w:spacing w:line="336" w:lineRule="auto" w:after="180"/>
+      </w:pPr>
+      <w:r>
+        <w:rPr>
+          <w:b w:val="0"/>
+        </w:rPr>
+        <w:t xml:space="preserve">A </w:t>
+      </w:r>
+      <w:r>
+        <w:rPr>
+          <w:b/>
+        </w:rPr>
+        <w:t>pixel</w:t>
+      </w:r>
+      <w:r>
+        <w:rPr>
+          <w:b w:val="0"/>
+        </w:rPr>
+        <w:t xml:space="preserve"> count can still be a useful feature for some tasks. For example, it can separate empty </w:t>
+      </w:r>
+      <w:r>
+        <w:rPr>
+          <w:b/>
+        </w:rPr>
         <w:t>grid</w:t>
       </w:r>
       <w:r>
         <w:rPr>
           <w:b w:val="0"/>
         </w:rPr>
-        <w:t>s for independent assessment</w:t>
-      </w:r>
-    </w:p>
-    <w:p>
-      <w:pPr>
-        <w:pStyle w:val="Heading3"/>
-      </w:pPr>
-      <w:r>
-        <w:t>End goal for the pictorial case</w:t>
+        <w:t xml:space="preserve">s from </w:t>
+      </w:r>
+      <w:r>
+        <w:rPr>
+          <w:b/>
+        </w:rPr>
+        <w:t>grid</w:t>
+      </w:r>
+      <w:r>
+        <w:rPr>
+          <w:b w:val="0"/>
+        </w:rPr>
+        <w:t>s with at least one mark. But it cannot separate every shape.</w:t>
       </w:r>
     </w:p>
     <w:p>
@@ -813,19 +1562,61 @@
         <w:rPr>
           <w:b w:val="0"/>
         </w:rPr>
-        <w:t xml:space="preserve">By the end, I can encode </w:t>
+        <w:t>To judge a feature, ask whether it retains the distinctions required by the task.</w:t>
+      </w:r>
+    </w:p>
+    <w:p>
+      <w:pPr>
+        <w:pStyle w:val="Heading2"/>
+      </w:pPr>
+      <w:r>
+        <w:t>Use the picture deliberately</w:t>
+      </w:r>
+    </w:p>
+    <w:p>
+      <w:pPr>
+        <w:spacing w:line="336" w:lineRule="auto" w:after="180"/>
+      </w:pPr>
+      <w:r>
+        <w:rPr>
+          <w:b w:val="0"/>
+        </w:rPr>
+        <w:t>Use the diagram and verbal explanation together. Ask learners to match a sentence to a specific visual step; do not assign learners fixed visual or auditory learning styles.</w:t>
+      </w:r>
+    </w:p>
+    <w:p>
+      <w:pPr>
+        <w:spacing w:line="336" w:lineRule="auto" w:after="180"/>
+      </w:pPr>
+      <w:r>
+        <w:rPr>
+          <w:b w:val="0"/>
+        </w:rPr>
+        <w:t xml:space="preserve">Cover the result. Ask learners to name the </w:t>
       </w:r>
       <w:r>
         <w:rPr>
           <w:b/>
         </w:rPr>
-        <w:t>pixel</w:t>
-      </w:r>
-      <w:r>
-        <w:rPr>
-          <w:b w:val="0"/>
-        </w:rPr>
-        <w:t xml:space="preserve"> positions and show why a count cannot reconstruct a picture.</w:t>
+        <w:t>input</w:t>
+      </w:r>
+      <w:r>
+        <w:rPr>
+          <w:b w:val="0"/>
+        </w:rPr>
+        <w:t xml:space="preserve">s and predict the next step. Uncover one step, connect the icon to the actual procedure, and explain its </w:t>
+      </w:r>
+      <w:r>
+        <w:rPr>
+          <w:b/>
+        </w:rPr>
+        <w:t>evidence</w:t>
+      </w:r>
+      <w:r>
+        <w:rPr>
+          <w:b w:val="0"/>
+        </w:rPr>
+        <w:t>. Then change the supplied condition and compare.</w:t>
       </w:r>
     </w:p>
     <w:p>
@@ -836,20 +1627,26 @@
         <w:rPr>
           <w:b w:val="0"/>
         </w:rPr>
-        <w:t>This added worked case illustrates the week’s main idea. Retain all original and connected topics; schedule its practice within the teaching cycle.</w:t>
-      </w:r>
-    </w:p>
-    <w:p>
-      <w:pPr>
-        <w:pStyle w:val="Heading1"/>
-      </w:pPr>
-      <w:r>
-        <w:t>02. Explain the mechanism</w:t>
-      </w:r>
-    </w:p>
-    <w:p>
-      <w:r>
-        <w:t>Model Pictures Become Numbers using the supplied case, labelled mechanism and reasoning. Make the scope of each conclusion explicit.</w:t>
+        <w:t>The picture is a representation; it does not document execution of a real AI model.</w:t>
+      </w:r>
+    </w:p>
+    <w:p>
+      <w:pPr>
+        <w:pStyle w:val="Heading2"/>
+      </w:pPr>
+      <w:r>
+        <w:t>Earlier wording, alternative practice and picture transcripts · reference / check after trying</w:t>
+      </w:r>
+    </w:p>
+    <w:p>
+      <w:pPr>
+        <w:spacing w:line="336" w:lineRule="auto" w:after="180"/>
+      </w:pPr>
+      <w:r>
+        <w:rPr>
+          <w:b w:val="0"/>
+        </w:rPr>
+        <w:t>Explain the mechanism</w:t>
       </w:r>
     </w:p>
     <w:p>
@@ -967,34 +1764,345 @@
     </w:p>
     <w:p>
       <w:pPr>
+        <w:spacing w:line="336" w:lineRule="auto" w:after="180"/>
+      </w:pPr>
+      <w:r>
+        <w:rPr>
+          <w:b w:val="0"/>
+        </w:rPr>
+        <w:t xml:space="preserve">CORE IDEA A digital image is a </w:t>
+      </w:r>
+      <w:r>
+        <w:rPr>
+          <w:b/>
+        </w:rPr>
+        <w:t>grid</w:t>
+      </w:r>
+      <w:r>
+        <w:rPr>
+          <w:b w:val="0"/>
+        </w:rPr>
+        <w:t xml:space="preserve"> of measured color values.</w:t>
+      </w:r>
+    </w:p>
+    <w:p>
+      <w:pPr>
+        <w:spacing w:line="336" w:lineRule="auto" w:after="180"/>
+      </w:pPr>
+      <w:r>
+        <w:rPr>
+          <w:b w:val="0"/>
+        </w:rPr>
+        <w:t xml:space="preserve">UNDER THE HOOD Digital images sample a scene across a spatial </w:t>
+      </w:r>
+      <w:r>
+        <w:rPr>
+          <w:b/>
+        </w:rPr>
+        <w:t>grid</w:t>
+      </w:r>
+      <w:r>
+        <w:rPr>
+          <w:b w:val="0"/>
+        </w:rPr>
+        <w:t xml:space="preserve">. Each </w:t>
+      </w:r>
+      <w:r>
+        <w:rPr>
+          <w:b/>
+        </w:rPr>
+        <w:t>pixel</w:t>
+      </w:r>
+      <w:r>
+        <w:rPr>
+          <w:b w:val="0"/>
+        </w:rPr>
+        <w:t xml:space="preserve"> stores </w:t>
+      </w:r>
+      <w:r>
+        <w:rPr>
+          <w:b/>
+        </w:rPr>
+        <w:t>channel</w:t>
+      </w:r>
+      <w:r>
+        <w:rPr>
+          <w:b w:val="0"/>
+        </w:rPr>
+        <w:t xml:space="preserve"> values, commonly red, green, and blue.</w:t>
+      </w:r>
+    </w:p>
+    <w:p>
+      <w:pPr>
+        <w:spacing w:line="336" w:lineRule="auto" w:after="180"/>
+      </w:pPr>
+      <w:r>
+        <w:rPr>
+          <w:b/>
+        </w:rPr>
+        <w:t>Resolution</w:t>
+      </w:r>
+      <w:r>
+        <w:rPr>
+          <w:b w:val="0"/>
+        </w:rPr>
+        <w:t xml:space="preserve"> controls sampling density; transformations operate on numbers, not on an intact object inside the computer.</w:t>
+      </w:r>
+    </w:p>
+    <w:p>
+      <w:pPr>
+        <w:spacing w:line="336" w:lineRule="auto" w:after="180"/>
+      </w:pPr>
+      <w:r>
+        <w:rPr>
+          <w:b w:val="0"/>
+        </w:rPr>
+        <w:t>Draw a fresh example with all three stages:</w:t>
+      </w:r>
+    </w:p>
+    <w:p>
+      <w:pPr>
+        <w:spacing w:line="336" w:lineRule="auto" w:after="180"/>
+      </w:pPr>
+      <w:r>
+        <w:rPr>
+          <w:b w:val="0"/>
+        </w:rPr>
+        <w:t xml:space="preserve">Every step connects a claim to observable </w:t>
+      </w:r>
+      <w:r>
+        <w:rPr>
+          <w:b/>
+        </w:rPr>
+        <w:t>evidence</w:t>
+      </w:r>
+      <w:r>
+        <w:rPr>
+          <w:b w:val="0"/>
+        </w:rPr>
+        <w:t>.</w:t>
+      </w:r>
+    </w:p>
+    <w:p>
+      <w:pPr>
+        <w:spacing w:line="336" w:lineRule="auto" w:after="180"/>
+      </w:pPr>
+      <w:r>
+        <w:rPr>
+          <w:b w:val="0"/>
+        </w:rPr>
+        <w:t xml:space="preserve">CASE A 5 by 5 black-and-white picture can be stored as 25 numbers, one value for each </w:t>
+      </w:r>
+      <w:r>
+        <w:rPr>
+          <w:b/>
+        </w:rPr>
+        <w:t>pixel</w:t>
+      </w:r>
+      <w:r>
+        <w:rPr>
+          <w:b w:val="0"/>
+        </w:rPr>
+        <w:t xml:space="preserve"> position.</w:t>
+      </w:r>
+    </w:p>
+    <w:p>
+      <w:pPr>
+        <w:spacing w:line="336" w:lineRule="auto" w:after="180"/>
+      </w:pPr>
+      <w:r>
+        <w:rPr>
+          <w:b w:val="0"/>
+        </w:rPr>
+        <w:t xml:space="preserve">STEP 1 — OBSERVE light measured at </w:t>
+      </w:r>
+      <w:r>
+        <w:rPr>
+          <w:b/>
+        </w:rPr>
+        <w:t>grid</w:t>
+      </w:r>
+      <w:r>
+        <w:rPr>
+          <w:b w:val="0"/>
+        </w:rPr>
+        <w:t xml:space="preserve"> locations</w:t>
+      </w:r>
+    </w:p>
+    <w:p>
+      <w:pPr>
+        <w:spacing w:line="336" w:lineRule="auto" w:after="180"/>
+      </w:pPr>
+      <w:r>
+        <w:rPr>
+          <w:b w:val="0"/>
+        </w:rPr>
+        <w:t xml:space="preserve">STEP 2 — TRACE store and transform </w:t>
+      </w:r>
+      <w:r>
+        <w:rPr>
+          <w:b/>
+        </w:rPr>
+        <w:t>pixel</w:t>
+      </w:r>
+      <w:r>
+        <w:rPr>
+          <w:b w:val="0"/>
+        </w:rPr>
+        <w:t xml:space="preserve"> values</w:t>
+      </w:r>
+    </w:p>
+    <w:p>
+      <w:pPr>
+        <w:spacing w:line="336" w:lineRule="auto" w:after="180"/>
+      </w:pPr>
+      <w:r>
+        <w:rPr>
+          <w:b w:val="0"/>
+        </w:rPr>
+        <w:t>STEP 3 — CONCLUDE a displayed, resized, blurred, or classified image</w:t>
+      </w:r>
+    </w:p>
+    <w:p>
+      <w:pPr>
+        <w:spacing w:line="336" w:lineRule="auto" w:after="180"/>
+      </w:pPr>
+      <w:r>
+        <w:rPr>
+          <w:b w:val="0"/>
+        </w:rPr>
+        <w:t xml:space="preserve">Each </w:t>
+      </w:r>
+      <w:r>
+        <w:rPr>
+          <w:b/>
+        </w:rPr>
+        <w:t>grid</w:t>
+      </w:r>
+      <w:r>
+        <w:rPr>
+          <w:b w:val="0"/>
+        </w:rPr>
+        <w:t xml:space="preserve"> position becomes one displayed square. A blur combines values according to a chosen procedure; details may become less distinct depending on that procedure and the picture. Our investigation declares a specific averaging rule so its result can be traced exactly. Reconstructing or transforming numbers does not by itself recognise what the picture depicts.</w:t>
+      </w:r>
+    </w:p>
+    <w:p>
+      <w:pPr>
+        <w:spacing w:line="336" w:lineRule="auto" w:after="180"/>
+      </w:pPr>
+      <w:r>
+        <w:rPr>
+          <w:b w:val="0"/>
+        </w:rPr>
+        <w:t xml:space="preserve">DO NOT OVERCLAIM A </w:t>
+      </w:r>
+      <w:r>
+        <w:rPr>
+          <w:b/>
+        </w:rPr>
+        <w:t>pixel</w:t>
+      </w:r>
+      <w:r>
+        <w:rPr>
+          <w:b w:val="0"/>
+        </w:rPr>
+        <w:t xml:space="preserve"> is a measurement at a location, not a tiny copy of the object.</w:t>
+      </w:r>
+    </w:p>
+    <w:p>
+      <w:pPr>
+        <w:spacing w:line="336" w:lineRule="auto" w:after="180"/>
+      </w:pPr>
+      <w:r>
+        <w:rPr>
+          <w:b w:val="0"/>
+        </w:rPr>
+        <w:t xml:space="preserve">What new </w:t>
+      </w:r>
+      <w:r>
+        <w:rPr>
+          <w:b/>
+        </w:rPr>
+        <w:t>evidence</w:t>
+      </w:r>
+      <w:r>
+        <w:rPr>
+          <w:b w:val="0"/>
+        </w:rPr>
+        <w:t xml:space="preserve"> could change this answer?</w:t>
+      </w:r>
+    </w:p>
+    <w:p>
+      <w:pPr>
         <w:pStyle w:val="Heading3"/>
       </w:pPr>
       <w:r>
-        <w:t>Key idea</w:t>
+        <w:t>Concrete teaching case</w:t>
       </w:r>
     </w:p>
     <w:p>
       <w:pPr>
         <w:spacing w:line="336" w:lineRule="auto" w:after="180"/>
-        <w:shd w:fill="EDF7F3"/>
-      </w:pPr>
-      <w:r>
-        <w:rPr>
-          <w:b w:val="0"/>
-        </w:rPr>
-        <w:t xml:space="preserve">CORE IDEA A digital image is a </w:t>
+      </w:pPr>
+      <w:r>
+        <w:rPr>
+          <w:b w:val="0"/>
+        </w:rPr>
+        <w:t>A 2 by 2 image has rows [0,1] and [1,0]. Zero means white and one means black.</w:t>
+      </w:r>
+    </w:p>
+    <w:p>
+      <w:pPr>
+        <w:spacing w:line="336" w:lineRule="auto" w:after="180"/>
+      </w:pPr>
+      <w:r>
+        <w:rPr>
+          <w:b w:val="0"/>
+        </w:rPr>
+        <w:t>Draw it, then change the top-left value to 1.</w:t>
+      </w:r>
+    </w:p>
+    <w:p>
+      <w:pPr>
+        <w:pStyle w:val="Heading3"/>
+      </w:pPr>
+      <w:r>
+        <w:t>Exact explanation to model</w:t>
+      </w:r>
+    </w:p>
+    <w:p>
+      <w:pPr>
+        <w:spacing w:line="336" w:lineRule="auto" w:after="180"/>
+      </w:pPr>
+      <w:r>
+        <w:rPr>
+          <w:b w:val="0"/>
+        </w:rPr>
+        <w:t xml:space="preserve">Initially top-right and bottom-left are black. The change produces three black squares. </w:t>
       </w:r>
       <w:r>
         <w:rPr>
           <w:b/>
         </w:rPr>
-        <w:t>grid</w:t>
-      </w:r>
-      <w:r>
-        <w:rPr>
-          <w:b w:val="0"/>
-        </w:rPr>
-        <w:t xml:space="preserve"> of measured color values.</w:t>
+        <w:t>Pixel</w:t>
+      </w:r>
+      <w:r>
+        <w:rPr>
+          <w:b w:val="0"/>
+        </w:rPr>
+        <w:t xml:space="preserve"> values encode an image; object recognition is a separate </w:t>
+      </w:r>
+      <w:r>
+        <w:rPr>
+          <w:b/>
+        </w:rPr>
+        <w:t>interpretation</w:t>
+      </w:r>
+      <w:r>
+        <w:rPr>
+          <w:b w:val="0"/>
+        </w:rPr>
+        <w:t>.</w:t>
       </w:r>
     </w:p>
     <w:p>
@@ -1002,630 +2110,7 @@
         <w:pStyle w:val="Heading3"/>
       </w:pPr>
       <w:r>
-        <w:t>How the mechanism works</w:t>
-      </w:r>
-    </w:p>
-    <w:p>
-      <w:pPr>
-        <w:spacing w:line="336" w:lineRule="auto" w:after="180"/>
-        <w:shd w:fill="F1F6F8"/>
-      </w:pPr>
-      <w:r>
-        <w:rPr>
-          <w:b w:val="0"/>
-        </w:rPr>
-        <w:t xml:space="preserve">UNDER THE HOOD Digital images sample a scene across a spatial </w:t>
-      </w:r>
-      <w:r>
-        <w:rPr>
-          <w:b/>
-        </w:rPr>
-        <w:t>grid</w:t>
-      </w:r>
-      <w:r>
-        <w:rPr>
-          <w:b w:val="0"/>
-        </w:rPr>
-        <w:t xml:space="preserve">. Each </w:t>
-      </w:r>
-      <w:r>
-        <w:rPr>
-          <w:b/>
-        </w:rPr>
-        <w:t>pixel</w:t>
-      </w:r>
-      <w:r>
-        <w:rPr>
-          <w:b w:val="0"/>
-        </w:rPr>
-        <w:t xml:space="preserve"> stores </w:t>
-      </w:r>
-      <w:r>
-        <w:rPr>
-          <w:b/>
-        </w:rPr>
-        <w:t>channel</w:t>
-      </w:r>
-      <w:r>
-        <w:rPr>
-          <w:b w:val="0"/>
-        </w:rPr>
-        <w:t xml:space="preserve"> values, commonly red, green, and blue.</w:t>
-      </w:r>
-    </w:p>
-    <w:p>
-      <w:pPr>
-        <w:spacing w:line="336" w:lineRule="auto" w:after="180"/>
-        <w:shd w:fill="F1F6F8"/>
-      </w:pPr>
-      <w:r>
-        <w:rPr>
-          <w:b/>
-        </w:rPr>
-        <w:t>Resolution</w:t>
-      </w:r>
-      <w:r>
-        <w:rPr>
-          <w:b w:val="0"/>
-        </w:rPr>
-        <w:t xml:space="preserve"> controls sampling density; transformations operate on numbers, not on an intact object inside the computer.</w:t>
-      </w:r>
-    </w:p>
-    <w:p>
-      <w:pPr>
-        <w:spacing w:line="336" w:lineRule="auto" w:after="180"/>
-      </w:pPr>
-      <w:r>
-        <w:rPr>
-          <w:b w:val="0"/>
-        </w:rPr>
-        <w:t>Draw a fresh example with all three stages:</w:t>
-      </w:r>
-    </w:p>
-    <w:p>
-      <w:pPr>
-        <w:spacing w:line="336" w:lineRule="auto" w:after="180"/>
-      </w:pPr>
-      <w:r>
-        <w:rPr>
-          <w:b w:val="0"/>
-        </w:rPr>
-        <w:t xml:space="preserve">Every step connects a claim to observable </w:t>
-      </w:r>
-      <w:r>
-        <w:rPr>
-          <w:b/>
-        </w:rPr>
-        <w:t>evidence</w:t>
-      </w:r>
-      <w:r>
-        <w:rPr>
-          <w:b w:val="0"/>
-        </w:rPr>
-        <w:t>.</w:t>
-      </w:r>
-    </w:p>
-    <w:p>
-      <w:pPr>
-        <w:pStyle w:val="Heading3"/>
-      </w:pPr>
-      <w:r>
-        <w:t>The case to investigate</w:t>
-      </w:r>
-    </w:p>
-    <w:p>
-      <w:pPr>
-        <w:spacing w:line="336" w:lineRule="auto" w:after="180"/>
-        <w:shd w:fill="F1F6FC"/>
-      </w:pPr>
-      <w:r>
-        <w:rPr>
-          <w:b w:val="0"/>
-        </w:rPr>
-        <w:t xml:space="preserve">CASE A 5 by 5 black-and-white picture can be stored as 25 numbers, one value for each </w:t>
-      </w:r>
-      <w:r>
-        <w:rPr>
-          <w:b/>
-        </w:rPr>
-        <w:t>pixel</w:t>
-      </w:r>
-      <w:r>
-        <w:rPr>
-          <w:b w:val="0"/>
-        </w:rPr>
-        <w:t xml:space="preserve"> position.</w:t>
-      </w:r>
-    </w:p>
-    <w:p>
-      <w:pPr>
-        <w:pStyle w:val="Heading3"/>
-      </w:pPr>
-      <w:r>
-        <w:t>Step 1</w:t>
-      </w:r>
-    </w:p>
-    <w:p>
-      <w:pPr>
-        <w:spacing w:line="336" w:lineRule="auto" w:after="180"/>
-        <w:shd w:fill="F4F9FC"/>
-      </w:pPr>
-      <w:r>
-        <w:rPr>
-          <w:b w:val="0"/>
-        </w:rPr>
-        <w:t xml:space="preserve">STEP 1 — OBSERVE light measured at </w:t>
-      </w:r>
-      <w:r>
-        <w:rPr>
-          <w:b/>
-        </w:rPr>
-        <w:t>grid</w:t>
-      </w:r>
-      <w:r>
-        <w:rPr>
-          <w:b w:val="0"/>
-        </w:rPr>
-        <w:t xml:space="preserve"> locations</w:t>
-      </w:r>
-    </w:p>
-    <w:p>
-      <w:pPr>
-        <w:pStyle w:val="Heading3"/>
-      </w:pPr>
-      <w:r>
-        <w:t>Step 2</w:t>
-      </w:r>
-    </w:p>
-    <w:p>
-      <w:pPr>
-        <w:spacing w:line="336" w:lineRule="auto" w:after="180"/>
-        <w:shd w:fill="F4F9FC"/>
-      </w:pPr>
-      <w:r>
-        <w:rPr>
-          <w:b w:val="0"/>
-        </w:rPr>
-        <w:t xml:space="preserve">STEP 2 — TRACE store and transform </w:t>
-      </w:r>
-      <w:r>
-        <w:rPr>
-          <w:b/>
-        </w:rPr>
-        <w:t>pixel</w:t>
-      </w:r>
-      <w:r>
-        <w:rPr>
-          <w:b w:val="0"/>
-        </w:rPr>
-        <w:t xml:space="preserve"> values</w:t>
-      </w:r>
-    </w:p>
-    <w:p>
-      <w:pPr>
-        <w:pStyle w:val="Heading3"/>
-      </w:pPr>
-      <w:r>
-        <w:t>Step 3</w:t>
-      </w:r>
-    </w:p>
-    <w:p>
-      <w:pPr>
-        <w:spacing w:line="336" w:lineRule="auto" w:after="180"/>
-        <w:shd w:fill="F4F9FC"/>
-      </w:pPr>
-      <w:r>
-        <w:rPr>
-          <w:b w:val="0"/>
-        </w:rPr>
-        <w:t>STEP 3 — CONCLUDE a displayed, resized, blurred, or classified image</w:t>
-      </w:r>
-    </w:p>
-    <w:p>
-      <w:pPr>
-        <w:pStyle w:val="Heading3"/>
-      </w:pPr>
-      <w:r>
-        <w:t>Model answer</w:t>
-      </w:r>
-    </w:p>
-    <w:p>
-      <w:pPr>
-        <w:spacing w:line="336" w:lineRule="auto" w:after="180"/>
-        <w:shd w:fill="F1F6FC"/>
-      </w:pPr>
-      <w:r>
-        <w:rPr>
-          <w:b w:val="0"/>
-        </w:rPr>
-        <w:t xml:space="preserve">MODEL REASONING Each </w:t>
-      </w:r>
-      <w:r>
-        <w:rPr>
-          <w:b/>
-        </w:rPr>
-        <w:t>grid</w:t>
-      </w:r>
-      <w:r>
-        <w:rPr>
-          <w:b w:val="0"/>
-        </w:rPr>
-        <w:t xml:space="preserve"> position becomes one displayed square. A blur combines nearby values, so isolated corners and thin lines disappear before large regions.</w:t>
-      </w:r>
-    </w:p>
-    <w:p>
-      <w:pPr>
-        <w:spacing w:line="336" w:lineRule="auto" w:after="180"/>
-        <w:shd w:fill="F1F6FC"/>
-      </w:pPr>
-      <w:r>
-        <w:rPr>
-          <w:b w:val="0"/>
-        </w:rPr>
-        <w:t>The computer transforms numbers; the human viewer recognizes the shape.</w:t>
-      </w:r>
-    </w:p>
-    <w:p>
-      <w:pPr>
-        <w:pStyle w:val="Heading3"/>
-      </w:pPr>
-      <w:r>
-        <w:t>A claim to avoid</w:t>
-      </w:r>
-    </w:p>
-    <w:p>
-      <w:pPr>
-        <w:spacing w:line="336" w:lineRule="auto" w:after="180"/>
-        <w:shd w:fill="FFF5E6"/>
-      </w:pPr>
-      <w:r>
-        <w:rPr>
-          <w:b w:val="0"/>
-        </w:rPr>
-        <w:t xml:space="preserve">DO NOT OVERCLAIM A </w:t>
-      </w:r>
-      <w:r>
-        <w:rPr>
-          <w:b/>
-        </w:rPr>
-        <w:t>pixel</w:t>
-      </w:r>
-      <w:r>
-        <w:rPr>
-          <w:b w:val="0"/>
-        </w:rPr>
-        <w:t xml:space="preserve"> is a measurement at a location, not a tiny copy of the object.</w:t>
-      </w:r>
-    </w:p>
-    <w:p>
-      <w:pPr>
-        <w:spacing w:line="336" w:lineRule="auto" w:after="180"/>
-        <w:shd w:fill="F5F1FB"/>
-      </w:pPr>
-      <w:r>
-        <w:rPr>
-          <w:b w:val="0"/>
-        </w:rPr>
-        <w:t xml:space="preserve">What new </w:t>
-      </w:r>
-      <w:r>
-        <w:rPr>
-          <w:b/>
-        </w:rPr>
-        <w:t>evidence</w:t>
-      </w:r>
-      <w:r>
-        <w:rPr>
-          <w:b w:val="0"/>
-        </w:rPr>
-        <w:t xml:space="preserve"> could change this answer?</w:t>
-      </w:r>
-    </w:p>
-    <w:p>
-      <w:pPr>
-        <w:pStyle w:val="Heading3"/>
-      </w:pPr>
-      <w:r>
-        <w:t>Concrete teaching case</w:t>
-      </w:r>
-    </w:p>
-    <w:p>
-      <w:pPr>
-        <w:pStyle w:val="Heading3"/>
-      </w:pPr>
-      <w:r>
-        <w:t>The teaching case</w:t>
-      </w:r>
-    </w:p>
-    <w:p>
-      <w:pPr>
-        <w:spacing w:line="336" w:lineRule="auto" w:after="180"/>
-        <w:shd w:fill="F1F6FC"/>
-      </w:pPr>
-      <w:r>
-        <w:rPr>
-          <w:b w:val="0"/>
-        </w:rPr>
-        <w:t>A 2 by 2 image has rows [0,1] and [1,0]. Zero means white and one means black.</w:t>
-      </w:r>
-    </w:p>
-    <w:p>
-      <w:pPr>
-        <w:pStyle w:val="Heading3"/>
-      </w:pPr>
-      <w:r>
-        <w:t>The teaching case</w:t>
-      </w:r>
-    </w:p>
-    <w:p>
-      <w:pPr>
-        <w:spacing w:line="336" w:lineRule="auto" w:after="180"/>
-        <w:shd w:fill="F1F6FC"/>
-      </w:pPr>
-      <w:r>
-        <w:rPr>
-          <w:b w:val="0"/>
-        </w:rPr>
-        <w:t>Draw it, then change the top-left value to 1.</w:t>
-      </w:r>
-    </w:p>
-    <w:p>
-      <w:pPr>
-        <w:pStyle w:val="Heading3"/>
-      </w:pPr>
-      <w:r>
-        <w:t>Exact explanation to model</w:t>
-      </w:r>
-    </w:p>
-    <w:p>
-      <w:pPr>
-        <w:pStyle w:val="Heading3"/>
-      </w:pPr>
-      <w:r>
-        <w:t>Why the result follows</w:t>
-      </w:r>
-    </w:p>
-    <w:p>
-      <w:pPr>
-        <w:spacing w:line="336" w:lineRule="auto" w:after="180"/>
-        <w:shd w:fill="F1F6FC"/>
-      </w:pPr>
-      <w:r>
-        <w:rPr>
-          <w:b w:val="0"/>
-        </w:rPr>
-        <w:t xml:space="preserve">Initially top-right and bottom-left are black. The change produces three black squares. </w:t>
-      </w:r>
-      <w:r>
-        <w:rPr>
-          <w:b/>
-        </w:rPr>
-        <w:t>Pixel</w:t>
-      </w:r>
-      <w:r>
-        <w:rPr>
-          <w:b w:val="0"/>
-        </w:rPr>
-        <w:t xml:space="preserve"> values encode an image; object recognition is a separate </w:t>
-      </w:r>
-      <w:r>
-        <w:rPr>
-          <w:b/>
-        </w:rPr>
-        <w:t>interpretation</w:t>
-      </w:r>
-      <w:r>
-        <w:rPr>
-          <w:b w:val="0"/>
-        </w:rPr>
-        <w:t>.</w:t>
-      </w:r>
-    </w:p>
-    <w:p>
-      <w:pPr>
-        <w:pStyle w:val="Heading3"/>
-      </w:pPr>
-      <w:r>
         <w:t>Explain the added worked example</w:t>
-      </w:r>
-    </w:p>
-    <w:p>
-      <w:pPr>
-        <w:pStyle w:val="Heading3"/>
-      </w:pPr>
-      <w:r>
-        <w:t>Explain the added worked example · 1</w:t>
-      </w:r>
-    </w:p>
-    <w:p>
-      <w:pPr>
-        <w:spacing w:line="336" w:lineRule="auto" w:after="180"/>
-      </w:pPr>
-      <w:r>
-        <w:rPr>
-          <w:b w:val="0"/>
-        </w:rPr>
-        <w:t xml:space="preserve">Imagine sending a small black-and-white sign using only numbers. We can divide the sign into a </w:t>
-      </w:r>
-      <w:r>
-        <w:rPr>
-          <w:b/>
-        </w:rPr>
-        <w:t>grid</w:t>
-      </w:r>
-      <w:r>
-        <w:rPr>
-          <w:b w:val="0"/>
-        </w:rPr>
-        <w:t>, record 1 for a black square and 0 for a white square, and read each row from left to right, starting at the top.</w:t>
-      </w:r>
-    </w:p>
-    <w:p>
-      <w:pPr>
-        <w:spacing w:line="336" w:lineRule="auto" w:after="180"/>
-      </w:pPr>
-      <w:r>
-        <w:rPr>
-          <w:b w:val="0"/>
-        </w:rPr>
-        <w:t>The receiver needs the width, height and these conventions to reconstruct the same arrangement.</w:t>
-      </w:r>
-    </w:p>
-    <w:p>
-      <w:pPr>
-        <w:pStyle w:val="Heading3"/>
-      </w:pPr>
-      <w:r>
-        <w:t>Explain the added worked example · 2</w:t>
-      </w:r>
-    </w:p>
-    <w:p>
-      <w:pPr>
-        <w:spacing w:line="336" w:lineRule="auto" w:after="180"/>
-      </w:pPr>
-      <w:r>
-        <w:rPr>
-          <w:b w:val="0"/>
-        </w:rPr>
-        <w:t xml:space="preserve">A </w:t>
-      </w:r>
-      <w:r>
-        <w:rPr>
-          <w:b/>
-        </w:rPr>
-        <w:t>pixel</w:t>
-      </w:r>
-      <w:r>
-        <w:rPr>
-          <w:b w:val="0"/>
-        </w:rPr>
-        <w:t xml:space="preserve"> is a position with a recorded value. In our simplified binary image, one value selects black or white. Other image formats can record brightness levels or multiple colour </w:t>
-      </w:r>
-      <w:r>
-        <w:rPr>
-          <w:b/>
-        </w:rPr>
-        <w:t>channel</w:t>
-      </w:r>
-      <w:r>
-        <w:rPr>
-          <w:b w:val="0"/>
-        </w:rPr>
-        <w:t>s.</w:t>
-      </w:r>
-    </w:p>
-    <w:p>
-      <w:pPr>
-        <w:spacing w:line="336" w:lineRule="auto" w:after="180"/>
-      </w:pPr>
-      <w:r>
-        <w:rPr>
-          <w:b w:val="0"/>
-        </w:rPr>
-        <w:t>The convention 1 means black belongs to this exercise; it is not a universal rule for every digital image.</w:t>
-      </w:r>
-    </w:p>
-    <w:p>
-      <w:pPr>
-        <w:spacing w:line="336" w:lineRule="auto" w:after="180"/>
-      </w:pPr>
-      <w:r>
-        <w:rPr>
-          <w:b/>
-        </w:rPr>
-        <w:t>Encoding</w:t>
-      </w:r>
-      <w:r>
-        <w:rPr>
-          <w:b w:val="0"/>
-        </w:rPr>
-        <w:t xml:space="preserve"> a picture does not recognise what it depicts. A program can store or display the numbers without calling the image a letter, an arrow or a person.</w:t>
-      </w:r>
-    </w:p>
-    <w:p>
-      <w:pPr>
-        <w:spacing w:line="336" w:lineRule="auto" w:after="180"/>
-      </w:pPr>
-      <w:r>
-        <w:rPr>
-          <w:b/>
-        </w:rPr>
-        <w:t>Interpretation</w:t>
-      </w:r>
-      <w:r>
-        <w:rPr>
-          <w:b w:val="0"/>
-        </w:rPr>
-        <w:t xml:space="preserve"> is another operation, just as displaying a book title was different from reading the entire book in Week 2.</w:t>
-      </w:r>
-    </w:p>
-    <w:p>
-      <w:pPr>
-        <w:spacing w:line="336" w:lineRule="auto" w:after="180"/>
-      </w:pPr>
-      <w:r>
-        <w:rPr>
-          <w:b w:val="0"/>
-        </w:rPr>
-        <w:t xml:space="preserve">The first row is 0,1,0, so only its middle </w:t>
-      </w:r>
-      <w:r>
-        <w:rPr>
-          <w:b/>
-        </w:rPr>
-        <w:t>pixel</w:t>
-      </w:r>
-      <w:r>
-        <w:rPr>
-          <w:b w:val="0"/>
-        </w:rPr>
-        <w:t xml:space="preserve"> is black. The second row is 1,1,1, so all three are black. The third row repeats the first. This reconstructs the displayed cross-like pattern under our convention.</w:t>
-      </w:r>
-    </w:p>
-    <w:p>
-      <w:pPr>
-        <w:spacing w:line="336" w:lineRule="auto" w:after="180"/>
-      </w:pPr>
-      <w:r>
-        <w:rPr>
-          <w:b w:val="0"/>
-        </w:rPr>
-        <w:t xml:space="preserve">A flattened record would be 0,1,0,1,1,1,0,1,0. Without the </w:t>
-      </w:r>
-      <w:r>
-        <w:rPr>
-          <w:b/>
-        </w:rPr>
-        <w:t>grid</w:t>
-      </w:r>
-      <w:r>
-        <w:rPr>
-          <w:b w:val="0"/>
-        </w:rPr>
-        <w:t xml:space="preserve"> dimensions, the same nine values could also be drawn in one row of nine. Keep the shape information with the values.</w:t>
-      </w:r>
-    </w:p>
-    <w:p>
-      <w:pPr>
-        <w:spacing w:line="336" w:lineRule="auto" w:after="180"/>
-      </w:pPr>
-      <w:r>
-        <w:rPr>
-          <w:b w:val="0"/>
-        </w:rPr>
-        <w:t xml:space="preserve">Width times height counts </w:t>
-      </w:r>
-      <w:r>
-        <w:rPr>
-          <w:b/>
-        </w:rPr>
-        <w:t>pixel</w:t>
-      </w:r>
-      <w:r>
-        <w:rPr>
-          <w:b w:val="0"/>
-        </w:rPr>
-        <w:t>s; it does not tell us their contents.</w:t>
       </w:r>
     </w:p>
     <w:p>
@@ -1824,273 +2309,6 @@
         <w:t>These teacher notes contain solutions; do not reveal the independent case answer during modelling.</w:t>
       </w:r>
     </w:p>
-    <w:p>
-      <w:pPr>
-        <w:pStyle w:val="Heading3"/>
-      </w:pPr>
-      <w:r>
-        <w:t>Model the reasoning aloud · 3</w:t>
-      </w:r>
-    </w:p>
-    <w:p>
-      <w:pPr>
-        <w:spacing w:line="336" w:lineRule="auto" w:after="180"/>
-      </w:pPr>
-      <w:r>
-        <w:rPr>
-          <w:b w:val="0"/>
-        </w:rPr>
-        <w:t xml:space="preserve">Suppose we discard the row records and retain only black </w:t>
-      </w:r>
-      <w:r>
-        <w:rPr>
-          <w:b/>
-        </w:rPr>
-        <w:t>pixel</w:t>
-      </w:r>
-      <w:r>
-        <w:rPr>
-          <w:b w:val="0"/>
-        </w:rPr>
-        <w:t xml:space="preserve"> count=5. That count matches the cross, but it also matches rows 1,1,1 then 1,1,0 then 0,0,0. The second arrangement fills the top row and two positions below it.</w:t>
-      </w:r>
-    </w:p>
-    <w:p>
-      <w:pPr>
-        <w:spacing w:line="336" w:lineRule="auto" w:after="180"/>
-      </w:pPr>
-      <w:r>
-        <w:rPr>
-          <w:b w:val="0"/>
-        </w:rPr>
-        <w:t xml:space="preserve">Both have five black </w:t>
-      </w:r>
-      <w:r>
-        <w:rPr>
-          <w:b/>
-        </w:rPr>
-        <w:t>pixel</w:t>
-      </w:r>
-      <w:r>
-        <w:rPr>
-          <w:b w:val="0"/>
-        </w:rPr>
-        <w:t xml:space="preserve">s and nine </w:t>
-      </w:r>
-      <w:r>
-        <w:rPr>
-          <w:b/>
-        </w:rPr>
-        <w:t>pixel</w:t>
-      </w:r>
-      <w:r>
-        <w:rPr>
-          <w:b w:val="0"/>
-        </w:rPr>
-        <w:t>s in total, yet they are different images.</w:t>
-      </w:r>
-    </w:p>
-    <w:tbl>
-      <w:tblPr>
-        <w:tblStyle w:val="LightShading-Accent1"/>
-        <w:tblW w:type="auto" w:w="0"/>
-        <w:tblLook w:firstColumn="1" w:firstRow="1" w:lastColumn="0" w:lastRow="0" w:noHBand="0" w:noVBand="1" w:val="04A0"/>
-      </w:tblPr>
-      <w:tblGrid>
-        <w:gridCol w:w="3408"/>
-        <w:gridCol w:w="3408"/>
-        <w:gridCol w:w="3408"/>
-      </w:tblGrid>
-      <w:tr>
-        <w:trPr>
-          <w:tblHeader/>
-        </w:trPr>
-        <w:tc>
-          <w:tcPr>
-            <w:tcW w:type="dxa" w:w="3408"/>
-          </w:tcPr>
-          <w:p>
-            <w:r>
-              <w:t>Stored information</w:t>
-            </w:r>
-          </w:p>
-        </w:tc>
-        <w:tc>
-          <w:tcPr>
-            <w:tcW w:type="dxa" w:w="3408"/>
-          </w:tcPr>
-          <w:p>
-            <w:r>
-              <w:t>What it establishes</w:t>
-            </w:r>
-          </w:p>
-        </w:tc>
-        <w:tc>
-          <w:tcPr>
-            <w:tcW w:type="dxa" w:w="3408"/>
-          </w:tcPr>
-          <w:p>
-            <w:r>
-              <w:t>What remains unknown</w:t>
-            </w:r>
-          </w:p>
-        </w:tc>
-      </w:tr>
-      <w:tr>
-        <w:tc>
-          <w:tcPr>
-            <w:tcW w:type="dxa" w:w="3408"/>
-          </w:tcPr>
-          <w:p>
-            <w:r>
-              <w:t>Width 3 and height 3</w:t>
-            </w:r>
-          </w:p>
-        </w:tc>
-        <w:tc>
-          <w:tcPr>
-            <w:tcW w:type="dxa" w:w="3408"/>
-          </w:tcPr>
-          <w:p>
-            <w:r>
-              <w:t>There are 9 positions</w:t>
-            </w:r>
-          </w:p>
-        </w:tc>
-        <w:tc>
-          <w:tcPr>
-            <w:tcW w:type="dxa" w:w="3408"/>
-          </w:tcPr>
-          <w:p>
-            <w:r>
-              <w:t>The value at each position</w:t>
-            </w:r>
-          </w:p>
-        </w:tc>
-      </w:tr>
-      <w:tr>
-        <w:tc>
-          <w:tcPr>
-            <w:tcW w:type="dxa" w:w="3408"/>
-          </w:tcPr>
-          <w:p>
-            <w:r>
-              <w:t>Black pixel count 5</w:t>
-            </w:r>
-          </w:p>
-        </w:tc>
-        <w:tc>
-          <w:tcPr>
-            <w:tcW w:type="dxa" w:w="3408"/>
-          </w:tcPr>
-          <w:p>
-            <w:r>
-              <w:t>Five positions are black under this code</w:t>
-            </w:r>
-          </w:p>
-        </w:tc>
-        <w:tc>
-          <w:tcPr>
-            <w:tcW w:type="dxa" w:w="3408"/>
-          </w:tcPr>
-          <w:p>
-            <w:r>
-              <w:t>Which five positions</w:t>
-            </w:r>
-          </w:p>
-        </w:tc>
-      </w:tr>
-      <w:tr>
-        <w:tc>
-          <w:tcPr>
-            <w:tcW w:type="dxa" w:w="3408"/>
-          </w:tcPr>
-          <w:p>
-            <w:r>
-              <w:t>Dimensions and all three ordered rows</w:t>
-            </w:r>
-          </w:p>
-        </w:tc>
-        <w:tc>
-          <w:tcPr>
-            <w:tcW w:type="dxa" w:w="3408"/>
-          </w:tcPr>
-          <w:p>
-            <w:r>
-              <w:t>The full binary grid under this convention</w:t>
-            </w:r>
-          </w:p>
-        </w:tc>
-        <w:tc>
-          <w:tcPr>
-            <w:tcW w:type="dxa" w:w="3408"/>
-          </w:tcPr>
-          <w:p>
-            <w:r>
-              <w:t>What a viewer or model will call the picture</w:t>
-            </w:r>
-          </w:p>
-        </w:tc>
-      </w:tr>
-    </w:tbl>
-    <w:p>
-      <w:pPr>
-        <w:spacing w:line="336" w:lineRule="auto" w:after="180"/>
-      </w:pPr>
-      <w:r>
-        <w:rPr>
-          <w:b w:val="0"/>
-        </w:rPr>
-        <w:t xml:space="preserve">A </w:t>
-      </w:r>
-      <w:r>
-        <w:rPr>
-          <w:b/>
-        </w:rPr>
-        <w:t>pixel</w:t>
-      </w:r>
-      <w:r>
-        <w:rPr>
-          <w:b w:val="0"/>
-        </w:rPr>
-        <w:t xml:space="preserve"> count can still be a useful feature for some tasks. For example, it can separate empty </w:t>
-      </w:r>
-      <w:r>
-        <w:rPr>
-          <w:b/>
-        </w:rPr>
-        <w:t>grid</w:t>
-      </w:r>
-      <w:r>
-        <w:rPr>
-          <w:b w:val="0"/>
-        </w:rPr>
-        <w:t xml:space="preserve">s from </w:t>
-      </w:r>
-      <w:r>
-        <w:rPr>
-          <w:b/>
-        </w:rPr>
-        <w:t>grid</w:t>
-      </w:r>
-      <w:r>
-        <w:rPr>
-          <w:b w:val="0"/>
-        </w:rPr>
-        <w:t>s with at least one mark. But it cannot separate every shape.</w:t>
-      </w:r>
-    </w:p>
-    <w:p>
-      <w:pPr>
-        <w:spacing w:line="336" w:lineRule="auto" w:after="180"/>
-      </w:pPr>
-      <w:r>
-        <w:rPr>
-          <w:b w:val="0"/>
-        </w:rPr>
-        <w:t>To judge a feature, ask whether it retains the distinctions required by the task.</w:t>
-      </w:r>
-    </w:p>
     <w:tbl>
       <w:tblPr>
         <w:tblStyle w:val="LightShading-Accent1"/>
@@ -2195,17 +2413,6 @@
     </w:tbl>
     <w:p>
       <w:pPr>
-        <w:spacing w:line="336" w:lineRule="auto" w:after="180"/>
-      </w:pPr>
-      <w:r>
-        <w:rPr>
-          <w:b w:val="0"/>
-        </w:rPr>
-        <w:t>Use the diagram and verbal explanation together. Ask learners to match a sentence to a specific visual step; do not assign learners fixed visual or auditory learning styles.</w:t>
-      </w:r>
-    </w:p>
-    <w:p>
-      <w:pPr>
         <w:pStyle w:val="Heading3"/>
       </w:pPr>
       <w:r>
@@ -2214,73 +2421,10 @@
     </w:p>
     <w:p>
       <w:pPr>
-        <w:spacing w:line="336" w:lineRule="auto" w:after="180"/>
-      </w:pPr>
-      <w:r>
-        <w:rPr>
-          <w:b w:val="0"/>
-        </w:rPr>
-        <w:t xml:space="preserve">Two fictional 2-by-3 </w:t>
-      </w:r>
-      <w:r>
-        <w:rPr>
-          <w:b/>
-        </w:rPr>
-        <w:t>pixel</w:t>
-      </w:r>
-      <w:r>
-        <w:rPr>
-          <w:b w:val="0"/>
-        </w:rPr>
-        <w:t xml:space="preserve"> badges contain the same number of dark squares.</w:t>
-      </w:r>
-    </w:p>
-    <w:p>
-      <w:pPr>
         <w:pStyle w:val="Heading3"/>
       </w:pPr>
       <w:r>
         <w:t>The facts we will use</w:t>
-      </w:r>
-    </w:p>
-    <w:p>
-      <w:pPr>
-        <w:pStyle w:val="Heading3"/>
-      </w:pPr>
-      <w:r>
-        <w:t>Supplied facts</w:t>
-      </w:r>
-    </w:p>
-    <w:p>
-      <w:pPr>
-        <w:spacing w:line="336" w:lineRule="auto" w:after="180"/>
-        <w:shd w:fill="F1F6FC"/>
-      </w:pPr>
-      <w:r>
-        <w:rPr>
-          <w:b w:val="0"/>
-        </w:rPr>
-        <w:t>Dark=1, light=0; rows are read top to bottom, left to right.</w:t>
-      </w:r>
-    </w:p>
-    <w:p>
-      <w:pPr>
-        <w:pStyle w:val="Heading3"/>
-      </w:pPr>
-      <w:r>
-        <w:t>Supplied facts</w:t>
-      </w:r>
-    </w:p>
-    <w:p>
-      <w:pPr>
-        <w:spacing w:line="336" w:lineRule="auto" w:after="180"/>
-        <w:shd w:fill="F1F6FC"/>
-      </w:pPr>
-      <w:r>
-        <w:rPr>
-          <w:b w:val="0"/>
-        </w:rPr>
-        <w:t>Badge A rows: 1,0,1 / 0,1,0. Badge B: 1,1,1 / 0,0,0.</w:t>
       </w:r>
     </w:p>
     <w:p>
@@ -2288,7 +2432,7 @@
         <w:drawing>
           <wp:inline xmlns:a="http://schemas.openxmlformats.org/drawingml/2006/main" xmlns:pic="http://schemas.openxmlformats.org/drawingml/2006/picture">
             <wp:extent cx="5486400" cy="4234543"/>
-            <wp:docPr id="1" name="Picture 1" descr="Pixel positions: two badges, same dark count"/>
+            <wp:docPr id="3" name="Picture 3" descr="Pixel positions: two badges, same dark count"/>
             <wp:cNvGraphicFramePr>
               <a:graphicFrameLocks noChangeAspect="1"/>
             </wp:cNvGraphicFramePr>
@@ -2300,7 +2444,7 @@
                     <pic:cNvPicPr/>
                   </pic:nvPicPr>
                   <pic:blipFill>
-                    <a:blip r:embed="rId9"/>
+                    <a:blip r:embed="rId11"/>
                     <a:stretch>
                       <a:fillRect/>
                     </a:stretch>
@@ -2324,7 +2468,7 @@
         <w:drawing>
           <wp:inline xmlns:a="http://schemas.openxmlformats.org/drawingml/2006/main" xmlns:pic="http://schemas.openxmlformats.org/drawingml/2006/picture">
             <wp:extent cx="5311302" cy="5943600"/>
-            <wp:docPr id="2" name="Picture 2" descr="Pictures Become Numbers. Pixel convention: Each image has two rows and three columns; 1 means dark.. Badge A: Top 101, bottom 010: three dark pixels.. Badge B: Top 111, bottom 000: also three dark pixels.. Compare arrangements: The totals agree, but middle-top and middle-bottom positions differ."/>
+            <wp:docPr id="4" name="Picture 4" descr="Pictures Become Numbers. Pixel convention: Each image has two rows and three columns; 1 means dark.. Badge A: Top 101, bottom 010: three dark pixels.. Badge B: Top 111, bottom 000: also three dark pixels.. Compare arrangements: The totals agree, but middle-top and middle-bottom positions differ."/>
             <wp:cNvGraphicFramePr>
               <a:graphicFrameLocks noChangeAspect="1"/>
             </wp:cNvGraphicFramePr>
@@ -2336,7 +2480,7 @@
                     <pic:cNvPicPr/>
                   </pic:nvPicPr>
                   <pic:blipFill>
-                    <a:blip r:embed="rId10"/>
+                    <a:blip r:embed="rId12"/>
                     <a:stretch>
                       <a:fillRect/>
                     </a:stretch>
@@ -2505,43 +2649,418 @@
         <w:pStyle w:val="Heading3"/>
       </w:pPr>
       <w:r>
-        <w:t>Why the result follows</w:t>
+        <w:t>What this example does not establish</w:t>
+      </w:r>
+    </w:p>
+    <w:p>
+      <w:pPr>
+        <w:pStyle w:val="Heading3"/>
+      </w:pPr>
+      <w:r>
+        <w:t>Change one thing in the pictured case</w:t>
+      </w:r>
+    </w:p>
+    <w:p>
+      <w:pPr>
+        <w:pStyle w:val="Heading3"/>
+      </w:pPr>
+      <w:r>
+        <w:t>Ask while showing the picture</w:t>
+      </w:r>
+    </w:p>
+    <w:p>
+      <w:r>
+        <w:drawing>
+          <wp:inline xmlns:a="http://schemas.openxmlformats.org/drawingml/2006/main" xmlns:pic="http://schemas.openxmlformats.org/drawingml/2006/picture">
+            <wp:extent cx="5486400" cy="3938016"/>
+            <wp:docPr id="5" name="Picture 5" descr="Pixel positions: two badges, same dark count. A top: Left = 1, Middle = 0, Right = 1. A bottom: Left = 0, Middle = 1, Right = 0. B top: Left = 1, Middle = 1, Right = 1. B bottom: Left = 0, Middle = 0, Right = 0."/>
+            <wp:cNvGraphicFramePr>
+              <a:graphicFrameLocks noChangeAspect="1"/>
+            </wp:cNvGraphicFramePr>
+            <a:graphic>
+              <a:graphicData uri="http://schemas.openxmlformats.org/drawingml/2006/picture">
+                <pic:pic>
+                  <pic:nvPicPr>
+                    <pic:cNvPr id="0" name="academy-story-ai-1-5-03.png"/>
+                    <pic:cNvPicPr/>
+                  </pic:nvPicPr>
+                  <pic:blipFill>
+                    <a:blip r:embed="rId13"/>
+                    <a:stretch>
+                      <a:fillRect/>
+                    </a:stretch>
+                  </pic:blipFill>
+                  <pic:spPr>
+                    <a:xfrm>
+                      <a:off x="0" y="0"/>
+                      <a:ext cx="5486400" cy="3938016"/>
+                    </a:xfrm>
+                    <a:prstGeom prst="rect"/>
+                  </pic:spPr>
+                </pic:pic>
+              </a:graphicData>
+            </a:graphic>
+          </wp:inline>
+        </w:drawing>
+      </w:r>
+    </w:p>
+    <w:p>
+      <w:pPr>
+        <w:pStyle w:val="Heading1"/>
+      </w:pPr>
+      <w:r>
+        <w:t>03. Guide reconstruction, then remove the help</w:t>
+      </w:r>
+    </w:p>
+    <w:p>
+      <w:r>
+        <w:t>Check a round trip between the code and drawing before interpreting a pattern.</w:t>
+      </w:r>
+    </w:p>
+    <w:p>
+      <w:pPr>
+        <w:pStyle w:val="Heading2"/>
+      </w:pPr>
+      <w:r>
+        <w:t>Prompt before revealing the key</w:t>
       </w:r>
     </w:p>
     <w:p>
       <w:pPr>
         <w:spacing w:line="336" w:lineRule="auto" w:after="180"/>
-        <w:shd w:fill="F1F6FC"/>
-      </w:pPr>
-      <w:r>
-        <w:rPr>
-          <w:b w:val="0"/>
-        </w:rPr>
-        <w:t xml:space="preserve">A </w:t>
+      </w:pPr>
+      <w:r>
+        <w:rPr>
+          <w:b w:val="0"/>
+        </w:rPr>
+        <w:t>Completion task: A message contains 1,0,0,1,1,0 but gives no dimensions. Show a one-row arrangement and a two-row arrangement using the same values. Name the extra information that would distinguish them.</w:t>
+      </w:r>
+    </w:p>
+    <w:p>
+      <w:pPr>
+        <w:pStyle w:val="Heading2"/>
+      </w:pPr>
+      <w:r>
+        <w:t>Expected reasoning and fading help</w:t>
+      </w:r>
+    </w:p>
+    <w:p>
+      <w:pPr>
+        <w:spacing w:line="336" w:lineRule="auto" w:after="180"/>
+      </w:pPr>
+      <w:r>
+        <w:rPr>
+          <w:b w:val="0"/>
+        </w:rPr>
+        <w:t>Teacher check: One row of width 6 is [1,0,0,1,1,0]. Two rows of width 3 are [1,0,0] and [1,1,0]. Specify width and height, plus reading order and colour convention. The values alone do not choose the shape.</w:t>
+      </w:r>
+    </w:p>
+    <w:p>
+      <w:pPr>
+        <w:spacing w:line="336" w:lineRule="auto" w:after="180"/>
+      </w:pPr>
+      <w:r>
+        <w:rPr>
+          <w:b w:val="0"/>
+        </w:rPr>
+        <w:t xml:space="preserve">Start by identifying the given </w:t>
       </w:r>
       <w:r>
         <w:rPr>
           <w:b/>
         </w:rPr>
+        <w:t>input</w:t>
+      </w:r>
+      <w:r>
+        <w:rPr>
+          <w:b w:val="0"/>
+        </w:rPr>
+        <w:t>s together. Leave the intermediate steps blank. If needed, model one step, then withdraw that help on the next step. Move to a full trace only when the partial trace is understood.</w:t>
+      </w:r>
+    </w:p>
+    <w:p>
+      <w:pPr>
+        <w:spacing w:line="336" w:lineRule="auto" w:after="180"/>
+      </w:pPr>
+      <w:r>
+        <w:rPr>
+          <w:b w:val="0"/>
+        </w:rPr>
+        <w:t>For partners, alternate explainer and checker; collect a response from every learner before discussion.</w:t>
+      </w:r>
+    </w:p>
+    <w:p>
+      <w:pPr>
+        <w:pStyle w:val="Heading2"/>
+      </w:pPr>
+      <w:r>
+        <w:t>Check the universal-code misconception</w:t>
+      </w:r>
+    </w:p>
+    <w:p>
+      <w:pPr>
+        <w:spacing w:line="336" w:lineRule="auto" w:after="180"/>
+      </w:pPr>
+      <w:r>
+        <w:rPr>
+          <w:b w:val="0"/>
+        </w:rPr>
+        <w:t xml:space="preserve">Use the worked case for Images as numerical </w:t>
+      </w:r>
+      <w:r>
+        <w:rPr>
+          <w:b/>
+        </w:rPr>
         <w:t>grid</w:t>
       </w:r>
       <w:r>
         <w:rPr>
           <w:b w:val="0"/>
         </w:rPr>
-        <w:t xml:space="preserve"> preserves where each brightness belongs. Adding the six values preserves only the dark count, which is 3 in both images. The total therefore cannot distinguish these badges.</w:t>
+        <w:t>s. Proposed explanation: “The number one always means black”. Decide whether this explanation is supported.</w:t>
       </w:r>
     </w:p>
     <w:p>
       <w:pPr>
         <w:spacing w:line="336" w:lineRule="auto" w:after="180"/>
-        <w:shd w:fill="F1F6FC"/>
-      </w:pPr>
-      <w:r>
-        <w:rPr>
-          <w:b w:val="0"/>
-        </w:rPr>
-        <w:t>Dimensions and reading order belong to the representation, not to an optional caption.</w:t>
+      </w:pPr>
+      <w:r>
+        <w:rPr>
+          <w:b w:val="0"/>
+        </w:rPr>
+        <w:t>Point to the step or supplied fact that decides; explain your repair if needed.</w:t>
+      </w:r>
+    </w:p>
+    <w:p>
+      <w:pPr>
+        <w:spacing w:line="336" w:lineRule="auto" w:after="180"/>
+      </w:pPr>
+      <w:r>
+        <w:rPr>
+          <w:b w:val="0"/>
+        </w:rPr>
+        <w:t xml:space="preserve">Expected correction: Our convention states that meaning. Other </w:t>
+      </w:r>
+      <w:r>
+        <w:rPr>
+          <w:b/>
+        </w:rPr>
+        <w:t>encoding</w:t>
+      </w:r>
+      <w:r>
+        <w:rPr>
+          <w:b w:val="0"/>
+        </w:rPr>
+        <w:t xml:space="preserve">s use different scales or </w:t>
+      </w:r>
+      <w:r>
+        <w:rPr>
+          <w:b/>
+        </w:rPr>
+        <w:t>channel</w:t>
+      </w:r>
+      <w:r>
+        <w:rPr>
+          <w:b w:val="0"/>
+        </w:rPr>
+        <w:t>s; read their specification.</w:t>
+      </w:r>
+    </w:p>
+    <w:p>
+      <w:pPr>
+        <w:spacing w:line="336" w:lineRule="auto" w:after="180"/>
+      </w:pPr>
+      <w:r>
+        <w:rPr>
+          <w:b w:val="0"/>
+        </w:rPr>
+        <w:t>Collect explanations, not only yes/no votes. If a misunderstanding is common, re-model the relevant step for the class.</w:t>
+      </w:r>
+    </w:p>
+    <w:p>
+      <w:pPr>
+        <w:spacing w:line="336" w:lineRule="auto" w:after="180"/>
+      </w:pPr>
+      <w:r>
+        <w:rPr>
+          <w:b w:val="0"/>
+        </w:rPr>
+        <w:t>If it affects a few learners, give a short targeted group explanation while others solve a more demanding variation.</w:t>
+      </w:r>
+    </w:p>
+    <w:p>
+      <w:pPr>
+        <w:pStyle w:val="Heading2"/>
+      </w:pPr>
+      <w:r>
+        <w:t>Check badge positions and the changed pixel</w:t>
+      </w:r>
+    </w:p>
+    <w:p>
+      <w:pPr>
+        <w:spacing w:line="336" w:lineRule="auto" w:after="180"/>
+      </w:pPr>
+      <w:r>
+        <w:rPr>
+          <w:b w:val="0"/>
+        </w:rPr>
+        <w:t>Find a position where the original badges differ, then read the changed A back as a picture.</w:t>
+      </w:r>
+    </w:p>
+    <w:p>
+      <w:pPr>
+        <w:spacing w:line="336" w:lineRule="auto" w:after="180"/>
+      </w:pPr>
+      <w:r>
+        <w:rPr>
+          <w:b w:val="0"/>
+        </w:rPr>
+        <w:t xml:space="preserve">The top-middle </w:t>
+      </w:r>
+      <w:r>
+        <w:rPr>
+          <w:b/>
+        </w:rPr>
+        <w:t>pixel</w:t>
+      </w:r>
+      <w:r>
+        <w:rPr>
+          <w:b w:val="0"/>
+        </w:rPr>
+        <w:t xml:space="preserve"> is 0 in A and 1 in B. Changed A is dark at top-left, top-right, bottom-left and bottom-middle.</w:t>
+      </w:r>
+    </w:p>
+    <w:p>
+      <w:pPr>
+        <w:spacing w:line="336" w:lineRule="auto" w:after="180"/>
+      </w:pPr>
+      <w:r>
+        <w:rPr>
+          <w:b w:val="0"/>
+        </w:rPr>
+        <w:t xml:space="preserve">Changed-case reasoning: A now has four dark </w:t>
+      </w:r>
+      <w:r>
+        <w:rPr>
+          <w:b/>
+        </w:rPr>
+        <w:t>pixel</w:t>
+      </w:r>
+      <w:r>
+        <w:rPr>
+          <w:b w:val="0"/>
+        </w:rPr>
+        <w:t xml:space="preserve">s; its row </w:t>
+      </w:r>
+      <w:r>
+        <w:rPr>
+          <w:b/>
+        </w:rPr>
+        <w:t>encoding</w:t>
+      </w:r>
+      <w:r>
+        <w:rPr>
+          <w:b w:val="0"/>
+        </w:rPr>
+        <w:t xml:space="preserve"> is 101 / 110. Exactly one light </w:t>
+      </w:r>
+      <w:r>
+        <w:rPr>
+          <w:b/>
+        </w:rPr>
+        <w:t>pixel</w:t>
+      </w:r>
+      <w:r>
+        <w:rPr>
+          <w:b w:val="0"/>
+        </w:rPr>
+        <w:t xml:space="preserve"> becomes dark; the other five positions remain unchanged.</w:t>
+      </w:r>
+    </w:p>
+    <w:p>
+      <w:pPr>
+        <w:spacing w:line="336" w:lineRule="auto" w:after="180"/>
+      </w:pPr>
+      <w:r>
+        <w:rPr>
+          <w:b w:val="0"/>
+        </w:rPr>
+        <w:t xml:space="preserve">Collect each learner’s explanation before discussion. Use the first missing connection between </w:t>
+      </w:r>
+      <w:r>
+        <w:rPr>
+          <w:b/>
+        </w:rPr>
+        <w:t>input</w:t>
+      </w:r>
+      <w:r>
+        <w:rPr>
+          <w:b w:val="0"/>
+        </w:rPr>
+        <w:t xml:space="preserve">, deciding step and result to choose support. This question is worked-case practice, not fresh mastery </w:t>
+      </w:r>
+      <w:r>
+        <w:rPr>
+          <w:b/>
+        </w:rPr>
+        <w:t>evidence</w:t>
+      </w:r>
+      <w:r>
+        <w:rPr>
+          <w:b w:val="0"/>
+        </w:rPr>
+        <w:t>.</w:t>
+      </w:r>
+    </w:p>
+    <w:p>
+      <w:pPr>
+        <w:pStyle w:val="Heading2"/>
+      </w:pPr>
+      <w:r>
+        <w:t>Keep every learner explaining</w:t>
+      </w:r>
+    </w:p>
+    <w:p>
+      <w:pPr>
+        <w:pStyle w:val="ListBullet"/>
+      </w:pPr>
+      <w:r>
+        <w:t>Ask: Which facts are given, and which would we have to assume? Learners mark relevant details before discussing answers.</w:t>
+      </w:r>
+    </w:p>
+    <w:p>
+      <w:pPr>
+        <w:pStyle w:val="ListBullet"/>
+      </w:pPr>
+      <w:r>
+        <w:t>Say: Predict first. Show the rule, information path or calculation that would produce the result. A correct guess is not yet an explanation.</w:t>
+      </w:r>
+    </w:p>
+    <w:p>
+      <w:pPr>
+        <w:pStyle w:val="ListBullet"/>
+      </w:pPr>
+      <w:r>
+        <w:t>In pairs, one learner solves while the other checks evidence; exchange roles. Remove the worked answer before independent assessment.</w:t>
+      </w:r>
+    </w:p>
+    <w:p>
+      <w:pPr>
+        <w:pStyle w:val="Heading2"/>
+      </w:pPr>
+      <w:r>
+        <w:t>Earlier wording, alternative practice and picture transcripts · reference / check after trying</w:t>
+      </w:r>
+    </w:p>
+    <w:p>
+      <w:pPr>
+        <w:spacing w:line="336" w:lineRule="auto" w:after="180"/>
+      </w:pPr>
+      <w:r>
+        <w:rPr>
+          <w:b w:val="0"/>
+        </w:rPr>
+        <w:t>Demonstrate and guide practice</w:t>
       </w:r>
     </w:p>
     <w:p>
@@ -2549,7 +3068,87 @@
         <w:pStyle w:val="Heading3"/>
       </w:pPr>
       <w:r>
-        <w:t>What this example does not establish</w:t>
+        <w:t>Board sequence</w:t>
+      </w:r>
+    </w:p>
+    <w:p>
+      <w:pPr>
+        <w:spacing w:line="336" w:lineRule="auto" w:after="180"/>
+      </w:pPr>
+      <w:r>
+        <w:rPr>
+          <w:b w:val="0"/>
+        </w:rPr>
+        <w:t>Write the given facts: A 2 by 2 image has rows [0,1] and [1,0]. Zero means white and one means black.</w:t>
+      </w:r>
+    </w:p>
+    <w:p>
+      <w:pPr>
+        <w:spacing w:line="336" w:lineRule="auto" w:after="180"/>
+      </w:pPr>
+      <w:r>
+        <w:rPr>
+          <w:b w:val="0"/>
+        </w:rPr>
+        <w:t>Write the question to explain: Draw it, then change the top-left value to 1.</w:t>
+      </w:r>
+    </w:p>
+    <w:p>
+      <w:pPr>
+        <w:spacing w:line="336" w:lineRule="auto" w:after="180"/>
+      </w:pPr>
+      <w:r>
+        <w:rPr>
+          <w:b w:val="0"/>
+        </w:rPr>
+        <w:t xml:space="preserve">Reveal after </w:t>
+      </w:r>
+      <w:r>
+        <w:rPr>
+          <w:b/>
+        </w:rPr>
+        <w:t>prediction</w:t>
+      </w:r>
+      <w:r>
+        <w:rPr>
+          <w:b w:val="0"/>
+        </w:rPr>
+        <w:t xml:space="preserve">s: Initially top-right and bottom-left are black. The change produces three black squares. </w:t>
+      </w:r>
+      <w:r>
+        <w:rPr>
+          <w:b/>
+        </w:rPr>
+        <w:t>Pixel</w:t>
+      </w:r>
+      <w:r>
+        <w:rPr>
+          <w:b w:val="0"/>
+        </w:rPr>
+        <w:t xml:space="preserve"> values encode an image; object recognition is a separate </w:t>
+      </w:r>
+      <w:r>
+        <w:rPr>
+          <w:b/>
+        </w:rPr>
+        <w:t>interpretation</w:t>
+      </w:r>
+      <w:r>
+        <w:rPr>
+          <w:b w:val="0"/>
+        </w:rPr>
+        <w:t>.</w:t>
+      </w:r>
+    </w:p>
+    <w:p>
+      <w:pPr>
+        <w:spacing w:line="336" w:lineRule="auto" w:after="180"/>
+      </w:pPr>
+      <w:r>
+        <w:rPr>
+          <w:b w:val="0"/>
+        </w:rPr>
+        <w:t>Keep the reversed-colour two-by-two question for optional later practice. Reserve the new two-by-four equal-count pair for the first independent attempt before feedback.</w:t>
       </w:r>
     </w:p>
     <w:p>
@@ -2557,458 +3156,18 @@
         <w:pStyle w:val="Heading3"/>
       </w:pPr>
       <w:r>
-        <w:t>Keep the stated limit</w:t>
+        <w:t>Classroom dialogue</w:t>
       </w:r>
     </w:p>
     <w:p>
       <w:pPr>
         <w:spacing w:line="336" w:lineRule="auto" w:after="180"/>
-        <w:shd w:fill="FFF5E6"/>
-      </w:pPr>
-      <w:r>
-        <w:rPr>
-          <w:b w:val="0"/>
-        </w:rPr>
-        <w:t xml:space="preserve">This toy binary </w:t>
-      </w:r>
-      <w:r>
-        <w:rPr>
-          <w:b/>
-        </w:rPr>
-        <w:t>encoding</w:t>
-      </w:r>
-      <w:r>
-        <w:rPr>
-          <w:b w:val="0"/>
-        </w:rPr>
-        <w:t xml:space="preserve"> does not include real photographs’ colour </w:t>
-      </w:r>
-      <w:r>
-        <w:rPr>
-          <w:b/>
-        </w:rPr>
-        <w:t>channel</w:t>
-      </w:r>
-      <w:r>
-        <w:rPr>
-          <w:b w:val="0"/>
-        </w:rPr>
-        <w:t>s, compression or illumination effects.</w:t>
-      </w:r>
-    </w:p>
-    <w:p>
-      <w:pPr>
-        <w:pStyle w:val="Heading3"/>
-      </w:pPr>
-      <w:r>
-        <w:t>Change one thing in the pictured case</w:t>
-      </w:r>
-    </w:p>
-    <w:p>
-      <w:pPr>
-        <w:pStyle w:val="Heading3"/>
-      </w:pPr>
-      <w:r>
-        <w:t>Change one thing</w:t>
-      </w:r>
-    </w:p>
-    <w:p>
-      <w:pPr>
-        <w:spacing w:line="336" w:lineRule="auto" w:after="180"/>
-        <w:shd w:fill="F5F1FB"/>
-      </w:pPr>
-      <w:r>
-        <w:rPr>
-          <w:b w:val="0"/>
-        </w:rPr>
-        <w:t xml:space="preserve">Change: Change A’s bottom-left </w:t>
-      </w:r>
-      <w:r>
-        <w:rPr>
-          <w:b/>
-        </w:rPr>
-        <w:t>pixel</w:t>
-      </w:r>
-      <w:r>
-        <w:rPr>
-          <w:b w:val="0"/>
-        </w:rPr>
-        <w:t xml:space="preserve"> from 0 to 1.</w:t>
-      </w:r>
-    </w:p>
-    <w:p>
-      <w:pPr>
-        <w:pStyle w:val="Heading3"/>
-      </w:pPr>
-      <w:r>
-        <w:t>Predicted result</w:t>
-      </w:r>
-    </w:p>
-    <w:p>
-      <w:pPr>
-        <w:spacing w:line="336" w:lineRule="auto" w:after="180"/>
-        <w:shd w:fill="F1F6FC"/>
-      </w:pPr>
-      <w:r>
-        <w:rPr>
-          <w:b/>
-        </w:rPr>
-        <w:t>Prediction</w:t>
-      </w:r>
-      <w:r>
-        <w:rPr>
-          <w:b w:val="0"/>
-        </w:rPr>
-        <w:t xml:space="preserve">: A now has four dark </w:t>
-      </w:r>
-      <w:r>
-        <w:rPr>
-          <w:b/>
-        </w:rPr>
-        <w:t>pixel</w:t>
-      </w:r>
-      <w:r>
-        <w:rPr>
-          <w:b w:val="0"/>
-        </w:rPr>
-        <w:t xml:space="preserve">s; its row </w:t>
-      </w:r>
-      <w:r>
-        <w:rPr>
-          <w:b/>
-        </w:rPr>
-        <w:t>encoding</w:t>
-      </w:r>
-      <w:r>
-        <w:rPr>
-          <w:b w:val="0"/>
-        </w:rPr>
-        <w:t xml:space="preserve"> is 101 / 110.</w:t>
-      </w:r>
-    </w:p>
-    <w:p>
-      <w:pPr>
-        <w:pStyle w:val="Heading3"/>
-      </w:pPr>
-      <w:r>
-        <w:t>Why the result follows</w:t>
-      </w:r>
-    </w:p>
-    <w:p>
-      <w:pPr>
-        <w:spacing w:line="336" w:lineRule="auto" w:after="180"/>
-        <w:shd w:fill="F1F6FC"/>
-      </w:pPr>
-      <w:r>
-        <w:rPr>
-          <w:b w:val="0"/>
-        </w:rPr>
-        <w:t xml:space="preserve">Reason: Exactly one light </w:t>
-      </w:r>
-      <w:r>
-        <w:rPr>
-          <w:b/>
-        </w:rPr>
-        <w:t>pixel</w:t>
-      </w:r>
-      <w:r>
-        <w:rPr>
-          <w:b w:val="0"/>
-        </w:rPr>
-        <w:t xml:space="preserve"> becomes dark; the other five positions remain unchanged.</w:t>
-      </w:r>
-    </w:p>
-    <w:p>
-      <w:pPr>
-        <w:pStyle w:val="Heading3"/>
-      </w:pPr>
-      <w:r>
-        <w:t>Ask while showing the picture</w:t>
-      </w:r>
-    </w:p>
-    <w:p>
-      <w:pPr>
-        <w:pStyle w:val="Heading3"/>
-      </w:pPr>
-      <w:r>
-        <w:t>Ask while showing the picture · 4</w:t>
-      </w:r>
-    </w:p>
-    <w:p>
-      <w:pPr>
-        <w:spacing w:line="336" w:lineRule="auto" w:after="180"/>
-      </w:pPr>
-      <w:r>
-        <w:rPr>
-          <w:b w:val="0"/>
-        </w:rPr>
-        <w:t xml:space="preserve">Cover the result. Ask learners to name the </w:t>
-      </w:r>
-      <w:r>
-        <w:rPr>
-          <w:b/>
-        </w:rPr>
-        <w:t>input</w:t>
-      </w:r>
-      <w:r>
-        <w:rPr>
-          <w:b w:val="0"/>
-        </w:rPr>
-        <w:t xml:space="preserve">s and predict the next step. Uncover one step, connect the icon to the actual procedure, and explain its </w:t>
-      </w:r>
-      <w:r>
-        <w:rPr>
-          <w:b/>
-        </w:rPr>
-        <w:t>evidence</w:t>
-      </w:r>
-      <w:r>
-        <w:rPr>
-          <w:b w:val="0"/>
-        </w:rPr>
-        <w:t>. Then change the supplied condition and compare.</w:t>
-      </w:r>
-    </w:p>
-    <w:p>
-      <w:pPr>
-        <w:spacing w:line="336" w:lineRule="auto" w:after="180"/>
-      </w:pPr>
-      <w:r>
-        <w:rPr>
-          <w:b w:val="0"/>
-        </w:rPr>
-        <w:t>The picture is a representation; it does not document execution of a real AI model.</w:t>
-      </w:r>
-    </w:p>
-    <w:p>
-      <w:pPr>
-        <w:pStyle w:val="Heading1"/>
-      </w:pPr>
-      <w:r>
-        <w:t>03. Demonstrate and guide practice</w:t>
-      </w:r>
-    </w:p>
-    <w:p>
-      <w:r>
-        <w:t>Demonstrate Pictures Become Numbers, reduce support deliberately and check individual reasoning before discussing answers.</w:t>
-      </w:r>
-    </w:p>
-    <w:p>
-      <w:pPr>
-        <w:pStyle w:val="Heading3"/>
-      </w:pPr>
-      <w:r>
-        <w:t>Board sequence</w:t>
-      </w:r>
-    </w:p>
-    <w:p>
-      <w:pPr>
-        <w:pStyle w:val="Heading3"/>
-      </w:pPr>
-      <w:r>
-        <w:t>1. Put the facts on the board</w:t>
-      </w:r>
-    </w:p>
-    <w:p>
-      <w:pPr>
-        <w:spacing w:line="336" w:lineRule="auto" w:after="180"/>
-        <w:shd w:fill="F4F9FC"/>
-      </w:pPr>
-      <w:r>
-        <w:rPr>
-          <w:b w:val="0"/>
-        </w:rPr>
-        <w:t>Write the given facts: A 2 by 2 image has rows [0,1] and [1,0]. Zero means white and one means black.</w:t>
-      </w:r>
-    </w:p>
-    <w:p>
-      <w:pPr>
-        <w:pStyle w:val="Heading3"/>
-      </w:pPr>
-      <w:r>
-        <w:t>2. State the decision to explain</w:t>
-      </w:r>
-    </w:p>
-    <w:p>
-      <w:pPr>
-        <w:spacing w:line="336" w:lineRule="auto" w:after="180"/>
-        <w:shd w:fill="F4F9FC"/>
-      </w:pPr>
-      <w:r>
-        <w:rPr>
-          <w:b w:val="0"/>
-        </w:rPr>
-        <w:t>Write the question to explain: Draw it, then change the top-left value to 1.</w:t>
-      </w:r>
-    </w:p>
-    <w:p>
-      <w:pPr>
-        <w:pStyle w:val="Heading3"/>
-      </w:pPr>
-      <w:r>
-        <w:t>3. Reveal the worked reasoning</w:t>
-      </w:r>
-    </w:p>
-    <w:p>
-      <w:pPr>
-        <w:spacing w:line="336" w:lineRule="auto" w:after="180"/>
-        <w:shd w:fill="F1F6FC"/>
-      </w:pPr>
-      <w:r>
-        <w:rPr>
-          <w:b w:val="0"/>
-        </w:rPr>
-        <w:t xml:space="preserve">Reveal after </w:t>
-      </w:r>
-      <w:r>
-        <w:rPr>
-          <w:b/>
-        </w:rPr>
-        <w:t>prediction</w:t>
-      </w:r>
-      <w:r>
-        <w:rPr>
-          <w:b w:val="0"/>
-        </w:rPr>
-        <w:t xml:space="preserve">s: Initially top-right and bottom-left are black. The change produces three black squares. </w:t>
-      </w:r>
-      <w:r>
-        <w:rPr>
-          <w:b/>
-        </w:rPr>
-        <w:t>Pixel</w:t>
-      </w:r>
-      <w:r>
-        <w:rPr>
-          <w:b w:val="0"/>
-        </w:rPr>
-        <w:t xml:space="preserve"> values encode an image; object recognition is a separate </w:t>
-      </w:r>
-      <w:r>
-        <w:rPr>
-          <w:b/>
-        </w:rPr>
-        <w:t>interpretation</w:t>
-      </w:r>
-      <w:r>
-        <w:rPr>
-          <w:b w:val="0"/>
-        </w:rPr>
-        <w:t>.</w:t>
-      </w:r>
-    </w:p>
-    <w:p>
-      <w:pPr>
-        <w:pStyle w:val="Heading3"/>
-      </w:pPr>
-      <w:r>
-        <w:t>Hold back the independent task</w:t>
-      </w:r>
-    </w:p>
-    <w:p>
-      <w:pPr>
-        <w:spacing w:line="336" w:lineRule="auto" w:after="180"/>
-        <w:shd w:fill="F5F1FB"/>
-      </w:pPr>
-      <w:r>
-        <w:rPr>
-          <w:b w:val="0"/>
-        </w:rPr>
-        <w:t xml:space="preserve">Keep for an independent attempt: Use 0 for dark and 1 for light. Draw a two-by-two image with rows [1,0] and [0,1]. Then change only the bottom-left </w:t>
-      </w:r>
-      <w:r>
-        <w:rPr>
-          <w:b/>
-        </w:rPr>
-        <w:t>pixel</w:t>
-      </w:r>
-      <w:r>
-        <w:rPr>
-          <w:b w:val="0"/>
-        </w:rPr>
-        <w:t xml:space="preserve"> to light. Which number changes?</w:t>
-      </w:r>
-    </w:p>
-    <w:p>
-      <w:pPr>
-        <w:pStyle w:val="Heading3"/>
-      </w:pPr>
-      <w:r>
-        <w:t>Classroom dialogue</w:t>
-      </w:r>
-    </w:p>
-    <w:p>
-      <w:pPr>
-        <w:pStyle w:val="Heading3"/>
-      </w:pPr>
-      <w:r>
-        <w:t>Ask the class</w:t>
-      </w:r>
-    </w:p>
-    <w:p>
-      <w:pPr>
-        <w:spacing w:line="336" w:lineRule="auto" w:after="180"/>
-        <w:shd w:fill="F5F1FB"/>
-      </w:pPr>
-      <w:r>
-        <w:rPr>
-          <w:b w:val="0"/>
-        </w:rPr>
-        <w:t>Ask: Which facts are given, and which would we have to assume? Learners mark relevant details before discussing answers.</w:t>
-      </w:r>
-    </w:p>
-    <w:p>
-      <w:pPr>
-        <w:pStyle w:val="Heading3"/>
-      </w:pPr>
-      <w:r>
-        <w:t>Language to model</w:t>
-      </w:r>
-    </w:p>
-    <w:p>
-      <w:pPr>
-        <w:spacing w:line="336" w:lineRule="auto" w:after="180"/>
-        <w:shd w:fill="F1F6F8"/>
-      </w:pPr>
-      <w:r>
-        <w:rPr>
-          <w:b w:val="0"/>
-        </w:rPr>
-        <w:t>Say: Predict first. Show the rule, information path or calculation that would produce the result. A correct guess is not yet an explanation.</w:t>
-      </w:r>
-    </w:p>
-    <w:p>
-      <w:pPr>
-        <w:spacing w:line="336" w:lineRule="auto" w:after="180"/>
       </w:pPr>
       <w:r>
         <w:rPr>
           <w:b w:val="0"/>
         </w:rPr>
         <w:t>Reveal reasoning one step at a time. Explain why a tempting alternative fails. Write units and denominators for arithmetic, trace conditions for decisions, and identify supporting sources for claims.</w:t>
-      </w:r>
-    </w:p>
-    <w:p>
-      <w:pPr>
-        <w:spacing w:line="336" w:lineRule="auto" w:after="180"/>
-      </w:pPr>
-      <w:r>
-        <w:rPr>
-          <w:b w:val="0"/>
-        </w:rPr>
-        <w:t xml:space="preserve">In pairs, one learner solves while the other checks </w:t>
-      </w:r>
-      <w:r>
-        <w:rPr>
-          <w:b/>
-        </w:rPr>
-        <w:t>evidence</w:t>
-      </w:r>
-      <w:r>
-        <w:rPr>
-          <w:b w:val="0"/>
-        </w:rPr>
-        <w:t>; exchange roles. Remove the worked answer before independent assessment.</w:t>
       </w:r>
     </w:p>
     <w:p>
@@ -3298,535 +3457,103 @@
         <w:pStyle w:val="Heading3"/>
       </w:pPr>
       <w:r>
-        <w:t>Completion practice</w:t>
+        <w:t>Individual reasoning check</w:t>
+      </w:r>
+    </w:p>
+    <w:p>
+      <w:pPr>
+        <w:pStyle w:val="Heading3"/>
+      </w:pPr>
+      <w:r>
+        <w:t>Pictorial practice question</w:t>
+      </w:r>
+    </w:p>
+    <w:p>
+      <w:pPr>
+        <w:pStyle w:val="Heading3"/>
+      </w:pPr>
+      <w:r>
+        <w:t>Reasoned teacher answer</w:t>
+      </w:r>
+    </w:p>
+    <w:p>
+      <w:pPr>
+        <w:pStyle w:val="Heading1"/>
+      </w:pPr>
+      <w:r>
+        <w:t>04. Run the decoder and toy-blur investigation</w:t>
+      </w:r>
+    </w:p>
+    <w:p>
+      <w:r>
+        <w:t>Use a fully specified transformation and distinguish its loss of information from recognition.</w:t>
+      </w:r>
+    </w:p>
+    <w:p>
+      <w:pPr>
+        <w:pStyle w:val="Heading2"/>
+      </w:pPr>
+      <w:r>
+        <w:t>Supplied grids, transformation and answer guidance</w:t>
       </w:r>
     </w:p>
     <w:p>
       <w:pPr>
         <w:spacing w:line="336" w:lineRule="auto" w:after="180"/>
-        <w:shd w:fill="F5F1FB"/>
-      </w:pPr>
-      <w:r>
-        <w:rPr>
-          <w:b w:val="0"/>
-        </w:rPr>
-        <w:t>Completion task: A message contains 1,0,0,1,1,0 but gives no dimensions. Show a one-row arrangement and a two-row arrangement using the same values. Name the extra information that would distinguish them.</w:t>
-      </w:r>
-    </w:p>
-    <w:p>
-      <w:pPr>
-        <w:pStyle w:val="Heading3"/>
-      </w:pPr>
-      <w:r>
-        <w:t>Reasoning to listen for</w:t>
-      </w:r>
-    </w:p>
-    <w:p>
-      <w:pPr>
-        <w:spacing w:line="336" w:lineRule="auto" w:after="180"/>
-        <w:shd w:fill="F1F6FC"/>
-      </w:pPr>
-      <w:r>
-        <w:rPr>
-          <w:b w:val="0"/>
-        </w:rPr>
-        <w:t>Teacher check: One row of width 6 is [1,0,0,1,1,0]. Two rows of width 3 are [1,0,0] and [1,1,0]. Specify width and height, plus reading order and colour convention. The values alone do not choose the shape.</w:t>
-      </w:r>
-    </w:p>
-    <w:p>
-      <w:pPr>
-        <w:spacing w:line="336" w:lineRule="auto" w:after="180"/>
-      </w:pPr>
-      <w:r>
-        <w:rPr>
-          <w:b w:val="0"/>
-        </w:rPr>
-        <w:t xml:space="preserve">Start by identifying the given </w:t>
-      </w:r>
-      <w:r>
-        <w:rPr>
-          <w:b/>
-        </w:rPr>
-        <w:t>input</w:t>
-      </w:r>
-      <w:r>
-        <w:rPr>
-          <w:b w:val="0"/>
-        </w:rPr>
-        <w:t>s together. Leave the intermediate steps blank. If needed, model one step, then withdraw that help on the next step. Move to a full trace only when the partial trace is understood.</w:t>
-      </w:r>
-    </w:p>
-    <w:p>
-      <w:pPr>
-        <w:spacing w:line="336" w:lineRule="auto" w:after="180"/>
-      </w:pPr>
-      <w:r>
-        <w:rPr>
-          <w:b w:val="0"/>
-        </w:rPr>
-        <w:t>For partners, alternate explainer and checker; collect a response from every learner before discussion.</w:t>
-      </w:r>
-    </w:p>
-    <w:p>
-      <w:pPr>
-        <w:pStyle w:val="Heading3"/>
-      </w:pPr>
-      <w:r>
-        <w:t>Individual reasoning check</w:t>
-      </w:r>
-    </w:p>
-    <w:p>
-      <w:pPr>
-        <w:spacing w:line="336" w:lineRule="auto" w:after="180"/>
-      </w:pPr>
-      <w:r>
-        <w:rPr>
-          <w:b w:val="0"/>
-        </w:rPr>
-        <w:t xml:space="preserve">Use the worked case for Images as numerical </w:t>
-      </w:r>
-      <w:r>
-        <w:rPr>
-          <w:b/>
-        </w:rPr>
-        <w:t>grid</w:t>
-      </w:r>
-      <w:r>
-        <w:rPr>
-          <w:b w:val="0"/>
-        </w:rPr>
-        <w:t>s. Proposed explanation: “The number one always means black”. Decide whether this explanation is supported.</w:t>
-      </w:r>
-    </w:p>
-    <w:p>
-      <w:pPr>
-        <w:spacing w:line="336" w:lineRule="auto" w:after="180"/>
-      </w:pPr>
-      <w:r>
-        <w:rPr>
-          <w:b w:val="0"/>
-        </w:rPr>
-        <w:t>Point to the step or supplied fact that decides; explain your repair if needed.</w:t>
-      </w:r>
-    </w:p>
-    <w:p>
-      <w:pPr>
-        <w:pStyle w:val="Heading3"/>
-      </w:pPr>
-      <w:r>
-        <w:t>Expected repair</w:t>
-      </w:r>
-    </w:p>
-    <w:p>
-      <w:pPr>
-        <w:spacing w:line="336" w:lineRule="auto" w:after="180"/>
-        <w:shd w:fill="F1F6FC"/>
-      </w:pPr>
-      <w:r>
-        <w:rPr>
-          <w:b w:val="0"/>
-        </w:rPr>
-        <w:t xml:space="preserve">Expected correction: Our convention states that meaning. Other </w:t>
-      </w:r>
-      <w:r>
-        <w:rPr>
-          <w:b/>
-        </w:rPr>
-        <w:t>encoding</w:t>
-      </w:r>
-      <w:r>
-        <w:rPr>
-          <w:b w:val="0"/>
-        </w:rPr>
-        <w:t xml:space="preserve">s use different scales or </w:t>
-      </w:r>
-      <w:r>
-        <w:rPr>
-          <w:b/>
-        </w:rPr>
-        <w:t>channel</w:t>
-      </w:r>
-      <w:r>
-        <w:rPr>
-          <w:b w:val="0"/>
-        </w:rPr>
-        <w:t>s; read their specification.</w:t>
-      </w:r>
-    </w:p>
-    <w:p>
-      <w:pPr>
-        <w:spacing w:line="336" w:lineRule="auto" w:after="180"/>
-      </w:pPr>
-      <w:r>
-        <w:rPr>
-          <w:b w:val="0"/>
-        </w:rPr>
-        <w:t>Collect explanations, not only yes/no votes. If a misunderstanding is common, re-model the relevant step for the class.</w:t>
-      </w:r>
-    </w:p>
-    <w:p>
-      <w:pPr>
-        <w:spacing w:line="336" w:lineRule="auto" w:after="180"/>
-      </w:pPr>
-      <w:r>
-        <w:rPr>
-          <w:b w:val="0"/>
-        </w:rPr>
-        <w:t>If it affects a few learners, give a short targeted group explanation while others solve a more demanding variation.</w:t>
-      </w:r>
-    </w:p>
-    <w:p>
-      <w:pPr>
-        <w:pStyle w:val="Heading3"/>
-      </w:pPr>
-      <w:r>
-        <w:t>Pictorial practice question</w:t>
-      </w:r>
-    </w:p>
-    <w:p>
-      <w:pPr>
-        <w:spacing w:line="336" w:lineRule="auto" w:after="180"/>
-      </w:pPr>
-      <w:r>
-        <w:rPr>
-          <w:b w:val="0"/>
-        </w:rPr>
-        <w:t>Find a position where the original badges differ, then read the changed A back as a picture.</w:t>
-      </w:r>
-    </w:p>
-    <w:p>
-      <w:pPr>
-        <w:pStyle w:val="Heading3"/>
-      </w:pPr>
-      <w:r>
-        <w:t>Reasoned teacher answer</w:t>
-      </w:r>
-    </w:p>
-    <w:p>
-      <w:pPr>
-        <w:spacing w:line="336" w:lineRule="auto" w:after="180"/>
-      </w:pPr>
-      <w:r>
-        <w:rPr>
-          <w:b w:val="0"/>
-        </w:rPr>
-        <w:t xml:space="preserve">The top-middle </w:t>
-      </w:r>
-      <w:r>
-        <w:rPr>
-          <w:b/>
-        </w:rPr>
-        <w:t>pixel</w:t>
-      </w:r>
-      <w:r>
-        <w:rPr>
-          <w:b w:val="0"/>
-        </w:rPr>
-        <w:t xml:space="preserve"> is 0 in A and 1 in B. Changed A is dark at top-left, top-right, bottom-left and bottom-middle.</w:t>
-      </w:r>
-    </w:p>
-    <w:p>
-      <w:pPr>
-        <w:spacing w:line="336" w:lineRule="auto" w:after="180"/>
-      </w:pPr>
-      <w:r>
-        <w:rPr>
-          <w:b w:val="0"/>
-        </w:rPr>
-        <w:t xml:space="preserve">Changed-case reasoning: A now has four dark </w:t>
-      </w:r>
-      <w:r>
-        <w:rPr>
-          <w:b/>
-        </w:rPr>
-        <w:t>pixel</w:t>
-      </w:r>
-      <w:r>
-        <w:rPr>
-          <w:b w:val="0"/>
-        </w:rPr>
-        <w:t xml:space="preserve">s; its row </w:t>
-      </w:r>
-      <w:r>
-        <w:rPr>
-          <w:b/>
-        </w:rPr>
-        <w:t>encoding</w:t>
-      </w:r>
-      <w:r>
-        <w:rPr>
-          <w:b w:val="0"/>
-        </w:rPr>
-        <w:t xml:space="preserve"> is 101 / 110. Exactly one light </w:t>
-      </w:r>
-      <w:r>
-        <w:rPr>
-          <w:b/>
-        </w:rPr>
-        <w:t>pixel</w:t>
-      </w:r>
-      <w:r>
-        <w:rPr>
-          <w:b w:val="0"/>
-        </w:rPr>
-        <w:t xml:space="preserve"> becomes dark; the other five positions remain unchanged.</w:t>
-      </w:r>
-    </w:p>
-    <w:p>
-      <w:pPr>
-        <w:spacing w:line="336" w:lineRule="auto" w:after="180"/>
-      </w:pPr>
-      <w:r>
-        <w:rPr>
-          <w:b w:val="0"/>
-        </w:rPr>
-        <w:t xml:space="preserve">Collect each learner’s explanation before discussion. Use the first missing connection between </w:t>
-      </w:r>
-      <w:r>
-        <w:rPr>
-          <w:b/>
-        </w:rPr>
-        <w:t>input</w:t>
-      </w:r>
-      <w:r>
-        <w:rPr>
-          <w:b w:val="0"/>
-        </w:rPr>
-        <w:t xml:space="preserve">, deciding step and result to choose support. This question is worked-case practice, not fresh mastery </w:t>
-      </w:r>
-      <w:r>
-        <w:rPr>
-          <w:b/>
-        </w:rPr>
-        <w:t>evidence</w:t>
-      </w:r>
-      <w:r>
-        <w:rPr>
-          <w:b w:val="0"/>
-        </w:rPr>
-        <w:t>.</w:t>
-      </w:r>
-    </w:p>
-    <w:p>
-      <w:pPr>
-        <w:pStyle w:val="Heading1"/>
-      </w:pPr>
-      <w:r>
-        <w:t>04. Run the weekly evidence lab</w:t>
-      </w:r>
-    </w:p>
-    <w:p>
-      <w:r>
-        <w:t>Run the Pictures Become Numbers investigation and use the first unsupported step to choose a teaching response.</w:t>
-      </w:r>
-    </w:p>
-    <w:p>
-      <w:pPr>
-        <w:spacing w:line="336" w:lineRule="auto" w:after="180"/>
-      </w:pPr>
-      <w:r>
-        <w:rPr>
-          <w:b w:val="0"/>
-        </w:rPr>
-        <w:t xml:space="preserve">Predict first, test honestly, and explain what the </w:t>
-      </w:r>
-      <w:r>
-        <w:rPr>
-          <w:b/>
-        </w:rPr>
-        <w:t>evidence</w:t>
-      </w:r>
-      <w:r>
-        <w:rPr>
-          <w:b w:val="0"/>
-        </w:rPr>
-        <w:t xml:space="preserve"> means.</w:t>
-      </w:r>
-    </w:p>
-    <w:p>
-      <w:pPr>
-        <w:pStyle w:val="Heading3"/>
-      </w:pPr>
-      <w:r>
-        <w:t>1. Predict</w:t>
-      </w:r>
-    </w:p>
-    <w:p>
-      <w:pPr>
-        <w:spacing w:line="336" w:lineRule="auto" w:after="180"/>
-        <w:shd w:fill="F4F9FC"/>
-      </w:pPr>
-      <w:r>
-        <w:rPr>
-          <w:b w:val="0"/>
-        </w:rPr>
-        <w:t xml:space="preserve">State your </w:t>
-      </w:r>
-      <w:r>
-        <w:rPr>
-          <w:b/>
-        </w:rPr>
-        <w:t>prediction</w:t>
-      </w:r>
-      <w:r>
-        <w:rPr>
-          <w:b w:val="0"/>
-        </w:rPr>
-        <w:t xml:space="preserve"> before the result is known.</w:t>
-      </w:r>
-    </w:p>
-    <w:p>
-      <w:pPr>
-        <w:pStyle w:val="Heading3"/>
-      </w:pPr>
-      <w:r>
-        <w:t>2. Investigate</w:t>
-      </w:r>
-    </w:p>
-    <w:p>
-      <w:pPr>
-        <w:spacing w:line="336" w:lineRule="auto" w:after="180"/>
-        <w:shd w:fill="F4F9FC"/>
-      </w:pPr>
-      <w:r>
-        <w:rPr>
-          <w:b w:val="0"/>
-        </w:rPr>
-        <w:t xml:space="preserve">Complete the task: Decode a tiny </w:t>
-      </w:r>
-      <w:r>
-        <w:rPr>
-          <w:b/>
-        </w:rPr>
-        <w:t>pixel</w:t>
-      </w:r>
-      <w:r>
-        <w:rPr>
-          <w:b w:val="0"/>
-        </w:rPr>
-        <w:t xml:space="preserve"> picture and predict a blurred version.</w:t>
-      </w:r>
-    </w:p>
-    <w:p>
-      <w:pPr>
-        <w:pStyle w:val="Heading3"/>
-      </w:pPr>
-      <w:r>
-        <w:t>3. Compare cases</w:t>
-      </w:r>
-    </w:p>
-    <w:p>
-      <w:pPr>
-        <w:spacing w:line="336" w:lineRule="auto" w:after="180"/>
-        <w:shd w:fill="F4F9FC"/>
-      </w:pPr>
-      <w:r>
-        <w:rPr>
-          <w:b w:val="0"/>
-        </w:rPr>
+      </w:pPr>
+      <w:r>
+        <w:rPr>
+          <w:b w:val="0"/>
+        </w:rPr>
+        <w:t>Use the supplied 2-by-2 diagonal grids, with 1 black and 0 white. First decode 01 / 10. For the declared toy blur, average all four values and replace every cell by the mean: (0+1+1+0)/4=0.5, so all cells are halfway grey. The opposite diagonal 10 / 01 gives the same blurred grid. This averaging operation loses diagonal location. Keep the original records and calculations; it is a paper trace, not a classifier run. Reserve the two-by-four counterexample for the individual first attempt.</w:t>
+      </w:r>
+    </w:p>
+    <w:p>
+      <w:pPr>
+        <w:pStyle w:val="Heading2"/>
+      </w:pPr>
+      <w:r>
+        <w:t>Run and record the paper investigation</w:t>
+      </w:r>
+    </w:p>
+    <w:p>
+      <w:pPr>
+        <w:pStyle w:val="ListNumber"/>
+      </w:pPr>
+      <w:r>
+        <w:t>Complete the task: Decode a tiny pixel picture and predict a blurred version.</w:t>
+      </w:r>
+    </w:p>
+    <w:p>
+      <w:pPr>
+        <w:pStyle w:val="ListNumber"/>
+      </w:pPr>
+      <w:r>
         <w:t>Keep a normal case and an edge case clearly separated.</w:t>
       </w:r>
     </w:p>
     <w:p>
       <w:pPr>
-        <w:pStyle w:val="Heading3"/>
-      </w:pPr>
-      <w:r>
-        <w:t>4. Record honestly</w:t>
-      </w:r>
-    </w:p>
-    <w:p>
-      <w:pPr>
-        <w:spacing w:line="336" w:lineRule="auto" w:after="180"/>
-        <w:shd w:fill="F4F9FC"/>
-      </w:pPr>
-      <w:r>
-        <w:rPr>
-          <w:b w:val="0"/>
-        </w:rPr>
-        <w:t xml:space="preserve">Record what happened—even when it does not match your </w:t>
-      </w:r>
-      <w:r>
-        <w:rPr>
-          <w:b/>
-        </w:rPr>
-        <w:t>prediction</w:t>
-      </w:r>
-      <w:r>
-        <w:rPr>
-          <w:b w:val="0"/>
-        </w:rPr>
-        <w:t>.</w:t>
-      </w:r>
-    </w:p>
-    <w:p>
-      <w:pPr>
-        <w:pStyle w:val="Heading3"/>
-      </w:pPr>
-      <w:r>
-        <w:t>5. Explain and plan the next test</w:t>
-      </w:r>
-    </w:p>
-    <w:p>
-      <w:pPr>
-        <w:spacing w:line="336" w:lineRule="auto" w:after="180"/>
-        <w:shd w:fill="F4F9FC"/>
-      </w:pPr>
-      <w:r>
-        <w:rPr>
-          <w:b w:val="0"/>
-        </w:rPr>
+        <w:pStyle w:val="ListNumber"/>
+      </w:pPr>
+      <w:r>
+        <w:t>Record what happened—even when it does not match your prediction.</w:t>
+      </w:r>
+    </w:p>
+    <w:p>
+      <w:pPr>
+        <w:pStyle w:val="ListNumber"/>
+      </w:pPr>
+      <w:r>
         <w:t>Explain the result, one limitation, and the next useful test.</w:t>
       </w:r>
     </w:p>
     <w:p>
       <w:pPr>
-        <w:pStyle w:val="Heading3"/>
-      </w:pPr>
-      <w:r>
-        <w:t>Use a fresh case after support</w:t>
-      </w:r>
-    </w:p>
-    <w:p>
-      <w:pPr>
-        <w:spacing w:line="336" w:lineRule="auto" w:after="180"/>
-        <w:shd w:fill="FFF5E6"/>
-      </w:pPr>
-      <w:r>
-        <w:rPr>
-          <w:b w:val="0"/>
-        </w:rPr>
-        <w:t>INDEPENDENCE After support is removed, repeat the proof with a fresh case.</w:t>
-      </w:r>
-    </w:p>
-    <w:p>
-      <w:pPr>
-        <w:pStyle w:val="Heading3"/>
-      </w:pPr>
-      <w:r>
-        <w:t>Make the lab runnable</w:t>
-      </w:r>
-    </w:p>
-    <w:p>
-      <w:pPr>
-        <w:spacing w:line="336" w:lineRule="auto" w:after="180"/>
-      </w:pPr>
-      <w:r>
-        <w:rPr>
-          <w:b w:val="0"/>
-        </w:rPr>
-        <w:t>Use the concrete case as the shared normal case and the independent question as a second case. Each pair creates a boundary or missing-information case and predicts its result before testing.</w:t>
-      </w:r>
-    </w:p>
-    <w:p>
-      <w:pPr>
-        <w:spacing w:line="336" w:lineRule="auto" w:after="180"/>
-      </w:pPr>
-      <w:r>
-        <w:rPr>
-          <w:b w:val="0"/>
-        </w:rPr>
-        <w:t>Keep the expected result separate from an observed mistake.</w:t>
+        <w:pStyle w:val="Heading2"/>
+      </w:pPr>
+      <w:r>
+        <w:t>Keep an inspectable record</w:t>
       </w:r>
     </w:p>
     <w:tbl>
@@ -3977,30 +3704,45 @@
     </w:tbl>
     <w:p>
       <w:pPr>
-        <w:pStyle w:val="Heading3"/>
-      </w:pPr>
-      <w:r>
-        <w:t>Diagnose and reteach</w:t>
-      </w:r>
-    </w:p>
-    <w:p>
-      <w:pPr>
-        <w:pStyle w:val="Heading3"/>
-      </w:pPr>
-      <w:r>
-        <w:t>Find the unsupported claim</w:t>
+        <w:pStyle w:val="Heading2"/>
+      </w:pPr>
+      <w:r>
+        <w:t>Diagnose the first misunderstanding</w:t>
       </w:r>
     </w:p>
     <w:p>
       <w:pPr>
         <w:spacing w:line="336" w:lineRule="auto" w:after="180"/>
-        <w:shd w:fill="F5F1FB"/>
-      </w:pPr>
-      <w:r>
-        <w:rPr>
-          <w:b w:val="0"/>
-        </w:rPr>
-        <w:t>CLAIM TO REPAIR An image is stored as its object name.</w:t>
+      </w:pPr>
+      <w:r>
+        <w:rPr>
+          <w:b w:val="0"/>
+        </w:rPr>
+        <w:t xml:space="preserve">The number one always means black: Our convention states that meaning. Other </w:t>
+      </w:r>
+      <w:r>
+        <w:rPr>
+          <w:b/>
+        </w:rPr>
+        <w:t>encoding</w:t>
+      </w:r>
+      <w:r>
+        <w:rPr>
+          <w:b w:val="0"/>
+        </w:rPr>
+        <w:t xml:space="preserve">s use different scales or </w:t>
+      </w:r>
+      <w:r>
+        <w:rPr>
+          <w:b/>
+        </w:rPr>
+        <w:t>channel</w:t>
+      </w:r>
+      <w:r>
+        <w:rPr>
+          <w:b w:val="0"/>
+        </w:rPr>
+        <w:t>s; read their specification.</w:t>
       </w:r>
     </w:p>
     <w:p>
@@ -4011,7 +3753,19 @@
         <w:rPr>
           <w:b w:val="0"/>
         </w:rPr>
-        <w:t>For guessing, return to given facts and request a trace. For vocabulary without application, use one example and one non-example. For arithmetic errors, check the setup before the calculation.</w:t>
+        <w:t xml:space="preserve">A </w:t>
+      </w:r>
+      <w:r>
+        <w:rPr>
+          <w:b/>
+        </w:rPr>
+        <w:t>pixel</w:t>
+      </w:r>
+      <w:r>
+        <w:rPr>
+          <w:b w:val="0"/>
+        </w:rPr>
+        <w:t xml:space="preserve"> count is the picture: Have students reconstruct two different arrangements with the same count.</w:t>
       </w:r>
     </w:p>
     <w:p>
@@ -4022,113 +3776,36 @@
         <w:rPr>
           <w:b w:val="0"/>
         </w:rPr>
-        <w:t>Finish with a different uncoached case before recording mastery.</w:t>
-      </w:r>
-    </w:p>
-    <w:p>
-      <w:pPr>
-        <w:pStyle w:val="Heading3"/>
-      </w:pPr>
-      <w:r>
-        <w:t>Address these additional misconceptions</w:t>
-      </w:r>
-    </w:p>
-    <w:p>
-      <w:pPr>
-        <w:spacing w:line="336" w:lineRule="auto" w:after="180"/>
-      </w:pPr>
-      <w:r>
-        <w:rPr>
-          <w:b w:val="0"/>
-        </w:rPr>
-        <w:t xml:space="preserve">The number one always means black: Our convention states that meaning. Other </w:t>
+        <w:t xml:space="preserve">Storing </w:t>
       </w:r>
       <w:r>
         <w:rPr>
           <w:b/>
         </w:rPr>
-        <w:t>encoding</w:t>
-      </w:r>
-      <w:r>
-        <w:rPr>
-          <w:b w:val="0"/>
-        </w:rPr>
-        <w:t xml:space="preserve">s use different scales or </w:t>
+        <w:t>pixel</w:t>
+      </w:r>
+      <w:r>
+        <w:rPr>
+          <w:b w:val="0"/>
+        </w:rPr>
+        <w:t xml:space="preserve">s recognises the object: A </w:t>
       </w:r>
       <w:r>
         <w:rPr>
           <w:b/>
         </w:rPr>
-        <w:t>channel</w:t>
-      </w:r>
-      <w:r>
-        <w:rPr>
-          <w:b w:val="0"/>
-        </w:rPr>
-        <w:t>s; read their specification.</w:t>
-      </w:r>
-    </w:p>
-    <w:p>
-      <w:pPr>
-        <w:spacing w:line="336" w:lineRule="auto" w:after="180"/>
-      </w:pPr>
-      <w:r>
-        <w:rPr>
-          <w:b w:val="0"/>
-        </w:rPr>
-        <w:t xml:space="preserve">A </w:t>
+        <w:t>grid</w:t>
+      </w:r>
+      <w:r>
+        <w:rPr>
+          <w:b w:val="0"/>
+        </w:rPr>
+        <w:t xml:space="preserve"> decoder only reconstructs the representation. A separate </w:t>
       </w:r>
       <w:r>
         <w:rPr>
           <w:b/>
         </w:rPr>
-        <w:t>pixel</w:t>
-      </w:r>
-      <w:r>
-        <w:rPr>
-          <w:b w:val="0"/>
-        </w:rPr>
-        <w:t xml:space="preserve"> count is the picture: Have students reconstruct two different arrangements with the same count.</w:t>
-      </w:r>
-    </w:p>
-    <w:p>
-      <w:pPr>
-        <w:spacing w:line="336" w:lineRule="auto" w:after="180"/>
-      </w:pPr>
-      <w:r>
-        <w:rPr>
-          <w:b w:val="0"/>
-        </w:rPr>
-        <w:t xml:space="preserve">Storing </w:t>
-      </w:r>
-      <w:r>
-        <w:rPr>
-          <w:b/>
-        </w:rPr>
-        <w:t>pixel</w:t>
-      </w:r>
-      <w:r>
-        <w:rPr>
-          <w:b w:val="0"/>
-        </w:rPr>
-        <w:t xml:space="preserve">s recognises the object: A </w:t>
-      </w:r>
-      <w:r>
-        <w:rPr>
-          <w:b/>
-        </w:rPr>
-        <w:t>grid</w:t>
-      </w:r>
-      <w:r>
-        <w:rPr>
-          <w:b w:val="0"/>
-        </w:rPr>
-        <w:t xml:space="preserve"> decoder only reconstructs the representation. A separate </w:t>
-      </w:r>
-      <w:r>
-        <w:rPr>
-          <w:b/>
-        </w:rPr>
         <w:t>interpretation</w:t>
       </w:r>
       <w:r>
@@ -4140,10 +3817,10 @@
     </w:p>
     <w:p>
       <w:pPr>
-        <w:pStyle w:val="Heading3"/>
-      </w:pPr>
-      <w:r>
-        <w:t>Match the support to the first error</w:t>
+        <w:pStyle w:val="Heading2"/>
+      </w:pPr>
+      <w:r>
+        <w:t>Choose support from the response</w:t>
       </w:r>
     </w:p>
     <w:tbl>
@@ -4316,15 +3993,675 @@
     </w:p>
     <w:p>
       <w:pPr>
+        <w:pStyle w:val="Heading2"/>
+      </w:pPr>
+      <w:r>
+        <w:t>Earlier wording, alternative practice and picture transcripts · reference / check after trying</w:t>
+      </w:r>
+    </w:p>
+    <w:p>
+      <w:pPr>
+        <w:spacing w:line="336" w:lineRule="auto" w:after="180"/>
+      </w:pPr>
+      <w:r>
+        <w:rPr>
+          <w:b w:val="0"/>
+        </w:rPr>
+        <w:t>Run the weekly evidence lab</w:t>
+      </w:r>
+    </w:p>
+    <w:p>
+      <w:pPr>
+        <w:spacing w:line="336" w:lineRule="auto" w:after="180"/>
+      </w:pPr>
+      <w:r>
+        <w:rPr>
+          <w:b w:val="0"/>
+        </w:rPr>
+        <w:t xml:space="preserve">Predict first, test honestly, and explain what the </w:t>
+      </w:r>
+      <w:r>
+        <w:rPr>
+          <w:b/>
+        </w:rPr>
+        <w:t>evidence</w:t>
+      </w:r>
+      <w:r>
+        <w:rPr>
+          <w:b w:val="0"/>
+        </w:rPr>
+        <w:t xml:space="preserve"> means.</w:t>
+      </w:r>
+    </w:p>
+    <w:p>
+      <w:pPr>
+        <w:spacing w:line="336" w:lineRule="auto" w:after="180"/>
+      </w:pPr>
+      <w:r>
+        <w:rPr>
+          <w:b w:val="0"/>
+        </w:rPr>
+        <w:t xml:space="preserve">State your </w:t>
+      </w:r>
+      <w:r>
+        <w:rPr>
+          <w:b/>
+        </w:rPr>
+        <w:t>prediction</w:t>
+      </w:r>
+      <w:r>
+        <w:rPr>
+          <w:b w:val="0"/>
+        </w:rPr>
+        <w:t xml:space="preserve"> before the result is known.</w:t>
+      </w:r>
+    </w:p>
+    <w:p>
+      <w:pPr>
+        <w:spacing w:line="336" w:lineRule="auto" w:after="180"/>
+      </w:pPr>
+      <w:r>
+        <w:rPr>
+          <w:b w:val="0"/>
+        </w:rPr>
+        <w:t>INDEPENDENCE After support is removed, repeat the proof with a fresh case.</w:t>
+      </w:r>
+    </w:p>
+    <w:p>
+      <w:pPr>
+        <w:pStyle w:val="Heading3"/>
+      </w:pPr>
+      <w:r>
+        <w:t>Make the lab runnable</w:t>
+      </w:r>
+    </w:p>
+    <w:p>
+      <w:pPr>
+        <w:spacing w:line="336" w:lineRule="auto" w:after="180"/>
+      </w:pPr>
+      <w:r>
+        <w:rPr>
+          <w:b w:val="0"/>
+        </w:rPr>
+        <w:t>Use the supplied two-by-two decoder and declared averaging rule for shared practice. Keep original and blurred grids with the calculations. Reserve the new two-by-four equal-count pair for the individual first attempt; do not use it as a paired investigation.</w:t>
+      </w:r>
+    </w:p>
+    <w:p>
+      <w:pPr>
+        <w:pStyle w:val="Heading3"/>
+      </w:pPr>
+      <w:r>
+        <w:t>Diagnose and reteach</w:t>
+      </w:r>
+    </w:p>
+    <w:p>
+      <w:pPr>
+        <w:spacing w:line="336" w:lineRule="auto" w:after="180"/>
+      </w:pPr>
+      <w:r>
+        <w:rPr>
+          <w:b w:val="0"/>
+        </w:rPr>
+        <w:t>CLAIM TO REPAIR An image is stored as its object name.</w:t>
+      </w:r>
+    </w:p>
+    <w:p>
+      <w:pPr>
+        <w:spacing w:line="336" w:lineRule="auto" w:after="180"/>
+      </w:pPr>
+      <w:r>
+        <w:rPr>
+          <w:b w:val="0"/>
+        </w:rPr>
+        <w:t>For guessing, return to given facts and request a trace. For vocabulary without application, use one example and one non-example. For arithmetic errors, check the setup before the calculation.</w:t>
+      </w:r>
+    </w:p>
+    <w:p>
+      <w:pPr>
+        <w:spacing w:line="336" w:lineRule="auto" w:after="180"/>
+      </w:pPr>
+      <w:r>
+        <w:rPr>
+          <w:b w:val="0"/>
+        </w:rPr>
+        <w:t>Finish with a different uncoached case before recording mastery.</w:t>
+      </w:r>
+    </w:p>
+    <w:p>
+      <w:pPr>
+        <w:pStyle w:val="Heading3"/>
+      </w:pPr>
+      <w:r>
+        <w:t>Address these additional misconceptions</w:t>
+      </w:r>
+    </w:p>
+    <w:p>
+      <w:pPr>
+        <w:pStyle w:val="Heading3"/>
+      </w:pPr>
+      <w:r>
+        <w:t>Match the support to the first error</w:t>
+      </w:r>
+    </w:p>
+    <w:p>
+      <w:pPr>
         <w:pStyle w:val="Heading1"/>
       </w:pPr>
       <w:r>
-        <w:t>05. Assess and explain the answers</w:t>
-      </w:r>
-    </w:p>
-    <w:p>
-      <w:r>
-        <w:t>Use the Pictures Become Numbers questions, teacher keys and criteria after the relevant attempts. Previously discussed cases are practice; protect the separately selected independent task.</w:t>
+        <w:t>05. Assess the new equal-count counterexample</w:t>
+      </w:r>
+    </w:p>
+    <w:p>
+      <w:r>
+        <w:t>Withhold the key until the first attempt; accept any two valid distinct arrangements.</w:t>
+      </w:r>
+    </w:p>
+    <w:p>
+      <w:pPr>
+        <w:pStyle w:val="Heading2"/>
+      </w:pPr>
+      <w:r>
+        <w:t>Selected independent question and example answer</w:t>
+      </w:r>
+    </w:p>
+    <w:p>
+      <w:pPr>
+        <w:spacing w:line="336" w:lineRule="auto" w:after="180"/>
+      </w:pPr>
+      <w:r>
+        <w:rPr>
+          <w:b w:val="0"/>
+        </w:rPr>
+        <w:t xml:space="preserve">Selected case: Create two different images of width 4 and height 2, each with exactly three black </w:t>
+      </w:r>
+      <w:r>
+        <w:rPr>
+          <w:b/>
+        </w:rPr>
+        <w:t>pixel</w:t>
+      </w:r>
+      <w:r>
+        <w:rPr>
+          <w:b w:val="0"/>
+        </w:rPr>
+        <w:t xml:space="preserve">s. Write both complete row </w:t>
+      </w:r>
+      <w:r>
+        <w:rPr>
+          <w:b/>
+        </w:rPr>
+        <w:t>encoding</w:t>
+      </w:r>
+      <w:r>
+        <w:rPr>
+          <w:b w:val="0"/>
+        </w:rPr>
+        <w:t>s. Explain which fact their shared count retains and which difference it discards.</w:t>
+      </w:r>
+    </w:p>
+    <w:p>
+      <w:pPr>
+        <w:spacing w:line="336" w:lineRule="auto" w:after="180"/>
+      </w:pPr>
+      <w:r>
+        <w:rPr>
+          <w:b w:val="0"/>
+        </w:rPr>
+        <w:t>One valid pair is A [1,1,1,0]/[0,0,0,0] and B [1,0,0,0]/[0,1,0,1]. Both have two rows of four values and three ones. Count retains the number of black positions but discards their locations.</w:t>
+      </w:r>
+    </w:p>
+    <w:p>
+      <w:pPr>
+        <w:spacing w:line="336" w:lineRule="auto" w:after="180"/>
+      </w:pPr>
+      <w:r>
+        <w:rPr>
+          <w:b w:val="0"/>
+        </w:rPr>
+        <w:t>Other valid pairs are accepted if dimensions, counts and arrangements meet the constraints.</w:t>
+      </w:r>
+    </w:p>
+    <w:p>
+      <w:pPr>
+        <w:pStyle w:val="Heading2"/>
+      </w:pPr>
+      <w:r>
+        <w:t>Judge explanation, reconstruction and limits</w:t>
+      </w:r>
+    </w:p>
+    <w:tbl>
+      <w:tblPr>
+        <w:tblStyle w:val="LightShading-Accent1"/>
+        <w:tblW w:type="auto" w:w="0"/>
+        <w:tblLook w:firstColumn="1" w:firstRow="1" w:lastColumn="0" w:lastRow="0" w:noHBand="0" w:noVBand="1" w:val="04A0"/>
+      </w:tblPr>
+      <w:tblGrid>
+        <w:gridCol w:w="5112"/>
+        <w:gridCol w:w="5112"/>
+      </w:tblGrid>
+      <w:tr>
+        <w:trPr>
+          <w:tblHeader/>
+        </w:trPr>
+        <w:tc>
+          <w:tcPr>
+            <w:tcW w:type="dxa" w:w="5112"/>
+          </w:tcPr>
+          <w:p>
+            <w:r>
+              <w:t>Dimension</w:t>
+            </w:r>
+          </w:p>
+        </w:tc>
+        <w:tc>
+          <w:tcPr>
+            <w:tcW w:type="dxa" w:w="5112"/>
+          </w:tcPr>
+          <w:p>
+            <w:r>
+              <w:t>Evidence required</w:t>
+            </w:r>
+          </w:p>
+        </w:tc>
+      </w:tr>
+      <w:tr>
+        <w:tc>
+          <w:tcPr>
+            <w:tcW w:type="dxa" w:w="5112"/>
+          </w:tcPr>
+          <w:p>
+            <w:r>
+              <w:t>Explanation</w:t>
+            </w:r>
+          </w:p>
+        </w:tc>
+        <w:tc>
+          <w:tcPr>
+            <w:tcW w:type="dxa" w:w="5112"/>
+          </w:tcPr>
+          <w:p>
+            <w:r>
+              <w:t>Names the applicable idea or procedure and ties it to the supplied facts.</w:t>
+            </w:r>
+          </w:p>
+        </w:tc>
+      </w:tr>
+      <w:tr>
+        <w:tc>
+          <w:tcPr>
+            <w:tcW w:type="dxa" w:w="5112"/>
+          </w:tcPr>
+          <w:p>
+            <w:r>
+              <w:t>Trace and result</w:t>
+            </w:r>
+          </w:p>
+        </w:tc>
+        <w:tc>
+          <w:tcPr>
+            <w:tcW w:type="dxa" w:w="5112"/>
+          </w:tcPr>
+          <w:p>
+            <w:r>
+              <w:t>Preserves the given inputs and shows the relevant intermediate steps; distinguishes a prediction from an observed execution.</w:t>
+            </w:r>
+          </w:p>
+        </w:tc>
+      </w:tr>
+      <w:tr>
+        <w:tc>
+          <w:tcPr>
+            <w:tcW w:type="dxa" w:w="5112"/>
+          </w:tcPr>
+          <w:p>
+            <w:r>
+              <w:t>Limits</w:t>
+            </w:r>
+          </w:p>
+        </w:tc>
+        <w:tc>
+          <w:tcPr>
+            <w:tcW w:type="dxa" w:w="5112"/>
+          </w:tcPr>
+          <w:p>
+            <w:r>
+              <w:t>States the assumptions, missing evidence or conditions under which the result would change.</w:t>
+            </w:r>
+          </w:p>
+        </w:tc>
+      </w:tr>
+    </w:tbl>
+    <w:p>
+      <w:pPr>
+        <w:spacing w:line="336" w:lineRule="auto" w:after="180"/>
+      </w:pPr>
+      <w:r>
+        <w:rPr>
+          <w:b w:val="0"/>
+        </w:rPr>
+        <w:t>Record each dimension as not yet, with support, or independent. Accept a valid alternative procedure with a defensible trace.</w:t>
+      </w:r>
+    </w:p>
+    <w:p>
+      <w:pPr>
+        <w:spacing w:line="336" w:lineRule="auto" w:after="180"/>
+      </w:pPr>
+      <w:r>
+        <w:rPr>
+          <w:b w:val="0"/>
+        </w:rPr>
+        <w:t xml:space="preserve">Do not penalise an honestly recorded model failure if the learner correctly explains its </w:t>
+      </w:r>
+      <w:r>
+        <w:rPr>
+          <w:b/>
+        </w:rPr>
+        <w:t>evidence</w:t>
+      </w:r>
+      <w:r>
+        <w:rPr>
+          <w:b w:val="0"/>
+        </w:rPr>
+        <w:t xml:space="preserve"> and limits.</w:t>
+      </w:r>
+    </w:p>
+    <w:p>
+      <w:pPr>
+        <w:pStyle w:val="Heading2"/>
+      </w:pPr>
+      <w:r>
+        <w:t>Give one usable repair action</w:t>
+      </w:r>
+    </w:p>
+    <w:p>
+      <w:pPr>
+        <w:spacing w:line="336" w:lineRule="auto" w:after="180"/>
+      </w:pPr>
+      <w:r>
+        <w:rPr>
+          <w:b w:val="0"/>
+        </w:rPr>
+        <w:t>Name the earliest unsupported step and give one action to repair it. Have the learner make that repair now and explain why. Then assess the relevant skill on a fresh, fully specified case.</w:t>
+      </w:r>
+    </w:p>
+    <w:p>
+      <w:pPr>
+        <w:spacing w:line="336" w:lineRule="auto" w:after="180"/>
+      </w:pPr>
+      <w:r>
+        <w:rPr>
+          <w:b w:val="0"/>
+        </w:rPr>
+        <w:t>Confirm it was not previously practised with feedback; solve and check the new case before assigning it. A follow-up design prompt is a starting brief, not automatically an equivalent test.</w:t>
+      </w:r>
+    </w:p>
+    <w:p>
+      <w:pPr>
+        <w:pStyle w:val="Heading2"/>
+      </w:pPr>
+      <w:r>
+        <w:t>W1: decode and read back</w:t>
+      </w:r>
+    </w:p>
+    <w:p>
+      <w:pPr>
+        <w:spacing w:line="336" w:lineRule="auto" w:after="180"/>
+      </w:pPr>
+      <w:r>
+        <w:rPr>
+          <w:b w:val="0"/>
+        </w:rPr>
+        <w:t xml:space="preserve">Using 1 for black and 0 for white, draw width 3, height 2 with rows 1,0,1 and 0,1,0. Read it back into numbers and count black </w:t>
+      </w:r>
+      <w:r>
+        <w:rPr>
+          <w:b/>
+        </w:rPr>
+        <w:t>pixel</w:t>
+      </w:r>
+      <w:r>
+        <w:rPr>
+          <w:b w:val="0"/>
+        </w:rPr>
+        <w:t>s.</w:t>
+      </w:r>
+    </w:p>
+    <w:p>
+      <w:pPr>
+        <w:spacing w:line="336" w:lineRule="auto" w:after="180"/>
+      </w:pPr>
+      <w:r>
+        <w:rPr>
+          <w:b w:val="0"/>
+        </w:rPr>
+        <w:t xml:space="preserve">The upper row has black, white, black; the lower row has white, black, white. Reading back gives the supplied two rows. There are three black </w:t>
+      </w:r>
+      <w:r>
+        <w:rPr>
+          <w:b/>
+        </w:rPr>
+        <w:t>pixel</w:t>
+      </w:r>
+      <w:r>
+        <w:rPr>
+          <w:b w:val="0"/>
+        </w:rPr>
+        <w:t>s among six total positions.</w:t>
+      </w:r>
+    </w:p>
+    <w:p>
+      <w:pPr>
+        <w:pStyle w:val="Heading2"/>
+      </w:pPr>
+      <w:r>
+        <w:t>W2: restore missing shape information</w:t>
+      </w:r>
+    </w:p>
+    <w:p>
+      <w:pPr>
+        <w:spacing w:line="336" w:lineRule="auto" w:after="180"/>
+      </w:pPr>
+      <w:r>
+        <w:rPr>
+          <w:b w:val="0"/>
+        </w:rPr>
+        <w:t>A message contains 1,0,0,1,1,0 but gives no dimensions. Show a one-row arrangement and a two-row arrangement using the same values. Name the extra information that would distinguish them.</w:t>
+      </w:r>
+    </w:p>
+    <w:p>
+      <w:pPr>
+        <w:spacing w:line="336" w:lineRule="auto" w:after="180"/>
+      </w:pPr>
+      <w:r>
+        <w:rPr>
+          <w:b w:val="0"/>
+        </w:rPr>
+        <w:t>One row of width 6 is [1,0,0,1,1,0]. Two rows of width 3 are [1,0,0] and [1,1,0]. Specify width and height, plus reading order and colour convention. The values alone do not choose the shape.</w:t>
+      </w:r>
+    </w:p>
+    <w:p>
+      <w:pPr>
+        <w:pStyle w:val="Heading2"/>
+      </w:pPr>
+      <w:r>
+        <w:t>W3: test the count feature</w:t>
+      </w:r>
+    </w:p>
+    <w:p>
+      <w:pPr>
+        <w:spacing w:line="336" w:lineRule="auto" w:after="180"/>
+      </w:pPr>
+      <w:r>
+        <w:rPr>
+          <w:b w:val="0"/>
+        </w:rPr>
+        <w:t xml:space="preserve">A classifier receives only the number of black </w:t>
+      </w:r>
+      <w:r>
+        <w:rPr>
+          <w:b/>
+        </w:rPr>
+        <w:t>pixel</w:t>
+      </w:r>
+      <w:r>
+        <w:rPr>
+          <w:b w:val="0"/>
+        </w:rPr>
+        <w:t>s. Can it always distinguish the chapter's cross from every other three by three pattern? Construct a different pattern with the same count and explain.</w:t>
+      </w:r>
+    </w:p>
+    <w:p>
+      <w:pPr>
+        <w:spacing w:line="336" w:lineRule="auto" w:after="180"/>
+      </w:pPr>
+      <w:r>
+        <w:rPr>
+          <w:b w:val="0"/>
+        </w:rPr>
+        <w:t xml:space="preserve">No. Rows [1,1,1], [1,1,0], [0,0,0] have five black </w:t>
+      </w:r>
+      <w:r>
+        <w:rPr>
+          <w:b/>
+        </w:rPr>
+        <w:t>pixel</w:t>
+      </w:r>
+      <w:r>
+        <w:rPr>
+          <w:b w:val="0"/>
+        </w:rPr>
+        <w:t xml:space="preserve">s, as does the cross, but a different arrangement. The classifier receives identical </w:t>
+      </w:r>
+      <w:r>
+        <w:rPr>
+          <w:b/>
+        </w:rPr>
+        <w:t>input</w:t>
+      </w:r>
+      <w:r>
+        <w:rPr>
+          <w:b w:val="0"/>
+        </w:rPr>
+        <w:t xml:space="preserve"> counts for the two, so that feature alone cannot distinguish them.</w:t>
+      </w:r>
+    </w:p>
+    <w:p>
+      <w:pPr>
+        <w:pStyle w:val="Heading2"/>
+      </w:pPr>
+      <w:r>
+        <w:t>W5: locate the convention mismatch</w:t>
+      </w:r>
+    </w:p>
+    <w:p>
+      <w:pPr>
+        <w:spacing w:line="336" w:lineRule="auto" w:after="180"/>
+      </w:pPr>
+      <w:r>
+        <w:rPr>
+          <w:b w:val="0"/>
+        </w:rPr>
+        <w:t xml:space="preserve">A program receives the correct </w:t>
+      </w:r>
+      <w:r>
+        <w:rPr>
+          <w:b/>
+        </w:rPr>
+        <w:t>grid</w:t>
+      </w:r>
+      <w:r>
+        <w:rPr>
+          <w:b w:val="0"/>
+        </w:rPr>
+        <w:t xml:space="preserve"> but displays black wherever the code says 0 and white wherever it says 1. A student proposes collecting more classifier examples.</w:t>
+      </w:r>
+    </w:p>
+    <w:p>
+      <w:pPr>
+        <w:spacing w:line="336" w:lineRule="auto" w:after="180"/>
+      </w:pPr>
+      <w:r>
+        <w:rPr>
+          <w:b w:val="0"/>
+        </w:rPr>
+        <w:t>Identify the earlier mismatch and the first check to perform.</w:t>
+      </w:r>
+    </w:p>
+    <w:p>
+      <w:pPr>
+        <w:spacing w:line="336" w:lineRule="auto" w:after="180"/>
+      </w:pPr>
+      <w:r>
+        <w:rPr>
+          <w:b w:val="0"/>
+        </w:rPr>
+        <w:t xml:space="preserve">The display uses the opposite colour convention from the sender. Check and align the </w:t>
+      </w:r>
+      <w:r>
+        <w:rPr>
+          <w:b/>
+        </w:rPr>
+        <w:t>encoding</w:t>
+      </w:r>
+      <w:r>
+        <w:rPr>
+          <w:b w:val="0"/>
+        </w:rPr>
+        <w:t xml:space="preserve">/decoding convention, then reconstruct a known </w:t>
+      </w:r>
+      <w:r>
+        <w:rPr>
+          <w:b/>
+        </w:rPr>
+        <w:t>grid</w:t>
+      </w:r>
+      <w:r>
+        <w:rPr>
+          <w:b w:val="0"/>
+        </w:rPr>
+        <w:t>.</w:t>
+      </w:r>
+    </w:p>
+    <w:p>
+      <w:pPr>
+        <w:spacing w:line="336" w:lineRule="auto" w:after="180"/>
+      </w:pPr>
+      <w:r>
+        <w:rPr>
+          <w:b w:val="0"/>
+        </w:rPr>
+        <w:t xml:space="preserve">More classifier examples would not be the first repair for this identified </w:t>
+      </w:r>
+      <w:r>
+        <w:rPr>
+          <w:b/>
+        </w:rPr>
+        <w:t>input</w:t>
+      </w:r>
+      <w:r>
+        <w:rPr>
+          <w:b w:val="0"/>
+        </w:rPr>
+        <w:t>/display mismatch.</w:t>
+      </w:r>
+    </w:p>
+    <w:p>
+      <w:pPr>
+        <w:pStyle w:val="Heading2"/>
+      </w:pPr>
+      <w:r>
+        <w:t>Earlier wording, alternative practice and picture transcripts · reference / check after trying</w:t>
+      </w:r>
+    </w:p>
+    <w:p>
+      <w:pPr>
+        <w:spacing w:line="336" w:lineRule="auto" w:after="180"/>
+      </w:pPr>
+      <w:r>
+        <w:rPr>
+          <w:b w:val="0"/>
+        </w:rPr>
+        <w:t>Assess and explain the answers</w:t>
       </w:r>
     </w:p>
     <w:p>
@@ -4337,46 +4674,68 @@
     </w:p>
     <w:p>
       <w:pPr>
+        <w:spacing w:line="336" w:lineRule="auto" w:after="180"/>
+      </w:pPr>
+      <w:r>
+        <w:rPr>
+          <w:b w:val="0"/>
+        </w:rPr>
+        <w:t xml:space="preserve">Initially top-right and bottom-left are black. The change produces three black squares. </w:t>
+      </w:r>
+      <w:r>
+        <w:rPr>
+          <w:b/>
+        </w:rPr>
+        <w:t>Pixel</w:t>
+      </w:r>
+      <w:r>
+        <w:rPr>
+          <w:b w:val="0"/>
+        </w:rPr>
+        <w:t xml:space="preserve"> values encode an image; object recognition is a separate </w:t>
+      </w:r>
+      <w:r>
+        <w:rPr>
+          <w:b/>
+        </w:rPr>
+        <w:t>interpretation</w:t>
+      </w:r>
+      <w:r>
+        <w:rPr>
+          <w:b w:val="0"/>
+        </w:rPr>
+        <w:t>.</w:t>
+      </w:r>
+    </w:p>
+    <w:p>
+      <w:pPr>
         <w:pStyle w:val="Heading3"/>
       </w:pPr>
       <w:r>
-        <w:t>Teacher key · Worked case answer</w:t>
+        <w:t>Additional transfer practice: a different colour convention</w:t>
       </w:r>
     </w:p>
     <w:p>
       <w:pPr>
         <w:spacing w:line="336" w:lineRule="auto" w:after="180"/>
-        <w:shd w:fill="F1F6FC"/>
-      </w:pPr>
-      <w:r>
-        <w:rPr>
-          <w:b w:val="0"/>
-        </w:rPr>
-        <w:t xml:space="preserve">Initially top-right and bottom-left are black. The change produces three black squares. </w:t>
+      </w:pPr>
+      <w:r>
+        <w:rPr>
+          <w:b w:val="0"/>
+        </w:rPr>
+        <w:t xml:space="preserve">Use 0 for dark and 1 for light. Draw a two-by-two image with rows [1,0] and [0,1]. Then change only the bottom-left </w:t>
       </w:r>
       <w:r>
         <w:rPr>
           <w:b/>
         </w:rPr>
-        <w:t>Pixel</w:t>
-      </w:r>
-      <w:r>
-        <w:rPr>
-          <w:b w:val="0"/>
-        </w:rPr>
-        <w:t xml:space="preserve"> values encode an image; object recognition is a separate </w:t>
-      </w:r>
-      <w:r>
-        <w:rPr>
-          <w:b/>
-        </w:rPr>
-        <w:t>interpretation</w:t>
-      </w:r>
-      <w:r>
-        <w:rPr>
-          <w:b w:val="0"/>
-        </w:rPr>
-        <w:t>.</w:t>
+        <w:t>pixel</w:t>
+      </w:r>
+      <w:r>
+        <w:rPr>
+          <w:b w:val="0"/>
+        </w:rPr>
+        <w:t xml:space="preserve"> to light. Which number changes?</w:t>
       </w:r>
     </w:p>
     <w:p>
@@ -4384,61 +4743,12 @@
         <w:pStyle w:val="Heading3"/>
       </w:pPr>
       <w:r>
-        <w:t>Independent question</w:t>
-      </w:r>
-    </w:p>
-    <w:p>
-      <w:pPr>
-        <w:pStyle w:val="Heading3"/>
-      </w:pPr>
-      <w:r>
-        <w:t>Independent question · withhold the key</w:t>
+        <w:t>Reasoned colour-convention practice answer</w:t>
       </w:r>
     </w:p>
     <w:p>
       <w:pPr>
         <w:spacing w:line="336" w:lineRule="auto" w:after="180"/>
-        <w:shd w:fill="F5F1FB"/>
-      </w:pPr>
-      <w:r>
-        <w:rPr>
-          <w:b w:val="0"/>
-        </w:rPr>
-        <w:t xml:space="preserve">Use 0 for dark and 1 for light. Draw a two-by-two image with rows [1,0] and [0,1]. Then change only the bottom-left </w:t>
-      </w:r>
-      <w:r>
-        <w:rPr>
-          <w:b/>
-        </w:rPr>
-        <w:t>pixel</w:t>
-      </w:r>
-      <w:r>
-        <w:rPr>
-          <w:b w:val="0"/>
-        </w:rPr>
-        <w:t xml:space="preserve"> to light. Which number changes?</w:t>
-      </w:r>
-    </w:p>
-    <w:p>
-      <w:pPr>
-        <w:pStyle w:val="Heading3"/>
-      </w:pPr>
-      <w:r>
-        <w:t>Expected independent answer</w:t>
-      </w:r>
-    </w:p>
-    <w:p>
-      <w:pPr>
-        <w:pStyle w:val="Heading3"/>
-      </w:pPr>
-      <w:r>
-        <w:t>Teacher key · Expected independent answer</w:t>
-      </w:r>
-    </w:p>
-    <w:p>
-      <w:pPr>
-        <w:spacing w:line="336" w:lineRule="auto" w:after="180"/>
-        <w:shd w:fill="F1F6FC"/>
       </w:pPr>
       <w:r>
         <w:rPr>
@@ -4756,82 +5066,244 @@
     </w:p>
     <w:p>
       <w:pPr>
+        <w:spacing w:line="336" w:lineRule="auto" w:after="180"/>
+      </w:pPr>
+      <w:r>
+        <w:rPr>
+          <w:b w:val="0"/>
+        </w:rPr>
+        <w:t xml:space="preserve">Row-major </w:t>
+      </w:r>
+      <w:r>
+        <w:rPr>
+          <w:b/>
+        </w:rPr>
+        <w:t>encoding</w:t>
+      </w:r>
+      <w:r>
+        <w:rPr>
+          <w:b w:val="0"/>
+        </w:rPr>
+        <w:t xml:space="preserve"> is [1,0,1,0,1,0], with shape 2×3. Interpreting the same list column-first gives top [1,1,1] and bottom [0,0,0]. Values need shape and ordering conventions; </w:t>
+      </w:r>
+      <w:r>
+        <w:rPr>
+          <w:b/>
+        </w:rPr>
+        <w:t>encoding</w:t>
+      </w:r>
+      <w:r>
+        <w:rPr>
+          <w:b w:val="0"/>
+        </w:rPr>
+        <w:t xml:space="preserve"> alone does not recognise an object.</w:t>
+      </w:r>
+    </w:p>
+    <w:p>
+      <w:pPr>
         <w:pStyle w:val="Heading3"/>
       </w:pPr>
       <w:r>
-        <w:t>Teacher key · Original transfer answer</w:t>
+        <w:t>Explanations for the additional workbook examples</w:t>
+      </w:r>
+    </w:p>
+    <w:p>
+      <w:pPr>
+        <w:pStyle w:val="Heading3"/>
+      </w:pPr>
+      <w:r>
+        <w:t>W1 Read and reconstruct</w:t>
+      </w:r>
+    </w:p>
+    <w:p>
+      <w:pPr>
+        <w:pStyle w:val="Heading3"/>
+      </w:pPr>
+      <w:r>
+        <w:t>W2 Preserve the missing field</w:t>
+      </w:r>
+    </w:p>
+    <w:p>
+      <w:pPr>
+        <w:pStyle w:val="Heading3"/>
+      </w:pPr>
+      <w:r>
+        <w:t>W3 Test a count feature</w:t>
+      </w:r>
+    </w:p>
+    <w:p>
+      <w:pPr>
+        <w:pStyle w:val="Heading3"/>
+      </w:pPr>
+      <w:r>
+        <w:t>W4 Design a new counterexample</w:t>
       </w:r>
     </w:p>
     <w:p>
       <w:pPr>
         <w:spacing w:line="336" w:lineRule="auto" w:after="180"/>
-        <w:shd w:fill="F1F6FC"/>
-      </w:pPr>
-      <w:r>
-        <w:rPr>
-          <w:b w:val="0"/>
-        </w:rPr>
-        <w:t xml:space="preserve">Row-major </w:t>
+      </w:pPr>
+      <w:r>
+        <w:rPr>
+          <w:b w:val="0"/>
+        </w:rPr>
+        <w:t xml:space="preserve">Create two different images of width 4 and height 2, each with exactly three black </w:t>
       </w:r>
       <w:r>
         <w:rPr>
           <w:b/>
         </w:rPr>
+        <w:t>pixel</w:t>
+      </w:r>
+      <w:r>
+        <w:rPr>
+          <w:b w:val="0"/>
+        </w:rPr>
+        <w:t xml:space="preserve">s. Write both complete row </w:t>
+      </w:r>
+      <w:r>
+        <w:rPr>
+          <w:b/>
+        </w:rPr>
         <w:t>encoding</w:t>
       </w:r>
       <w:r>
         <w:rPr>
           <w:b w:val="0"/>
         </w:rPr>
-        <w:t xml:space="preserve"> is [1,0,1,0,1,0], with shape 2×3. Interpreting the same list column-first gives top [1,1,1] and bottom [0,0,0]. Values need shape and ordering conventions; </w:t>
+        <w:t>s. Explain which fact their shared count retains and which difference it discards.</w:t>
+      </w:r>
+    </w:p>
+    <w:p>
+      <w:pPr>
+        <w:spacing w:line="336" w:lineRule="auto" w:after="180"/>
+      </w:pPr>
+      <w:r>
+        <w:rPr>
+          <w:b w:val="0"/>
+        </w:rPr>
+        <w:t>One valid pair is A [1,1,1,0]/[0,0,0,0] and B [1,0,0,0]/[0,1,0,1]. Both have two rows of four values and three ones. Count retains the number of black positions but discards their locations.</w:t>
+      </w:r>
+    </w:p>
+    <w:p>
+      <w:pPr>
+        <w:spacing w:line="336" w:lineRule="auto" w:after="180"/>
+      </w:pPr>
+      <w:r>
+        <w:rPr>
+          <w:b w:val="0"/>
+        </w:rPr>
+        <w:t>Other valid pairs are accepted if dimensions, counts and arrangements meet the constraints.</w:t>
+      </w:r>
+    </w:p>
+    <w:p>
+      <w:pPr>
+        <w:pStyle w:val="Heading3"/>
+      </w:pPr>
+      <w:r>
+        <w:t>W5 Locate an input problem</w:t>
+      </w:r>
+    </w:p>
+    <w:p>
+      <w:pPr>
+        <w:pStyle w:val="Heading3"/>
+      </w:pPr>
+      <w:r>
+        <w:t>Assess independent transfer</w:t>
+      </w:r>
+    </w:p>
+    <w:p>
+      <w:pPr>
+        <w:pStyle w:val="Heading3"/>
+      </w:pPr>
+      <w:r>
+        <w:t>Selected case answer</w:t>
+      </w:r>
+    </w:p>
+    <w:p>
+      <w:pPr>
+        <w:pStyle w:val="Heading3"/>
+      </w:pPr>
+      <w:r>
+        <w:t>Feedback that the learner uses</w:t>
+      </w:r>
+    </w:p>
+    <w:p>
+      <w:pPr>
+        <w:pStyle w:val="Heading1"/>
+      </w:pPr>
+      <w:r>
+        <w:t>06. Connect, adapt and return</w:t>
+      </w:r>
+    </w:p>
+    <w:p>
+      <w:r>
+        <w:t>Retain the representation and compare it with the question your sorter must answer.</w:t>
+      </w:r>
+    </w:p>
+    <w:p>
+      <w:pPr>
+        <w:pStyle w:val="Heading2"/>
+      </w:pPr>
+      <w:r>
+        <w:t>Project evidence to retain</w:t>
+      </w:r>
+    </w:p>
+    <w:p>
+      <w:pPr>
+        <w:spacing w:line="336" w:lineRule="auto" w:after="180"/>
+      </w:pPr>
+      <w:r>
+        <w:rPr>
+          <w:b w:val="0"/>
+        </w:rPr>
+        <w:t>Choose which visible item features the Classroom Sorter may represent as image measurements and name one feature that lighting could distort.</w:t>
+      </w:r>
+    </w:p>
+    <w:p>
+      <w:pPr>
+        <w:spacing w:line="336" w:lineRule="auto" w:after="180"/>
+      </w:pPr>
+      <w:r>
+        <w:rPr>
+          <w:b w:val="0"/>
+        </w:rPr>
+        <w:t xml:space="preserve">Keep the decision, </w:t>
       </w:r>
       <w:r>
         <w:rPr>
           <w:b/>
         </w:rPr>
-        <w:t>encoding</w:t>
-      </w:r>
-      <w:r>
-        <w:rPr>
-          <w:b w:val="0"/>
-        </w:rPr>
-        <w:t xml:space="preserve"> alone does not recognise an object.</w:t>
-      </w:r>
-    </w:p>
-    <w:p>
-      <w:pPr>
-        <w:pStyle w:val="Heading3"/>
-      </w:pPr>
-      <w:r>
-        <w:t>Explanations for the additional workbook examples</w:t>
-      </w:r>
-    </w:p>
-    <w:p>
-      <w:pPr>
-        <w:pStyle w:val="Heading3"/>
-      </w:pPr>
-      <w:r>
-        <w:t>W1 Read and reconstruct</w:t>
-      </w:r>
-    </w:p>
-    <w:p>
-      <w:pPr>
-        <w:pStyle w:val="Heading3"/>
-      </w:pPr>
-      <w:r>
-        <w:t>Workbook question · W1</w:t>
+        <w:t>input</w:t>
+      </w:r>
+      <w:r>
+        <w:rPr>
+          <w:b w:val="0"/>
+        </w:rPr>
+        <w:t xml:space="preserve">, result, explanation and remaining limitation in the project </w:t>
+      </w:r>
+      <w:r>
+        <w:rPr>
+          <w:b/>
+        </w:rPr>
+        <w:t>evidence</w:t>
+      </w:r>
+      <w:r>
+        <w:rPr>
+          <w:b w:val="0"/>
+        </w:rPr>
+        <w:t xml:space="preserve"> record. Retrieve this record next week rather than restarting the project.</w:t>
       </w:r>
     </w:p>
     <w:p>
       <w:pPr>
         <w:spacing w:line="336" w:lineRule="auto" w:after="180"/>
-        <w:shd w:fill="F5F1FB"/>
-      </w:pPr>
-      <w:r>
-        <w:rPr>
-          <w:b w:val="0"/>
-        </w:rPr>
-        <w:t xml:space="preserve">Using 1 for black and 0 for white, draw width 3, height 2 with rows 1,0,1 and 0,1,0. Read it back into numbers and count black </w:t>
+      </w:pPr>
+      <w:r>
+        <w:rPr>
+          <w:b w:val="0"/>
+        </w:rPr>
+        <w:t>If the sorter uses images, retain dimensions and arrangement rather than assuming a dark-</w:t>
       </w:r>
       <w:r>
         <w:rPr>
@@ -4843,885 +5315,112 @@
         <w:rPr>
           <w:b w:val="0"/>
         </w:rPr>
-        <w:t>s.</w:t>
-      </w:r>
-    </w:p>
-    <w:p>
-      <w:pPr>
-        <w:pStyle w:val="Heading3"/>
-      </w:pPr>
-      <w:r>
-        <w:t>Teacher reasoning · W1</w:t>
+        <w:t xml:space="preserve"> count describes shape.</w:t>
+      </w:r>
+    </w:p>
+    <w:p>
+      <w:pPr>
+        <w:pStyle w:val="Heading2"/>
+      </w:pPr>
+      <w:r>
+        <w:t>Remove access barriers; retain the reasoning</w:t>
       </w:r>
     </w:p>
     <w:p>
       <w:pPr>
         <w:spacing w:line="336" w:lineRule="auto" w:after="180"/>
-        <w:shd w:fill="F1F6FC"/>
-      </w:pPr>
-      <w:r>
-        <w:rPr>
-          <w:b w:val="0"/>
-        </w:rPr>
-        <w:t xml:space="preserve">The upper row has black, white, black; the lower row has white, black, white. Reading back gives the supplied two rows. There are three black </w:t>
+      </w:pPr>
+      <w:r>
+        <w:rPr>
+          <w:b w:val="0"/>
+        </w:rPr>
+        <w:t xml:space="preserve">Use physical cards, spoken explanations and a three-stage drawing. Read aloud without giving the answer. Stretch: compare two </w:t>
       </w:r>
       <w:r>
         <w:rPr>
           <w:b/>
         </w:rPr>
-        <w:t>pixel</w:t>
-      </w:r>
-      <w:r>
-        <w:rPr>
-          <w:b w:val="0"/>
-        </w:rPr>
-        <w:t>s among six total positions.</w:t>
-      </w:r>
-    </w:p>
-    <w:p>
-      <w:pPr>
-        <w:pStyle w:val="Heading3"/>
-      </w:pPr>
-      <w:r>
-        <w:t>W2 Preserve the missing field</w:t>
-      </w:r>
-    </w:p>
-    <w:p>
-      <w:pPr>
-        <w:pStyle w:val="Heading3"/>
-      </w:pPr>
-      <w:r>
-        <w:t>Workbook question · W2</w:t>
+        <w:t>mechanism</w:t>
+      </w:r>
+      <w:r>
+        <w:rPr>
+          <w:b w:val="0"/>
+        </w:rPr>
+        <w:t xml:space="preserve">s with the same visible </w:t>
+      </w:r>
+      <w:r>
+        <w:rPr>
+          <w:b/>
+        </w:rPr>
+        <w:t>output</w:t>
+      </w:r>
+      <w:r>
+        <w:rPr>
+          <w:b w:val="0"/>
+        </w:rPr>
+        <w:t xml:space="preserve"> and explain what </w:t>
+      </w:r>
+      <w:r>
+        <w:rPr>
+          <w:b/>
+        </w:rPr>
+        <w:t>evidence</w:t>
+      </w:r>
+      <w:r>
+        <w:rPr>
+          <w:b w:val="0"/>
+        </w:rPr>
+        <w:t xml:space="preserve"> distinguishes them.</w:t>
       </w:r>
     </w:p>
     <w:p>
       <w:pPr>
         <w:spacing w:line="336" w:lineRule="auto" w:after="180"/>
-        <w:shd w:fill="F5F1FB"/>
-      </w:pPr>
-      <w:r>
-        <w:rPr>
-          <w:b w:val="0"/>
-        </w:rPr>
-        <w:t>A message contains 1,0,0,1,1,0 but gives no dimensions. Show a one-row arrangement and a two-row arrangement using the same values. Name the extra information that would distinguish them.</w:t>
-      </w:r>
-    </w:p>
-    <w:p>
-      <w:pPr>
-        <w:pStyle w:val="Heading3"/>
-      </w:pPr>
-      <w:r>
-        <w:t>Teacher reasoning · W2</w:t>
+      </w:pPr>
+      <w:r>
+        <w:rPr>
+          <w:b w:val="0"/>
+        </w:rPr>
+        <w:t>Provide large tactile or printed cells, with numbers as well as shading so colour is unnecessary. Let learners dictate row values.</w:t>
       </w:r>
     </w:p>
     <w:p>
       <w:pPr>
         <w:spacing w:line="336" w:lineRule="auto" w:after="180"/>
-        <w:shd w:fill="F1F6FC"/>
-      </w:pPr>
-      <w:r>
-        <w:rPr>
-          <w:b w:val="0"/>
-        </w:rPr>
-        <w:t>One row of width 6 is [1,0,0,1,1,0]. Two rows of width 3 are [1,0,0] and [1,1,0]. Specify width and height, plus reading order and colour convention. The values alone do not choose the shape.</w:t>
-      </w:r>
-    </w:p>
-    <w:p>
-      <w:pPr>
-        <w:pStyle w:val="Heading3"/>
-      </w:pPr>
-      <w:r>
-        <w:t>W3 Test a count feature</w:t>
-      </w:r>
-    </w:p>
-    <w:p>
-      <w:pPr>
-        <w:pStyle w:val="Heading3"/>
-      </w:pPr>
-      <w:r>
-        <w:t>Workbook question · W3</w:t>
+      </w:pPr>
+      <w:r>
+        <w:rPr>
+          <w:b w:val="0"/>
+        </w:rPr>
+        <w:t xml:space="preserve">Extension: construct two </w:t>
+      </w:r>
+      <w:r>
+        <w:rPr>
+          <w:b/>
+        </w:rPr>
+        <w:t>grid</w:t>
+      </w:r>
+      <w:r>
+        <w:rPr>
+          <w:b w:val="0"/>
+        </w:rPr>
+        <w:t>s with equal counts in every row but different arrangements, showing that row totals still lose information.</w:t>
       </w:r>
     </w:p>
     <w:p>
       <w:pPr>
         <w:spacing w:line="336" w:lineRule="auto" w:after="180"/>
-        <w:shd w:fill="F5F1FB"/>
-      </w:pPr>
-      <w:r>
-        <w:rPr>
-          <w:b w:val="0"/>
-        </w:rPr>
-        <w:t xml:space="preserve">A classifier receives only the number of black </w:t>
-      </w:r>
-      <w:r>
-        <w:rPr>
-          <w:b/>
-        </w:rPr>
-        <w:t>pixel</w:t>
-      </w:r>
-      <w:r>
-        <w:rPr>
-          <w:b w:val="0"/>
-        </w:rPr>
-        <w:t>s. Can it always distinguish the chapter's cross from every other three by three pattern? Construct a different pattern with the same count and explain.</w:t>
-      </w:r>
-    </w:p>
-    <w:p>
-      <w:pPr>
-        <w:pStyle w:val="Heading3"/>
-      </w:pPr>
-      <w:r>
-        <w:t>Teacher reasoning · W3</w:t>
+      </w:pPr>
+      <w:r>
+        <w:rPr>
+          <w:b w:val="0"/>
+        </w:rPr>
+        <w:t>W4 is secure when both images are two by four, each has three ones, the patterns differ and the explanation identifies lost location information.</w:t>
       </w:r>
     </w:p>
     <w:p>
       <w:pPr>
         <w:spacing w:line="336" w:lineRule="auto" w:after="180"/>
-        <w:shd w:fill="F1F6FC"/>
-      </w:pPr>
-      <w:r>
-        <w:rPr>
-          <w:b w:val="0"/>
-        </w:rPr>
-        <w:t xml:space="preserve">No. Rows [1,1,1], [1,1,0], [0,0,0] have five black </w:t>
-      </w:r>
-      <w:r>
-        <w:rPr>
-          <w:b/>
-        </w:rPr>
-        <w:t>pixel</w:t>
-      </w:r>
-      <w:r>
-        <w:rPr>
-          <w:b w:val="0"/>
-        </w:rPr>
-        <w:t xml:space="preserve">s, as does the cross, but a different arrangement. The classifier receives identical </w:t>
-      </w:r>
-      <w:r>
-        <w:rPr>
-          <w:b/>
-        </w:rPr>
-        <w:t>input</w:t>
-      </w:r>
-      <w:r>
-        <w:rPr>
-          <w:b w:val="0"/>
-        </w:rPr>
-        <w:t xml:space="preserve"> counts for the two, so that feature alone cannot distinguish them.</w:t>
-      </w:r>
-    </w:p>
-    <w:p>
-      <w:pPr>
-        <w:pStyle w:val="Heading3"/>
-      </w:pPr>
-      <w:r>
-        <w:t>W4 Design a new counterexample</w:t>
-      </w:r>
-    </w:p>
-    <w:p>
-      <w:pPr>
-        <w:pStyle w:val="Heading3"/>
-      </w:pPr>
-      <w:r>
-        <w:t>Workbook question · W4</w:t>
-      </w:r>
-    </w:p>
-    <w:p>
-      <w:pPr>
-        <w:spacing w:line="336" w:lineRule="auto" w:after="180"/>
-        <w:shd w:fill="F5F1FB"/>
-      </w:pPr>
-      <w:r>
-        <w:rPr>
-          <w:b w:val="0"/>
-        </w:rPr>
-        <w:t xml:space="preserve">Create two different images of width 4 and height 2, each with exactly three black </w:t>
-      </w:r>
-      <w:r>
-        <w:rPr>
-          <w:b/>
-        </w:rPr>
-        <w:t>pixel</w:t>
-      </w:r>
-      <w:r>
-        <w:rPr>
-          <w:b w:val="0"/>
-        </w:rPr>
-        <w:t xml:space="preserve">s. Write both complete row </w:t>
-      </w:r>
-      <w:r>
-        <w:rPr>
-          <w:b/>
-        </w:rPr>
-        <w:t>encoding</w:t>
-      </w:r>
-      <w:r>
-        <w:rPr>
-          <w:b w:val="0"/>
-        </w:rPr>
-        <w:t>s. Explain which fact their shared count retains and which difference it discards.</w:t>
-      </w:r>
-    </w:p>
-    <w:p>
-      <w:pPr>
-        <w:pStyle w:val="Heading3"/>
-      </w:pPr>
-      <w:r>
-        <w:t>Teacher reasoning · W4</w:t>
-      </w:r>
-    </w:p>
-    <w:p>
-      <w:pPr>
-        <w:spacing w:line="336" w:lineRule="auto" w:after="180"/>
-        <w:shd w:fill="F1F6FC"/>
-      </w:pPr>
-      <w:r>
-        <w:rPr>
-          <w:b w:val="0"/>
-        </w:rPr>
-        <w:t>One valid pair is A [1,1,1,0]/[0,0,0,0] and B [1,0,0,0]/[0,1,0,1]. Both have two rows of four values and three ones. Count retains the number of black positions but discards their locations.</w:t>
-      </w:r>
-    </w:p>
-    <w:p>
-      <w:pPr>
-        <w:spacing w:line="336" w:lineRule="auto" w:after="180"/>
-        <w:shd w:fill="F1F6FC"/>
-      </w:pPr>
-      <w:r>
-        <w:rPr>
-          <w:b w:val="0"/>
-        </w:rPr>
-        <w:t>Other valid pairs are accepted if dimensions, counts and arrangements meet the constraints.</w:t>
-      </w:r>
-    </w:p>
-    <w:p>
-      <w:pPr>
-        <w:pStyle w:val="Heading3"/>
-      </w:pPr>
-      <w:r>
-        <w:t>W5 Locate an input problem</w:t>
-      </w:r>
-    </w:p>
-    <w:p>
-      <w:pPr>
-        <w:pStyle w:val="Heading3"/>
-      </w:pPr>
-      <w:r>
-        <w:t>Workbook question · W5</w:t>
-      </w:r>
-    </w:p>
-    <w:p>
-      <w:pPr>
-        <w:spacing w:line="336" w:lineRule="auto" w:after="180"/>
-        <w:shd w:fill="F5F1FB"/>
-      </w:pPr>
-      <w:r>
-        <w:rPr>
-          <w:b w:val="0"/>
-        </w:rPr>
-        <w:t xml:space="preserve">A program receives the correct </w:t>
-      </w:r>
-      <w:r>
-        <w:rPr>
-          <w:b/>
-        </w:rPr>
-        <w:t>grid</w:t>
-      </w:r>
-      <w:r>
-        <w:rPr>
-          <w:b w:val="0"/>
-        </w:rPr>
-        <w:t xml:space="preserve"> but displays black wherever the code says 0 and white wherever it says 1. A student proposes collecting more classifier examples.</w:t>
-      </w:r>
-    </w:p>
-    <w:p>
-      <w:pPr>
-        <w:spacing w:line="336" w:lineRule="auto" w:after="180"/>
-        <w:shd w:fill="F5F1FB"/>
-      </w:pPr>
-      <w:r>
-        <w:rPr>
-          <w:b w:val="0"/>
-        </w:rPr>
-        <w:t>Identify the earlier mismatch and the first check to perform.</w:t>
-      </w:r>
-    </w:p>
-    <w:p>
-      <w:pPr>
-        <w:pStyle w:val="Heading3"/>
-      </w:pPr>
-      <w:r>
-        <w:t>Teacher reasoning · W5</w:t>
-      </w:r>
-    </w:p>
-    <w:p>
-      <w:pPr>
-        <w:spacing w:line="336" w:lineRule="auto" w:after="180"/>
-        <w:shd w:fill="F1F6FC"/>
-      </w:pPr>
-      <w:r>
-        <w:rPr>
-          <w:b w:val="0"/>
-        </w:rPr>
-        <w:t xml:space="preserve">The display uses the opposite colour convention from the sender. Check and align the </w:t>
-      </w:r>
-      <w:r>
-        <w:rPr>
-          <w:b/>
-        </w:rPr>
-        <w:t>encoding</w:t>
-      </w:r>
-      <w:r>
-        <w:rPr>
-          <w:b w:val="0"/>
-        </w:rPr>
-        <w:t xml:space="preserve">/decoding convention, then reconstruct a known </w:t>
-      </w:r>
-      <w:r>
-        <w:rPr>
-          <w:b/>
-        </w:rPr>
-        <w:t>grid</w:t>
-      </w:r>
-      <w:r>
-        <w:rPr>
-          <w:b w:val="0"/>
-        </w:rPr>
-        <w:t>.</w:t>
-      </w:r>
-    </w:p>
-    <w:p>
-      <w:pPr>
-        <w:spacing w:line="336" w:lineRule="auto" w:after="180"/>
-        <w:shd w:fill="F1F6FC"/>
-      </w:pPr>
-      <w:r>
-        <w:rPr>
-          <w:b w:val="0"/>
-        </w:rPr>
-        <w:t xml:space="preserve">More classifier examples would not be the first repair for this identified </w:t>
-      </w:r>
-      <w:r>
-        <w:rPr>
-          <w:b/>
-        </w:rPr>
-        <w:t>input</w:t>
-      </w:r>
-      <w:r>
-        <w:rPr>
-          <w:b w:val="0"/>
-        </w:rPr>
-        <w:t>/display mismatch.</w:t>
-      </w:r>
-    </w:p>
-    <w:p>
-      <w:pPr>
-        <w:pStyle w:val="Heading3"/>
-      </w:pPr>
-      <w:r>
-        <w:t>Assess independent transfer</w:t>
-      </w:r>
-    </w:p>
-    <w:p>
-      <w:pPr>
-        <w:pStyle w:val="Heading3"/>
-      </w:pPr>
-      <w:r>
-        <w:t>Independent question · withhold the key</w:t>
-      </w:r>
-    </w:p>
-    <w:p>
-      <w:pPr>
-        <w:spacing w:line="336" w:lineRule="auto" w:after="180"/>
-        <w:shd w:fill="F5F1FB"/>
-      </w:pPr>
-      <w:r>
-        <w:rPr>
-          <w:b w:val="0"/>
-        </w:rPr>
-        <w:t xml:space="preserve">Selected case: Create two different images of width 4 and height 2, each with exactly three black </w:t>
-      </w:r>
-      <w:r>
-        <w:rPr>
-          <w:b/>
-        </w:rPr>
-        <w:t>pixel</w:t>
-      </w:r>
-      <w:r>
-        <w:rPr>
-          <w:b w:val="0"/>
-        </w:rPr>
-        <w:t xml:space="preserve">s. Write both complete row </w:t>
-      </w:r>
-      <w:r>
-        <w:rPr>
-          <w:b/>
-        </w:rPr>
-        <w:t>encoding</w:t>
-      </w:r>
-      <w:r>
-        <w:rPr>
-          <w:b w:val="0"/>
-        </w:rPr>
-        <w:t>s. Explain which fact their shared count retains and which difference it discards.</w:t>
-      </w:r>
-    </w:p>
-    <w:p>
-      <w:pPr>
-        <w:pStyle w:val="Heading3"/>
-      </w:pPr>
-      <w:r>
-        <w:t>Selected case answer</w:t>
-      </w:r>
-    </w:p>
-    <w:p>
-      <w:pPr>
-        <w:pStyle w:val="Heading3"/>
-      </w:pPr>
-      <w:r>
-        <w:t>Teacher key · Selected case answer</w:t>
-      </w:r>
-    </w:p>
-    <w:p>
-      <w:pPr>
-        <w:spacing w:line="336" w:lineRule="auto" w:after="180"/>
-        <w:shd w:fill="F1F6FC"/>
-      </w:pPr>
-      <w:r>
-        <w:rPr>
-          <w:b w:val="0"/>
-        </w:rPr>
-        <w:t>One valid pair is A [1,1,1,0]/[0,0,0,0] and B [1,0,0,0]/[0,1,0,1]. Both have two rows of four values and three ones. Count retains the number of black positions but discards their locations.</w:t>
-      </w:r>
-    </w:p>
-    <w:p>
-      <w:pPr>
-        <w:spacing w:line="336" w:lineRule="auto" w:after="180"/>
-        <w:shd w:fill="F1F6FC"/>
-      </w:pPr>
-      <w:r>
-        <w:rPr>
-          <w:b w:val="0"/>
-        </w:rPr>
-        <w:t>Other valid pairs are accepted if dimensions, counts and arrangements meet the constraints.</w:t>
-      </w:r>
-    </w:p>
-    <w:tbl>
-      <w:tblPr>
-        <w:tblStyle w:val="LightShading-Accent1"/>
-        <w:tblW w:type="auto" w:w="0"/>
-        <w:tblLook w:firstColumn="1" w:firstRow="1" w:lastColumn="0" w:lastRow="0" w:noHBand="0" w:noVBand="1" w:val="04A0"/>
-      </w:tblPr>
-      <w:tblGrid>
-        <w:gridCol w:w="5112"/>
-        <w:gridCol w:w="5112"/>
-      </w:tblGrid>
-      <w:tr>
-        <w:trPr>
-          <w:tblHeader/>
-        </w:trPr>
-        <w:tc>
-          <w:tcPr>
-            <w:tcW w:type="dxa" w:w="5112"/>
-          </w:tcPr>
-          <w:p>
-            <w:r>
-              <w:t>Dimension</w:t>
-            </w:r>
-          </w:p>
-        </w:tc>
-        <w:tc>
-          <w:tcPr>
-            <w:tcW w:type="dxa" w:w="5112"/>
-          </w:tcPr>
-          <w:p>
-            <w:r>
-              <w:t>Evidence required</w:t>
-            </w:r>
-          </w:p>
-        </w:tc>
-      </w:tr>
-      <w:tr>
-        <w:tc>
-          <w:tcPr>
-            <w:tcW w:type="dxa" w:w="5112"/>
-          </w:tcPr>
-          <w:p>
-            <w:r>
-              <w:t>Explanation</w:t>
-            </w:r>
-          </w:p>
-        </w:tc>
-        <w:tc>
-          <w:tcPr>
-            <w:tcW w:type="dxa" w:w="5112"/>
-          </w:tcPr>
-          <w:p>
-            <w:r>
-              <w:t>Names the applicable idea or procedure and ties it to the supplied facts.</w:t>
-            </w:r>
-          </w:p>
-        </w:tc>
-      </w:tr>
-      <w:tr>
-        <w:tc>
-          <w:tcPr>
-            <w:tcW w:type="dxa" w:w="5112"/>
-          </w:tcPr>
-          <w:p>
-            <w:r>
-              <w:t>Trace and result</w:t>
-            </w:r>
-          </w:p>
-        </w:tc>
-        <w:tc>
-          <w:tcPr>
-            <w:tcW w:type="dxa" w:w="5112"/>
-          </w:tcPr>
-          <w:p>
-            <w:r>
-              <w:t>Preserves the given inputs and shows the relevant intermediate steps; distinguishes a prediction from an observed execution.</w:t>
-            </w:r>
-          </w:p>
-        </w:tc>
-      </w:tr>
-      <w:tr>
-        <w:tc>
-          <w:tcPr>
-            <w:tcW w:type="dxa" w:w="5112"/>
-          </w:tcPr>
-          <w:p>
-            <w:r>
-              <w:t>Limits</w:t>
-            </w:r>
-          </w:p>
-        </w:tc>
-        <w:tc>
-          <w:tcPr>
-            <w:tcW w:type="dxa" w:w="5112"/>
-          </w:tcPr>
-          <w:p>
-            <w:r>
-              <w:t>States the assumptions, missing evidence or conditions under which the result would change.</w:t>
-            </w:r>
-          </w:p>
-        </w:tc>
-      </w:tr>
-    </w:tbl>
-    <w:p>
-      <w:pPr>
-        <w:pStyle w:val="Heading3"/>
-      </w:pPr>
-      <w:r>
-        <w:t>Teacher key · Selected case answer</w:t>
-      </w:r>
-    </w:p>
-    <w:p>
-      <w:pPr>
-        <w:spacing w:line="336" w:lineRule="auto" w:after="180"/>
-        <w:shd w:fill="F1F6FC"/>
-      </w:pPr>
-      <w:r>
-        <w:rPr>
-          <w:b w:val="0"/>
-        </w:rPr>
-        <w:t>Record each dimension as not yet, with support, or independent. Accept a valid alternative procedure with a defensible trace.</w:t>
-      </w:r>
-    </w:p>
-    <w:p>
-      <w:pPr>
-        <w:spacing w:line="336" w:lineRule="auto" w:after="180"/>
-        <w:shd w:fill="F1F6FC"/>
-      </w:pPr>
-      <w:r>
-        <w:rPr>
-          <w:b w:val="0"/>
-        </w:rPr>
-        <w:t xml:space="preserve">Do not penalise an honestly recorded model failure if the learner correctly explains its </w:t>
-      </w:r>
-      <w:r>
-        <w:rPr>
-          <w:b/>
-        </w:rPr>
-        <w:t>evidence</w:t>
-      </w:r>
-      <w:r>
-        <w:rPr>
-          <w:b w:val="0"/>
-        </w:rPr>
-        <w:t xml:space="preserve"> and limits.</w:t>
-      </w:r>
-    </w:p>
-    <w:p>
-      <w:pPr>
-        <w:pStyle w:val="Heading3"/>
-      </w:pPr>
-      <w:r>
-        <w:t>Feedback that the learner uses</w:t>
-      </w:r>
-    </w:p>
-    <w:p>
-      <w:pPr>
-        <w:spacing w:line="336" w:lineRule="auto" w:after="180"/>
-      </w:pPr>
-      <w:r>
-        <w:rPr>
-          <w:b w:val="0"/>
-        </w:rPr>
-        <w:t>Name the earliest unsupported step and give one action to repair it. Have the learner make that repair now and explain why. Then assess the relevant skill on a fresh, fully specified case.</w:t>
-      </w:r>
-    </w:p>
-    <w:p>
-      <w:pPr>
-        <w:spacing w:line="336" w:lineRule="auto" w:after="180"/>
-      </w:pPr>
-      <w:r>
-        <w:rPr>
-          <w:b w:val="0"/>
-        </w:rPr>
-        <w:t>Confirm it was not previously practised with feedback; solve and check the new case before assigning it. A follow-up design prompt is a starting brief, not automatically an equivalent test.</w:t>
-      </w:r>
-    </w:p>
-    <w:p>
-      <w:pPr>
-        <w:pStyle w:val="Heading1"/>
-      </w:pPr>
-      <w:r>
-        <w:t>06. Connect and extend learning</w:t>
-      </w:r>
-    </w:p>
-    <w:p>
-      <w:r>
-        <w:t>Connect Pictures Become Numbers to Helpful Classroom Sorter, adapt support and plan a later changed-case check.</w:t>
-      </w:r>
-    </w:p>
-    <w:p>
-      <w:pPr>
-        <w:pStyle w:val="Heading3"/>
-      </w:pPr>
-      <w:r>
-        <w:t>Helpful Classroom Sorter</w:t>
-      </w:r>
-    </w:p>
-    <w:p>
-      <w:pPr>
-        <w:spacing w:line="336" w:lineRule="auto" w:after="180"/>
-      </w:pPr>
-      <w:r>
-        <w:rPr>
-          <w:b w:val="0"/>
-        </w:rPr>
-        <w:t>Choose which visible item features the Classroom Sorter may represent as image measurements and name one feature that lighting could distort.</w:t>
-      </w:r>
-    </w:p>
-    <w:p>
-      <w:pPr>
-        <w:spacing w:line="336" w:lineRule="auto" w:after="180"/>
-      </w:pPr>
-      <w:r>
-        <w:rPr>
-          <w:b w:val="0"/>
-        </w:rPr>
-        <w:t xml:space="preserve">Keep the decision, </w:t>
-      </w:r>
-      <w:r>
-        <w:rPr>
-          <w:b/>
-        </w:rPr>
-        <w:t>input</w:t>
-      </w:r>
-      <w:r>
-        <w:rPr>
-          <w:b w:val="0"/>
-        </w:rPr>
-        <w:t xml:space="preserve">, result, explanation and remaining limitation in the project </w:t>
-      </w:r>
-      <w:r>
-        <w:rPr>
-          <w:b/>
-        </w:rPr>
-        <w:t>evidence</w:t>
-      </w:r>
-      <w:r>
-        <w:rPr>
-          <w:b w:val="0"/>
-        </w:rPr>
-        <w:t xml:space="preserve"> record. Retrieve this record next week rather than restarting the project.</w:t>
-      </w:r>
-    </w:p>
-    <w:p>
-      <w:pPr>
-        <w:pStyle w:val="Heading3"/>
-      </w:pPr>
-      <w:r>
-        <w:t>Support and stretch</w:t>
-      </w:r>
-    </w:p>
-    <w:p>
-      <w:pPr>
-        <w:spacing w:line="336" w:lineRule="auto" w:after="180"/>
-      </w:pPr>
-      <w:r>
-        <w:rPr>
-          <w:b w:val="0"/>
-        </w:rPr>
-        <w:t xml:space="preserve">Use physical cards, spoken explanations and a three-stage drawing. Read aloud without giving the answer. Stretch: compare two </w:t>
-      </w:r>
-      <w:r>
-        <w:rPr>
-          <w:b/>
-        </w:rPr>
-        <w:t>mechanism</w:t>
-      </w:r>
-      <w:r>
-        <w:rPr>
-          <w:b w:val="0"/>
-        </w:rPr>
-        <w:t xml:space="preserve">s with the same visible </w:t>
-      </w:r>
-      <w:r>
-        <w:rPr>
-          <w:b/>
-        </w:rPr>
-        <w:t>output</w:t>
-      </w:r>
-      <w:r>
-        <w:rPr>
-          <w:b w:val="0"/>
-        </w:rPr>
-        <w:t xml:space="preserve"> and explain what </w:t>
-      </w:r>
-      <w:r>
-        <w:rPr>
-          <w:b/>
-        </w:rPr>
-        <w:t>evidence</w:t>
-      </w:r>
-      <w:r>
-        <w:rPr>
-          <w:b w:val="0"/>
-        </w:rPr>
-        <w:t xml:space="preserve"> distinguishes them.</w:t>
-      </w:r>
-    </w:p>
-    <w:p>
-      <w:pPr>
-        <w:pStyle w:val="Heading3"/>
-      </w:pPr>
-      <w:r>
-        <w:t>Exit reflection</w:t>
-      </w:r>
-    </w:p>
-    <w:p>
-      <w:pPr>
-        <w:spacing w:line="336" w:lineRule="auto" w:after="180"/>
-      </w:pPr>
-      <w:r>
-        <w:rPr>
-          <w:b w:val="0"/>
-        </w:rPr>
-        <w:t xml:space="preserve">Ask for one decision the learner can now justify and one situation requiring more </w:t>
-      </w:r>
-      <w:r>
-        <w:rPr>
-          <w:b/>
-        </w:rPr>
-        <w:t>evidence</w:t>
-      </w:r>
-      <w:r>
-        <w:rPr>
-          <w:b w:val="0"/>
-        </w:rPr>
-        <w:t xml:space="preserve"> or human review. Confidence ratings are separate from correct independent performance.</w:t>
-      </w:r>
-    </w:p>
-    <w:p>
-      <w:pPr>
-        <w:pStyle w:val="Heading3"/>
-      </w:pPr>
-      <w:r>
-        <w:t>Bridge to the next week</w:t>
-      </w:r>
-    </w:p>
-    <w:p>
-      <w:pPr>
-        <w:spacing w:line="336" w:lineRule="auto" w:after="180"/>
-      </w:pPr>
-      <w:r>
-        <w:rPr>
-          <w:b w:val="0"/>
-        </w:rPr>
-        <w:t xml:space="preserve">Next: Week 6: Sound Becomes a Signal. Retrieve today’s </w:t>
-      </w:r>
-      <w:r>
-        <w:rPr>
-          <w:b/>
-        </w:rPr>
-        <w:t>evidence</w:t>
-      </w:r>
-      <w:r>
-        <w:rPr>
-          <w:b w:val="0"/>
-        </w:rPr>
-        <w:t xml:space="preserve"> and identify what carries forward and what is new.</w:t>
-      </w:r>
-    </w:p>
-    <w:p>
-      <w:pPr>
-        <w:pStyle w:val="Heading3"/>
-      </w:pPr>
-      <w:r>
-        <w:t>Support and fresh reassessment</w:t>
-      </w:r>
-    </w:p>
-    <w:p>
-      <w:pPr>
-        <w:spacing w:line="336" w:lineRule="auto" w:after="180"/>
-      </w:pPr>
-      <w:r>
-        <w:rPr>
-          <w:b w:val="0"/>
-        </w:rPr>
-        <w:t>Provide large tactile or printed cells, with numbers as well as shading so colour is unnecessary. Let learners dictate row values.</w:t>
-      </w:r>
-    </w:p>
-    <w:p>
-      <w:pPr>
-        <w:spacing w:line="336" w:lineRule="auto" w:after="180"/>
-      </w:pPr>
-      <w:r>
-        <w:rPr>
-          <w:b w:val="0"/>
-        </w:rPr>
-        <w:t xml:space="preserve">Extension: construct two </w:t>
-      </w:r>
-      <w:r>
-        <w:rPr>
-          <w:b/>
-        </w:rPr>
-        <w:t>grid</w:t>
-      </w:r>
-      <w:r>
-        <w:rPr>
-          <w:b w:val="0"/>
-        </w:rPr>
-        <w:t>s with equal counts in every row but different arrangements, showing that row totals still lose information.</w:t>
-      </w:r>
-    </w:p>
-    <w:p>
-      <w:pPr>
-        <w:spacing w:line="336" w:lineRule="auto" w:after="180"/>
-      </w:pPr>
-      <w:r>
-        <w:rPr>
-          <w:b w:val="0"/>
-        </w:rPr>
-        <w:t>W4 is secure when both images are two by four, each has three ones, the patterns differ and the explanation identifies lost location information.</w:t>
-      </w:r>
-    </w:p>
-    <w:p>
-      <w:pPr>
-        <w:spacing w:line="336" w:lineRule="auto" w:after="180"/>
       </w:pPr>
       <w:r>
         <w:rPr>
@@ -5732,21 +5431,10 @@
     </w:p>
     <w:p>
       <w:pPr>
-        <w:spacing w:line="336" w:lineRule="auto" w:after="180"/>
-      </w:pPr>
-      <w:r>
-        <w:rPr>
-          <w:b w:val="0"/>
-        </w:rPr>
-        <w:t>Week 6 transfers the idea of ordered numerical representations to sound, where the positions refer to times rather than image locations.</w:t>
-      </w:r>
-    </w:p>
-    <w:p>
-      <w:pPr>
-        <w:pStyle w:val="Heading3"/>
-      </w:pPr>
-      <w:r>
-        <w:t>Plan the delayed return</w:t>
+        <w:pStyle w:val="Heading2"/>
+      </w:pPr>
+      <w:r>
+        <w:t>Plan the delayed check</w:t>
       </w:r>
     </w:p>
     <w:p>
@@ -5963,60 +5651,176 @@
     </w:p>
     <w:p>
       <w:pPr>
+        <w:pStyle w:val="Heading2"/>
+      </w:pPr>
+      <w:r>
+        <w:t>Bridge from pixel positions to sound times</w:t>
+      </w:r>
+    </w:p>
+    <w:p>
+      <w:pPr>
+        <w:spacing w:line="336" w:lineRule="auto" w:after="180"/>
+      </w:pPr>
+      <w:r>
+        <w:rPr>
+          <w:b w:val="0"/>
+        </w:rPr>
+        <w:t xml:space="preserve">Ask for one decision the learner can now justify and one situation requiring more </w:t>
+      </w:r>
+      <w:r>
+        <w:rPr>
+          <w:b/>
+        </w:rPr>
+        <w:t>evidence</w:t>
+      </w:r>
+      <w:r>
+        <w:rPr>
+          <w:b w:val="0"/>
+        </w:rPr>
+        <w:t xml:space="preserve"> or human review. Confidence ratings are separate from correct independent performance.</w:t>
+      </w:r>
+    </w:p>
+    <w:p>
+      <w:pPr>
+        <w:spacing w:line="336" w:lineRule="auto" w:after="180"/>
+      </w:pPr>
+      <w:r>
+        <w:rPr>
+          <w:b w:val="0"/>
+        </w:rPr>
+        <w:t xml:space="preserve">Next: Week 6: Sound Becomes a Signal. Retrieve today’s </w:t>
+      </w:r>
+      <w:r>
+        <w:rPr>
+          <w:b/>
+        </w:rPr>
+        <w:t>evidence</w:t>
+      </w:r>
+      <w:r>
+        <w:rPr>
+          <w:b w:val="0"/>
+        </w:rPr>
+        <w:t xml:space="preserve"> and identify what carries forward and what is new.</w:t>
+      </w:r>
+    </w:p>
+    <w:p>
+      <w:pPr>
+        <w:spacing w:line="336" w:lineRule="auto" w:after="180"/>
+      </w:pPr>
+      <w:r>
+        <w:rPr>
+          <w:b w:val="0"/>
+        </w:rPr>
+        <w:t>Week 6 transfers the idea of ordered numerical representations to sound, where the positions refer to times rather than image locations.</w:t>
+      </w:r>
+    </w:p>
+    <w:p>
+      <w:pPr>
+        <w:pStyle w:val="Heading2"/>
+      </w:pPr>
+      <w:r>
+        <w:t>Earlier wording, alternative practice and picture transcripts · reference / check after trying</w:t>
+      </w:r>
+    </w:p>
+    <w:p>
+      <w:pPr>
+        <w:spacing w:line="336" w:lineRule="auto" w:after="180"/>
+      </w:pPr>
+      <w:r>
+        <w:rPr>
+          <w:b w:val="0"/>
+        </w:rPr>
+        <w:t>Connect and extend learning</w:t>
+      </w:r>
+    </w:p>
+    <w:p>
+      <w:pPr>
         <w:pStyle w:val="Heading3"/>
       </w:pPr>
       <w:r>
+        <w:t>Helpful Classroom Sorter</w:t>
+      </w:r>
+    </w:p>
+    <w:p>
+      <w:pPr>
+        <w:pStyle w:val="Heading3"/>
+      </w:pPr>
+      <w:r>
+        <w:t>Support and stretch</w:t>
+      </w:r>
+    </w:p>
+    <w:p>
+      <w:pPr>
+        <w:pStyle w:val="Heading3"/>
+      </w:pPr>
+      <w:r>
+        <w:t>Exit reflection</w:t>
+      </w:r>
+    </w:p>
+    <w:p>
+      <w:pPr>
+        <w:pStyle w:val="Heading3"/>
+      </w:pPr>
+      <w:r>
+        <w:t>Bridge to the next week</w:t>
+      </w:r>
+    </w:p>
+    <w:p>
+      <w:pPr>
+        <w:pStyle w:val="Heading3"/>
+      </w:pPr>
+      <w:r>
+        <w:t>Support and fresh reassessment</w:t>
+      </w:r>
+    </w:p>
+    <w:p>
+      <w:pPr>
+        <w:pStyle w:val="Heading3"/>
+      </w:pPr>
+      <w:r>
+        <w:t>Plan the delayed return</w:t>
+      </w:r>
+    </w:p>
+    <w:p>
+      <w:pPr>
+        <w:pStyle w:val="Heading3"/>
+      </w:pPr>
+      <w:r>
         <w:t>Project evidence from this case</w:t>
       </w:r>
     </w:p>
     <w:p>
       <w:pPr>
+        <w:pStyle w:val="Heading1"/>
+      </w:pPr>
+      <w:r>
+        <w:t>Reference bank and extra practice</w:t>
+      </w:r>
+    </w:p>
+    <w:p>
+      <w:pPr>
+        <w:pStyle w:val="Heading1"/>
+      </w:pPr>
+      <w:r>
+        <w:t>07. Reference: alternative planning checklist</w:t>
+      </w:r>
+    </w:p>
+    <w:p>
+      <w:r>
+        <w:t>Use as a reminder beside the main route rather than a second complete lesson.</w:t>
+      </w:r>
+    </w:p>
+    <w:p>
+      <w:pPr>
+        <w:pStyle w:val="Heading2"/>
+      </w:pPr>
+      <w:r>
+        <w:t>Preparation and schedule</w:t>
+      </w:r>
+    </w:p>
+    <w:p>
+      <w:pPr>
         <w:spacing w:line="336" w:lineRule="auto" w:after="180"/>
-      </w:pPr>
-      <w:r>
-        <w:rPr>
-          <w:b w:val="0"/>
-        </w:rPr>
-        <w:t>If the sorter uses images, retain dimensions and arrangement rather than assuming a dark-</w:t>
-      </w:r>
-      <w:r>
-        <w:rPr>
-          <w:b/>
-        </w:rPr>
-        <w:t>pixel</w:t>
-      </w:r>
-      <w:r>
-        <w:rPr>
-          <w:b w:val="0"/>
-        </w:rPr>
-        <w:t xml:space="preserve"> count describes shape.</w:t>
-      </w:r>
-    </w:p>
-    <w:p>
-      <w:pPr>
-        <w:pStyle w:val="Heading1"/>
-      </w:pPr>
-      <w:r>
-        <w:t>07. Prepare, teach and assess</w:t>
-      </w:r>
-    </w:p>
-    <w:p>
-      <w:r>
-        <w:t>Use this preparation summary alongside the detailed Pictures Become Numbers lesson; it is a checklist rather than a replacement for the full sequence.</w:t>
-      </w:r>
-    </w:p>
-    <w:p>
-      <w:pPr>
-        <w:pStyle w:val="Heading3"/>
-      </w:pPr>
-      <w:r>
-        <w:t>Teaching target</w:t>
-      </w:r>
-    </w:p>
-    <w:p>
-      <w:pPr>
-        <w:spacing w:line="336" w:lineRule="auto" w:after="180"/>
-        <w:shd w:fill="EDF7F3"/>
       </w:pPr>
       <w:r>
         <w:rPr>
@@ -6205,6 +6009,14 @@
     </w:tbl>
     <w:p>
       <w:pPr>
+        <w:pStyle w:val="Heading2"/>
+      </w:pPr>
+      <w:r>
+        <w:t>Practice and assessment reminders</w:t>
+      </w:r>
+    </w:p>
+    <w:p>
+      <w:pPr>
         <w:spacing w:line="336" w:lineRule="auto" w:after="180"/>
       </w:pPr>
       <w:r>
@@ -6227,16 +6039,7 @@
     </w:p>
     <w:p>
       <w:pPr>
-        <w:pStyle w:val="Heading3"/>
-      </w:pPr>
-      <w:r>
-        <w:t>Supported practice answer</w:t>
-      </w:r>
-    </w:p>
-    <w:p>
-      <w:pPr>
         <w:spacing w:line="336" w:lineRule="auto" w:after="180"/>
-        <w:shd w:fill="F1F6FC"/>
       </w:pPr>
       <w:r>
         <w:rPr>
@@ -6281,16 +6084,7 @@
     </w:p>
     <w:p>
       <w:pPr>
-        <w:pStyle w:val="Heading3"/>
-      </w:pPr>
-      <w:r>
-        <w:t>Repair the misconception</w:t>
-      </w:r>
-    </w:p>
-    <w:p>
-      <w:pPr>
         <w:spacing w:line="336" w:lineRule="auto" w:after="180"/>
-        <w:shd w:fill="FFF5E6"/>
       </w:pPr>
       <w:r>
         <w:rPr>
@@ -6325,16 +6119,7 @@
     </w:p>
     <w:p>
       <w:pPr>
-        <w:pStyle w:val="Heading3"/>
-      </w:pPr>
-      <w:r>
-        <w:t>Support without giving away the answer</w:t>
-      </w:r>
-    </w:p>
-    <w:p>
-      <w:pPr>
         <w:spacing w:line="336" w:lineRule="auto" w:after="180"/>
-        <w:shd w:fill="F1F6F8"/>
       </w:pPr>
       <w:r>
         <w:rPr>
@@ -6357,16 +6142,7 @@
     </w:p>
     <w:p>
       <w:pPr>
-        <w:pStyle w:val="Heading3"/>
-      </w:pPr>
-      <w:r>
-        <w:t>Extend the reasoning</w:t>
-      </w:r>
-    </w:p>
-    <w:p>
-      <w:pPr>
         <w:spacing w:line="336" w:lineRule="auto" w:after="180"/>
-        <w:shd w:fill="F5F1FB"/>
       </w:pPr>
       <w:r>
         <w:rPr>
@@ -6426,7 +6202,6 @@
     <w:p>
       <w:pPr>
         <w:spacing w:line="336" w:lineRule="auto" w:after="180"/>
-        <w:shd w:fill="F5F1FB"/>
       </w:pPr>
       <w:r>
         <w:rPr>
@@ -6449,16 +6224,7 @@
     </w:p>
     <w:p>
       <w:pPr>
-        <w:pStyle w:val="Heading3"/>
-      </w:pPr>
-      <w:r>
-        <w:t>Protect the independent attempt</w:t>
-      </w:r>
-    </w:p>
-    <w:p>
-      <w:pPr>
         <w:spacing w:line="336" w:lineRule="auto" w:after="180"/>
-        <w:shd w:fill="FFF5E6"/>
       </w:pPr>
       <w:r>
         <w:rPr>
@@ -6653,16 +6419,7 @@
     </w:tbl>
     <w:p>
       <w:pPr>
-        <w:pStyle w:val="Heading3"/>
-      </w:pPr>
-      <w:r>
-        <w:t>Project checkpoint</w:t>
-      </w:r>
-    </w:p>
-    <w:p>
-      <w:pPr>
         <w:spacing w:line="336" w:lineRule="auto" w:after="180"/>
-        <w:shd w:fill="EDF7F3"/>
       </w:pPr>
       <w:r>
         <w:rPr>
@@ -6711,12 +6468,20 @@
         <w:pStyle w:val="Heading1"/>
       </w:pPr>
       <w:r>
-        <w:t>08. Use feedback, labs and repair paths</w:t>
-      </w:r>
-    </w:p>
-    <w:p>
-      <w:r>
-        <w:t>Use feedback, earlier review and portfolios purposefully. Apply the coding routine only when this lesson has an executable lab.</w:t>
+        <w:t>08. Reference: feedback and records</w:t>
+      </w:r>
+    </w:p>
+    <w:p>
+      <w:r>
+        <w:t>The paper decoder needs no coding account; use tools to retain useful evidence.</w:t>
+      </w:r>
+    </w:p>
+    <w:p>
+      <w:pPr>
+        <w:pStyle w:val="Heading2"/>
+      </w:pPr>
+      <w:r>
+        <w:t>Separate practice and independent evidence</w:t>
       </w:r>
     </w:p>
     <w:p>
@@ -6755,10 +6520,52 @@
     </w:p>
     <w:p>
       <w:pPr>
-        <w:pStyle w:val="Heading3"/>
-      </w:pPr>
-      <w:r>
-        <w:t>For later coding lessons</w:t>
+        <w:pStyle w:val="Heading2"/>
+      </w:pPr>
+      <w:r>
+        <w:t>Repair and portfolio records</w:t>
+      </w:r>
+    </w:p>
+    <w:p>
+      <w:pPr>
+        <w:spacing w:line="336" w:lineRule="auto" w:after="180"/>
+      </w:pPr>
+      <w:r>
+        <w:rPr>
+          <w:b w:val="0"/>
+        </w:rPr>
+        <w:t>Use the earlier worked-explanation links to address a specific missing building block, then return to the current question. Adapt this suggestion after observing the learner; it is not an automatic diagnosis.</w:t>
+      </w:r>
+    </w:p>
+    <w:p>
+      <w:pPr>
+        <w:spacing w:line="336" w:lineRule="auto" w:after="180"/>
+      </w:pPr>
+      <w:r>
+        <w:rPr>
+          <w:b w:val="0"/>
+        </w:rPr>
+        <w:t xml:space="preserve">Collect the completed-work portfolio as </w:t>
+      </w:r>
+      <w:r>
+        <w:rPr>
+          <w:b/>
+        </w:rPr>
+        <w:t>evidence</w:t>
+      </w:r>
+      <w:r>
+        <w:rPr>
+          <w:b w:val="0"/>
+        </w:rPr>
+        <w:t>. Record support separately from correctness, and assess explanation, trace/test and limitations. Progress ticks and quiz selections alone do not establish mastery.</w:t>
+      </w:r>
+    </w:p>
+    <w:p>
+      <w:pPr>
+        <w:pStyle w:val="Heading2"/>
+      </w:pPr>
+      <w:r>
+        <w:t>Earlier wording, alternative practice and picture transcripts · reference / check after trying</w:t>
       </w:r>
     </w:p>
     <w:p>
@@ -6769,7 +6576,6 @@
     <w:p>
       <w:pPr>
         <w:spacing w:line="336" w:lineRule="auto" w:after="180"/>
-        <w:shd w:fill="F1F6F8"/>
       </w:pPr>
       <w:r>
         <w:rPr>
@@ -6792,77 +6598,20 @@
     </w:p>
     <w:p>
       <w:pPr>
-        <w:spacing w:line="336" w:lineRule="auto" w:after="180"/>
-      </w:pPr>
-      <w:r>
-        <w:rPr>
-          <w:b w:val="0"/>
-        </w:rPr>
-        <w:t>Use the earlier worked-explanation links to address a specific missing building block, then return to the current question. Adapt this suggestion after observing the learner; it is not an automatic diagnosis.</w:t>
-      </w:r>
-    </w:p>
-    <w:p>
-      <w:pPr>
-        <w:spacing w:line="336" w:lineRule="auto" w:after="180"/>
-      </w:pPr>
-      <w:r>
-        <w:rPr>
-          <w:b w:val="0"/>
-        </w:rPr>
-        <w:t xml:space="preserve">Collect the completed-work portfolio as </w:t>
-      </w:r>
-      <w:r>
-        <w:rPr>
-          <w:b/>
-        </w:rPr>
-        <w:t>evidence</w:t>
-      </w:r>
-      <w:r>
-        <w:rPr>
-          <w:b w:val="0"/>
-        </w:rPr>
-        <w:t>. Record support separately from correctness, and assess explanation, trace/test and limitations. Progress ticks and quiz selections alone do not establish mastery.</w:t>
-      </w:r>
-    </w:p>
-    <w:p>
-      <w:pPr>
         <w:pStyle w:val="Heading1"/>
       </w:pPr>
       <w:r>
-        <w:t>09. Visual concept journey</w:t>
-      </w:r>
-    </w:p>
-    <w:p>
-      <w:r>
-        <w:t>Show one Pictures Become Numbers graphic at a time, request a prediction and discuss its trace before the independent assessment.</w:t>
-      </w:r>
-    </w:p>
-    <w:p>
-      <w:pPr>
-        <w:spacing w:line="336" w:lineRule="auto" w:after="180"/>
-      </w:pPr>
-      <w:r>
-        <w:rPr>
-          <w:b w:val="0"/>
-        </w:rPr>
-        <w:t xml:space="preserve">Use one picture at a time. Hide a worked result before asking for a </w:t>
-      </w:r>
-      <w:r>
-        <w:rPr>
-          <w:b/>
-        </w:rPr>
-        <w:t>prediction</w:t>
-      </w:r>
-      <w:r>
-        <w:rPr>
-          <w:b w:val="0"/>
-        </w:rPr>
-        <w:t>, then reveal it for feedback. These are supported teaching cases; retain the separate independent assessment for a fresh first attempt.</w:t>
-      </w:r>
-    </w:p>
-    <w:p>
-      <w:pPr>
-        <w:pStyle w:val="Heading3"/>
+        <w:t>09. Reference: teach with the six pictures</w:t>
+      </w:r>
+    </w:p>
+    <w:p>
+      <w:r>
+        <w:t>Choose the graphic for the teaching move, then connect it to the explanation.</w:t>
+      </w:r>
+    </w:p>
+    <w:p>
+      <w:pPr>
+        <w:pStyle w:val="Heading2"/>
       </w:pPr>
       <w:r>
         <w:t>01. Pictures Become Numbers: the case</w:t>
@@ -6873,7 +6622,7 @@
         <w:drawing>
           <wp:inline xmlns:a="http://schemas.openxmlformats.org/drawingml/2006/main" xmlns:pic="http://schemas.openxmlformats.org/drawingml/2006/picture">
             <wp:extent cx="5486400" cy="2834640"/>
-            <wp:docPr id="3" name="Picture 3" descr="Two fictional 2-by-3 pixel badges contain the same number of dark squares. Supplied facts: Dark=1, light=0; rows are read top to bottom, left to right. Badge A rows: 1,0,1 / 0,1,0. Badge B: 1,1,1 / 0,0,0."/>
+            <wp:docPr id="6" name="Picture 6" descr="Two fictional 2-by-3 pixel badges contain the same number of dark squares. Supplied facts: Dark=1, light=0; rows are read top to bottom, left to right. Badge A rows: 1,0,1 / 0,1,0. Badge B: 1,1,1 / 0,0,0."/>
             <wp:cNvGraphicFramePr>
               <a:graphicFrameLocks noChangeAspect="1"/>
             </wp:cNvGraphicFramePr>
@@ -6885,7 +6634,7 @@
                     <pic:cNvPicPr/>
                   </pic:nvPicPr>
                   <pic:blipFill>
-                    <a:blip r:embed="rId11"/>
+                    <a:blip r:embed="rId14"/>
                     <a:stretch>
                       <a:fillRect/>
                     </a:stretch>
@@ -6930,7 +6679,6 @@
     <w:p>
       <w:pPr>
         <w:spacing w:line="336" w:lineRule="auto" w:after="180"/>
-        <w:shd w:fill="F5F1FB"/>
       </w:pPr>
       <w:r>
         <w:rPr>
@@ -6941,16 +6689,7 @@
     </w:p>
     <w:p>
       <w:pPr>
-        <w:pStyle w:val="Heading3"/>
-      </w:pPr>
-      <w:r>
-        <w:t>Discuss while showing the picture</w:t>
-      </w:r>
-    </w:p>
-    <w:p>
-      <w:pPr>
         <w:spacing w:line="336" w:lineRule="auto" w:after="180"/>
-        <w:shd w:fill="F1F6F8"/>
       </w:pPr>
       <w:r>
         <w:rPr>
@@ -6961,7 +6700,7 @@
     </w:p>
     <w:p>
       <w:pPr>
-        <w:pStyle w:val="Heading3"/>
+        <w:pStyle w:val="Heading2"/>
       </w:pPr>
       <w:r>
         <w:t>02. Follow the deciding steps</w:t>
@@ -6972,7 +6711,7 @@
         <w:drawing>
           <wp:inline xmlns:a="http://schemas.openxmlformats.org/drawingml/2006/main" xmlns:pic="http://schemas.openxmlformats.org/drawingml/2006/picture">
             <wp:extent cx="5486400" cy="4005072"/>
-            <wp:docPr id="4" name="Picture 4" descr="Pixel convention: Each image has two rows and three columns; 1 means dark. → Badge A: Top 101, bottom 010: three dark pixels. → Badge B: Top 111, bottom 000: also three dark pixels. → Compare arrangements: The totals agree, but middle-top and middle-bottom positions differ."/>
+            <wp:docPr id="7" name="Picture 7" descr="Pixel convention: Each image has two rows and three columns; 1 means dark. → Badge A: Top 101, bottom 010: three dark pixels. → Badge B: Top 111, bottom 000: also three dark pixels. → Compare arrangements: The totals agree, but middle-top and middle-bottom positions differ."/>
             <wp:cNvGraphicFramePr>
               <a:graphicFrameLocks noChangeAspect="1"/>
             </wp:cNvGraphicFramePr>
@@ -6984,7 +6723,7 @@
                     <pic:cNvPicPr/>
                   </pic:nvPicPr>
                   <pic:blipFill>
-                    <a:blip r:embed="rId12"/>
+                    <a:blip r:embed="rId10"/>
                     <a:stretch>
                       <a:fillRect/>
                     </a:stretch>
@@ -7047,7 +6786,6 @@
     <w:p>
       <w:pPr>
         <w:spacing w:line="336" w:lineRule="auto" w:after="180"/>
-        <w:shd w:fill="F5F1FB"/>
       </w:pPr>
       <w:r>
         <w:rPr>
@@ -7070,16 +6808,7 @@
     </w:p>
     <w:p>
       <w:pPr>
-        <w:pStyle w:val="Heading3"/>
-      </w:pPr>
-      <w:r>
-        <w:t>Discuss while showing the picture</w:t>
-      </w:r>
-    </w:p>
-    <w:p>
-      <w:pPr>
         <w:spacing w:line="336" w:lineRule="auto" w:after="180"/>
-        <w:shd w:fill="F1F6F8"/>
       </w:pPr>
       <w:r>
         <w:rPr>
@@ -7102,7 +6831,7 @@
     </w:p>
     <w:p>
       <w:pPr>
-        <w:pStyle w:val="Heading3"/>
+        <w:pStyle w:val="Heading2"/>
       </w:pPr>
       <w:r>
         <w:t>03. Pixel positions: two badges, same dark count</w:t>
@@ -7113,7 +6842,7 @@
         <w:drawing>
           <wp:inline xmlns:a="http://schemas.openxmlformats.org/drawingml/2006/main" xmlns:pic="http://schemas.openxmlformats.org/drawingml/2006/picture">
             <wp:extent cx="5486400" cy="3938016"/>
-            <wp:docPr id="5" name="Picture 5" descr="Pixel positions: two badges, same dark count. A top: Left = 1, Middle = 0, Right = 1. A bottom: Left = 0, Middle = 1, Right = 0. B top: Left = 1, Middle = 1, Right = 1. B bottom: Left = 0, Middle = 0, Right = 0."/>
+            <wp:docPr id="8" name="Picture 8" descr="Pixel positions: two badges, same dark count. A top: Left = 1, Middle = 0, Right = 1. A bottom: Left = 0, Middle = 1, Right = 0. B top: Left = 1, Middle = 1, Right = 1. B bottom: Left = 0, Middle = 0, Right = 0."/>
             <wp:cNvGraphicFramePr>
               <a:graphicFrameLocks noChangeAspect="1"/>
             </wp:cNvGraphicFramePr>
@@ -7164,7 +6893,6 @@
     <w:p>
       <w:pPr>
         <w:spacing w:line="336" w:lineRule="auto" w:after="180"/>
-        <w:shd w:fill="F5F1FB"/>
       </w:pPr>
       <w:r>
         <w:rPr>
@@ -7175,16 +6903,7 @@
     </w:p>
     <w:p>
       <w:pPr>
-        <w:pStyle w:val="Heading3"/>
-      </w:pPr>
-      <w:r>
-        <w:t>Discuss while showing the picture</w:t>
-      </w:r>
-    </w:p>
-    <w:p>
-      <w:pPr>
         <w:spacing w:line="336" w:lineRule="auto" w:after="180"/>
-        <w:shd w:fill="F1F6F8"/>
       </w:pPr>
       <w:r>
         <w:rPr>
@@ -7196,7 +6915,6 @@
     <w:p>
       <w:pPr>
         <w:spacing w:line="336" w:lineRule="auto" w:after="180"/>
-        <w:shd w:fill="F1F6F8"/>
       </w:pPr>
       <w:r>
         <w:rPr>
@@ -7207,7 +6925,7 @@
     </w:p>
     <w:p>
       <w:pPr>
-        <w:pStyle w:val="Heading3"/>
+        <w:pStyle w:val="Heading2"/>
       </w:pPr>
       <w:r>
         <w:t>04. Change one thing. Trace what follows.</w:t>
@@ -7218,7 +6936,7 @@
         <w:drawing>
           <wp:inline xmlns:a="http://schemas.openxmlformats.org/drawingml/2006/main" xmlns:pic="http://schemas.openxmlformats.org/drawingml/2006/picture">
             <wp:extent cx="5486400" cy="3026664"/>
-            <wp:docPr id="6" name="Picture 6" descr="Original case: The totals agree, but middle-top and middle-bottom positions differ. Changed condition: Change A’s bottom-left pixel from 0 to 1. Expected result: A now has four dark pixels; its row encoding is 101 / 110. Reason: Exactly one light pixel becomes dark; the other five positions remain unchanged."/>
+            <wp:docPr id="9" name="Picture 9" descr="Original case: The totals agree, but middle-top and middle-bottom positions differ. Changed condition: Change A’s bottom-left pixel from 0 to 1. Expected result: A now has four dark pixels; its row encoding is 101 / 110. Reason: Exactly one light pixel becomes dark; the other five positions remain unchanged."/>
             <wp:cNvGraphicFramePr>
               <a:graphicFrameLocks noChangeAspect="1"/>
             </wp:cNvGraphicFramePr>
@@ -7230,7 +6948,7 @@
                     <pic:cNvPicPr/>
                   </pic:nvPicPr>
                   <pic:blipFill>
-                    <a:blip r:embed="rId14"/>
+                    <a:blip r:embed="rId15"/>
                     <a:stretch>
                       <a:fillRect/>
                     </a:stretch>
@@ -7322,7 +7040,6 @@
     <w:p>
       <w:pPr>
         <w:spacing w:line="336" w:lineRule="auto" w:after="180"/>
-        <w:shd w:fill="F5F1FB"/>
       </w:pPr>
       <w:r>
         <w:rPr>
@@ -7333,16 +7050,7 @@
     </w:p>
     <w:p>
       <w:pPr>
-        <w:pStyle w:val="Heading3"/>
-      </w:pPr>
-      <w:r>
-        <w:t>Discuss while showing the picture</w:t>
-      </w:r>
-    </w:p>
-    <w:p>
-      <w:pPr>
         <w:spacing w:line="336" w:lineRule="auto" w:after="180"/>
-        <w:shd w:fill="F1F6F8"/>
       </w:pPr>
       <w:r>
         <w:rPr>
@@ -7354,7 +7062,6 @@
     <w:p>
       <w:pPr>
         <w:spacing w:line="336" w:lineRule="auto" w:after="180"/>
-        <w:shd w:fill="F1F6F8"/>
       </w:pPr>
       <w:r>
         <w:rPr>
@@ -7377,7 +7084,7 @@
     </w:p>
     <w:p>
       <w:pPr>
-        <w:pStyle w:val="Heading3"/>
+        <w:pStyle w:val="Heading2"/>
       </w:pPr>
       <w:r>
         <w:t>05. Connect the explanation to its limit</w:t>
@@ -7388,7 +7095,7 @@
         <w:drawing>
           <wp:inline xmlns:a="http://schemas.openxmlformats.org/drawingml/2006/main" xmlns:pic="http://schemas.openxmlformats.org/drawingml/2006/picture">
             <wp:extent cx="5486400" cy="2834640"/>
-            <wp:docPr id="7" name="Picture 7" descr="A grid preserves where each brightness belongs. Adding the six values preserves only the dark count, which is 3 in both images. The total therefore cannot distinguish these badges. Dimensions and reading order belong to the representation, not to an optional caption. Limit: This toy binary encoding does not include real photographs’ colour channels, compression or illumination effects."/>
+            <wp:docPr id="10" name="Picture 10" descr="A grid preserves where each brightness belongs. Adding the six values preserves only the dark count, which is 3 in both images. The total therefore cannot distinguish these badges. Dimensions and reading order belong to the representation, not to an optional caption. Limit: This toy binary encoding does not include real photographs’ colour channels, compression or illumination effects."/>
             <wp:cNvGraphicFramePr>
               <a:graphicFrameLocks noChangeAspect="1"/>
             </wp:cNvGraphicFramePr>
@@ -7400,7 +7107,7 @@
                     <pic:cNvPicPr/>
                   </pic:nvPicPr>
                   <pic:blipFill>
-                    <a:blip r:embed="rId15"/>
+                    <a:blip r:embed="rId16"/>
                     <a:stretch>
                       <a:fillRect/>
                     </a:stretch>
@@ -7480,7 +7187,6 @@
     <w:p>
       <w:pPr>
         <w:spacing w:line="336" w:lineRule="auto" w:after="180"/>
-        <w:shd w:fill="F5F1FB"/>
       </w:pPr>
       <w:r>
         <w:rPr>
@@ -7491,16 +7197,7 @@
     </w:p>
     <w:p>
       <w:pPr>
-        <w:pStyle w:val="Heading3"/>
-      </w:pPr>
-      <w:r>
-        <w:t>Discuss while showing the picture</w:t>
-      </w:r>
-    </w:p>
-    <w:p>
-      <w:pPr>
         <w:spacing w:line="336" w:lineRule="auto" w:after="180"/>
-        <w:shd w:fill="F1F6F8"/>
       </w:pPr>
       <w:r>
         <w:rPr>
@@ -7512,7 +7209,6 @@
     <w:p>
       <w:pPr>
         <w:spacing w:line="336" w:lineRule="auto" w:after="180"/>
-        <w:shd w:fill="F1F6F8"/>
       </w:pPr>
       <w:r>
         <w:rPr>
@@ -7547,7 +7243,7 @@
     </w:p>
     <w:p>
       <w:pPr>
-        <w:pStyle w:val="Heading3"/>
+        <w:pStyle w:val="Heading2"/>
       </w:pPr>
       <w:r>
         <w:t>06. Make the idea visible in your project</w:t>
@@ -7558,7 +7254,7 @@
         <w:drawing>
           <wp:inline xmlns:a="http://schemas.openxmlformats.org/drawingml/2006/main" xmlns:pic="http://schemas.openxmlformats.org/drawingml/2006/picture">
             <wp:extent cx="5486400" cy="3380232"/>
-            <wp:docPr id="8" name="Picture 8" descr="If the sorter uses images, retain dimensions and arrangement rather than assuming a dark-pixel count describes shape. Draw your input, deciding step, result and limit. Supported question: Find a position where the original badges differ, then read the changed A back as a picture."/>
+            <wp:docPr id="11" name="Picture 11" descr="If the sorter uses images, retain dimensions and arrangement rather than assuming a dark-pixel count describes shape. Draw your input, deciding step, result and limit. Supported question: Find a position where the original badges differ, then read the changed A back as a picture."/>
             <wp:cNvGraphicFramePr>
               <a:graphicFrameLocks noChangeAspect="1"/>
             </wp:cNvGraphicFramePr>
@@ -7570,7 +7266,7 @@
                     <pic:cNvPicPr/>
                   </pic:nvPicPr>
                   <pic:blipFill>
-                    <a:blip r:embed="rId16"/>
+                    <a:blip r:embed="rId17"/>
                     <a:stretch>
                       <a:fillRect/>
                     </a:stretch>
@@ -7638,7 +7334,6 @@
     <w:p>
       <w:pPr>
         <w:spacing w:line="336" w:lineRule="auto" w:after="180"/>
-        <w:shd w:fill="F5F1FB"/>
       </w:pPr>
       <w:r>
         <w:rPr>
@@ -7661,58 +7356,127 @@
     </w:p>
     <w:p>
       <w:pPr>
+        <w:spacing w:line="336" w:lineRule="auto" w:after="180"/>
+      </w:pPr>
+      <w:r>
+        <w:rPr>
+          <w:b w:val="0"/>
+        </w:rPr>
+        <w:t xml:space="preserve">Teacher prompt: Draw your project trace and justify the deciding step using </w:t>
+      </w:r>
+      <w:r>
+        <w:rPr>
+          <w:b/>
+        </w:rPr>
+        <w:t>evidence</w:t>
+      </w:r>
+      <w:r>
+        <w:rPr>
+          <w:b w:val="0"/>
+        </w:rPr>
+        <w:t>. Ask learners to describe one label or arrow in ordinary words. Use the adjacent transcript if the image is difficult to see.</w:t>
+      </w:r>
+    </w:p>
+    <w:p>
+      <w:pPr>
+        <w:spacing w:line="336" w:lineRule="auto" w:after="180"/>
+      </w:pPr>
+      <w:r>
+        <w:rPr>
+          <w:b w:val="0"/>
+        </w:rPr>
+        <w:t xml:space="preserve">Supported practice key: The top-middle </w:t>
+      </w:r>
+      <w:r>
+        <w:rPr>
+          <w:b/>
+        </w:rPr>
+        <w:t>pixel</w:t>
+      </w:r>
+      <w:r>
+        <w:rPr>
+          <w:b w:val="0"/>
+        </w:rPr>
+        <w:t xml:space="preserve"> is 0 in A and 1 in B. Changed A is dark at top-left, top-right, bottom-left and bottom-middle.</w:t>
+      </w:r>
+    </w:p>
+    <w:p>
+      <w:pPr>
+        <w:pStyle w:val="Heading2"/>
+      </w:pPr>
+      <w:r>
+        <w:t>Earlier wording, alternative practice and picture transcripts · reference / check after trying</w:t>
+      </w:r>
+    </w:p>
+    <w:p>
+      <w:pPr>
+        <w:spacing w:line="336" w:lineRule="auto" w:after="180"/>
+      </w:pPr>
+      <w:r>
+        <w:rPr>
+          <w:b w:val="0"/>
+        </w:rPr>
+        <w:t xml:space="preserve">Use one picture at a time. Hide a worked result before asking for a </w:t>
+      </w:r>
+      <w:r>
+        <w:rPr>
+          <w:b/>
+        </w:rPr>
+        <w:t>prediction</w:t>
+      </w:r>
+      <w:r>
+        <w:rPr>
+          <w:b w:val="0"/>
+        </w:rPr>
+        <w:t>, then reveal it for feedback. These are supported teaching cases; retain the separate independent assessment for a fresh first attempt.</w:t>
+      </w:r>
+    </w:p>
+    <w:p>
+      <w:pPr>
         <w:pStyle w:val="Heading3"/>
       </w:pPr>
       <w:r>
-        <w:t>Discuss while showing the picture</w:t>
-      </w:r>
-    </w:p>
-    <w:p>
-      <w:pPr>
-        <w:spacing w:line="336" w:lineRule="auto" w:after="180"/>
-        <w:shd w:fill="F1F6F8"/>
-      </w:pPr>
-      <w:r>
-        <w:rPr>
-          <w:b w:val="0"/>
-        </w:rPr>
-        <w:t xml:space="preserve">Teacher prompt: Draw your project trace and justify the deciding step using </w:t>
-      </w:r>
-      <w:r>
-        <w:rPr>
-          <w:b/>
-        </w:rPr>
-        <w:t>evidence</w:t>
-      </w:r>
-      <w:r>
-        <w:rPr>
-          <w:b w:val="0"/>
-        </w:rPr>
-        <w:t>. Ask learners to describe one label or arrow in ordinary words. Use the adjacent transcript if the image is difficult to see.</w:t>
-      </w:r>
-    </w:p>
-    <w:p>
-      <w:pPr>
-        <w:spacing w:line="336" w:lineRule="auto" w:after="180"/>
-        <w:shd w:fill="F1F6F8"/>
-      </w:pPr>
-      <w:r>
-        <w:rPr>
-          <w:b w:val="0"/>
-        </w:rPr>
-        <w:t xml:space="preserve">Supported practice key: The top-middle </w:t>
-      </w:r>
-      <w:r>
-        <w:rPr>
-          <w:b/>
-        </w:rPr>
-        <w:t>pixel</w:t>
-      </w:r>
-      <w:r>
-        <w:rPr>
-          <w:b w:val="0"/>
-        </w:rPr>
-        <w:t xml:space="preserve"> is 0 in A and 1 in B. Changed A is dark at top-left, top-right, bottom-left and bottom-middle.</w:t>
+        <w:t>01. Pictures Become Numbers: the case</w:t>
+      </w:r>
+    </w:p>
+    <w:p>
+      <w:pPr>
+        <w:pStyle w:val="Heading3"/>
+      </w:pPr>
+      <w:r>
+        <w:t>02. Follow the deciding steps</w:t>
+      </w:r>
+    </w:p>
+    <w:p>
+      <w:pPr>
+        <w:pStyle w:val="Heading3"/>
+      </w:pPr>
+      <w:r>
+        <w:t>03. Pixel positions: two badges, same dark count</w:t>
+      </w:r>
+    </w:p>
+    <w:p>
+      <w:pPr>
+        <w:pStyle w:val="Heading3"/>
+      </w:pPr>
+      <w:r>
+        <w:t>04. Change one thing. Trace what follows.</w:t>
+      </w:r>
+    </w:p>
+    <w:p>
+      <w:pPr>
+        <w:pStyle w:val="Heading3"/>
+      </w:pPr>
+      <w:r>
+        <w:t>05. Connect the explanation to its limit</w:t>
+      </w:r>
+    </w:p>
+    <w:p>
+      <w:pPr>
+        <w:pStyle w:val="Heading3"/>
+      </w:pPr>
+      <w:r>
+        <w:t>06. Make the idea visible in your project</w:t>
       </w:r>
     </w:p>
     <w:sectPr>
